--- a/cv/Ming CV_public.docx
+++ b/cv/Ming CV_public.docx
@@ -359,21 +359,7 @@
               <w:rPr>
                 <w:rFonts w:ascii="Times New Roman" w:hAnsi="Times New Roman"/>
               </w:rPr>
-              <w:t xml:space="preserve">Advisor: </w:t>
-            </w:r>
-            <w:proofErr w:type="spellStart"/>
-            <w:r>
-              <w:rPr>
-                <w:rFonts w:ascii="Times New Roman" w:hAnsi="Times New Roman"/>
-              </w:rPr>
-              <w:t>Rong</w:t>
-            </w:r>
-            <w:proofErr w:type="spellEnd"/>
-            <w:r>
-              <w:rPr>
-                <w:rFonts w:ascii="Times New Roman" w:hAnsi="Times New Roman"/>
-              </w:rPr>
-              <w:t xml:space="preserve"> Jin</w:t>
+              <w:t>Advisor: Rong Jin</w:t>
             </w:r>
             <w:r>
               <w:rPr>
@@ -454,21 +440,7 @@
               <w:rPr>
                 <w:rFonts w:ascii="Times New Roman" w:hAnsi="Times New Roman"/>
               </w:rPr>
-              <w:t xml:space="preserve">Carnegie Mellon University, </w:t>
-            </w:r>
-            <w:proofErr w:type="gramStart"/>
-            <w:r>
-              <w:rPr>
-                <w:rFonts w:ascii="Times New Roman" w:hAnsi="Times New Roman"/>
-              </w:rPr>
-              <w:t>Pittsburgh</w:t>
-            </w:r>
-            <w:proofErr w:type="gramEnd"/>
-            <w:r>
-              <w:rPr>
-                <w:rFonts w:ascii="Times New Roman" w:hAnsi="Times New Roman"/>
-              </w:rPr>
-              <w:t>, PA 15213, United States</w:t>
+              <w:t>Carnegie Mellon University, Pittsburgh, PA 15213, United States</w:t>
             </w:r>
             <w:r>
               <w:rPr>
@@ -717,21 +689,7 @@
               <w:rPr>
                 <w:rFonts w:ascii="Times New Roman" w:hAnsi="Times New Roman" w:hint="eastAsia"/>
               </w:rPr>
-              <w:t xml:space="preserve">Advisor: </w:t>
-            </w:r>
-            <w:proofErr w:type="spellStart"/>
-            <w:r>
-              <w:rPr>
-                <w:rFonts w:ascii="Times New Roman" w:hAnsi="Times New Roman" w:hint="eastAsia"/>
-              </w:rPr>
-              <w:t>Jieping</w:t>
-            </w:r>
-            <w:proofErr w:type="spellEnd"/>
-            <w:r>
-              <w:rPr>
-                <w:rFonts w:ascii="Times New Roman" w:hAnsi="Times New Roman" w:hint="eastAsia"/>
-              </w:rPr>
-              <w:t xml:space="preserve"> Ye.</w:t>
+              <w:t>Advisor: Jieping Ye.</w:t>
             </w:r>
           </w:p>
         </w:tc>
@@ -1019,7 +977,7 @@
           <w:numId w:val="2"/>
         </w:numPr>
         <w:rPr>
-          <w:rFonts w:ascii="Times New Roman" w:hAnsi="Times New Roman" w:hint="eastAsia"/>
+          <w:rFonts w:ascii="Times New Roman" w:hAnsi="Times New Roman"/>
         </w:rPr>
       </w:pPr>
       <w:r>
@@ -1037,7 +995,7 @@
           <w:numId w:val="2"/>
         </w:numPr>
         <w:rPr>
-          <w:rFonts w:ascii="Times New Roman" w:hAnsi="Times New Roman" w:hint="eastAsia"/>
+          <w:rFonts w:ascii="Times New Roman" w:hAnsi="Times New Roman"/>
         </w:rPr>
       </w:pPr>
       <w:r>
@@ -1073,23 +1031,15 @@
           <w:numId w:val="2"/>
         </w:numPr>
         <w:rPr>
-          <w:rFonts w:ascii="Times New Roman" w:hAnsi="Times New Roman" w:hint="eastAsia"/>
-        </w:rPr>
-      </w:pPr>
-      <w:proofErr w:type="spellStart"/>
+          <w:rFonts w:ascii="Times New Roman" w:hAnsi="Times New Roman"/>
+        </w:rPr>
+      </w:pPr>
       <w:r>
         <w:rPr>
           <w:rFonts w:ascii="Times New Roman" w:hAnsi="Times New Roman"/>
         </w:rPr>
         <w:lastRenderedPageBreak/>
-        <w:t>Neurocomputering</w:t>
-      </w:r>
-      <w:proofErr w:type="spellEnd"/>
-      <w:r>
-        <w:rPr>
-          <w:rFonts w:ascii="Times New Roman" w:hAnsi="Times New Roman"/>
-        </w:rPr>
-        <w:t>.</w:t>
+        <w:t>Neurocomputering.</w:t>
       </w:r>
     </w:p>
     <w:p>
@@ -1191,19 +1141,11 @@
           <w:rFonts w:ascii="Times New Roman" w:hAnsi="Times New Roman"/>
         </w:rPr>
       </w:pPr>
-      <w:proofErr w:type="spellStart"/>
-      <w:r>
-        <w:rPr>
-          <w:rFonts w:ascii="Times New Roman" w:hAnsi="Times New Roman"/>
-        </w:rPr>
-        <w:t>Lijun</w:t>
-      </w:r>
-      <w:proofErr w:type="spellEnd"/>
-      <w:r>
-        <w:rPr>
-          <w:rFonts w:ascii="Times New Roman" w:hAnsi="Times New Roman"/>
-        </w:rPr>
-        <w:t xml:space="preserve"> Zhang,</w:t>
+      <w:r>
+        <w:rPr>
+          <w:rFonts w:ascii="Times New Roman" w:hAnsi="Times New Roman"/>
+        </w:rPr>
+        <w:t>Lijun Zhang,</w:t>
       </w:r>
       <w:r>
         <w:rPr>
@@ -1211,19 +1153,11 @@
         </w:rPr>
         <w:t xml:space="preserve"> </w:t>
       </w:r>
-      <w:proofErr w:type="spellStart"/>
-      <w:r>
-        <w:rPr>
-          <w:rFonts w:ascii="Times New Roman" w:hAnsi="Times New Roman"/>
-        </w:rPr>
-        <w:t>Jinfeng</w:t>
-      </w:r>
-      <w:proofErr w:type="spellEnd"/>
-      <w:r>
-        <w:rPr>
-          <w:rFonts w:ascii="Times New Roman" w:hAnsi="Times New Roman"/>
-        </w:rPr>
-        <w:t xml:space="preserve"> Yi,</w:t>
+      <w:r>
+        <w:rPr>
+          <w:rFonts w:ascii="Times New Roman" w:hAnsi="Times New Roman"/>
+        </w:rPr>
+        <w:t>Jinfeng Yi,</w:t>
       </w:r>
       <w:r>
         <w:rPr>
@@ -1235,21 +1169,7 @@
         <w:rPr>
           <w:rFonts w:ascii="Times New Roman" w:hAnsi="Times New Roman"/>
         </w:rPr>
-        <w:t xml:space="preserve">Ming Lin, </w:t>
-      </w:r>
-      <w:proofErr w:type="spellStart"/>
-      <w:r>
-        <w:rPr>
-          <w:rFonts w:ascii="Times New Roman" w:hAnsi="Times New Roman"/>
-        </w:rPr>
-        <w:t>Xiaofei</w:t>
-      </w:r>
-      <w:proofErr w:type="spellEnd"/>
-      <w:r>
-        <w:rPr>
-          <w:rFonts w:ascii="Times New Roman" w:hAnsi="Times New Roman"/>
-        </w:rPr>
-        <w:t xml:space="preserve"> He. Online Kernel Learning with a Near Optimal Sparsity Bound. International Conference on Machine Learning (ICML), 2013.</w:t>
+        <w:t>Ming Lin, Xiaofei He. Online Kernel Learning with a Near Optimal Sparsity Bound. International Conference on Machine Learning (ICML), 2013.</w:t>
       </w:r>
     </w:p>
     <w:p>
@@ -1267,63 +1187,7 @@
         <w:rPr>
           <w:rFonts w:ascii="Times New Roman" w:hAnsi="Times New Roman"/>
         </w:rPr>
-        <w:t xml:space="preserve">Ming Lin, </w:t>
-      </w:r>
-      <w:proofErr w:type="spellStart"/>
-      <w:r>
-        <w:rPr>
-          <w:rFonts w:ascii="Times New Roman" w:hAnsi="Times New Roman"/>
-        </w:rPr>
-        <w:t>Rong</w:t>
-      </w:r>
-      <w:proofErr w:type="spellEnd"/>
-      <w:r>
-        <w:rPr>
-          <w:rFonts w:ascii="Times New Roman" w:hAnsi="Times New Roman"/>
-        </w:rPr>
-        <w:t xml:space="preserve"> Jin, </w:t>
-      </w:r>
-      <w:proofErr w:type="spellStart"/>
-      <w:r>
-        <w:rPr>
-          <w:rFonts w:ascii="Times New Roman" w:hAnsi="Times New Roman"/>
-        </w:rPr>
-        <w:t>Changshui</w:t>
-      </w:r>
-      <w:proofErr w:type="spellEnd"/>
-      <w:r>
-        <w:rPr>
-          <w:rFonts w:ascii="Times New Roman" w:hAnsi="Times New Roman"/>
-        </w:rPr>
-        <w:t xml:space="preserve"> Zhang. Efficient Sparse Recovery via Adaptive Non-Convex </w:t>
-      </w:r>
-      <w:proofErr w:type="spellStart"/>
-      <w:r>
-        <w:rPr>
-          <w:rFonts w:ascii="Times New Roman" w:hAnsi="Times New Roman"/>
-        </w:rPr>
-        <w:t>Regularizers</w:t>
-      </w:r>
-      <w:proofErr w:type="spellEnd"/>
-      <w:r>
-        <w:rPr>
-          <w:rFonts w:ascii="Times New Roman" w:hAnsi="Times New Roman"/>
-        </w:rPr>
-        <w:t xml:space="preserve"> with Oracle Property. Uncertainty in Artificial </w:t>
-      </w:r>
-      <w:proofErr w:type="spellStart"/>
-      <w:r>
-        <w:rPr>
-          <w:rFonts w:ascii="Times New Roman" w:hAnsi="Times New Roman"/>
-        </w:rPr>
-        <w:t>Intelligenre</w:t>
-      </w:r>
-      <w:proofErr w:type="spellEnd"/>
-      <w:r>
-        <w:rPr>
-          <w:rFonts w:ascii="Times New Roman" w:hAnsi="Times New Roman"/>
-        </w:rPr>
-        <w:t xml:space="preserve"> (UAI), 2014.</w:t>
+        <w:t>Ming Lin, Rong Jin, Changshui Zhang. Efficient Sparse Recovery via Adaptive Non-Convex Regularizers with Oracle Property. Uncertainty in Artificial Intelligenre (UAI), 2014.</w:t>
       </w:r>
     </w:p>
     <w:p>
@@ -1341,21 +1205,7 @@
         <w:rPr>
           <w:rFonts w:ascii="Times New Roman" w:hAnsi="Times New Roman"/>
         </w:rPr>
-        <w:t xml:space="preserve">Ming Lin, </w:t>
-      </w:r>
-      <w:proofErr w:type="spellStart"/>
-      <w:r>
-        <w:rPr>
-          <w:rFonts w:ascii="Times New Roman" w:hAnsi="Times New Roman"/>
-        </w:rPr>
-        <w:t>Zhenzhong</w:t>
-      </w:r>
-      <w:proofErr w:type="spellEnd"/>
-      <w:r>
-        <w:rPr>
-          <w:rFonts w:ascii="Times New Roman" w:hAnsi="Times New Roman"/>
-        </w:rPr>
-        <w:t xml:space="preserve"> Lang, Alexander G. Hauptmann. Density Corrected Sparse Recovery when R.I.P. Condition is Broken. International Joint Conference on Artificial Intelligence (IJCAI), 2015.</w:t>
+        <w:t>Ming Lin, Zhenzhong Lang, Alexander G. Hauptmann. Density Corrected Sparse Recovery when R.I.P. Condition is Broken. International Joint Conference on Artificial Intelligence (IJCAI), 2015.</w:t>
       </w:r>
     </w:p>
     <w:p>
@@ -1369,63 +1219,11 @@
           <w:rFonts w:ascii="Times New Roman" w:hAnsi="Times New Roman"/>
         </w:rPr>
       </w:pPr>
-      <w:proofErr w:type="spellStart"/>
-      <w:r>
-        <w:rPr>
-          <w:rFonts w:ascii="Times New Roman" w:hAnsi="Times New Roman"/>
-        </w:rPr>
-        <w:t>Zhenzhong</w:t>
-      </w:r>
-      <w:proofErr w:type="spellEnd"/>
-      <w:r>
-        <w:rPr>
-          <w:rFonts w:ascii="Times New Roman" w:hAnsi="Times New Roman"/>
-        </w:rPr>
-        <w:t xml:space="preserve"> </w:t>
-      </w:r>
-      <w:proofErr w:type="spellStart"/>
-      <w:proofErr w:type="gramStart"/>
-      <w:r>
-        <w:rPr>
-          <w:rFonts w:ascii="Times New Roman" w:hAnsi="Times New Roman"/>
-        </w:rPr>
-        <w:t>Lan</w:t>
-      </w:r>
-      <w:proofErr w:type="spellEnd"/>
-      <w:proofErr w:type="gramEnd"/>
-      <w:r>
-        <w:rPr>
-          <w:rFonts w:ascii="Times New Roman" w:hAnsi="Times New Roman"/>
-        </w:rPr>
-        <w:t xml:space="preserve">, Ming Lin, </w:t>
-      </w:r>
-      <w:proofErr w:type="spellStart"/>
-      <w:r>
-        <w:rPr>
-          <w:rFonts w:ascii="Times New Roman" w:hAnsi="Times New Roman"/>
-        </w:rPr>
-        <w:t>Xuanchong</w:t>
-      </w:r>
-      <w:proofErr w:type="spellEnd"/>
-      <w:r>
-        <w:rPr>
-          <w:rFonts w:ascii="Times New Roman" w:hAnsi="Times New Roman"/>
-        </w:rPr>
-        <w:t xml:space="preserve"> Li, Alexander G. Hauptmann, </w:t>
-      </w:r>
-      <w:proofErr w:type="spellStart"/>
-      <w:r>
-        <w:rPr>
-          <w:rFonts w:ascii="Times New Roman" w:hAnsi="Times New Roman"/>
-        </w:rPr>
-        <w:t>Bhiksha</w:t>
-      </w:r>
-      <w:proofErr w:type="spellEnd"/>
-      <w:r>
-        <w:rPr>
-          <w:rFonts w:ascii="Times New Roman" w:hAnsi="Times New Roman"/>
-        </w:rPr>
-        <w:t xml:space="preserve"> Raj. Beyond Gaussian Pyramid: Multi-skip Feature Stacking for Action Recognition. IEEE Conference on Computer Vision and Pattern Recognition (CVPR), 2015.</w:t>
+      <w:r>
+        <w:rPr>
+          <w:rFonts w:ascii="Times New Roman" w:hAnsi="Times New Roman"/>
+        </w:rPr>
+        <w:t>Zhenzhong Lan, Ming Lin, Xuanchong Li, Alexander G. Hauptmann, Bhiksha Raj. Beyond Gaussian Pyramid: Multi-skip Feature Stacking for Action Recognition. IEEE Conference on Computer Vision and Pattern Recognition (CVPR), 2015.</w:t>
       </w:r>
     </w:p>
     <w:p>
@@ -1443,49 +1241,7 @@
         <w:rPr>
           <w:rFonts w:ascii="Times New Roman" w:hAnsi="Times New Roman"/>
         </w:rPr>
-        <w:t xml:space="preserve">Chuang Gang, Ming Lin, Yi Yang, Alexander G. Hauptmann. Exploring Semantic Inter-Class Relationships (SIR) for Zero-Shot Action </w:t>
-      </w:r>
-      <w:proofErr w:type="spellStart"/>
-      <w:r>
-        <w:rPr>
-          <w:rFonts w:ascii="Times New Roman" w:hAnsi="Times New Roman"/>
-        </w:rPr>
-        <w:t>Recognition.In</w:t>
-      </w:r>
-      <w:proofErr w:type="spellEnd"/>
-      <w:r>
-        <w:rPr>
-          <w:rFonts w:ascii="Times New Roman" w:hAnsi="Times New Roman"/>
-        </w:rPr>
-        <w:t xml:space="preserve"> Proceedings of the </w:t>
-      </w:r>
-      <w:proofErr w:type="spellStart"/>
-      <w:r>
-        <w:rPr>
-          <w:rFonts w:ascii="Times New Roman" w:hAnsi="Times New Roman"/>
-        </w:rPr>
-        <w:t>the</w:t>
-      </w:r>
-      <w:proofErr w:type="spellEnd"/>
-      <w:r>
-        <w:rPr>
-          <w:rFonts w:ascii="Times New Roman" w:hAnsi="Times New Roman"/>
-        </w:rPr>
-        <w:t xml:space="preserve"> 29th </w:t>
-      </w:r>
-      <w:proofErr w:type="spellStart"/>
-      <w:r>
-        <w:rPr>
-          <w:rFonts w:ascii="Times New Roman" w:hAnsi="Times New Roman"/>
-        </w:rPr>
-        <w:t>AAAIConference</w:t>
-      </w:r>
-      <w:proofErr w:type="spellEnd"/>
-      <w:r>
-        <w:rPr>
-          <w:rFonts w:ascii="Times New Roman" w:hAnsi="Times New Roman"/>
-        </w:rPr>
-        <w:t xml:space="preserve"> on Artificial Intelligence (AAAI), 2015.</w:t>
+        <w:t>Chuang Gang, Ming Lin, Yi Yang, Alexander G. Hauptmann. Exploring Semantic Inter-Class Relationships (SIR) for Zero-Shot Action Recognition.In Proceedings of the the 29th AAAIConference on Artificial Intelligence (AAAI), 2015.</w:t>
       </w:r>
     </w:p>
     <w:p>
@@ -1496,29 +1252,59 @@
           <w:numId w:val="4"/>
         </w:numPr>
         <w:rPr>
-          <w:rFonts w:ascii="Times New Roman" w:hAnsi="Times New Roman"/>
-        </w:rPr>
-      </w:pPr>
-      <w:r>
-        <w:rPr>
-          <w:rFonts w:ascii="Times New Roman" w:hAnsi="Times New Roman"/>
-        </w:rPr>
-        <w:t xml:space="preserve">Chuang Gang, Ming Lin, Yi Yang, Gerard de </w:t>
-      </w:r>
-      <w:proofErr w:type="spellStart"/>
-      <w:r>
-        <w:rPr>
-          <w:rFonts w:ascii="Times New Roman" w:hAnsi="Times New Roman"/>
-        </w:rPr>
-        <w:t>Melo</w:t>
-      </w:r>
-      <w:proofErr w:type="spellEnd"/>
-      <w:r>
-        <w:rPr>
-          <w:rFonts w:ascii="Times New Roman" w:hAnsi="Times New Roman"/>
-        </w:rPr>
-        <w:t>, Alexander G. Hauptmann. Concepts Not Alone: Exploring Pairwise Relationships for Zero-Shot Video Activity Recognition.  The Thirtieth AAAI Conference on Artificial Intelligence (AAAI), 2016.</w:t>
-      </w:r>
+          <w:rFonts w:ascii="Times New Roman" w:hAnsi="Times New Roman" w:hint="eastAsia"/>
+        </w:rPr>
+      </w:pPr>
+      <w:r>
+        <w:rPr>
+          <w:rFonts w:ascii="Times New Roman" w:hAnsi="Times New Roman"/>
+        </w:rPr>
+        <w:t>Chuang Gang, Ming Lin, Yi Yang, Gerard de Melo, Alexander G. Hauptmann. Concepts Not Alone: Exploring Pairwise Relationships for Zero-Shot Video Activity Recognition.  The Thirtieth AAAI Conference on Artificial Intelligence (AAAI), 2016.</w:t>
+      </w:r>
+    </w:p>
+    <w:p>
+      <w:pPr>
+        <w:pStyle w:val="a8"/>
+        <w:numPr>
+          <w:ilvl w:val="0"/>
+          <w:numId w:val="4"/>
+        </w:numPr>
+        <w:rPr>
+          <w:rFonts w:ascii="Times New Roman" w:hAnsi="Times New Roman"/>
+        </w:rPr>
+      </w:pPr>
+      <w:r>
+        <w:rPr>
+          <w:rFonts w:ascii="Times New Roman" w:hAnsi="Times New Roman" w:hint="eastAsia"/>
+        </w:rPr>
+        <w:t xml:space="preserve">Ming Lin, Jieping Ye. </w:t>
+      </w:r>
+      <w:r>
+        <w:rPr>
+          <w:rFonts w:ascii="Times New Roman" w:hAnsi="Times New Roman"/>
+        </w:rPr>
+        <w:t>A Non-convex One-Pass Framework for Generalized Factorization Machine and Rank-One Matrix Sensing</w:t>
+      </w:r>
+      <w:r>
+        <w:rPr>
+          <w:rFonts w:ascii="Times New Roman" w:hAnsi="Times New Roman" w:hint="eastAsia"/>
+        </w:rPr>
+        <w:t xml:space="preserve">. </w:t>
+      </w:r>
+      <w:r>
+        <w:rPr>
+          <w:rFonts w:ascii="Times New Roman" w:hAnsi="Times New Roman"/>
+        </w:rPr>
+        <w:t>The Thirtieth Annual Conference on Neural Information Processing Systems (NIPS)</w:t>
+      </w:r>
+      <w:r>
+        <w:rPr>
+          <w:rFonts w:ascii="Times New Roman" w:hAnsi="Times New Roman" w:hint="eastAsia"/>
+        </w:rPr>
+        <w:t>, 2016.</w:t>
+      </w:r>
+      <w:bookmarkStart w:id="0" w:name="_GoBack"/>
+      <w:bookmarkEnd w:id="0"/>
     </w:p>
     <w:p>
       <w:pPr>
@@ -1560,61 +1346,11 @@
           <w:rFonts w:ascii="Times New Roman" w:hAnsi="Times New Roman"/>
         </w:rPr>
       </w:pPr>
-      <w:proofErr w:type="spellStart"/>
-      <w:r>
-        <w:rPr>
-          <w:rFonts w:ascii="Times New Roman" w:hAnsi="Times New Roman"/>
-        </w:rPr>
-        <w:t>Shizhun</w:t>
-      </w:r>
-      <w:proofErr w:type="spellEnd"/>
-      <w:r>
-        <w:rPr>
-          <w:rFonts w:ascii="Times New Roman" w:hAnsi="Times New Roman"/>
-        </w:rPr>
-        <w:t xml:space="preserve"> Yang, Ming Lin, </w:t>
-      </w:r>
-      <w:proofErr w:type="spellStart"/>
-      <w:r>
-        <w:rPr>
-          <w:rFonts w:ascii="Times New Roman" w:hAnsi="Times New Roman"/>
-        </w:rPr>
-        <w:t>Chenping</w:t>
-      </w:r>
-      <w:proofErr w:type="spellEnd"/>
-      <w:r>
-        <w:rPr>
-          <w:rFonts w:ascii="Times New Roman" w:hAnsi="Times New Roman"/>
-        </w:rPr>
-        <w:t xml:space="preserve"> </w:t>
-      </w:r>
-      <w:proofErr w:type="spellStart"/>
-      <w:r>
-        <w:rPr>
-          <w:rFonts w:ascii="Times New Roman" w:hAnsi="Times New Roman"/>
-        </w:rPr>
-        <w:t>Hou</w:t>
-      </w:r>
-      <w:proofErr w:type="spellEnd"/>
-      <w:r>
-        <w:rPr>
-          <w:rFonts w:ascii="Times New Roman" w:hAnsi="Times New Roman"/>
-        </w:rPr>
-        <w:t xml:space="preserve">, </w:t>
-      </w:r>
-      <w:proofErr w:type="spellStart"/>
-      <w:r>
-        <w:rPr>
-          <w:rFonts w:ascii="Times New Roman" w:hAnsi="Times New Roman"/>
-        </w:rPr>
-        <w:t>Changshui</w:t>
-      </w:r>
-      <w:proofErr w:type="spellEnd"/>
-      <w:r>
-        <w:rPr>
-          <w:rFonts w:ascii="Times New Roman" w:hAnsi="Times New Roman"/>
-        </w:rPr>
-        <w:t xml:space="preserve"> Zhang, Yi Wu. A General Framework for Transfer Sparse Subspace Learning. Neural Computing and Applications. Volume 21, Number 7, Pages 1801-1817, August 2012.</w:t>
+      <w:r>
+        <w:rPr>
+          <w:rFonts w:ascii="Times New Roman" w:hAnsi="Times New Roman"/>
+        </w:rPr>
+        <w:t>Shizhun Yang, Ming Lin, Chenping Hou, Changshui Zhang, Yi Wu. A General Framework for Transfer Sparse Subspace Learning. Neural Computing and Applications. Volume 21, Number 7, Pages 1801-1817, August 2012.</w:t>
       </w:r>
     </w:p>
     <w:p>
@@ -1632,49 +1368,7 @@
         <w:rPr>
           <w:rFonts w:ascii="Times New Roman" w:hAnsi="Times New Roman"/>
         </w:rPr>
-        <w:t xml:space="preserve">Ming Lin, </w:t>
-      </w:r>
-      <w:proofErr w:type="spellStart"/>
-      <w:r>
-        <w:rPr>
-          <w:rFonts w:ascii="Times New Roman" w:hAnsi="Times New Roman"/>
-        </w:rPr>
-        <w:t>Shifeng</w:t>
-      </w:r>
-      <w:proofErr w:type="spellEnd"/>
-      <w:r>
-        <w:rPr>
-          <w:rFonts w:ascii="Times New Roman" w:hAnsi="Times New Roman"/>
-        </w:rPr>
-        <w:t xml:space="preserve"> </w:t>
-      </w:r>
-      <w:proofErr w:type="spellStart"/>
-      <w:r>
-        <w:rPr>
-          <w:rFonts w:ascii="Times New Roman" w:hAnsi="Times New Roman"/>
-        </w:rPr>
-        <w:t>Weng</w:t>
-      </w:r>
-      <w:proofErr w:type="spellEnd"/>
-      <w:r>
-        <w:rPr>
-          <w:rFonts w:ascii="Times New Roman" w:hAnsi="Times New Roman"/>
-        </w:rPr>
-        <w:t xml:space="preserve">, </w:t>
-      </w:r>
-      <w:proofErr w:type="spellStart"/>
-      <w:r>
-        <w:rPr>
-          <w:rFonts w:ascii="Times New Roman" w:hAnsi="Times New Roman"/>
-        </w:rPr>
-        <w:t>Changshui</w:t>
-      </w:r>
-      <w:proofErr w:type="spellEnd"/>
-      <w:r>
-        <w:rPr>
-          <w:rFonts w:ascii="Times New Roman" w:hAnsi="Times New Roman"/>
-        </w:rPr>
-        <w:t xml:space="preserve"> Zhang. On the Sample Complexity of Random Fourier Features for Online Learning. ACM Transactions on Knowledge Discovery from Data (TKDD), Volume 8 Issue 3, Pages 13:1--13:19, June 2014.</w:t>
+        <w:t>Ming Lin, Shifeng Weng, Changshui Zhang. On the Sample Complexity of Random Fourier Features for Online Learning. ACM Transactions on Knowledge Discovery from Data (TKDD), Volume 8 Issue 3, Pages 13:1--13:19, June 2014.</w:t>
       </w:r>
     </w:p>
     <w:p>
@@ -1692,49 +1386,7 @@
         <w:rPr>
           <w:rFonts w:ascii="Times New Roman" w:hAnsi="Times New Roman"/>
         </w:rPr>
-        <w:t xml:space="preserve">Ming Lin, </w:t>
-      </w:r>
-      <w:proofErr w:type="spellStart"/>
-      <w:r>
-        <w:rPr>
-          <w:rFonts w:ascii="Times New Roman" w:hAnsi="Times New Roman"/>
-        </w:rPr>
-        <w:t>Fei</w:t>
-      </w:r>
-      <w:proofErr w:type="spellEnd"/>
-      <w:r>
-        <w:rPr>
-          <w:rFonts w:ascii="Times New Roman" w:hAnsi="Times New Roman"/>
-        </w:rPr>
-        <w:t xml:space="preserve"> Wang, </w:t>
-      </w:r>
-      <w:proofErr w:type="spellStart"/>
-      <w:r>
-        <w:rPr>
-          <w:rFonts w:ascii="Times New Roman" w:hAnsi="Times New Roman"/>
-        </w:rPr>
-        <w:t>Changshui</w:t>
-      </w:r>
-      <w:proofErr w:type="spellEnd"/>
-      <w:r>
-        <w:rPr>
-          <w:rFonts w:ascii="Times New Roman" w:hAnsi="Times New Roman"/>
-        </w:rPr>
-        <w:t xml:space="preserve"> Zhang.  Large-Scale Eigenvector Approximation via Hilbert Space Embedding Nystrom.  Pattern Recognition (PR), 48(5), </w:t>
-      </w:r>
-      <w:proofErr w:type="spellStart"/>
-      <w:r>
-        <w:rPr>
-          <w:rFonts w:ascii="Times New Roman" w:hAnsi="Times New Roman"/>
-        </w:rPr>
-        <w:t>pp</w:t>
-      </w:r>
-      <w:proofErr w:type="spellEnd"/>
-      <w:r>
-        <w:rPr>
-          <w:rFonts w:ascii="Times New Roman" w:hAnsi="Times New Roman"/>
-        </w:rPr>
-        <w:t xml:space="preserve"> 1904-1912, 2015. </w:t>
+        <w:t xml:space="preserve">Ming Lin, Fei Wang, Changshui Zhang.  Large-Scale Eigenvector Approximation via Hilbert Space Embedding Nystrom.  Pattern Recognition (PR), 48(5), pp 1904-1912, 2015. </w:t>
       </w:r>
     </w:p>
     <w:p>
@@ -1748,89 +1400,11 @@
           <w:rFonts w:ascii="Times New Roman" w:hAnsi="Times New Roman"/>
         </w:rPr>
       </w:pPr>
-      <w:proofErr w:type="spellStart"/>
-      <w:r>
-        <w:rPr>
-          <w:rFonts w:ascii="Times New Roman" w:hAnsi="Times New Roman"/>
-        </w:rPr>
-        <w:t>Zheng</w:t>
-      </w:r>
-      <w:proofErr w:type="spellEnd"/>
-      <w:r>
-        <w:rPr>
-          <w:rFonts w:ascii="Times New Roman" w:hAnsi="Times New Roman"/>
-        </w:rPr>
-        <w:t xml:space="preserve"> Pan, Ming Lin, Guangdong </w:t>
-      </w:r>
-      <w:proofErr w:type="spellStart"/>
-      <w:r>
-        <w:rPr>
-          <w:rFonts w:ascii="Times New Roman" w:hAnsi="Times New Roman"/>
-        </w:rPr>
-        <w:t>Hou</w:t>
-      </w:r>
-      <w:proofErr w:type="spellEnd"/>
-      <w:r>
-        <w:rPr>
-          <w:rFonts w:ascii="Times New Roman" w:hAnsi="Times New Roman"/>
-        </w:rPr>
-        <w:t xml:space="preserve">, </w:t>
-      </w:r>
-      <w:proofErr w:type="spellStart"/>
-      <w:r>
-        <w:rPr>
-          <w:rFonts w:ascii="Times New Roman" w:hAnsi="Times New Roman"/>
-        </w:rPr>
-        <w:t>Changshui</w:t>
-      </w:r>
-      <w:proofErr w:type="spellEnd"/>
-      <w:r>
-        <w:rPr>
-          <w:rFonts w:ascii="Times New Roman" w:hAnsi="Times New Roman"/>
-        </w:rPr>
-        <w:t xml:space="preserve"> Zhang. Damping proximal coordinate descent algorithm for non-convex regularization. </w:t>
-      </w:r>
-      <w:proofErr w:type="spellStart"/>
-      <w:r>
-        <w:rPr>
-          <w:rFonts w:ascii="Times New Roman" w:hAnsi="Times New Roman"/>
-        </w:rPr>
-        <w:t>Neurocomputing</w:t>
-      </w:r>
-      <w:proofErr w:type="spellEnd"/>
-      <w:r>
-        <w:rPr>
-          <w:rFonts w:ascii="Times New Roman" w:hAnsi="Times New Roman"/>
-        </w:rPr>
-        <w:t xml:space="preserve">, </w:t>
-      </w:r>
-      <w:proofErr w:type="spellStart"/>
-      <w:r>
-        <w:rPr>
-          <w:rFonts w:ascii="Times New Roman" w:hAnsi="Times New Roman"/>
-        </w:rPr>
-        <w:t>vol</w:t>
-      </w:r>
-      <w:proofErr w:type="spellEnd"/>
-      <w:r>
-        <w:rPr>
-          <w:rFonts w:ascii="Times New Roman" w:hAnsi="Times New Roman"/>
-        </w:rPr>
-        <w:t xml:space="preserve"> 152 </w:t>
-      </w:r>
-      <w:proofErr w:type="spellStart"/>
-      <w:r>
-        <w:rPr>
-          <w:rFonts w:ascii="Times New Roman" w:hAnsi="Times New Roman"/>
-        </w:rPr>
-        <w:t>pp</w:t>
-      </w:r>
-      <w:proofErr w:type="spellEnd"/>
-      <w:r>
-        <w:rPr>
-          <w:rFonts w:ascii="Times New Roman" w:hAnsi="Times New Roman"/>
-        </w:rPr>
-        <w:t xml:space="preserve"> 151-163, 2015. </w:t>
+      <w:r>
+        <w:rPr>
+          <w:rFonts w:ascii="Times New Roman" w:hAnsi="Times New Roman"/>
+        </w:rPr>
+        <w:t xml:space="preserve">Zheng Pan, Ming Lin, Guangdong Hou, Changshui Zhang. Damping proximal coordinate descent algorithm for non-convex regularization. Neurocomputing, vol 152 pp 151-163, 2015. </w:t>
       </w:r>
     </w:p>
     <w:p>
@@ -1848,6 +1422,7 @@
         <w:rPr>
           <w:rFonts w:ascii="Times New Roman" w:hAnsi="Times New Roman"/>
         </w:rPr>
+        <w:lastRenderedPageBreak/>
         <w:t>Zhen Hu, Ming Lin, Changshui Zhang. Dependent Online Kernel Learning with Constant Number of Random Fourier Features. IEEE Transactions on Neural Networks and Learning Systems (TNNLS), 2015.</w:t>
       </w:r>
     </w:p>
@@ -1866,95 +1441,8 @@
         <w:rPr>
           <w:rFonts w:ascii="Times New Roman" w:hAnsi="Times New Roman"/>
         </w:rPr>
-        <w:lastRenderedPageBreak/>
-        <w:t xml:space="preserve">Ming Lin, </w:t>
-      </w:r>
-      <w:proofErr w:type="spellStart"/>
-      <w:r>
-        <w:rPr>
-          <w:rFonts w:ascii="Times New Roman" w:hAnsi="Times New Roman"/>
-        </w:rPr>
-        <w:t>Lijun</w:t>
-      </w:r>
-      <w:proofErr w:type="spellEnd"/>
-      <w:r>
-        <w:rPr>
-          <w:rFonts w:ascii="Times New Roman" w:hAnsi="Times New Roman"/>
-        </w:rPr>
-        <w:t xml:space="preserve"> Zhang, </w:t>
-      </w:r>
-      <w:proofErr w:type="spellStart"/>
-      <w:r>
-        <w:rPr>
-          <w:rFonts w:ascii="Times New Roman" w:hAnsi="Times New Roman"/>
-        </w:rPr>
-        <w:t>Rong</w:t>
-      </w:r>
-      <w:proofErr w:type="spellEnd"/>
-      <w:r>
-        <w:rPr>
-          <w:rFonts w:ascii="Times New Roman" w:hAnsi="Times New Roman"/>
-        </w:rPr>
-        <w:t xml:space="preserve"> Jin, </w:t>
-      </w:r>
-      <w:proofErr w:type="spellStart"/>
-      <w:r>
-        <w:rPr>
-          <w:rFonts w:ascii="Times New Roman" w:hAnsi="Times New Roman"/>
-        </w:rPr>
-        <w:t>Shifeng</w:t>
-      </w:r>
-      <w:proofErr w:type="spellEnd"/>
-      <w:r>
-        <w:rPr>
-          <w:rFonts w:ascii="Times New Roman" w:hAnsi="Times New Roman"/>
-        </w:rPr>
-        <w:t xml:space="preserve"> </w:t>
-      </w:r>
-      <w:proofErr w:type="spellStart"/>
-      <w:r>
-        <w:rPr>
-          <w:rFonts w:ascii="Times New Roman" w:hAnsi="Times New Roman"/>
-        </w:rPr>
-        <w:t>Weng</w:t>
-      </w:r>
-      <w:proofErr w:type="spellEnd"/>
-      <w:r>
-        <w:rPr>
-          <w:rFonts w:ascii="Times New Roman" w:hAnsi="Times New Roman"/>
-        </w:rPr>
-        <w:t xml:space="preserve">, </w:t>
-      </w:r>
-      <w:proofErr w:type="spellStart"/>
-      <w:r>
-        <w:rPr>
-          <w:rFonts w:ascii="Times New Roman" w:hAnsi="Times New Roman"/>
-        </w:rPr>
-        <w:t>Changshui</w:t>
-      </w:r>
-      <w:proofErr w:type="spellEnd"/>
-      <w:r>
-        <w:rPr>
-          <w:rFonts w:ascii="Times New Roman" w:hAnsi="Times New Roman"/>
-        </w:rPr>
-        <w:t xml:space="preserve"> Zhang.  Online Kernel Learning with Nearly Constant Support Vectors. </w:t>
-      </w:r>
-      <w:proofErr w:type="spellStart"/>
-      <w:r>
-        <w:rPr>
-          <w:rFonts w:ascii="Times New Roman" w:hAnsi="Times New Roman"/>
-        </w:rPr>
-        <w:t>Neurocomputing</w:t>
-      </w:r>
-      <w:proofErr w:type="spellEnd"/>
-      <w:r>
-        <w:rPr>
-          <w:rFonts w:ascii="Times New Roman" w:hAnsi="Times New Roman"/>
-        </w:rPr>
-        <w:t>. Volume 179, Pages 26-36, 2016.</w:t>
-      </w:r>
-      <w:bookmarkStart w:id="0" w:name="_GoBack"/>
-      <w:bookmarkEnd w:id="0"/>
+        <w:t>Ming Lin, Lijun Zhang, Rong Jin, Shifeng Weng, Changshui Zhang.  Online Kernel Learning with Nearly Constant Support Vectors. Neurocomputing. Volume 179, Pages 26-36, 2016.</w:t>
+      </w:r>
     </w:p>
     <w:sectPr>
       <w:pgSz w:w="12240" w:h="15840"/>
@@ -4592,7 +4080,7 @@
 </file>
 
 <file path=customXml/itemProps1.xml><?xml version="1.0" encoding="utf-8"?>
-<ds:datastoreItem xmlns:ds="http://schemas.openxmlformats.org/officeDocument/2006/customXml" ds:itemID="{51418D5A-DAA1-4C06-8A3F-5591336CF66E}">
+<ds:datastoreItem xmlns:ds="http://schemas.openxmlformats.org/officeDocument/2006/customXml" ds:itemID="{67E70DAE-FD00-413A-B688-BF455BA56AAC}">
   <ds:schemaRefs>
     <ds:schemaRef ds:uri="http://schemas.openxmlformats.org/officeDocument/2006/bibliography"/>
   </ds:schemaRefs>

--- a/cv/Ming CV_public.docx
+++ b/cv/Ming CV_public.docx
@@ -1,6 +1,6 @@
 
 <file path=word/document.xml><?xml version="1.0" encoding="utf-8"?>
-<w:document xmlns:wpc="http://schemas.microsoft.com/office/word/2010/wordprocessingCanvas" xmlns:mc="http://schemas.openxmlformats.org/markup-compatibility/2006" xmlns:o="urn:schemas-microsoft-com:office:office" xmlns:r="http://schemas.openxmlformats.org/officeDocument/2006/relationships" xmlns:m="http://schemas.openxmlformats.org/officeDocument/2006/math" xmlns:v="urn:schemas-microsoft-com:vml" xmlns:wp14="http://schemas.microsoft.com/office/word/2010/wordprocessingDrawing" xmlns:wp="http://schemas.openxmlformats.org/drawingml/2006/wordprocessingDrawing" xmlns:w10="urn:schemas-microsoft-com:office:word" xmlns:w="http://schemas.openxmlformats.org/wordprocessingml/2006/main" xmlns:w14="http://schemas.microsoft.com/office/word/2010/wordml" xmlns:wpg="http://schemas.microsoft.com/office/word/2010/wordprocessingGroup" xmlns:wpi="http://schemas.microsoft.com/office/word/2010/wordprocessingInk" xmlns:wne="http://schemas.microsoft.com/office/word/2006/wordml" xmlns:wps="http://schemas.microsoft.com/office/word/2010/wordprocessingShape" mc:Ignorable="w14 wp14">
+<w:document xmlns:wpc="http://schemas.microsoft.com/office/word/2010/wordprocessingCanvas" xmlns:cx="http://schemas.microsoft.com/office/drawing/2014/chartex" xmlns:cx1="http://schemas.microsoft.com/office/drawing/2015/9/8/chartex" xmlns:cx2="http://schemas.microsoft.com/office/drawing/2015/10/21/chartex" xmlns:cx3="http://schemas.microsoft.com/office/drawing/2016/5/9/chartex" xmlns:cx4="http://schemas.microsoft.com/office/drawing/2016/5/10/chartex" xmlns:cx5="http://schemas.microsoft.com/office/drawing/2016/5/11/chartex" xmlns:mc="http://schemas.openxmlformats.org/markup-compatibility/2006" xmlns:o="urn:schemas-microsoft-com:office:office" xmlns:r="http://schemas.openxmlformats.org/officeDocument/2006/relationships" xmlns:m="http://schemas.openxmlformats.org/officeDocument/2006/math" xmlns:v="urn:schemas-microsoft-com:vml" xmlns:wp14="http://schemas.microsoft.com/office/word/2010/wordprocessingDrawing" xmlns:wp="http://schemas.openxmlformats.org/drawingml/2006/wordprocessingDrawing" xmlns:w10="urn:schemas-microsoft-com:office:word" xmlns:w="http://schemas.openxmlformats.org/wordprocessingml/2006/main" xmlns:w14="http://schemas.microsoft.com/office/word/2010/wordml" xmlns:w15="http://schemas.microsoft.com/office/word/2012/wordml" xmlns:w16se="http://schemas.microsoft.com/office/word/2015/wordml/symex" xmlns:wpg="http://schemas.microsoft.com/office/word/2010/wordprocessingGroup" xmlns:wpi="http://schemas.microsoft.com/office/word/2010/wordprocessingInk" xmlns:wne="http://schemas.microsoft.com/office/word/2006/wordml" xmlns:wps="http://schemas.microsoft.com/office/word/2010/wordprocessingShape" mc:Ignorable="w14 w15 w16se wp14">
   <w:body>
     <w:p>
       <w:pPr>
@@ -57,10 +57,10 @@
           <w:rFonts w:ascii="Times New Roman" w:hAnsi="Times New Roman"/>
         </w:rPr>
       </w:pPr>
-      <w:hyperlink r:id="rId9" w:history="1">
+      <w:hyperlink r:id="rId8" w:history="1">
         <w:r>
           <w:rPr>
-            <w:rStyle w:val="af1"/>
+            <w:rStyle w:val="Hyperlink"/>
             <w:rFonts w:ascii="Times New Roman" w:hAnsi="Times New Roman" w:hint="eastAsia"/>
           </w:rPr>
           <w:t>linmin@umich.edu</w:t>
@@ -105,7 +105,7 @@
     </w:p>
     <w:tbl>
       <w:tblPr>
-        <w:tblStyle w:val="af2"/>
+        <w:tblStyle w:val="TableGrid"/>
         <w:tblW w:w="0" w:type="auto"/>
         <w:tblBorders>
           <w:top w:val="none" w:sz="0" w:space="0" w:color="auto"/>
@@ -736,7 +736,7 @@
     </w:p>
     <w:p>
       <w:pPr>
-        <w:pStyle w:val="a8"/>
+        <w:pStyle w:val="ListParagraph"/>
         <w:numPr>
           <w:ilvl w:val="0"/>
           <w:numId w:val="1"/>
@@ -796,7 +796,7 @@
     </w:p>
     <w:p>
       <w:pPr>
-        <w:pStyle w:val="a8"/>
+        <w:pStyle w:val="ListParagraph"/>
         <w:numPr>
           <w:ilvl w:val="0"/>
           <w:numId w:val="1"/>
@@ -832,7 +832,7 @@
     </w:p>
     <w:p>
       <w:pPr>
-        <w:pStyle w:val="a8"/>
+        <w:pStyle w:val="ListParagraph"/>
         <w:numPr>
           <w:ilvl w:val="0"/>
           <w:numId w:val="1"/>
@@ -911,7 +911,7 @@
     </w:p>
     <w:p>
       <w:pPr>
-        <w:pStyle w:val="a8"/>
+        <w:pStyle w:val="ListParagraph"/>
         <w:numPr>
           <w:ilvl w:val="0"/>
           <w:numId w:val="2"/>
@@ -948,12 +948,24 @@
         <w:rPr>
           <w:rFonts w:ascii="Times New Roman" w:hAnsi="Times New Roman" w:hint="eastAsia"/>
         </w:rPr>
-        <w:t>2016.</w:t>
-      </w:r>
-    </w:p>
-    <w:p>
-      <w:pPr>
-        <w:pStyle w:val="a8"/>
+        <w:t>2016</w:t>
+      </w:r>
+      <w:r>
+        <w:rPr>
+          <w:rFonts w:ascii="Times New Roman" w:hAnsi="Times New Roman"/>
+        </w:rPr>
+        <w:t>, 2017</w:t>
+      </w:r>
+      <w:r>
+        <w:rPr>
+          <w:rFonts w:ascii="Times New Roman" w:hAnsi="Times New Roman" w:hint="eastAsia"/>
+        </w:rPr>
+        <w:t>.</w:t>
+      </w:r>
+    </w:p>
+    <w:p>
+      <w:pPr>
+        <w:pStyle w:val="ListParagraph"/>
         <w:numPr>
           <w:ilvl w:val="0"/>
           <w:numId w:val="2"/>
@@ -964,6 +976,24 @@
       </w:pPr>
       <w:r>
         <w:rPr>
+          <w:rFonts w:ascii="Times New Roman" w:hAnsi="Times New Roman"/>
+        </w:rPr>
+        <w:t>Senior Program Committee of IJCAI 2017.</w:t>
+      </w:r>
+    </w:p>
+    <w:p>
+      <w:pPr>
+        <w:pStyle w:val="ListParagraph"/>
+        <w:numPr>
+          <w:ilvl w:val="0"/>
+          <w:numId w:val="2"/>
+        </w:numPr>
+        <w:rPr>
+          <w:rFonts w:ascii="Times New Roman" w:hAnsi="Times New Roman"/>
+        </w:rPr>
+      </w:pPr>
+      <w:r>
+        <w:rPr>
           <w:rFonts w:ascii="Times New Roman" w:hAnsi="Times New Roman" w:hint="eastAsia"/>
         </w:rPr>
         <w:t xml:space="preserve">Reviewer of Journals: </w:t>
@@ -971,7 +1001,7 @@
     </w:p>
     <w:p>
       <w:pPr>
-        <w:pStyle w:val="a8"/>
+        <w:pStyle w:val="ListParagraph"/>
         <w:numPr>
           <w:ilvl w:val="1"/>
           <w:numId w:val="2"/>
@@ -989,7 +1019,7 @@
     </w:p>
     <w:p>
       <w:pPr>
-        <w:pStyle w:val="a8"/>
+        <w:pStyle w:val="ListParagraph"/>
         <w:numPr>
           <w:ilvl w:val="1"/>
           <w:numId w:val="2"/>
@@ -1002,12 +1032,13 @@
         <w:rPr>
           <w:rFonts w:ascii="Times New Roman" w:hAnsi="Times New Roman"/>
         </w:rPr>
+        <w:lastRenderedPageBreak/>
         <w:t>ACM Transactions on Knowledge Discovery from Data.</w:t>
       </w:r>
     </w:p>
     <w:p>
       <w:pPr>
-        <w:pStyle w:val="a8"/>
+        <w:pStyle w:val="ListParagraph"/>
         <w:numPr>
           <w:ilvl w:val="1"/>
           <w:numId w:val="2"/>
@@ -1025,7 +1056,7 @@
     </w:p>
     <w:p>
       <w:pPr>
-        <w:pStyle w:val="a8"/>
+        <w:pStyle w:val="ListParagraph"/>
         <w:numPr>
           <w:ilvl w:val="1"/>
           <w:numId w:val="2"/>
@@ -1038,13 +1069,12 @@
         <w:rPr>
           <w:rFonts w:ascii="Times New Roman" w:hAnsi="Times New Roman"/>
         </w:rPr>
-        <w:lastRenderedPageBreak/>
         <w:t>Neurocomputering.</w:t>
       </w:r>
     </w:p>
     <w:p>
       <w:pPr>
-        <w:pStyle w:val="a8"/>
+        <w:pStyle w:val="ListParagraph"/>
         <w:numPr>
           <w:ilvl w:val="1"/>
           <w:numId w:val="2"/>
@@ -1062,6 +1092,24 @@
     </w:p>
     <w:p>
       <w:pPr>
+        <w:pStyle w:val="ListParagraph"/>
+        <w:numPr>
+          <w:ilvl w:val="1"/>
+          <w:numId w:val="2"/>
+        </w:numPr>
+        <w:rPr>
+          <w:rFonts w:ascii="Times New Roman" w:hAnsi="Times New Roman"/>
+        </w:rPr>
+      </w:pPr>
+      <w:r>
+        <w:rPr>
+          <w:rFonts w:ascii="Times New Roman" w:hAnsi="Times New Roman"/>
+        </w:rPr>
+        <w:t>Data Mining and Knowledge Discovery</w:t>
+      </w:r>
+    </w:p>
+    <w:p>
+      <w:pPr>
         <w:rPr>
           <w:rFonts w:ascii="Times New Roman" w:hAnsi="Times New Roman"/>
           <w:b/>
@@ -1132,7 +1180,7 @@
     </w:p>
     <w:p>
       <w:pPr>
-        <w:pStyle w:val="a8"/>
+        <w:pStyle w:val="ListParagraph"/>
         <w:numPr>
           <w:ilvl w:val="0"/>
           <w:numId w:val="4"/>
@@ -1169,12 +1217,36 @@
         <w:rPr>
           <w:rFonts w:ascii="Times New Roman" w:hAnsi="Times New Roman"/>
         </w:rPr>
-        <w:t>Ming Lin, Xiaofei He. Online Kernel Learning with a Near Optimal Sparsity Bound. International Conference on Machine Learning (ICML), 2013.</w:t>
-      </w:r>
-    </w:p>
-    <w:p>
-      <w:pPr>
-        <w:pStyle w:val="a8"/>
+        <w:t xml:space="preserve">Ming Lin, Xiaofei He. Online Kernel Learning with a Near Optimal Sparsity Bound. </w:t>
+      </w:r>
+      <w:r>
+        <w:rPr>
+          <w:rFonts w:ascii="Times New Roman" w:hAnsi="Times New Roman"/>
+        </w:rPr>
+        <w:t xml:space="preserve">In Proceedings of the 30th International Conference on Machine Learning (ICML), </w:t>
+      </w:r>
+      <w:r>
+        <w:rPr>
+          <w:rFonts w:ascii="Times New Roman" w:hAnsi="Times New Roman"/>
+        </w:rPr>
+        <w:t>P</w:t>
+      </w:r>
+      <w:r>
+        <w:rPr>
+          <w:rFonts w:ascii="Times New Roman" w:hAnsi="Times New Roman"/>
+        </w:rPr>
+        <w:t>ages 621 – 629, 2013</w:t>
+      </w:r>
+      <w:r>
+        <w:rPr>
+          <w:rFonts w:ascii="Times New Roman" w:hAnsi="Times New Roman"/>
+        </w:rPr>
+        <w:t>.</w:t>
+      </w:r>
+    </w:p>
+    <w:p>
+      <w:pPr>
+        <w:pStyle w:val="ListParagraph"/>
         <w:numPr>
           <w:ilvl w:val="0"/>
           <w:numId w:val="4"/>
@@ -1187,12 +1259,24 @@
         <w:rPr>
           <w:rFonts w:ascii="Times New Roman" w:hAnsi="Times New Roman"/>
         </w:rPr>
-        <w:t>Ming Lin, Rong Jin, Changshui Zhang. Efficient Sparse Recovery via Adaptive Non-Convex Regularizers with Oracle Property. Uncertainty in Artificial Intelligenre (UAI), 2014.</w:t>
-      </w:r>
-    </w:p>
-    <w:p>
-      <w:pPr>
-        <w:pStyle w:val="a8"/>
+        <w:t xml:space="preserve">Ming Lin, Rong Jin, Changshui Zhang. Efficient Sparse Recovery via Adaptive Non-Convex Regularizers with Oracle Property. </w:t>
+      </w:r>
+      <w:r>
+        <w:rPr>
+          <w:rFonts w:ascii="Times New Roman" w:hAnsi="Times New Roman"/>
+        </w:rPr>
+        <w:t>In Proceedings of the 30th Conference on Uncertainty in Artificial Intelligenre (UAI), Pages 505-514, 2014</w:t>
+      </w:r>
+      <w:r>
+        <w:rPr>
+          <w:rFonts w:ascii="Times New Roman" w:hAnsi="Times New Roman"/>
+        </w:rPr>
+        <w:t>.</w:t>
+      </w:r>
+    </w:p>
+    <w:p>
+      <w:pPr>
+        <w:pStyle w:val="ListParagraph"/>
         <w:numPr>
           <w:ilvl w:val="0"/>
           <w:numId w:val="4"/>
@@ -1205,12 +1289,48 @@
         <w:rPr>
           <w:rFonts w:ascii="Times New Roman" w:hAnsi="Times New Roman"/>
         </w:rPr>
-        <w:t>Ming Lin, Zhenzhong Lang, Alexander G. Hauptmann. Density Corrected Sparse Recovery when R.I.P. Condition is Broken. International Joint Conference on Artificial Intelligence (IJCAI), 2015.</w:t>
-      </w:r>
-    </w:p>
-    <w:p>
-      <w:pPr>
-        <w:pStyle w:val="a8"/>
+        <w:t>Shoou-I Yu, Lu Jiang, Zexi Mao, Xiaojun Chang, Xingzhong Du, Chuang Gan, Zhenzhong Lan, Zhongwen Xu, Xuanchong Li, Yang Cai, Anurag Kumar, Yajie Miao, Lara Martin, Nikolas Wolfe, Shicheng Xu, Huan Li, Ming Lin, Zhigang Ma, Yi Yang, Deyu Meng, Shiguang Shan, Pinar Duygulu Sahin, Susanne Burger, Florian Metze, Rita Singh, Bhiksha Raj, Teruko Mitamura, Richard Stern, Alexander Hauptmann</w:t>
+      </w:r>
+      <w:r>
+        <w:rPr>
+          <w:rFonts w:ascii="Times New Roman" w:hAnsi="Times New Roman"/>
+        </w:rPr>
+        <w:t xml:space="preserve">. </w:t>
+      </w:r>
+      <w:r>
+        <w:rPr>
+          <w:rFonts w:ascii="Times New Roman" w:hAnsi="Times New Roman"/>
+        </w:rPr>
+        <w:t>Informedia@ TRECVID 2014 MED and MER</w:t>
+      </w:r>
+      <w:r>
+        <w:rPr>
+          <w:rFonts w:ascii="Times New Roman" w:hAnsi="Times New Roman"/>
+        </w:rPr>
+        <w:t xml:space="preserve">. </w:t>
+      </w:r>
+      <w:r>
+        <w:rPr>
+          <w:rFonts w:ascii="Times New Roman" w:hAnsi="Times New Roman"/>
+        </w:rPr>
+        <w:t>NIST TRECVID Video Retrieval Evaluation Workshop</w:t>
+      </w:r>
+      <w:r>
+        <w:rPr>
+          <w:rFonts w:ascii="Times New Roman" w:hAnsi="Times New Roman"/>
+        </w:rPr>
+        <w:t>,</w:t>
+      </w:r>
+      <w:r>
+        <w:rPr>
+          <w:rFonts w:ascii="Times New Roman" w:hAnsi="Times New Roman"/>
+        </w:rPr>
+        <w:t xml:space="preserve"> 2014.</w:t>
+      </w:r>
+    </w:p>
+    <w:p>
+      <w:pPr>
+        <w:pStyle w:val="ListParagraph"/>
         <w:numPr>
           <w:ilvl w:val="0"/>
           <w:numId w:val="4"/>
@@ -1223,12 +1343,18 @@
         <w:rPr>
           <w:rFonts w:ascii="Times New Roman" w:hAnsi="Times New Roman"/>
         </w:rPr>
-        <w:t>Zhenzhong Lan, Ming Lin, Xuanchong Li, Alexander G. Hauptmann, Bhiksha Raj. Beyond Gaussian Pyramid: Multi-skip Feature Stacking for Action Recognition. IEEE Conference on Computer Vision and Pattern Recognition (CVPR), 2015.</w:t>
-      </w:r>
-    </w:p>
-    <w:p>
-      <w:pPr>
-        <w:pStyle w:val="a8"/>
+        <w:t xml:space="preserve">Ming Lin, Zhenzhong Lang, Alexander G. Hauptmann. Density Corrected Sparse Recovery when R.I.P. Condition is Broken. </w:t>
+      </w:r>
+      <w:r>
+        <w:rPr>
+          <w:rFonts w:ascii="Times New Roman" w:hAnsi="Times New Roman"/>
+        </w:rPr>
+        <w:t>In Proceedings of the 24th International Joint Conference on Artificial Intelligence (IJCAI), Pages 3664-3670, 2015.</w:t>
+      </w:r>
+    </w:p>
+    <w:p>
+      <w:pPr>
+        <w:pStyle w:val="ListParagraph"/>
         <w:numPr>
           <w:ilvl w:val="0"/>
           <w:numId w:val="4"/>
@@ -1241,30 +1367,78 @@
         <w:rPr>
           <w:rFonts w:ascii="Times New Roman" w:hAnsi="Times New Roman"/>
         </w:rPr>
-        <w:t>Chuang Gang, Ming Lin, Yi Yang, Alexander G. Hauptmann. Exploring Semantic Inter-Class Relationships (SIR) for Zero-Shot Action Recognition.In Proceedings of the the 29th AAAIConference on Artificial Intelligence (AAAI), 2015.</w:t>
-      </w:r>
-    </w:p>
-    <w:p>
-      <w:pPr>
-        <w:pStyle w:val="a8"/>
+        <w:t xml:space="preserve">Zhenzhong Lan, Ming Lin, Xuanchong Li, Alexander G. Hauptmann, Bhiksha Raj. Beyond Gaussian Pyramid: Multi-skip Feature Stacking for Action Recognition. </w:t>
+      </w:r>
+      <w:r>
+        <w:rPr>
+          <w:rFonts w:ascii="Times New Roman" w:hAnsi="Times New Roman"/>
+        </w:rPr>
+        <w:t>IEEE Conference on Computer Vision and Pattern Recognition (CVPR), Page</w:t>
+      </w:r>
+      <w:r>
+        <w:rPr>
+          <w:rFonts w:ascii="Times New Roman" w:hAnsi="Times New Roman"/>
+        </w:rPr>
+        <w:t>s</w:t>
+      </w:r>
+      <w:r>
+        <w:rPr>
+          <w:rFonts w:ascii="Times New Roman" w:hAnsi="Times New Roman"/>
+        </w:rPr>
+        <w:t xml:space="preserve"> 204-212, 2015</w:t>
+      </w:r>
+      <w:r>
+        <w:rPr>
+          <w:rFonts w:ascii="Times New Roman" w:hAnsi="Times New Roman"/>
+        </w:rPr>
+        <w:t>.</w:t>
+      </w:r>
+    </w:p>
+    <w:p>
+      <w:pPr>
+        <w:pStyle w:val="ListParagraph"/>
         <w:numPr>
           <w:ilvl w:val="0"/>
           <w:numId w:val="4"/>
         </w:numPr>
         <w:rPr>
-          <w:rFonts w:ascii="Times New Roman" w:hAnsi="Times New Roman" w:hint="eastAsia"/>
-        </w:rPr>
-      </w:pPr>
-      <w:r>
-        <w:rPr>
-          <w:rFonts w:ascii="Times New Roman" w:hAnsi="Times New Roman"/>
-        </w:rPr>
-        <w:t>Chuang Gang, Ming Lin, Yi Yang, Gerard de Melo, Alexander G. Hauptmann. Concepts Not Alone: Exploring Pairwise Relationships for Zero-Shot Video Activity Recognition.  The Thirtieth AAAI Conference on Artificial Intelligence (AAAI), 2016.</w:t>
-      </w:r>
-    </w:p>
-    <w:p>
-      <w:pPr>
-        <w:pStyle w:val="a8"/>
+          <w:rFonts w:ascii="Times New Roman" w:hAnsi="Times New Roman"/>
+        </w:rPr>
+      </w:pPr>
+      <w:r>
+        <w:rPr>
+          <w:rFonts w:ascii="Times New Roman" w:hAnsi="Times New Roman"/>
+        </w:rPr>
+        <w:t>Chuang Gang, Ming Lin, Yi Yang, Alexander G. Hauptmann. Exploring Semantic Inter-Class Relationships (SIR) for Zero-Shot Action Recognition.</w:t>
+      </w:r>
+      <w:r>
+        <w:rPr>
+          <w:rFonts w:ascii="Times New Roman" w:hAnsi="Times New Roman"/>
+        </w:rPr>
+        <w:t xml:space="preserve"> </w:t>
+      </w:r>
+      <w:r>
+        <w:rPr>
+          <w:rFonts w:ascii="Times New Roman" w:hAnsi="Times New Roman"/>
+        </w:rPr>
+        <w:t>In Proceedings of the 29th AAAI</w:t>
+      </w:r>
+      <w:r>
+        <w:rPr>
+          <w:rFonts w:ascii="Times New Roman" w:hAnsi="Times New Roman"/>
+        </w:rPr>
+        <w:t xml:space="preserve"> </w:t>
+      </w:r>
+      <w:r>
+        <w:rPr>
+          <w:rFonts w:ascii="Times New Roman" w:hAnsi="Times New Roman"/>
+        </w:rPr>
+        <w:t>Conference on Artificial Intelligence (AAAI), Pages 3769-3775, 2015</w:t>
+      </w:r>
+    </w:p>
+    <w:p>
+      <w:pPr>
+        <w:pStyle w:val="ListParagraph"/>
         <w:numPr>
           <w:ilvl w:val="0"/>
           <w:numId w:val="4"/>
@@ -1275,6 +1449,60 @@
       </w:pPr>
       <w:r>
         <w:rPr>
+          <w:rFonts w:ascii="Times New Roman" w:hAnsi="Times New Roman"/>
+        </w:rPr>
+        <w:t xml:space="preserve">Chuang Gang, Ming Lin, Yi Yang, Gerard de Melo, Alexander G. Hauptmann. Concepts Not Alone: Exploring Pairwise Relationships for Zero-Shot Video Activity Recognition.  </w:t>
+      </w:r>
+      <w:r>
+        <w:rPr>
+          <w:rFonts w:ascii="Times New Roman" w:hAnsi="Times New Roman"/>
+        </w:rPr>
+        <w:t xml:space="preserve">In Proceedings of the </w:t>
+      </w:r>
+      <w:r>
+        <w:rPr>
+          <w:rFonts w:ascii="Times New Roman" w:hAnsi="Times New Roman"/>
+        </w:rPr>
+        <w:t>30</w:t>
+      </w:r>
+      <w:r>
+        <w:rPr>
+          <w:rFonts w:ascii="Times New Roman" w:hAnsi="Times New Roman"/>
+        </w:rPr>
+        <w:t xml:space="preserve">th AAAI Conference on Artificial Intelligence (AAAI), </w:t>
+      </w:r>
+      <w:r>
+        <w:rPr>
+          <w:rFonts w:ascii="Times New Roman" w:hAnsi="Times New Roman"/>
+        </w:rPr>
+        <w:t>Pages 3487-3493</w:t>
+      </w:r>
+      <w:r>
+        <w:rPr>
+          <w:rFonts w:ascii="Times New Roman" w:hAnsi="Times New Roman"/>
+        </w:rPr>
+        <w:t xml:space="preserve">, </w:t>
+      </w:r>
+      <w:r>
+        <w:rPr>
+          <w:rFonts w:ascii="Times New Roman" w:hAnsi="Times New Roman"/>
+        </w:rPr>
+        <w:t>2016.</w:t>
+      </w:r>
+    </w:p>
+    <w:p>
+      <w:pPr>
+        <w:pStyle w:val="ListParagraph"/>
+        <w:numPr>
+          <w:ilvl w:val="0"/>
+          <w:numId w:val="4"/>
+        </w:numPr>
+        <w:rPr>
+          <w:rFonts w:ascii="Times New Roman" w:hAnsi="Times New Roman"/>
+        </w:rPr>
+      </w:pPr>
+      <w:r>
+        <w:rPr>
           <w:rFonts w:ascii="Times New Roman" w:hAnsi="Times New Roman" w:hint="eastAsia"/>
         </w:rPr>
         <w:t xml:space="preserve">Ming Lin, Jieping Ye. </w:t>
@@ -1295,16 +1523,50 @@
         <w:rPr>
           <w:rFonts w:ascii="Times New Roman" w:hAnsi="Times New Roman"/>
         </w:rPr>
-        <w:t>The Thirtieth Annual Conference on Neural Information Processing Systems (NIPS)</w:t>
+        <w:t xml:space="preserve">In Proceedings of the </w:t>
+      </w:r>
+      <w:r>
+        <w:rPr>
+          <w:rFonts w:ascii="Times New Roman" w:hAnsi="Times New Roman"/>
+        </w:rPr>
+        <w:t>30</w:t>
+      </w:r>
+      <w:r>
+        <w:rPr>
+          <w:rFonts w:ascii="Times New Roman" w:hAnsi="Times New Roman"/>
+        </w:rPr>
+        <w:t>th Annual Conference on Neural Information Processing Systems (NIPS)</w:t>
       </w:r>
       <w:r>
         <w:rPr>
           <w:rFonts w:ascii="Times New Roman" w:hAnsi="Times New Roman" w:hint="eastAsia"/>
         </w:rPr>
-        <w:t>, 2016.</w:t>
-      </w:r>
-      <w:bookmarkStart w:id="0" w:name="_GoBack"/>
-      <w:bookmarkEnd w:id="0"/>
+        <w:t xml:space="preserve">, </w:t>
+      </w:r>
+      <w:r>
+        <w:rPr>
+          <w:rFonts w:ascii="Times New Roman" w:hAnsi="Times New Roman"/>
+        </w:rPr>
+        <w:t xml:space="preserve">Pages </w:t>
+      </w:r>
+      <w:r>
+        <w:rPr>
+          <w:rFonts w:ascii="Times New Roman" w:hAnsi="Times New Roman"/>
+        </w:rPr>
+        <w:t>1633-1641</w:t>
+      </w:r>
+      <w:r>
+        <w:rPr>
+          <w:rFonts w:ascii="Times New Roman" w:hAnsi="Times New Roman"/>
+        </w:rPr>
+        <w:t xml:space="preserve">, </w:t>
+      </w:r>
+      <w:r>
+        <w:rPr>
+          <w:rFonts w:ascii="Times New Roman" w:hAnsi="Times New Roman" w:hint="eastAsia"/>
+        </w:rPr>
+        <w:t>2016.</w:t>
+      </w:r>
     </w:p>
     <w:p>
       <w:pPr>
@@ -1337,7 +1599,7 @@
     </w:p>
     <w:p>
       <w:pPr>
-        <w:pStyle w:val="a8"/>
+        <w:pStyle w:val="ListParagraph"/>
         <w:numPr>
           <w:ilvl w:val="0"/>
           <w:numId w:val="5"/>
@@ -1350,12 +1612,13 @@
         <w:rPr>
           <w:rFonts w:ascii="Times New Roman" w:hAnsi="Times New Roman"/>
         </w:rPr>
+        <w:lastRenderedPageBreak/>
         <w:t>Shizhun Yang, Ming Lin, Chenping Hou, Changshui Zhang, Yi Wu. A General Framework for Transfer Sparse Subspace Learning. Neural Computing and Applications. Volume 21, Number 7, Pages 1801-1817, August 2012.</w:t>
       </w:r>
     </w:p>
     <w:p>
       <w:pPr>
-        <w:pStyle w:val="a8"/>
+        <w:pStyle w:val="ListParagraph"/>
         <w:numPr>
           <w:ilvl w:val="0"/>
           <w:numId w:val="5"/>
@@ -1373,7 +1636,7 @@
     </w:p>
     <w:p>
       <w:pPr>
-        <w:pStyle w:val="a8"/>
+        <w:pStyle w:val="ListParagraph"/>
         <w:numPr>
           <w:ilvl w:val="0"/>
           <w:numId w:val="5"/>
@@ -1386,12 +1649,24 @@
         <w:rPr>
           <w:rFonts w:ascii="Times New Roman" w:hAnsi="Times New Roman"/>
         </w:rPr>
-        <w:t xml:space="preserve">Ming Lin, Fei Wang, Changshui Zhang.  Large-Scale Eigenvector Approximation via Hilbert Space Embedding Nystrom.  Pattern Recognition (PR), 48(5), pp 1904-1912, 2015. </w:t>
-      </w:r>
-    </w:p>
-    <w:p>
-      <w:pPr>
-        <w:pStyle w:val="a8"/>
+        <w:t xml:space="preserve">Ming Lin, Fei Wang, Changshui Zhang.  Large-Scale Eigenvector Approximation via Hilbert Space Embedding Nystrom.  Pattern Recognition (PR), 48(5), </w:t>
+      </w:r>
+      <w:r>
+        <w:rPr>
+          <w:rFonts w:ascii="Times New Roman" w:hAnsi="Times New Roman"/>
+        </w:rPr>
+        <w:t>Pages</w:t>
+      </w:r>
+      <w:r>
+        <w:rPr>
+          <w:rFonts w:ascii="Times New Roman" w:hAnsi="Times New Roman"/>
+        </w:rPr>
+        <w:t xml:space="preserve"> 1904-1912, 2015. </w:t>
+      </w:r>
+    </w:p>
+    <w:p>
+      <w:pPr>
+        <w:pStyle w:val="ListParagraph"/>
         <w:numPr>
           <w:ilvl w:val="0"/>
           <w:numId w:val="5"/>
@@ -1404,12 +1679,36 @@
         <w:rPr>
           <w:rFonts w:ascii="Times New Roman" w:hAnsi="Times New Roman"/>
         </w:rPr>
-        <w:t xml:space="preserve">Zheng Pan, Ming Lin, Guangdong Hou, Changshui Zhang. Damping proximal coordinate descent algorithm for non-convex regularization. Neurocomputing, vol 152 pp 151-163, 2015. </w:t>
-      </w:r>
-    </w:p>
-    <w:p>
-      <w:pPr>
-        <w:pStyle w:val="a8"/>
+        <w:t>Zheng Pan, Ming Lin, Guangdong Hou, Changshui Zhang. Damping proximal coordinate descent algorithm for non-convex regularization. Neurocomputing, vol 152</w:t>
+      </w:r>
+      <w:r>
+        <w:rPr>
+          <w:rFonts w:ascii="Times New Roman" w:hAnsi="Times New Roman"/>
+        </w:rPr>
+        <w:t>,</w:t>
+      </w:r>
+      <w:r>
+        <w:rPr>
+          <w:rFonts w:ascii="Times New Roman" w:hAnsi="Times New Roman"/>
+        </w:rPr>
+        <w:t xml:space="preserve"> </w:t>
+      </w:r>
+      <w:r>
+        <w:rPr>
+          <w:rFonts w:ascii="Times New Roman" w:hAnsi="Times New Roman"/>
+        </w:rPr>
+        <w:t>Pages</w:t>
+      </w:r>
+      <w:r>
+        <w:rPr>
+          <w:rFonts w:ascii="Times New Roman" w:hAnsi="Times New Roman"/>
+        </w:rPr>
+        <w:t xml:space="preserve"> 151-163, 2015. </w:t>
+      </w:r>
+    </w:p>
+    <w:p>
+      <w:pPr>
+        <w:pStyle w:val="ListParagraph"/>
         <w:numPr>
           <w:ilvl w:val="0"/>
           <w:numId w:val="5"/>
@@ -1422,13 +1721,18 @@
         <w:rPr>
           <w:rFonts w:ascii="Times New Roman" w:hAnsi="Times New Roman"/>
         </w:rPr>
-        <w:lastRenderedPageBreak/>
-        <w:t>Zhen Hu, Ming Lin, Changshui Zhang. Dependent Online Kernel Learning with Constant Number of Random Fourier Features. IEEE Transactions on Neural Networks and Learning Systems (TNNLS), 2015.</w:t>
-      </w:r>
-    </w:p>
-    <w:p>
-      <w:pPr>
-        <w:pStyle w:val="a8"/>
+        <w:t xml:space="preserve">Zhen Hu, Ming Lin, Changshui Zhang. Dependent Online Kernel Learning with Constant Number of Random Fourier Features. </w:t>
+      </w:r>
+      <w:r>
+        <w:rPr>
+          <w:rFonts w:ascii="Times New Roman" w:hAnsi="Times New Roman"/>
+        </w:rPr>
+        <w:t>IEEE Transactions on Neural Networks and Learning Systems (TNNLS), Volume 26, Issue 10, Pages 2464-2476,  2015.</w:t>
+      </w:r>
+    </w:p>
+    <w:p>
+      <w:pPr>
+        <w:pStyle w:val="ListParagraph"/>
         <w:numPr>
           <w:ilvl w:val="0"/>
           <w:numId w:val="5"/>
@@ -1442,6 +1746,62 @@
           <w:rFonts w:ascii="Times New Roman" w:hAnsi="Times New Roman"/>
         </w:rPr>
         <w:t>Ming Lin, Lijun Zhang, Rong Jin, Shifeng Weng, Changshui Zhang.  Online Kernel Learning with Nearly Constant Support Vectors. Neurocomputing. Volume 179, Pages 26-36, 2016.</w:t>
+      </w:r>
+    </w:p>
+    <w:p>
+      <w:pPr>
+        <w:pStyle w:val="ListParagraph"/>
+        <w:numPr>
+          <w:ilvl w:val="0"/>
+          <w:numId w:val="5"/>
+        </w:numPr>
+        <w:rPr>
+          <w:rFonts w:ascii="Times New Roman" w:hAnsi="Times New Roman"/>
+        </w:rPr>
+      </w:pPr>
+      <w:r>
+        <w:rPr>
+          <w:rFonts w:ascii="Times New Roman" w:hAnsi="Times New Roman"/>
+        </w:rPr>
+        <w:t>Shoou-I Yu, Yi Yang, Zhongwen Xu, Shicheng Xu, Deyu Meng, Zexi Mao, Zhigang Ma, Ming Lin, Xuanchong Li, Huan Li, Zhenzhong Lan, Lu Jiang, Alexander G. Hauptmann, Chuang Gan, Xingzhong Du, Xiaojun Chang</w:t>
+      </w:r>
+      <w:r>
+        <w:rPr>
+          <w:rFonts w:ascii="Times New Roman" w:hAnsi="Times New Roman"/>
+        </w:rPr>
+        <w:t xml:space="preserve">. </w:t>
+      </w:r>
+      <w:r>
+        <w:rPr>
+          <w:rFonts w:ascii="Times New Roman" w:hAnsi="Times New Roman"/>
+        </w:rPr>
+        <w:t>Strategies for Searching Video Content with Text Queries or Video Examples</w:t>
+      </w:r>
+      <w:r>
+        <w:rPr>
+          <w:rFonts w:ascii="Times New Roman" w:hAnsi="Times New Roman"/>
+        </w:rPr>
+        <w:t xml:space="preserve"> (Invited Paper). </w:t>
+      </w:r>
+      <w:r>
+        <w:rPr>
+          <w:rFonts w:ascii="Times New Roman" w:hAnsi="Times New Roman"/>
+        </w:rPr>
+        <w:t>ITE Transactions on Media Technology and Applications 4.3</w:t>
+      </w:r>
+      <w:r>
+        <w:rPr>
+          <w:rFonts w:ascii="Times New Roman" w:hAnsi="Times New Roman"/>
+        </w:rPr>
+        <w:t>,</w:t>
+      </w:r>
+      <w:bookmarkStart w:id="0" w:name="_GoBack"/>
+      <w:bookmarkEnd w:id="0"/>
+      <w:r>
+        <w:rPr>
+          <w:rFonts w:ascii="Times New Roman" w:hAnsi="Times New Roman"/>
+        </w:rPr>
+        <w:t xml:space="preserve"> Pages 227-238, 2016</w:t>
       </w:r>
     </w:p>
     <w:sectPr>
@@ -1455,7 +1815,7 @@
 </file>
 
 <file path=word/endnotes.xml><?xml version="1.0" encoding="utf-8"?>
-<w:endnotes xmlns:wpc="http://schemas.microsoft.com/office/word/2010/wordprocessingCanvas" xmlns:mc="http://schemas.openxmlformats.org/markup-compatibility/2006" xmlns:o="urn:schemas-microsoft-com:office:office" xmlns:r="http://schemas.openxmlformats.org/officeDocument/2006/relationships" xmlns:m="http://schemas.openxmlformats.org/officeDocument/2006/math" xmlns:v="urn:schemas-microsoft-com:vml" xmlns:wp14="http://schemas.microsoft.com/office/word/2010/wordprocessingDrawing" xmlns:wp="http://schemas.openxmlformats.org/drawingml/2006/wordprocessingDrawing" xmlns:w10="urn:schemas-microsoft-com:office:word" xmlns:w="http://schemas.openxmlformats.org/wordprocessingml/2006/main" xmlns:w14="http://schemas.microsoft.com/office/word/2010/wordml" xmlns:wpg="http://schemas.microsoft.com/office/word/2010/wordprocessingGroup" xmlns:wpi="http://schemas.microsoft.com/office/word/2010/wordprocessingInk" xmlns:wne="http://schemas.microsoft.com/office/word/2006/wordml" xmlns:wps="http://schemas.microsoft.com/office/word/2010/wordprocessingShape" mc:Ignorable="w14 wp14">
+<w:endnotes xmlns:wpc="http://schemas.microsoft.com/office/word/2010/wordprocessingCanvas" xmlns:cx="http://schemas.microsoft.com/office/drawing/2014/chartex" xmlns:cx1="http://schemas.microsoft.com/office/drawing/2015/9/8/chartex" xmlns:cx2="http://schemas.microsoft.com/office/drawing/2015/10/21/chartex" xmlns:cx3="http://schemas.microsoft.com/office/drawing/2016/5/9/chartex" xmlns:cx4="http://schemas.microsoft.com/office/drawing/2016/5/10/chartex" xmlns:cx5="http://schemas.microsoft.com/office/drawing/2016/5/11/chartex" xmlns:mc="http://schemas.openxmlformats.org/markup-compatibility/2006" xmlns:o="urn:schemas-microsoft-com:office:office" xmlns:r="http://schemas.openxmlformats.org/officeDocument/2006/relationships" xmlns:m="http://schemas.openxmlformats.org/officeDocument/2006/math" xmlns:v="urn:schemas-microsoft-com:vml" xmlns:wp14="http://schemas.microsoft.com/office/word/2010/wordprocessingDrawing" xmlns:wp="http://schemas.openxmlformats.org/drawingml/2006/wordprocessingDrawing" xmlns:w10="urn:schemas-microsoft-com:office:word" xmlns:w="http://schemas.openxmlformats.org/wordprocessingml/2006/main" xmlns:w14="http://schemas.microsoft.com/office/word/2010/wordml" xmlns:w15="http://schemas.microsoft.com/office/word/2012/wordml" xmlns:w16se="http://schemas.microsoft.com/office/word/2015/wordml/symex" xmlns:wpg="http://schemas.microsoft.com/office/word/2010/wordprocessingGroup" xmlns:wpi="http://schemas.microsoft.com/office/word/2010/wordprocessingInk" xmlns:wne="http://schemas.microsoft.com/office/word/2006/wordml" xmlns:wps="http://schemas.microsoft.com/office/word/2010/wordprocessingShape" mc:Ignorable="w14 w15 w16se wp14">
   <w:endnote w:type="separator" w:id="-1">
     <w:p>
       <w:r>
@@ -1474,7 +1834,7 @@
 </file>
 
 <file path=word/footnotes.xml><?xml version="1.0" encoding="utf-8"?>
-<w:footnotes xmlns:wpc="http://schemas.microsoft.com/office/word/2010/wordprocessingCanvas" xmlns:mc="http://schemas.openxmlformats.org/markup-compatibility/2006" xmlns:o="urn:schemas-microsoft-com:office:office" xmlns:r="http://schemas.openxmlformats.org/officeDocument/2006/relationships" xmlns:m="http://schemas.openxmlformats.org/officeDocument/2006/math" xmlns:v="urn:schemas-microsoft-com:vml" xmlns:wp14="http://schemas.microsoft.com/office/word/2010/wordprocessingDrawing" xmlns:wp="http://schemas.openxmlformats.org/drawingml/2006/wordprocessingDrawing" xmlns:w10="urn:schemas-microsoft-com:office:word" xmlns:w="http://schemas.openxmlformats.org/wordprocessingml/2006/main" xmlns:w14="http://schemas.microsoft.com/office/word/2010/wordml" xmlns:wpg="http://schemas.microsoft.com/office/word/2010/wordprocessingGroup" xmlns:wpi="http://schemas.microsoft.com/office/word/2010/wordprocessingInk" xmlns:wne="http://schemas.microsoft.com/office/word/2006/wordml" xmlns:wps="http://schemas.microsoft.com/office/word/2010/wordprocessingShape" mc:Ignorable="w14 wp14">
+<w:footnotes xmlns:wpc="http://schemas.microsoft.com/office/word/2010/wordprocessingCanvas" xmlns:cx="http://schemas.microsoft.com/office/drawing/2014/chartex" xmlns:cx1="http://schemas.microsoft.com/office/drawing/2015/9/8/chartex" xmlns:cx2="http://schemas.microsoft.com/office/drawing/2015/10/21/chartex" xmlns:cx3="http://schemas.microsoft.com/office/drawing/2016/5/9/chartex" xmlns:cx4="http://schemas.microsoft.com/office/drawing/2016/5/10/chartex" xmlns:cx5="http://schemas.microsoft.com/office/drawing/2016/5/11/chartex" xmlns:mc="http://schemas.openxmlformats.org/markup-compatibility/2006" xmlns:o="urn:schemas-microsoft-com:office:office" xmlns:r="http://schemas.openxmlformats.org/officeDocument/2006/relationships" xmlns:m="http://schemas.openxmlformats.org/officeDocument/2006/math" xmlns:v="urn:schemas-microsoft-com:vml" xmlns:wp14="http://schemas.microsoft.com/office/word/2010/wordprocessingDrawing" xmlns:wp="http://schemas.openxmlformats.org/drawingml/2006/wordprocessingDrawing" xmlns:w10="urn:schemas-microsoft-com:office:word" xmlns:w="http://schemas.openxmlformats.org/wordprocessingml/2006/main" xmlns:w14="http://schemas.microsoft.com/office/word/2010/wordml" xmlns:w15="http://schemas.microsoft.com/office/word/2012/wordml" xmlns:w16se="http://schemas.microsoft.com/office/word/2015/wordml/symex" xmlns:wpg="http://schemas.microsoft.com/office/word/2010/wordprocessingGroup" xmlns:wpi="http://schemas.microsoft.com/office/word/2010/wordprocessingInk" xmlns:wne="http://schemas.microsoft.com/office/word/2006/wordml" xmlns:wps="http://schemas.microsoft.com/office/word/2010/wordprocessingShape" mc:Ignorable="w14 w15 w16se wp14">
   <w:footnote w:type="separator" w:id="-1">
     <w:p>
       <w:r>
@@ -1493,8 +1853,8 @@
 </file>
 
 <file path=word/numbering.xml><?xml version="1.0" encoding="utf-8"?>
-<w:numbering xmlns:wpc="http://schemas.microsoft.com/office/word/2010/wordprocessingCanvas" xmlns:mc="http://schemas.openxmlformats.org/markup-compatibility/2006" xmlns:o="urn:schemas-microsoft-com:office:office" xmlns:r="http://schemas.openxmlformats.org/officeDocument/2006/relationships" xmlns:m="http://schemas.openxmlformats.org/officeDocument/2006/math" xmlns:v="urn:schemas-microsoft-com:vml" xmlns:wp14="http://schemas.microsoft.com/office/word/2010/wordprocessingDrawing" xmlns:wp="http://schemas.openxmlformats.org/drawingml/2006/wordprocessingDrawing" xmlns:w10="urn:schemas-microsoft-com:office:word" xmlns:w="http://schemas.openxmlformats.org/wordprocessingml/2006/main" xmlns:w14="http://schemas.microsoft.com/office/word/2010/wordml" xmlns:wpg="http://schemas.microsoft.com/office/word/2010/wordprocessingGroup" xmlns:wpi="http://schemas.microsoft.com/office/word/2010/wordprocessingInk" xmlns:wne="http://schemas.microsoft.com/office/word/2006/wordml" xmlns:wps="http://schemas.microsoft.com/office/word/2010/wordprocessingShape" mc:Ignorable="w14 wp14">
-  <w:abstractNum w:abstractNumId="0">
+<w:numbering xmlns:wpc="http://schemas.microsoft.com/office/word/2010/wordprocessingCanvas" xmlns:cx="http://schemas.microsoft.com/office/drawing/2014/chartex" xmlns:cx1="http://schemas.microsoft.com/office/drawing/2015/9/8/chartex" xmlns:cx2="http://schemas.microsoft.com/office/drawing/2015/10/21/chartex" xmlns:cx3="http://schemas.microsoft.com/office/drawing/2016/5/9/chartex" xmlns:cx4="http://schemas.microsoft.com/office/drawing/2016/5/10/chartex" xmlns:cx5="http://schemas.microsoft.com/office/drawing/2016/5/11/chartex" xmlns:mc="http://schemas.openxmlformats.org/markup-compatibility/2006" xmlns:o="urn:schemas-microsoft-com:office:office" xmlns:r="http://schemas.openxmlformats.org/officeDocument/2006/relationships" xmlns:m="http://schemas.openxmlformats.org/officeDocument/2006/math" xmlns:v="urn:schemas-microsoft-com:vml" xmlns:wp14="http://schemas.microsoft.com/office/word/2010/wordprocessingDrawing" xmlns:wp="http://schemas.openxmlformats.org/drawingml/2006/wordprocessingDrawing" xmlns:w10="urn:schemas-microsoft-com:office:word" xmlns:w="http://schemas.openxmlformats.org/wordprocessingml/2006/main" xmlns:w14="http://schemas.microsoft.com/office/word/2010/wordml" xmlns:w15="http://schemas.microsoft.com/office/word/2012/wordml" xmlns:w16se="http://schemas.microsoft.com/office/word/2015/wordml/symex" xmlns:wpg="http://schemas.microsoft.com/office/word/2010/wordprocessingGroup" xmlns:wpi="http://schemas.microsoft.com/office/word/2010/wordprocessingInk" xmlns:wne="http://schemas.microsoft.com/office/word/2006/wordml" xmlns:wps="http://schemas.microsoft.com/office/word/2010/wordprocessingShape" mc:Ignorable="w14 w15 w16se wp14">
+  <w:abstractNum w:abstractNumId="0" w15:restartNumberingAfterBreak="0">
     <w:nsid w:val="129F0125"/>
     <w:multiLevelType w:val="hybridMultilevel"/>
     <w:tmpl w:val="39387A62"/>
@@ -1580,7 +1940,7 @@
       </w:pPr>
     </w:lvl>
   </w:abstractNum>
-  <w:abstractNum w:abstractNumId="1">
+  <w:abstractNum w:abstractNumId="1" w15:restartNumberingAfterBreak="0">
     <w:nsid w:val="24713D9E"/>
     <w:multiLevelType w:val="hybridMultilevel"/>
     <w:tmpl w:val="158E6CCA"/>
@@ -1666,7 +2026,7 @@
       </w:pPr>
     </w:lvl>
   </w:abstractNum>
-  <w:abstractNum w:abstractNumId="2">
+  <w:abstractNum w:abstractNumId="2" w15:restartNumberingAfterBreak="0">
     <w:nsid w:val="32510EEC"/>
     <w:multiLevelType w:val="hybridMultilevel"/>
     <w:tmpl w:val="2B106FB8"/>
@@ -1779,7 +2139,7 @@
       </w:rPr>
     </w:lvl>
   </w:abstractNum>
-  <w:abstractNum w:abstractNumId="3">
+  <w:abstractNum w:abstractNumId="3" w15:restartNumberingAfterBreak="0">
     <w:nsid w:val="58F920C6"/>
     <w:multiLevelType w:val="hybridMultilevel"/>
     <w:tmpl w:val="2BF0DE90"/>
@@ -1865,7 +2225,7 @@
       </w:pPr>
     </w:lvl>
   </w:abstractNum>
-  <w:abstractNum w:abstractNumId="4">
+  <w:abstractNum w:abstractNumId="4" w15:restartNumberingAfterBreak="0">
     <w:nsid w:val="5EB74F25"/>
     <w:multiLevelType w:val="hybridMultilevel"/>
     <w:tmpl w:val="07D60D7C"/>
@@ -1951,7 +2311,7 @@
       </w:pPr>
     </w:lvl>
   </w:abstractNum>
-  <w:abstractNum w:abstractNumId="5">
+  <w:abstractNum w:abstractNumId="5" w15:restartNumberingAfterBreak="0">
     <w:nsid w:val="7A153ECE"/>
     <w:multiLevelType w:val="hybridMultilevel"/>
     <w:tmpl w:val="70BA1A5A"/>
@@ -2059,7 +2419,7 @@
 </file>
 
 <file path=word/styles.xml><?xml version="1.0" encoding="utf-8"?>
-<w:styles xmlns:mc="http://schemas.openxmlformats.org/markup-compatibility/2006" xmlns:r="http://schemas.openxmlformats.org/officeDocument/2006/relationships" xmlns:w="http://schemas.openxmlformats.org/wordprocessingml/2006/main" xmlns:w14="http://schemas.microsoft.com/office/word/2010/wordml" mc:Ignorable="w14">
+<w:styles xmlns:mc="http://schemas.openxmlformats.org/markup-compatibility/2006" xmlns:r="http://schemas.openxmlformats.org/officeDocument/2006/relationships" xmlns:w="http://schemas.openxmlformats.org/wordprocessingml/2006/main" xmlns:w14="http://schemas.microsoft.com/office/word/2010/wordml" xmlns:w15="http://schemas.microsoft.com/office/word/2012/wordml" xmlns:w16se="http://schemas.microsoft.com/office/word/2015/wordml/symex" mc:Ignorable="w14 w15 w16se">
   <w:docDefaults>
     <w:rPrDefault>
       <w:rPr>
@@ -2071,146 +2431,383 @@
     </w:rPrDefault>
     <w:pPrDefault/>
   </w:docDefaults>
-  <w:latentStyles w:defLockedState="0" w:defUIPriority="99" w:defSemiHidden="1" w:defUnhideWhenUsed="1" w:defQFormat="0" w:count="267">
-    <w:lsdException w:name="Normal" w:semiHidden="0" w:uiPriority="0" w:unhideWhenUsed="0" w:qFormat="1"/>
-    <w:lsdException w:name="heading 1" w:semiHidden="0" w:uiPriority="9" w:unhideWhenUsed="0" w:qFormat="1"/>
-    <w:lsdException w:name="heading 2" w:uiPriority="9" w:qFormat="1"/>
-    <w:lsdException w:name="heading 3" w:uiPriority="9" w:qFormat="1"/>
-    <w:lsdException w:name="heading 4" w:uiPriority="9" w:qFormat="1"/>
-    <w:lsdException w:name="heading 5" w:uiPriority="9" w:qFormat="1"/>
-    <w:lsdException w:name="heading 6" w:uiPriority="9" w:qFormat="1"/>
-    <w:lsdException w:name="heading 7" w:uiPriority="9" w:qFormat="1"/>
-    <w:lsdException w:name="heading 8" w:uiPriority="9" w:qFormat="1"/>
-    <w:lsdException w:name="heading 9" w:uiPriority="9" w:qFormat="1"/>
-    <w:lsdException w:name="toc 1" w:uiPriority="39"/>
-    <w:lsdException w:name="toc 2" w:uiPriority="39"/>
-    <w:lsdException w:name="toc 3" w:uiPriority="39"/>
-    <w:lsdException w:name="toc 4" w:uiPriority="39"/>
-    <w:lsdException w:name="toc 5" w:uiPriority="39"/>
-    <w:lsdException w:name="toc 6" w:uiPriority="39"/>
-    <w:lsdException w:name="toc 7" w:uiPriority="39"/>
-    <w:lsdException w:name="toc 8" w:uiPriority="39"/>
-    <w:lsdException w:name="toc 9" w:uiPriority="39"/>
-    <w:lsdException w:name="caption" w:uiPriority="35"/>
-    <w:lsdException w:name="Title" w:semiHidden="0" w:uiPriority="10" w:unhideWhenUsed="0" w:qFormat="1"/>
-    <w:lsdException w:name="Default Paragraph Font" w:uiPriority="1"/>
-    <w:lsdException w:name="Subtitle" w:semiHidden="0" w:uiPriority="11" w:unhideWhenUsed="0" w:qFormat="1"/>
-    <w:lsdException w:name="Strong" w:semiHidden="0" w:uiPriority="22" w:unhideWhenUsed="0" w:qFormat="1"/>
-    <w:lsdException w:name="Emphasis" w:semiHidden="0" w:uiPriority="20" w:unhideWhenUsed="0" w:qFormat="1"/>
-    <w:lsdException w:name="Table Grid" w:semiHidden="0" w:uiPriority="59" w:unhideWhenUsed="0"/>
-    <w:lsdException w:name="Placeholder Text" w:unhideWhenUsed="0"/>
-    <w:lsdException w:name="No Spacing" w:semiHidden="0" w:uiPriority="1" w:unhideWhenUsed="0" w:qFormat="1"/>
-    <w:lsdException w:name="Light Shading" w:semiHidden="0" w:uiPriority="60" w:unhideWhenUsed="0"/>
-    <w:lsdException w:name="Light List" w:semiHidden="0" w:uiPriority="61" w:unhideWhenUsed="0"/>
-    <w:lsdException w:name="Light Grid" w:semiHidden="0" w:uiPriority="62" w:unhideWhenUsed="0"/>
-    <w:lsdException w:name="Medium Shading 1" w:semiHidden="0" w:uiPriority="63" w:unhideWhenUsed="0"/>
-    <w:lsdException w:name="Medium Shading 2" w:semiHidden="0" w:uiPriority="64" w:unhideWhenUsed="0"/>
-    <w:lsdException w:name="Medium List 1" w:semiHidden="0" w:uiPriority="65" w:unhideWhenUsed="0"/>
-    <w:lsdException w:name="Medium List 2" w:semiHidden="0" w:uiPriority="66" w:unhideWhenUsed="0"/>
-    <w:lsdException w:name="Medium Grid 1" w:semiHidden="0" w:uiPriority="67" w:unhideWhenUsed="0"/>
-    <w:lsdException w:name="Medium Grid 2" w:semiHidden="0" w:uiPriority="68" w:unhideWhenUsed="0"/>
-    <w:lsdException w:name="Medium Grid 3" w:semiHidden="0" w:uiPriority="69" w:unhideWhenUsed="0"/>
-    <w:lsdException w:name="Dark List" w:semiHidden="0" w:uiPriority="70" w:unhideWhenUsed="0"/>
-    <w:lsdException w:name="Colorful Shading" w:semiHidden="0" w:uiPriority="71" w:unhideWhenUsed="0"/>
-    <w:lsdException w:name="Colorful List" w:semiHidden="0" w:uiPriority="72" w:unhideWhenUsed="0"/>
-    <w:lsdException w:name="Colorful Grid" w:semiHidden="0" w:uiPriority="73" w:unhideWhenUsed="0"/>
-    <w:lsdException w:name="Light Shading Accent 1" w:semiHidden="0" w:uiPriority="60" w:unhideWhenUsed="0"/>
-    <w:lsdException w:name="Light List Accent 1" w:semiHidden="0" w:uiPriority="61" w:unhideWhenUsed="0"/>
-    <w:lsdException w:name="Light Grid Accent 1" w:semiHidden="0" w:uiPriority="62" w:unhideWhenUsed="0"/>
-    <w:lsdException w:name="Medium Shading 1 Accent 1" w:semiHidden="0" w:uiPriority="63" w:unhideWhenUsed="0"/>
-    <w:lsdException w:name="Medium Shading 2 Accent 1" w:semiHidden="0" w:uiPriority="64" w:unhideWhenUsed="0"/>
-    <w:lsdException w:name="Medium List 1 Accent 1" w:semiHidden="0" w:uiPriority="65" w:unhideWhenUsed="0"/>
-    <w:lsdException w:name="Revision" w:unhideWhenUsed="0"/>
-    <w:lsdException w:name="List Paragraph" w:semiHidden="0" w:uiPriority="34" w:unhideWhenUsed="0" w:qFormat="1"/>
-    <w:lsdException w:name="Quote" w:semiHidden="0" w:uiPriority="29" w:unhideWhenUsed="0" w:qFormat="1"/>
-    <w:lsdException w:name="Intense Quote" w:semiHidden="0" w:uiPriority="30" w:unhideWhenUsed="0" w:qFormat="1"/>
-    <w:lsdException w:name="Medium List 2 Accent 1" w:semiHidden="0" w:uiPriority="66" w:unhideWhenUsed="0"/>
-    <w:lsdException w:name="Medium Grid 1 Accent 1" w:semiHidden="0" w:uiPriority="67" w:unhideWhenUsed="0"/>
-    <w:lsdException w:name="Medium Grid 2 Accent 1" w:semiHidden="0" w:uiPriority="68" w:unhideWhenUsed="0"/>
-    <w:lsdException w:name="Medium Grid 3 Accent 1" w:semiHidden="0" w:uiPriority="69" w:unhideWhenUsed="0"/>
-    <w:lsdException w:name="Dark List Accent 1" w:semiHidden="0" w:uiPriority="70" w:unhideWhenUsed="0"/>
-    <w:lsdException w:name="Colorful Shading Accent 1" w:semiHidden="0" w:uiPriority="71" w:unhideWhenUsed="0"/>
-    <w:lsdException w:name="Colorful List Accent 1" w:semiHidden="0" w:uiPriority="72" w:unhideWhenUsed="0"/>
-    <w:lsdException w:name="Colorful Grid Accent 1" w:semiHidden="0" w:uiPriority="73" w:unhideWhenUsed="0"/>
-    <w:lsdException w:name="Light Shading Accent 2" w:semiHidden="0" w:uiPriority="60" w:unhideWhenUsed="0"/>
-    <w:lsdException w:name="Light List Accent 2" w:semiHidden="0" w:uiPriority="61" w:unhideWhenUsed="0"/>
-    <w:lsdException w:name="Light Grid Accent 2" w:semiHidden="0" w:uiPriority="62" w:unhideWhenUsed="0"/>
-    <w:lsdException w:name="Medium Shading 1 Accent 2" w:semiHidden="0" w:uiPriority="63" w:unhideWhenUsed="0"/>
-    <w:lsdException w:name="Medium Shading 2 Accent 2" w:semiHidden="0" w:uiPriority="64" w:unhideWhenUsed="0"/>
-    <w:lsdException w:name="Medium List 1 Accent 2" w:semiHidden="0" w:uiPriority="65" w:unhideWhenUsed="0"/>
-    <w:lsdException w:name="Medium List 2 Accent 2" w:semiHidden="0" w:uiPriority="66" w:unhideWhenUsed="0"/>
-    <w:lsdException w:name="Medium Grid 1 Accent 2" w:semiHidden="0" w:uiPriority="67" w:unhideWhenUsed="0"/>
-    <w:lsdException w:name="Medium Grid 2 Accent 2" w:semiHidden="0" w:uiPriority="68" w:unhideWhenUsed="0"/>
-    <w:lsdException w:name="Medium Grid 3 Accent 2" w:semiHidden="0" w:uiPriority="69" w:unhideWhenUsed="0"/>
-    <w:lsdException w:name="Dark List Accent 2" w:semiHidden="0" w:uiPriority="70" w:unhideWhenUsed="0"/>
-    <w:lsdException w:name="Colorful Shading Accent 2" w:semiHidden="0" w:uiPriority="71" w:unhideWhenUsed="0"/>
-    <w:lsdException w:name="Colorful List Accent 2" w:semiHidden="0" w:uiPriority="72" w:unhideWhenUsed="0"/>
-    <w:lsdException w:name="Colorful Grid Accent 2" w:semiHidden="0" w:uiPriority="73" w:unhideWhenUsed="0"/>
-    <w:lsdException w:name="Light Shading Accent 3" w:semiHidden="0" w:uiPriority="60" w:unhideWhenUsed="0"/>
-    <w:lsdException w:name="Light List Accent 3" w:semiHidden="0" w:uiPriority="61" w:unhideWhenUsed="0"/>
-    <w:lsdException w:name="Light Grid Accent 3" w:semiHidden="0" w:uiPriority="62" w:unhideWhenUsed="0"/>
-    <w:lsdException w:name="Medium Shading 1 Accent 3" w:semiHidden="0" w:uiPriority="63" w:unhideWhenUsed="0"/>
-    <w:lsdException w:name="Medium Shading 2 Accent 3" w:semiHidden="0" w:uiPriority="64" w:unhideWhenUsed="0"/>
-    <w:lsdException w:name="Medium List 1 Accent 3" w:semiHidden="0" w:uiPriority="65" w:unhideWhenUsed="0"/>
-    <w:lsdException w:name="Medium List 2 Accent 3" w:semiHidden="0" w:uiPriority="66" w:unhideWhenUsed="0"/>
-    <w:lsdException w:name="Medium Grid 1 Accent 3" w:semiHidden="0" w:uiPriority="67" w:unhideWhenUsed="0"/>
-    <w:lsdException w:name="Medium Grid 2 Accent 3" w:semiHidden="0" w:uiPriority="68" w:unhideWhenUsed="0"/>
-    <w:lsdException w:name="Medium Grid 3 Accent 3" w:semiHidden="0" w:uiPriority="69" w:unhideWhenUsed="0"/>
-    <w:lsdException w:name="Dark List Accent 3" w:semiHidden="0" w:uiPriority="70" w:unhideWhenUsed="0"/>
-    <w:lsdException w:name="Colorful Shading Accent 3" w:semiHidden="0" w:uiPriority="71" w:unhideWhenUsed="0"/>
-    <w:lsdException w:name="Colorful List Accent 3" w:semiHidden="0" w:uiPriority="72" w:unhideWhenUsed="0"/>
-    <w:lsdException w:name="Colorful Grid Accent 3" w:semiHidden="0" w:uiPriority="73" w:unhideWhenUsed="0"/>
-    <w:lsdException w:name="Light Shading Accent 4" w:semiHidden="0" w:uiPriority="60" w:unhideWhenUsed="0"/>
-    <w:lsdException w:name="Light List Accent 4" w:semiHidden="0" w:uiPriority="61" w:unhideWhenUsed="0"/>
-    <w:lsdException w:name="Light Grid Accent 4" w:semiHidden="0" w:uiPriority="62" w:unhideWhenUsed="0"/>
-    <w:lsdException w:name="Medium Shading 1 Accent 4" w:semiHidden="0" w:uiPriority="63" w:unhideWhenUsed="0"/>
-    <w:lsdException w:name="Medium Shading 2 Accent 4" w:semiHidden="0" w:uiPriority="64" w:unhideWhenUsed="0"/>
-    <w:lsdException w:name="Medium List 1 Accent 4" w:semiHidden="0" w:uiPriority="65" w:unhideWhenUsed="0"/>
-    <w:lsdException w:name="Medium List 2 Accent 4" w:semiHidden="0" w:uiPriority="66" w:unhideWhenUsed="0"/>
-    <w:lsdException w:name="Medium Grid 1 Accent 4" w:semiHidden="0" w:uiPriority="67" w:unhideWhenUsed="0"/>
-    <w:lsdException w:name="Medium Grid 2 Accent 4" w:semiHidden="0" w:uiPriority="68" w:unhideWhenUsed="0"/>
-    <w:lsdException w:name="Medium Grid 3 Accent 4" w:semiHidden="0" w:uiPriority="69" w:unhideWhenUsed="0"/>
-    <w:lsdException w:name="Dark List Accent 4" w:semiHidden="0" w:uiPriority="70" w:unhideWhenUsed="0"/>
-    <w:lsdException w:name="Colorful Shading Accent 4" w:semiHidden="0" w:uiPriority="71" w:unhideWhenUsed="0"/>
-    <w:lsdException w:name="Colorful List Accent 4" w:semiHidden="0" w:uiPriority="72" w:unhideWhenUsed="0"/>
-    <w:lsdException w:name="Colorful Grid Accent 4" w:semiHidden="0" w:uiPriority="73" w:unhideWhenUsed="0"/>
-    <w:lsdException w:name="Light Shading Accent 5" w:semiHidden="0" w:uiPriority="60" w:unhideWhenUsed="0"/>
-    <w:lsdException w:name="Light List Accent 5" w:semiHidden="0" w:uiPriority="61" w:unhideWhenUsed="0"/>
-    <w:lsdException w:name="Light Grid Accent 5" w:semiHidden="0" w:uiPriority="62" w:unhideWhenUsed="0"/>
-    <w:lsdException w:name="Medium Shading 1 Accent 5" w:semiHidden="0" w:uiPriority="63" w:unhideWhenUsed="0"/>
-    <w:lsdException w:name="Medium Shading 2 Accent 5" w:semiHidden="0" w:uiPriority="64" w:unhideWhenUsed="0"/>
-    <w:lsdException w:name="Medium List 1 Accent 5" w:semiHidden="0" w:uiPriority="65" w:unhideWhenUsed="0"/>
-    <w:lsdException w:name="Medium List 2 Accent 5" w:semiHidden="0" w:uiPriority="66" w:unhideWhenUsed="0"/>
-    <w:lsdException w:name="Medium Grid 1 Accent 5" w:semiHidden="0" w:uiPriority="67" w:unhideWhenUsed="0"/>
-    <w:lsdException w:name="Medium Grid 2 Accent 5" w:semiHidden="0" w:uiPriority="68" w:unhideWhenUsed="0"/>
-    <w:lsdException w:name="Medium Grid 3 Accent 5" w:semiHidden="0" w:uiPriority="69" w:unhideWhenUsed="0"/>
-    <w:lsdException w:name="Dark List Accent 5" w:semiHidden="0" w:uiPriority="70" w:unhideWhenUsed="0"/>
-    <w:lsdException w:name="Colorful Shading Accent 5" w:semiHidden="0" w:uiPriority="71" w:unhideWhenUsed="0"/>
-    <w:lsdException w:name="Colorful List Accent 5" w:semiHidden="0" w:uiPriority="72" w:unhideWhenUsed="0"/>
-    <w:lsdException w:name="Colorful Grid Accent 5" w:semiHidden="0" w:uiPriority="73" w:unhideWhenUsed="0"/>
-    <w:lsdException w:name="Light Shading Accent 6" w:semiHidden="0" w:uiPriority="60" w:unhideWhenUsed="0"/>
-    <w:lsdException w:name="Light List Accent 6" w:semiHidden="0" w:uiPriority="61" w:unhideWhenUsed="0"/>
-    <w:lsdException w:name="Light Grid Accent 6" w:semiHidden="0" w:uiPriority="62" w:unhideWhenUsed="0"/>
-    <w:lsdException w:name="Medium Shading 1 Accent 6" w:semiHidden="0" w:uiPriority="63" w:unhideWhenUsed="0"/>
-    <w:lsdException w:name="Medium Shading 2 Accent 6" w:semiHidden="0" w:uiPriority="64" w:unhideWhenUsed="0"/>
-    <w:lsdException w:name="Medium List 1 Accent 6" w:semiHidden="0" w:uiPriority="65" w:unhideWhenUsed="0"/>
-    <w:lsdException w:name="Medium List 2 Accent 6" w:semiHidden="0" w:uiPriority="66" w:unhideWhenUsed="0"/>
-    <w:lsdException w:name="Medium Grid 1 Accent 6" w:semiHidden="0" w:uiPriority="67" w:unhideWhenUsed="0"/>
-    <w:lsdException w:name="Medium Grid 2 Accent 6" w:semiHidden="0" w:uiPriority="68" w:unhideWhenUsed="0"/>
-    <w:lsdException w:name="Medium Grid 3 Accent 6" w:semiHidden="0" w:uiPriority="69" w:unhideWhenUsed="0"/>
-    <w:lsdException w:name="Dark List Accent 6" w:semiHidden="0" w:uiPriority="70" w:unhideWhenUsed="0"/>
-    <w:lsdException w:name="Colorful Shading Accent 6" w:semiHidden="0" w:uiPriority="71" w:unhideWhenUsed="0"/>
-    <w:lsdException w:name="Colorful List Accent 6" w:semiHidden="0" w:uiPriority="72" w:unhideWhenUsed="0"/>
-    <w:lsdException w:name="Colorful Grid Accent 6" w:semiHidden="0" w:uiPriority="73" w:unhideWhenUsed="0"/>
-    <w:lsdException w:name="Subtle Emphasis" w:semiHidden="0" w:uiPriority="19" w:unhideWhenUsed="0" w:qFormat="1"/>
-    <w:lsdException w:name="Intense Emphasis" w:semiHidden="0" w:uiPriority="21" w:unhideWhenUsed="0" w:qFormat="1"/>
-    <w:lsdException w:name="Subtle Reference" w:semiHidden="0" w:uiPriority="31" w:unhideWhenUsed="0" w:qFormat="1"/>
-    <w:lsdException w:name="Intense Reference" w:semiHidden="0" w:uiPriority="32" w:unhideWhenUsed="0" w:qFormat="1"/>
-    <w:lsdException w:name="Book Title" w:semiHidden="0" w:uiPriority="33" w:unhideWhenUsed="0" w:qFormat="1"/>
-    <w:lsdException w:name="Bibliography" w:uiPriority="37"/>
-    <w:lsdException w:name="TOC Heading" w:uiPriority="39" w:qFormat="1"/>
+  <w:latentStyles w:defLockedState="0" w:defUIPriority="99" w:defSemiHidden="0" w:defUnhideWhenUsed="0" w:defQFormat="0" w:count="374">
+    <w:lsdException w:name="Normal" w:uiPriority="0" w:qFormat="1"/>
+    <w:lsdException w:name="heading 1" w:uiPriority="9" w:qFormat="1"/>
+    <w:lsdException w:name="heading 2" w:semiHidden="1" w:uiPriority="9" w:unhideWhenUsed="1" w:qFormat="1"/>
+    <w:lsdException w:name="heading 3" w:semiHidden="1" w:uiPriority="9" w:unhideWhenUsed="1" w:qFormat="1"/>
+    <w:lsdException w:name="heading 4" w:semiHidden="1" w:uiPriority="9" w:unhideWhenUsed="1" w:qFormat="1"/>
+    <w:lsdException w:name="heading 5" w:semiHidden="1" w:uiPriority="9" w:unhideWhenUsed="1" w:qFormat="1"/>
+    <w:lsdException w:name="heading 6" w:semiHidden="1" w:uiPriority="9" w:unhideWhenUsed="1" w:qFormat="1"/>
+    <w:lsdException w:name="heading 7" w:semiHidden="1" w:uiPriority="9" w:unhideWhenUsed="1" w:qFormat="1"/>
+    <w:lsdException w:name="heading 8" w:semiHidden="1" w:uiPriority="9" w:unhideWhenUsed="1" w:qFormat="1"/>
+    <w:lsdException w:name="heading 9" w:semiHidden="1" w:uiPriority="9" w:unhideWhenUsed="1" w:qFormat="1"/>
+    <w:lsdException w:name="index 1" w:semiHidden="1" w:unhideWhenUsed="1"/>
+    <w:lsdException w:name="index 2" w:semiHidden="1" w:unhideWhenUsed="1"/>
+    <w:lsdException w:name="index 3" w:semiHidden="1" w:unhideWhenUsed="1"/>
+    <w:lsdException w:name="index 4" w:semiHidden="1" w:unhideWhenUsed="1"/>
+    <w:lsdException w:name="index 5" w:semiHidden="1" w:unhideWhenUsed="1"/>
+    <w:lsdException w:name="index 6" w:semiHidden="1" w:unhideWhenUsed="1"/>
+    <w:lsdException w:name="index 7" w:semiHidden="1" w:unhideWhenUsed="1"/>
+    <w:lsdException w:name="index 8" w:semiHidden="1" w:unhideWhenUsed="1"/>
+    <w:lsdException w:name="index 9" w:semiHidden="1" w:unhideWhenUsed="1"/>
+    <w:lsdException w:name="toc 1" w:semiHidden="1" w:uiPriority="39" w:unhideWhenUsed="1"/>
+    <w:lsdException w:name="toc 2" w:semiHidden="1" w:uiPriority="39" w:unhideWhenUsed="1"/>
+    <w:lsdException w:name="toc 3" w:semiHidden="1" w:uiPriority="39" w:unhideWhenUsed="1"/>
+    <w:lsdException w:name="toc 4" w:semiHidden="1" w:uiPriority="39" w:unhideWhenUsed="1"/>
+    <w:lsdException w:name="toc 5" w:semiHidden="1" w:uiPriority="39" w:unhideWhenUsed="1"/>
+    <w:lsdException w:name="toc 6" w:semiHidden="1" w:uiPriority="39" w:unhideWhenUsed="1"/>
+    <w:lsdException w:name="toc 7" w:semiHidden="1" w:uiPriority="39" w:unhideWhenUsed="1"/>
+    <w:lsdException w:name="toc 8" w:semiHidden="1" w:uiPriority="39" w:unhideWhenUsed="1"/>
+    <w:lsdException w:name="toc 9" w:semiHidden="1" w:uiPriority="39" w:unhideWhenUsed="1"/>
+    <w:lsdException w:name="Normal Indent" w:semiHidden="1" w:unhideWhenUsed="1"/>
+    <w:lsdException w:name="footnote text" w:semiHidden="1" w:unhideWhenUsed="1"/>
+    <w:lsdException w:name="annotation text" w:semiHidden="1" w:unhideWhenUsed="1"/>
+    <w:lsdException w:name="header" w:semiHidden="1" w:unhideWhenUsed="1"/>
+    <w:lsdException w:name="footer" w:semiHidden="1" w:unhideWhenUsed="1"/>
+    <w:lsdException w:name="index heading" w:semiHidden="1" w:unhideWhenUsed="1"/>
+    <w:lsdException w:name="caption" w:semiHidden="1" w:uiPriority="35" w:unhideWhenUsed="1"/>
+    <w:lsdException w:name="table of figures" w:semiHidden="1" w:unhideWhenUsed="1"/>
+    <w:lsdException w:name="envelope address" w:semiHidden="1" w:unhideWhenUsed="1"/>
+    <w:lsdException w:name="envelope return" w:semiHidden="1" w:unhideWhenUsed="1"/>
+    <w:lsdException w:name="footnote reference" w:semiHidden="1" w:unhideWhenUsed="1"/>
+    <w:lsdException w:name="annotation reference" w:semiHidden="1" w:unhideWhenUsed="1"/>
+    <w:lsdException w:name="line number" w:semiHidden="1" w:unhideWhenUsed="1"/>
+    <w:lsdException w:name="page number" w:semiHidden="1" w:unhideWhenUsed="1"/>
+    <w:lsdException w:name="endnote reference" w:semiHidden="1" w:unhideWhenUsed="1"/>
+    <w:lsdException w:name="endnote text" w:semiHidden="1" w:unhideWhenUsed="1"/>
+    <w:lsdException w:name="table of authorities" w:semiHidden="1" w:unhideWhenUsed="1"/>
+    <w:lsdException w:name="macro" w:semiHidden="1" w:unhideWhenUsed="1"/>
+    <w:lsdException w:name="toa heading" w:semiHidden="1" w:unhideWhenUsed="1"/>
+    <w:lsdException w:name="List" w:semiHidden="1" w:unhideWhenUsed="1"/>
+    <w:lsdException w:name="List Bullet" w:semiHidden="1" w:unhideWhenUsed="1"/>
+    <w:lsdException w:name="List Number" w:semiHidden="1" w:unhideWhenUsed="1"/>
+    <w:lsdException w:name="List 2" w:semiHidden="1" w:unhideWhenUsed="1"/>
+    <w:lsdException w:name="List 3" w:semiHidden="1" w:unhideWhenUsed="1"/>
+    <w:lsdException w:name="List 4" w:semiHidden="1" w:unhideWhenUsed="1"/>
+    <w:lsdException w:name="List 5" w:semiHidden="1" w:unhideWhenUsed="1"/>
+    <w:lsdException w:name="List Bullet 2" w:semiHidden="1" w:unhideWhenUsed="1"/>
+    <w:lsdException w:name="List Bullet 3" w:semiHidden="1" w:unhideWhenUsed="1"/>
+    <w:lsdException w:name="List Bullet 4" w:semiHidden="1" w:unhideWhenUsed="1"/>
+    <w:lsdException w:name="List Bullet 5" w:semiHidden="1" w:unhideWhenUsed="1"/>
+    <w:lsdException w:name="List Number 2" w:semiHidden="1" w:unhideWhenUsed="1"/>
+    <w:lsdException w:name="List Number 3" w:semiHidden="1" w:unhideWhenUsed="1"/>
+    <w:lsdException w:name="List Number 4" w:semiHidden="1" w:unhideWhenUsed="1"/>
+    <w:lsdException w:name="List Number 5" w:semiHidden="1" w:unhideWhenUsed="1"/>
+    <w:lsdException w:name="Title" w:uiPriority="10" w:qFormat="1"/>
+    <w:lsdException w:name="Closing" w:semiHidden="1" w:unhideWhenUsed="1"/>
+    <w:lsdException w:name="Signature" w:semiHidden="1" w:unhideWhenUsed="1"/>
+    <w:lsdException w:name="Default Paragraph Font" w:semiHidden="1" w:uiPriority="1" w:unhideWhenUsed="1"/>
+    <w:lsdException w:name="Body Text" w:semiHidden="1" w:unhideWhenUsed="1"/>
+    <w:lsdException w:name="Body Text Indent" w:semiHidden="1" w:unhideWhenUsed="1"/>
+    <w:lsdException w:name="List Continue" w:semiHidden="1" w:unhideWhenUsed="1"/>
+    <w:lsdException w:name="List Continue 2" w:semiHidden="1" w:unhideWhenUsed="1"/>
+    <w:lsdException w:name="List Continue 3" w:semiHidden="1" w:unhideWhenUsed="1"/>
+    <w:lsdException w:name="List Continue 4" w:semiHidden="1" w:unhideWhenUsed="1"/>
+    <w:lsdException w:name="List Continue 5" w:semiHidden="1" w:unhideWhenUsed="1"/>
+    <w:lsdException w:name="Message Header" w:semiHidden="1" w:unhideWhenUsed="1"/>
+    <w:lsdException w:name="Subtitle" w:uiPriority="11" w:qFormat="1"/>
+    <w:lsdException w:name="Salutation" w:semiHidden="1" w:unhideWhenUsed="1"/>
+    <w:lsdException w:name="Date" w:semiHidden="1" w:unhideWhenUsed="1"/>
+    <w:lsdException w:name="Body Text First Indent" w:semiHidden="1" w:unhideWhenUsed="1"/>
+    <w:lsdException w:name="Body Text First Indent 2" w:semiHidden="1" w:unhideWhenUsed="1"/>
+    <w:lsdException w:name="Note Heading" w:semiHidden="1" w:unhideWhenUsed="1"/>
+    <w:lsdException w:name="Body Text 2" w:semiHidden="1" w:unhideWhenUsed="1"/>
+    <w:lsdException w:name="Body Text 3" w:semiHidden="1" w:unhideWhenUsed="1"/>
+    <w:lsdException w:name="Body Text Indent 2" w:semiHidden="1" w:unhideWhenUsed="1"/>
+    <w:lsdException w:name="Body Text Indent 3" w:semiHidden="1" w:unhideWhenUsed="1"/>
+    <w:lsdException w:name="Block Text" w:semiHidden="1" w:unhideWhenUsed="1"/>
+    <w:lsdException w:name="Hyperlink" w:semiHidden="1" w:unhideWhenUsed="1"/>
+    <w:lsdException w:name="FollowedHyperlink" w:semiHidden="1" w:unhideWhenUsed="1"/>
+    <w:lsdException w:name="Strong" w:uiPriority="22" w:qFormat="1"/>
+    <w:lsdException w:name="Emphasis" w:uiPriority="20" w:qFormat="1"/>
+    <w:lsdException w:name="Document Map" w:semiHidden="1" w:unhideWhenUsed="1"/>
+    <w:lsdException w:name="Plain Text" w:semiHidden="1" w:unhideWhenUsed="1"/>
+    <w:lsdException w:name="E-mail Signature" w:semiHidden="1" w:unhideWhenUsed="1"/>
+    <w:lsdException w:name="HTML Top of Form" w:semiHidden="1" w:unhideWhenUsed="1"/>
+    <w:lsdException w:name="HTML Bottom of Form" w:semiHidden="1" w:unhideWhenUsed="1"/>
+    <w:lsdException w:name="Normal (Web)" w:semiHidden="1" w:unhideWhenUsed="1"/>
+    <w:lsdException w:name="HTML Acronym" w:semiHidden="1" w:unhideWhenUsed="1"/>
+    <w:lsdException w:name="HTML Address" w:semiHidden="1" w:unhideWhenUsed="1"/>
+    <w:lsdException w:name="HTML Cite" w:semiHidden="1" w:unhideWhenUsed="1"/>
+    <w:lsdException w:name="HTML Code" w:semiHidden="1" w:unhideWhenUsed="1"/>
+    <w:lsdException w:name="HTML Definition" w:semiHidden="1" w:unhideWhenUsed="1"/>
+    <w:lsdException w:name="HTML Keyboard" w:semiHidden="1" w:unhideWhenUsed="1"/>
+    <w:lsdException w:name="HTML Preformatted" w:semiHidden="1" w:unhideWhenUsed="1"/>
+    <w:lsdException w:name="HTML Sample" w:semiHidden="1" w:unhideWhenUsed="1"/>
+    <w:lsdException w:name="HTML Typewriter" w:semiHidden="1" w:unhideWhenUsed="1"/>
+    <w:lsdException w:name="HTML Variable" w:semiHidden="1" w:unhideWhenUsed="1"/>
+    <w:lsdException w:name="Normal Table" w:semiHidden="1" w:unhideWhenUsed="1"/>
+    <w:lsdException w:name="annotation subject" w:semiHidden="1" w:unhideWhenUsed="1"/>
+    <w:lsdException w:name="No List" w:semiHidden="1" w:unhideWhenUsed="1"/>
+    <w:lsdException w:name="Outline List 1" w:semiHidden="1" w:unhideWhenUsed="1"/>
+    <w:lsdException w:name="Outline List 2" w:semiHidden="1" w:unhideWhenUsed="1"/>
+    <w:lsdException w:name="Outline List 3" w:semiHidden="1" w:unhideWhenUsed="1"/>
+    <w:lsdException w:name="Table Simple 1" w:semiHidden="1" w:unhideWhenUsed="1"/>
+    <w:lsdException w:name="Table Simple 2" w:semiHidden="1" w:unhideWhenUsed="1"/>
+    <w:lsdException w:name="Table Simple 3" w:semiHidden="1" w:unhideWhenUsed="1"/>
+    <w:lsdException w:name="Table Classic 1" w:semiHidden="1" w:unhideWhenUsed="1"/>
+    <w:lsdException w:name="Table Classic 2" w:semiHidden="1" w:unhideWhenUsed="1"/>
+    <w:lsdException w:name="Table Classic 3" w:semiHidden="1" w:unhideWhenUsed="1"/>
+    <w:lsdException w:name="Table Classic 4" w:semiHidden="1" w:unhideWhenUsed="1"/>
+    <w:lsdException w:name="Table Colorful 1" w:semiHidden="1" w:unhideWhenUsed="1"/>
+    <w:lsdException w:name="Table Colorful 2" w:semiHidden="1" w:unhideWhenUsed="1"/>
+    <w:lsdException w:name="Table Colorful 3" w:semiHidden="1" w:unhideWhenUsed="1"/>
+    <w:lsdException w:name="Table Columns 1" w:semiHidden="1" w:unhideWhenUsed="1"/>
+    <w:lsdException w:name="Table Columns 2" w:semiHidden="1" w:unhideWhenUsed="1"/>
+    <w:lsdException w:name="Table Columns 3" w:semiHidden="1" w:unhideWhenUsed="1"/>
+    <w:lsdException w:name="Table Columns 4" w:semiHidden="1" w:unhideWhenUsed="1"/>
+    <w:lsdException w:name="Table Columns 5" w:semiHidden="1" w:unhideWhenUsed="1"/>
+    <w:lsdException w:name="Table Grid 1" w:semiHidden="1" w:unhideWhenUsed="1"/>
+    <w:lsdException w:name="Table Grid 2" w:semiHidden="1" w:unhideWhenUsed="1"/>
+    <w:lsdException w:name="Table Grid 3" w:semiHidden="1" w:unhideWhenUsed="1"/>
+    <w:lsdException w:name="Table Grid 4" w:semiHidden="1" w:unhideWhenUsed="1"/>
+    <w:lsdException w:name="Table Grid 5" w:semiHidden="1" w:unhideWhenUsed="1"/>
+    <w:lsdException w:name="Table Grid 6" w:semiHidden="1" w:unhideWhenUsed="1"/>
+    <w:lsdException w:name="Table Grid 7" w:semiHidden="1" w:unhideWhenUsed="1"/>
+    <w:lsdException w:name="Table Grid 8" w:semiHidden="1" w:unhideWhenUsed="1"/>
+    <w:lsdException w:name="Table List 1" w:semiHidden="1" w:unhideWhenUsed="1"/>
+    <w:lsdException w:name="Table List 2" w:semiHidden="1" w:unhideWhenUsed="1"/>
+    <w:lsdException w:name="Table List 3" w:semiHidden="1" w:unhideWhenUsed="1"/>
+    <w:lsdException w:name="Table List 4" w:semiHidden="1" w:unhideWhenUsed="1"/>
+    <w:lsdException w:name="Table List 5" w:semiHidden="1" w:unhideWhenUsed="1"/>
+    <w:lsdException w:name="Table List 6" w:semiHidden="1" w:unhideWhenUsed="1"/>
+    <w:lsdException w:name="Table List 7" w:semiHidden="1" w:unhideWhenUsed="1"/>
+    <w:lsdException w:name="Table List 8" w:semiHidden="1" w:unhideWhenUsed="1"/>
+    <w:lsdException w:name="Table 3D effects 1" w:semiHidden="1" w:unhideWhenUsed="1"/>
+    <w:lsdException w:name="Table 3D effects 2" w:semiHidden="1" w:unhideWhenUsed="1"/>
+    <w:lsdException w:name="Table 3D effects 3" w:semiHidden="1" w:unhideWhenUsed="1"/>
+    <w:lsdException w:name="Table Contemporary" w:semiHidden="1" w:unhideWhenUsed="1"/>
+    <w:lsdException w:name="Table Elegant" w:semiHidden="1" w:unhideWhenUsed="1"/>
+    <w:lsdException w:name="Table Professional" w:semiHidden="1" w:unhideWhenUsed="1"/>
+    <w:lsdException w:name="Table Subtle 1" w:semiHidden="1" w:unhideWhenUsed="1"/>
+    <w:lsdException w:name="Table Subtle 2" w:semiHidden="1" w:unhideWhenUsed="1"/>
+    <w:lsdException w:name="Table Web 1" w:semiHidden="1" w:unhideWhenUsed="1"/>
+    <w:lsdException w:name="Table Web 2" w:semiHidden="1" w:unhideWhenUsed="1"/>
+    <w:lsdException w:name="Table Web 3" w:semiHidden="1" w:unhideWhenUsed="1"/>
+    <w:lsdException w:name="Balloon Text" w:semiHidden="1" w:unhideWhenUsed="1"/>
+    <w:lsdException w:name="Table Grid" w:semiHidden="1" w:uiPriority="59" w:unhideWhenUsed="1"/>
+    <w:lsdException w:name="Table Theme" w:semiHidden="1" w:unhideWhenUsed="1"/>
+    <w:lsdException w:name="Placeholder Text" w:semiHidden="1"/>
+    <w:lsdException w:name="No Spacing" w:uiPriority="1" w:qFormat="1"/>
+    <w:lsdException w:name="Light Shading" w:uiPriority="60"/>
+    <w:lsdException w:name="Light List" w:uiPriority="61"/>
+    <w:lsdException w:name="Light Grid" w:uiPriority="62"/>
+    <w:lsdException w:name="Medium Shading 1" w:uiPriority="63"/>
+    <w:lsdException w:name="Medium Shading 2" w:uiPriority="64"/>
+    <w:lsdException w:name="Medium List 1" w:uiPriority="65"/>
+    <w:lsdException w:name="Medium List 2" w:uiPriority="66"/>
+    <w:lsdException w:name="Medium Grid 1" w:uiPriority="67"/>
+    <w:lsdException w:name="Medium Grid 2" w:uiPriority="68"/>
+    <w:lsdException w:name="Medium Grid 3" w:uiPriority="69"/>
+    <w:lsdException w:name="Dark List" w:uiPriority="70"/>
+    <w:lsdException w:name="Colorful Shading" w:uiPriority="71"/>
+    <w:lsdException w:name="Colorful List" w:uiPriority="72"/>
+    <w:lsdException w:name="Colorful Grid" w:uiPriority="73"/>
+    <w:lsdException w:name="Light Shading Accent 1" w:uiPriority="60"/>
+    <w:lsdException w:name="Light List Accent 1" w:uiPriority="61"/>
+    <w:lsdException w:name="Light Grid Accent 1" w:uiPriority="62"/>
+    <w:lsdException w:name="Medium Shading 1 Accent 1" w:uiPriority="63"/>
+    <w:lsdException w:name="Medium Shading 2 Accent 1" w:uiPriority="64"/>
+    <w:lsdException w:name="Medium List 1 Accent 1" w:uiPriority="65"/>
+    <w:lsdException w:name="Revision" w:semiHidden="1"/>
+    <w:lsdException w:name="List Paragraph" w:uiPriority="34" w:qFormat="1"/>
+    <w:lsdException w:name="Quote" w:uiPriority="29" w:qFormat="1"/>
+    <w:lsdException w:name="Intense Quote" w:uiPriority="30" w:qFormat="1"/>
+    <w:lsdException w:name="Medium List 2 Accent 1" w:uiPriority="66"/>
+    <w:lsdException w:name="Medium Grid 1 Accent 1" w:uiPriority="67"/>
+    <w:lsdException w:name="Medium Grid 2 Accent 1" w:uiPriority="68"/>
+    <w:lsdException w:name="Medium Grid 3 Accent 1" w:uiPriority="69"/>
+    <w:lsdException w:name="Dark List Accent 1" w:uiPriority="70"/>
+    <w:lsdException w:name="Colorful Shading Accent 1" w:uiPriority="71"/>
+    <w:lsdException w:name="Colorful List Accent 1" w:uiPriority="72"/>
+    <w:lsdException w:name="Colorful Grid Accent 1" w:uiPriority="73"/>
+    <w:lsdException w:name="Light Shading Accent 2" w:uiPriority="60"/>
+    <w:lsdException w:name="Light List Accent 2" w:uiPriority="61"/>
+    <w:lsdException w:name="Light Grid Accent 2" w:uiPriority="62"/>
+    <w:lsdException w:name="Medium Shading 1 Accent 2" w:uiPriority="63"/>
+    <w:lsdException w:name="Medium Shading 2 Accent 2" w:uiPriority="64"/>
+    <w:lsdException w:name="Medium List 1 Accent 2" w:uiPriority="65"/>
+    <w:lsdException w:name="Medium List 2 Accent 2" w:uiPriority="66"/>
+    <w:lsdException w:name="Medium Grid 1 Accent 2" w:uiPriority="67"/>
+    <w:lsdException w:name="Medium Grid 2 Accent 2" w:uiPriority="68"/>
+    <w:lsdException w:name="Medium Grid 3 Accent 2" w:uiPriority="69"/>
+    <w:lsdException w:name="Dark List Accent 2" w:uiPriority="70"/>
+    <w:lsdException w:name="Colorful Shading Accent 2" w:uiPriority="71"/>
+    <w:lsdException w:name="Colorful List Accent 2" w:uiPriority="72"/>
+    <w:lsdException w:name="Colorful Grid Accent 2" w:uiPriority="73"/>
+    <w:lsdException w:name="Light Shading Accent 3" w:uiPriority="60"/>
+    <w:lsdException w:name="Light List Accent 3" w:uiPriority="61"/>
+    <w:lsdException w:name="Light Grid Accent 3" w:uiPriority="62"/>
+    <w:lsdException w:name="Medium Shading 1 Accent 3" w:uiPriority="63"/>
+    <w:lsdException w:name="Medium Shading 2 Accent 3" w:uiPriority="64"/>
+    <w:lsdException w:name="Medium List 1 Accent 3" w:uiPriority="65"/>
+    <w:lsdException w:name="Medium List 2 Accent 3" w:uiPriority="66"/>
+    <w:lsdException w:name="Medium Grid 1 Accent 3" w:uiPriority="67"/>
+    <w:lsdException w:name="Medium Grid 2 Accent 3" w:uiPriority="68"/>
+    <w:lsdException w:name="Medium Grid 3 Accent 3" w:uiPriority="69"/>
+    <w:lsdException w:name="Dark List Accent 3" w:uiPriority="70"/>
+    <w:lsdException w:name="Colorful Shading Accent 3" w:uiPriority="71"/>
+    <w:lsdException w:name="Colorful List Accent 3" w:uiPriority="72"/>
+    <w:lsdException w:name="Colorful Grid Accent 3" w:uiPriority="73"/>
+    <w:lsdException w:name="Light Shading Accent 4" w:uiPriority="60"/>
+    <w:lsdException w:name="Light List Accent 4" w:uiPriority="61"/>
+    <w:lsdException w:name="Light Grid Accent 4" w:uiPriority="62"/>
+    <w:lsdException w:name="Medium Shading 1 Accent 4" w:uiPriority="63"/>
+    <w:lsdException w:name="Medium Shading 2 Accent 4" w:uiPriority="64"/>
+    <w:lsdException w:name="Medium List 1 Accent 4" w:uiPriority="65"/>
+    <w:lsdException w:name="Medium List 2 Accent 4" w:uiPriority="66"/>
+    <w:lsdException w:name="Medium Grid 1 Accent 4" w:uiPriority="67"/>
+    <w:lsdException w:name="Medium Grid 2 Accent 4" w:uiPriority="68"/>
+    <w:lsdException w:name="Medium Grid 3 Accent 4" w:uiPriority="69"/>
+    <w:lsdException w:name="Dark List Accent 4" w:uiPriority="70"/>
+    <w:lsdException w:name="Colorful Shading Accent 4" w:uiPriority="71"/>
+    <w:lsdException w:name="Colorful List Accent 4" w:uiPriority="72"/>
+    <w:lsdException w:name="Colorful Grid Accent 4" w:uiPriority="73"/>
+    <w:lsdException w:name="Light Shading Accent 5" w:uiPriority="60"/>
+    <w:lsdException w:name="Light List Accent 5" w:uiPriority="61"/>
+    <w:lsdException w:name="Light Grid Accent 5" w:uiPriority="62"/>
+    <w:lsdException w:name="Medium Shading 1 Accent 5" w:uiPriority="63"/>
+    <w:lsdException w:name="Medium Shading 2 Accent 5" w:uiPriority="64"/>
+    <w:lsdException w:name="Medium List 1 Accent 5" w:uiPriority="65"/>
+    <w:lsdException w:name="Medium List 2 Accent 5" w:uiPriority="66"/>
+    <w:lsdException w:name="Medium Grid 1 Accent 5" w:uiPriority="67"/>
+    <w:lsdException w:name="Medium Grid 2 Accent 5" w:uiPriority="68"/>
+    <w:lsdException w:name="Medium Grid 3 Accent 5" w:uiPriority="69"/>
+    <w:lsdException w:name="Dark List Accent 5" w:uiPriority="70"/>
+    <w:lsdException w:name="Colorful Shading Accent 5" w:uiPriority="71"/>
+    <w:lsdException w:name="Colorful List Accent 5" w:uiPriority="72"/>
+    <w:lsdException w:name="Colorful Grid Accent 5" w:uiPriority="73"/>
+    <w:lsdException w:name="Light Shading Accent 6" w:uiPriority="60"/>
+    <w:lsdException w:name="Light List Accent 6" w:uiPriority="61"/>
+    <w:lsdException w:name="Light Grid Accent 6" w:uiPriority="62"/>
+    <w:lsdException w:name="Medium Shading 1 Accent 6" w:uiPriority="63"/>
+    <w:lsdException w:name="Medium Shading 2 Accent 6" w:uiPriority="64"/>
+    <w:lsdException w:name="Medium List 1 Accent 6" w:uiPriority="65"/>
+    <w:lsdException w:name="Medium List 2 Accent 6" w:uiPriority="66"/>
+    <w:lsdException w:name="Medium Grid 1 Accent 6" w:uiPriority="67"/>
+    <w:lsdException w:name="Medium Grid 2 Accent 6" w:uiPriority="68"/>
+    <w:lsdException w:name="Medium Grid 3 Accent 6" w:uiPriority="69"/>
+    <w:lsdException w:name="Dark List Accent 6" w:uiPriority="70"/>
+    <w:lsdException w:name="Colorful Shading Accent 6" w:uiPriority="71"/>
+    <w:lsdException w:name="Colorful List Accent 6" w:uiPriority="72"/>
+    <w:lsdException w:name="Colorful Grid Accent 6" w:uiPriority="73"/>
+    <w:lsdException w:name="Subtle Emphasis" w:uiPriority="19" w:qFormat="1"/>
+    <w:lsdException w:name="Intense Emphasis" w:uiPriority="21" w:qFormat="1"/>
+    <w:lsdException w:name="Subtle Reference" w:uiPriority="31" w:qFormat="1"/>
+    <w:lsdException w:name="Intense Reference" w:uiPriority="32" w:qFormat="1"/>
+    <w:lsdException w:name="Book Title" w:uiPriority="33" w:qFormat="1"/>
+    <w:lsdException w:name="Bibliography" w:semiHidden="1" w:uiPriority="37" w:unhideWhenUsed="1"/>
+    <w:lsdException w:name="TOC Heading" w:semiHidden="1" w:uiPriority="39" w:unhideWhenUsed="1" w:qFormat="1"/>
+    <w:lsdException w:name="Plain Table 1" w:uiPriority="41"/>
+    <w:lsdException w:name="Plain Table 2" w:uiPriority="42"/>
+    <w:lsdException w:name="Plain Table 3" w:uiPriority="43"/>
+    <w:lsdException w:name="Plain Table 4" w:uiPriority="44"/>
+    <w:lsdException w:name="Plain Table 5" w:uiPriority="45"/>
+    <w:lsdException w:name="Grid Table Light" w:uiPriority="40"/>
+    <w:lsdException w:name="Grid Table 1 Light" w:uiPriority="46"/>
+    <w:lsdException w:name="Grid Table 2" w:uiPriority="47"/>
+    <w:lsdException w:name="Grid Table 3" w:uiPriority="48"/>
+    <w:lsdException w:name="Grid Table 4" w:uiPriority="49"/>
+    <w:lsdException w:name="Grid Table 5 Dark" w:uiPriority="50"/>
+    <w:lsdException w:name="Grid Table 6 Colorful" w:uiPriority="51"/>
+    <w:lsdException w:name="Grid Table 7 Colorful" w:uiPriority="52"/>
+    <w:lsdException w:name="Grid Table 1 Light Accent 1" w:uiPriority="46"/>
+    <w:lsdException w:name="Grid Table 2 Accent 1" w:uiPriority="47"/>
+    <w:lsdException w:name="Grid Table 3 Accent 1" w:uiPriority="48"/>
+    <w:lsdException w:name="Grid Table 4 Accent 1" w:uiPriority="49"/>
+    <w:lsdException w:name="Grid Table 5 Dark Accent 1" w:uiPriority="50"/>
+    <w:lsdException w:name="Grid Table 6 Colorful Accent 1" w:uiPriority="51"/>
+    <w:lsdException w:name="Grid Table 7 Colorful Accent 1" w:uiPriority="52"/>
+    <w:lsdException w:name="Grid Table 1 Light Accent 2" w:uiPriority="46"/>
+    <w:lsdException w:name="Grid Table 2 Accent 2" w:uiPriority="47"/>
+    <w:lsdException w:name="Grid Table 3 Accent 2" w:uiPriority="48"/>
+    <w:lsdException w:name="Grid Table 4 Accent 2" w:uiPriority="49"/>
+    <w:lsdException w:name="Grid Table 5 Dark Accent 2" w:uiPriority="50"/>
+    <w:lsdException w:name="Grid Table 6 Colorful Accent 2" w:uiPriority="51"/>
+    <w:lsdException w:name="Grid Table 7 Colorful Accent 2" w:uiPriority="52"/>
+    <w:lsdException w:name="Grid Table 1 Light Accent 3" w:uiPriority="46"/>
+    <w:lsdException w:name="Grid Table 2 Accent 3" w:uiPriority="47"/>
+    <w:lsdException w:name="Grid Table 3 Accent 3" w:uiPriority="48"/>
+    <w:lsdException w:name="Grid Table 4 Accent 3" w:uiPriority="49"/>
+    <w:lsdException w:name="Grid Table 5 Dark Accent 3" w:uiPriority="50"/>
+    <w:lsdException w:name="Grid Table 6 Colorful Accent 3" w:uiPriority="51"/>
+    <w:lsdException w:name="Grid Table 7 Colorful Accent 3" w:uiPriority="52"/>
+    <w:lsdException w:name="Grid Table 1 Light Accent 4" w:uiPriority="46"/>
+    <w:lsdException w:name="Grid Table 2 Accent 4" w:uiPriority="47"/>
+    <w:lsdException w:name="Grid Table 3 Accent 4" w:uiPriority="48"/>
+    <w:lsdException w:name="Grid Table 4 Accent 4" w:uiPriority="49"/>
+    <w:lsdException w:name="Grid Table 5 Dark Accent 4" w:uiPriority="50"/>
+    <w:lsdException w:name="Grid Table 6 Colorful Accent 4" w:uiPriority="51"/>
+    <w:lsdException w:name="Grid Table 7 Colorful Accent 4" w:uiPriority="52"/>
+    <w:lsdException w:name="Grid Table 1 Light Accent 5" w:uiPriority="46"/>
+    <w:lsdException w:name="Grid Table 2 Accent 5" w:uiPriority="47"/>
+    <w:lsdException w:name="Grid Table 3 Accent 5" w:uiPriority="48"/>
+    <w:lsdException w:name="Grid Table 4 Accent 5" w:uiPriority="49"/>
+    <w:lsdException w:name="Grid Table 5 Dark Accent 5" w:uiPriority="50"/>
+    <w:lsdException w:name="Grid Table 6 Colorful Accent 5" w:uiPriority="51"/>
+    <w:lsdException w:name="Grid Table 7 Colorful Accent 5" w:uiPriority="52"/>
+    <w:lsdException w:name="Grid Table 1 Light Accent 6" w:uiPriority="46"/>
+    <w:lsdException w:name="Grid Table 2 Accent 6" w:uiPriority="47"/>
+    <w:lsdException w:name="Grid Table 3 Accent 6" w:uiPriority="48"/>
+    <w:lsdException w:name="Grid Table 4 Accent 6" w:uiPriority="49"/>
+    <w:lsdException w:name="Grid Table 5 Dark Accent 6" w:uiPriority="50"/>
+    <w:lsdException w:name="Grid Table 6 Colorful Accent 6" w:uiPriority="51"/>
+    <w:lsdException w:name="Grid Table 7 Colorful Accent 6" w:uiPriority="52"/>
+    <w:lsdException w:name="List Table 1 Light" w:uiPriority="46"/>
+    <w:lsdException w:name="List Table 2" w:uiPriority="47"/>
+    <w:lsdException w:name="List Table 3" w:uiPriority="48"/>
+    <w:lsdException w:name="List Table 4" w:uiPriority="49"/>
+    <w:lsdException w:name="List Table 5 Dark" w:uiPriority="50"/>
+    <w:lsdException w:name="List Table 6 Colorful" w:uiPriority="51"/>
+    <w:lsdException w:name="List Table 7 Colorful" w:uiPriority="52"/>
+    <w:lsdException w:name="List Table 1 Light Accent 1" w:uiPriority="46"/>
+    <w:lsdException w:name="List Table 2 Accent 1" w:uiPriority="47"/>
+    <w:lsdException w:name="List Table 3 Accent 1" w:uiPriority="48"/>
+    <w:lsdException w:name="List Table 4 Accent 1" w:uiPriority="49"/>
+    <w:lsdException w:name="List Table 5 Dark Accent 1" w:uiPriority="50"/>
+    <w:lsdException w:name="List Table 6 Colorful Accent 1" w:uiPriority="51"/>
+    <w:lsdException w:name="List Table 7 Colorful Accent 1" w:uiPriority="52"/>
+    <w:lsdException w:name="List Table 1 Light Accent 2" w:uiPriority="46"/>
+    <w:lsdException w:name="List Table 2 Accent 2" w:uiPriority="47"/>
+    <w:lsdException w:name="List Table 3 Accent 2" w:uiPriority="48"/>
+    <w:lsdException w:name="List Table 4 Accent 2" w:uiPriority="49"/>
+    <w:lsdException w:name="List Table 5 Dark Accent 2" w:uiPriority="50"/>
+    <w:lsdException w:name="List Table 6 Colorful Accent 2" w:uiPriority="51"/>
+    <w:lsdException w:name="List Table 7 Colorful Accent 2" w:uiPriority="52"/>
+    <w:lsdException w:name="List Table 1 Light Accent 3" w:uiPriority="46"/>
+    <w:lsdException w:name="List Table 2 Accent 3" w:uiPriority="47"/>
+    <w:lsdException w:name="List Table 3 Accent 3" w:uiPriority="48"/>
+    <w:lsdException w:name="List Table 4 Accent 3" w:uiPriority="49"/>
+    <w:lsdException w:name="List Table 5 Dark Accent 3" w:uiPriority="50"/>
+    <w:lsdException w:name="List Table 6 Colorful Accent 3" w:uiPriority="51"/>
+    <w:lsdException w:name="List Table 7 Colorful Accent 3" w:uiPriority="52"/>
+    <w:lsdException w:name="List Table 1 Light Accent 4" w:uiPriority="46"/>
+    <w:lsdException w:name="List Table 2 Accent 4" w:uiPriority="47"/>
+    <w:lsdException w:name="List Table 3 Accent 4" w:uiPriority="48"/>
+    <w:lsdException w:name="List Table 4 Accent 4" w:uiPriority="49"/>
+    <w:lsdException w:name="List Table 5 Dark Accent 4" w:uiPriority="50"/>
+    <w:lsdException w:name="List Table 6 Colorful Accent 4" w:uiPriority="51"/>
+    <w:lsdException w:name="List Table 7 Colorful Accent 4" w:uiPriority="52"/>
+    <w:lsdException w:name="List Table 1 Light Accent 5" w:uiPriority="46"/>
+    <w:lsdException w:name="List Table 2 Accent 5" w:uiPriority="47"/>
+    <w:lsdException w:name="List Table 3 Accent 5" w:uiPriority="48"/>
+    <w:lsdException w:name="List Table 4 Accent 5" w:uiPriority="49"/>
+    <w:lsdException w:name="List Table 5 Dark Accent 5" w:uiPriority="50"/>
+    <w:lsdException w:name="List Table 6 Colorful Accent 5" w:uiPriority="51"/>
+    <w:lsdException w:name="List Table 7 Colorful Accent 5" w:uiPriority="52"/>
+    <w:lsdException w:name="List Table 1 Light Accent 6" w:uiPriority="46"/>
+    <w:lsdException w:name="List Table 2 Accent 6" w:uiPriority="47"/>
+    <w:lsdException w:name="List Table 3 Accent 6" w:uiPriority="48"/>
+    <w:lsdException w:name="List Table 4 Accent 6" w:uiPriority="49"/>
+    <w:lsdException w:name="List Table 5 Dark Accent 6" w:uiPriority="50"/>
+    <w:lsdException w:name="List Table 6 Colorful Accent 6" w:uiPriority="51"/>
+    <w:lsdException w:name="List Table 7 Colorful Accent 6" w:uiPriority="52"/>
+    <w:lsdException w:name="Mention" w:semiHidden="1" w:unhideWhenUsed="1"/>
+    <w:lsdException w:name="Smart Hyperlink" w:semiHidden="1" w:unhideWhenUsed="1"/>
+    <w:lsdException w:name="Hashtag" w:semiHidden="1" w:unhideWhenUsed="1"/>
   </w:latentStyles>
-  <w:style w:type="paragraph" w:default="1" w:styleId="a">
+  <w:style w:type="paragraph" w:default="1" w:styleId="Normal">
     <w:name w:val="Normal"/>
     <w:qFormat/>
     <w:rsid w:val="00ED2BEC"/>
@@ -2219,11 +2816,11 @@
       <w:szCs w:val="24"/>
     </w:rPr>
   </w:style>
-  <w:style w:type="paragraph" w:styleId="1">
+  <w:style w:type="paragraph" w:styleId="Heading1">
     <w:name w:val="heading 1"/>
-    <w:basedOn w:val="a"/>
-    <w:next w:val="a"/>
-    <w:link w:val="1Char"/>
+    <w:basedOn w:val="Normal"/>
+    <w:next w:val="Normal"/>
+    <w:link w:val="Heading1Char"/>
     <w:uiPriority w:val="9"/>
     <w:qFormat/>
     <w:rsid w:val="001355FC"/>
@@ -2241,11 +2838,11 @@
       <w:szCs w:val="32"/>
     </w:rPr>
   </w:style>
-  <w:style w:type="paragraph" w:styleId="2">
+  <w:style w:type="paragraph" w:styleId="Heading2">
     <w:name w:val="heading 2"/>
-    <w:basedOn w:val="a"/>
-    <w:next w:val="a"/>
-    <w:link w:val="2Char"/>
+    <w:basedOn w:val="Normal"/>
+    <w:next w:val="Normal"/>
+    <w:link w:val="Heading2Char"/>
     <w:uiPriority w:val="9"/>
     <w:semiHidden/>
     <w:unhideWhenUsed/>
@@ -2266,11 +2863,11 @@
       <w:szCs w:val="28"/>
     </w:rPr>
   </w:style>
-  <w:style w:type="paragraph" w:styleId="3">
+  <w:style w:type="paragraph" w:styleId="Heading3">
     <w:name w:val="heading 3"/>
-    <w:basedOn w:val="a"/>
-    <w:next w:val="a"/>
-    <w:link w:val="3Char"/>
+    <w:basedOn w:val="Normal"/>
+    <w:next w:val="Normal"/>
+    <w:link w:val="Heading3Char"/>
     <w:uiPriority w:val="9"/>
     <w:semiHidden/>
     <w:unhideWhenUsed/>
@@ -2289,11 +2886,11 @@
       <w:szCs w:val="26"/>
     </w:rPr>
   </w:style>
-  <w:style w:type="paragraph" w:styleId="4">
+  <w:style w:type="paragraph" w:styleId="Heading4">
     <w:name w:val="heading 4"/>
-    <w:basedOn w:val="a"/>
-    <w:next w:val="a"/>
-    <w:link w:val="4Char"/>
+    <w:basedOn w:val="Normal"/>
+    <w:next w:val="Normal"/>
+    <w:link w:val="Heading4Char"/>
     <w:uiPriority w:val="9"/>
     <w:semiHidden/>
     <w:unhideWhenUsed/>
@@ -2311,11 +2908,11 @@
       <w:szCs w:val="28"/>
     </w:rPr>
   </w:style>
-  <w:style w:type="paragraph" w:styleId="5">
+  <w:style w:type="paragraph" w:styleId="Heading5">
     <w:name w:val="heading 5"/>
-    <w:basedOn w:val="a"/>
-    <w:next w:val="a"/>
-    <w:link w:val="5Char"/>
+    <w:basedOn w:val="Normal"/>
+    <w:next w:val="Normal"/>
+    <w:link w:val="Heading5Char"/>
     <w:uiPriority w:val="9"/>
     <w:semiHidden/>
     <w:unhideWhenUsed/>
@@ -2334,11 +2931,11 @@
       <w:szCs w:val="26"/>
     </w:rPr>
   </w:style>
-  <w:style w:type="paragraph" w:styleId="6">
+  <w:style w:type="paragraph" w:styleId="Heading6">
     <w:name w:val="heading 6"/>
-    <w:basedOn w:val="a"/>
-    <w:next w:val="a"/>
-    <w:link w:val="6Char"/>
+    <w:basedOn w:val="Normal"/>
+    <w:next w:val="Normal"/>
+    <w:link w:val="Heading6Char"/>
     <w:uiPriority w:val="9"/>
     <w:semiHidden/>
     <w:unhideWhenUsed/>
@@ -2355,11 +2952,11 @@
       <w:szCs w:val="22"/>
     </w:rPr>
   </w:style>
-  <w:style w:type="paragraph" w:styleId="7">
+  <w:style w:type="paragraph" w:styleId="Heading7">
     <w:name w:val="heading 7"/>
-    <w:basedOn w:val="a"/>
-    <w:next w:val="a"/>
-    <w:link w:val="7Char"/>
+    <w:basedOn w:val="Normal"/>
+    <w:next w:val="Normal"/>
+    <w:link w:val="Heading7Char"/>
     <w:uiPriority w:val="9"/>
     <w:semiHidden/>
     <w:unhideWhenUsed/>
@@ -2370,11 +2967,11 @@
       <w:outlineLvl w:val="6"/>
     </w:pPr>
   </w:style>
-  <w:style w:type="paragraph" w:styleId="8">
+  <w:style w:type="paragraph" w:styleId="Heading8">
     <w:name w:val="heading 8"/>
-    <w:basedOn w:val="a"/>
-    <w:next w:val="a"/>
-    <w:link w:val="8Char"/>
+    <w:basedOn w:val="Normal"/>
+    <w:next w:val="Normal"/>
+    <w:link w:val="Heading8Char"/>
     <w:uiPriority w:val="9"/>
     <w:semiHidden/>
     <w:unhideWhenUsed/>
@@ -2389,11 +2986,11 @@
       <w:iCs/>
     </w:rPr>
   </w:style>
-  <w:style w:type="paragraph" w:styleId="9">
+  <w:style w:type="paragraph" w:styleId="Heading9">
     <w:name w:val="heading 9"/>
-    <w:basedOn w:val="a"/>
-    <w:next w:val="a"/>
-    <w:link w:val="9Char"/>
+    <w:basedOn w:val="Normal"/>
+    <w:next w:val="Normal"/>
+    <w:link w:val="Heading9Char"/>
     <w:uiPriority w:val="9"/>
     <w:semiHidden/>
     <w:unhideWhenUsed/>
@@ -2409,13 +3006,13 @@
       <w:szCs w:val="22"/>
     </w:rPr>
   </w:style>
-  <w:style w:type="character" w:default="1" w:styleId="a0">
+  <w:style w:type="character" w:default="1" w:styleId="DefaultParagraphFont">
     <w:name w:val="Default Paragraph Font"/>
     <w:uiPriority w:val="1"/>
     <w:semiHidden/>
     <w:unhideWhenUsed/>
   </w:style>
-  <w:style w:type="table" w:default="1" w:styleId="a1">
+  <w:style w:type="table" w:default="1" w:styleId="TableNormal">
     <w:name w:val="Normal Table"/>
     <w:uiPriority w:val="99"/>
     <w:semiHidden/>
@@ -2430,16 +3027,16 @@
       </w:tblCellMar>
     </w:tblPr>
   </w:style>
-  <w:style w:type="numbering" w:default="1" w:styleId="a2">
+  <w:style w:type="numbering" w:default="1" w:styleId="NoList">
     <w:name w:val="No List"/>
     <w:uiPriority w:val="99"/>
     <w:semiHidden/>
     <w:unhideWhenUsed/>
   </w:style>
-  <w:style w:type="character" w:customStyle="1" w:styleId="1Char">
-    <w:name w:val="标题 1 Char"/>
-    <w:basedOn w:val="a0"/>
-    <w:link w:val="1"/>
+  <w:style w:type="character" w:customStyle="1" w:styleId="Heading1Char">
+    <w:name w:val="Heading 1 Char"/>
+    <w:basedOn w:val="DefaultParagraphFont"/>
+    <w:link w:val="Heading1"/>
     <w:uiPriority w:val="9"/>
     <w:rsid w:val="001355FC"/>
     <w:rPr>
@@ -2451,10 +3048,10 @@
       <w:szCs w:val="32"/>
     </w:rPr>
   </w:style>
-  <w:style w:type="character" w:customStyle="1" w:styleId="2Char">
-    <w:name w:val="标题 2 Char"/>
-    <w:basedOn w:val="a0"/>
-    <w:link w:val="2"/>
+  <w:style w:type="character" w:customStyle="1" w:styleId="Heading2Char">
+    <w:name w:val="Heading 2 Char"/>
+    <w:basedOn w:val="DefaultParagraphFont"/>
+    <w:link w:val="Heading2"/>
     <w:uiPriority w:val="9"/>
     <w:semiHidden/>
     <w:rsid w:val="001355FC"/>
@@ -2468,10 +3065,10 @@
       <w:szCs w:val="28"/>
     </w:rPr>
   </w:style>
-  <w:style w:type="character" w:customStyle="1" w:styleId="3Char">
-    <w:name w:val="标题 3 Char"/>
-    <w:basedOn w:val="a0"/>
-    <w:link w:val="3"/>
+  <w:style w:type="character" w:customStyle="1" w:styleId="Heading3Char">
+    <w:name w:val="Heading 3 Char"/>
+    <w:basedOn w:val="DefaultParagraphFont"/>
+    <w:link w:val="Heading3"/>
     <w:uiPriority w:val="9"/>
     <w:semiHidden/>
     <w:rsid w:val="001355FC"/>
@@ -2483,10 +3080,10 @@
       <w:szCs w:val="26"/>
     </w:rPr>
   </w:style>
-  <w:style w:type="character" w:customStyle="1" w:styleId="4Char">
-    <w:name w:val="标题 4 Char"/>
-    <w:basedOn w:val="a0"/>
-    <w:link w:val="4"/>
+  <w:style w:type="character" w:customStyle="1" w:styleId="Heading4Char">
+    <w:name w:val="Heading 4 Char"/>
+    <w:basedOn w:val="DefaultParagraphFont"/>
+    <w:link w:val="Heading4"/>
     <w:uiPriority w:val="9"/>
     <w:semiHidden/>
     <w:rsid w:val="001355FC"/>
@@ -2497,10 +3094,10 @@
       <w:szCs w:val="28"/>
     </w:rPr>
   </w:style>
-  <w:style w:type="character" w:customStyle="1" w:styleId="5Char">
-    <w:name w:val="标题 5 Char"/>
-    <w:basedOn w:val="a0"/>
-    <w:link w:val="5"/>
+  <w:style w:type="character" w:customStyle="1" w:styleId="Heading5Char">
+    <w:name w:val="Heading 5 Char"/>
+    <w:basedOn w:val="DefaultParagraphFont"/>
+    <w:link w:val="Heading5"/>
     <w:uiPriority w:val="9"/>
     <w:semiHidden/>
     <w:rsid w:val="001355FC"/>
@@ -2513,10 +3110,10 @@
       <w:szCs w:val="26"/>
     </w:rPr>
   </w:style>
-  <w:style w:type="character" w:customStyle="1" w:styleId="6Char">
-    <w:name w:val="标题 6 Char"/>
-    <w:basedOn w:val="a0"/>
-    <w:link w:val="6"/>
+  <w:style w:type="character" w:customStyle="1" w:styleId="Heading6Char">
+    <w:name w:val="Heading 6 Char"/>
+    <w:basedOn w:val="DefaultParagraphFont"/>
+    <w:link w:val="Heading6"/>
     <w:uiPriority w:val="9"/>
     <w:semiHidden/>
     <w:rsid w:val="001355FC"/>
@@ -2525,10 +3122,10 @@
       <w:bCs/>
     </w:rPr>
   </w:style>
-  <w:style w:type="character" w:customStyle="1" w:styleId="7Char">
-    <w:name w:val="标题 7 Char"/>
-    <w:basedOn w:val="a0"/>
-    <w:link w:val="7"/>
+  <w:style w:type="character" w:customStyle="1" w:styleId="Heading7Char">
+    <w:name w:val="Heading 7 Char"/>
+    <w:basedOn w:val="DefaultParagraphFont"/>
+    <w:link w:val="Heading7"/>
     <w:uiPriority w:val="9"/>
     <w:semiHidden/>
     <w:rsid w:val="001355FC"/>
@@ -2537,10 +3134,10 @@
       <w:szCs w:val="24"/>
     </w:rPr>
   </w:style>
-  <w:style w:type="character" w:customStyle="1" w:styleId="8Char">
-    <w:name w:val="标题 8 Char"/>
-    <w:basedOn w:val="a0"/>
-    <w:link w:val="8"/>
+  <w:style w:type="character" w:customStyle="1" w:styleId="Heading8Char">
+    <w:name w:val="Heading 8 Char"/>
+    <w:basedOn w:val="DefaultParagraphFont"/>
+    <w:link w:val="Heading8"/>
     <w:uiPriority w:val="9"/>
     <w:semiHidden/>
     <w:rsid w:val="001355FC"/>
@@ -2551,10 +3148,10 @@
       <w:szCs w:val="24"/>
     </w:rPr>
   </w:style>
-  <w:style w:type="character" w:customStyle="1" w:styleId="9Char">
-    <w:name w:val="标题 9 Char"/>
-    <w:basedOn w:val="a0"/>
-    <w:link w:val="9"/>
+  <w:style w:type="character" w:customStyle="1" w:styleId="Heading9Char">
+    <w:name w:val="Heading 9 Char"/>
+    <w:basedOn w:val="DefaultParagraphFont"/>
+    <w:link w:val="Heading9"/>
     <w:uiPriority w:val="9"/>
     <w:semiHidden/>
     <w:rsid w:val="001355FC"/>
@@ -2562,11 +3159,11 @@
       <w:rFonts w:asciiTheme="majorHAnsi" w:eastAsiaTheme="majorEastAsia" w:hAnsiTheme="majorHAnsi"/>
     </w:rPr>
   </w:style>
-  <w:style w:type="paragraph" w:styleId="a3">
+  <w:style w:type="paragraph" w:styleId="Title">
     <w:name w:val="Title"/>
-    <w:basedOn w:val="a"/>
-    <w:next w:val="a"/>
-    <w:link w:val="Char"/>
+    <w:basedOn w:val="Normal"/>
+    <w:next w:val="Normal"/>
+    <w:link w:val="TitleChar"/>
     <w:uiPriority w:val="10"/>
     <w:qFormat/>
     <w:rsid w:val="001355FC"/>
@@ -2584,10 +3181,10 @@
       <w:szCs w:val="32"/>
     </w:rPr>
   </w:style>
-  <w:style w:type="character" w:customStyle="1" w:styleId="Char">
-    <w:name w:val="标题 Char"/>
-    <w:basedOn w:val="a0"/>
-    <w:link w:val="a3"/>
+  <w:style w:type="character" w:customStyle="1" w:styleId="TitleChar">
+    <w:name w:val="Title Char"/>
+    <w:basedOn w:val="DefaultParagraphFont"/>
+    <w:link w:val="Title"/>
     <w:uiPriority w:val="10"/>
     <w:rsid w:val="001355FC"/>
     <w:rPr>
@@ -2599,11 +3196,11 @@
       <w:szCs w:val="32"/>
     </w:rPr>
   </w:style>
-  <w:style w:type="paragraph" w:styleId="a4">
+  <w:style w:type="paragraph" w:styleId="Subtitle">
     <w:name w:val="Subtitle"/>
-    <w:basedOn w:val="a"/>
-    <w:next w:val="a"/>
-    <w:link w:val="Char0"/>
+    <w:basedOn w:val="Normal"/>
+    <w:next w:val="Normal"/>
+    <w:link w:val="SubtitleChar"/>
     <w:uiPriority w:val="11"/>
     <w:qFormat/>
     <w:rsid w:val="001355FC"/>
@@ -2616,10 +3213,10 @@
       <w:rFonts w:asciiTheme="majorHAnsi" w:eastAsiaTheme="majorEastAsia" w:hAnsiTheme="majorHAnsi"/>
     </w:rPr>
   </w:style>
-  <w:style w:type="character" w:customStyle="1" w:styleId="Char0">
-    <w:name w:val="副标题 Char"/>
-    <w:basedOn w:val="a0"/>
-    <w:link w:val="a4"/>
+  <w:style w:type="character" w:customStyle="1" w:styleId="SubtitleChar">
+    <w:name w:val="Subtitle Char"/>
+    <w:basedOn w:val="DefaultParagraphFont"/>
+    <w:link w:val="Subtitle"/>
     <w:uiPriority w:val="11"/>
     <w:rsid w:val="001355FC"/>
     <w:rPr>
@@ -2628,9 +3225,9 @@
       <w:szCs w:val="24"/>
     </w:rPr>
   </w:style>
-  <w:style w:type="character" w:styleId="a5">
+  <w:style w:type="character" w:styleId="Strong">
     <w:name w:val="Strong"/>
-    <w:basedOn w:val="a0"/>
+    <w:basedOn w:val="DefaultParagraphFont"/>
     <w:uiPriority w:val="22"/>
     <w:qFormat/>
     <w:rsid w:val="001355FC"/>
@@ -2639,9 +3236,9 @@
       <w:bCs/>
     </w:rPr>
   </w:style>
-  <w:style w:type="character" w:styleId="a6">
+  <w:style w:type="character" w:styleId="Emphasis">
     <w:name w:val="Emphasis"/>
-    <w:basedOn w:val="a0"/>
+    <w:basedOn w:val="DefaultParagraphFont"/>
     <w:uiPriority w:val="20"/>
     <w:qFormat/>
     <w:rsid w:val="001355FC"/>
@@ -2652,9 +3249,9 @@
       <w:iCs/>
     </w:rPr>
   </w:style>
-  <w:style w:type="paragraph" w:styleId="a7">
+  <w:style w:type="paragraph" w:styleId="NoSpacing">
     <w:name w:val="No Spacing"/>
-    <w:basedOn w:val="a"/>
+    <w:basedOn w:val="Normal"/>
     <w:uiPriority w:val="1"/>
     <w:qFormat/>
     <w:rsid w:val="001355FC"/>
@@ -2662,9 +3259,9 @@
       <w:szCs w:val="32"/>
     </w:rPr>
   </w:style>
-  <w:style w:type="paragraph" w:styleId="a8">
+  <w:style w:type="paragraph" w:styleId="ListParagraph">
     <w:name w:val="List Paragraph"/>
-    <w:basedOn w:val="a"/>
+    <w:basedOn w:val="Normal"/>
     <w:uiPriority w:val="34"/>
     <w:qFormat/>
     <w:rsid w:val="001355FC"/>
@@ -2673,11 +3270,11 @@
       <w:contextualSpacing/>
     </w:pPr>
   </w:style>
-  <w:style w:type="paragraph" w:styleId="a9">
+  <w:style w:type="paragraph" w:styleId="Quote">
     <w:name w:val="Quote"/>
-    <w:basedOn w:val="a"/>
-    <w:next w:val="a"/>
-    <w:link w:val="Char1"/>
+    <w:basedOn w:val="Normal"/>
+    <w:next w:val="Normal"/>
+    <w:link w:val="QuoteChar"/>
     <w:uiPriority w:val="29"/>
     <w:qFormat/>
     <w:rsid w:val="001355FC"/>
@@ -2685,10 +3282,10 @@
       <w:i/>
     </w:rPr>
   </w:style>
-  <w:style w:type="character" w:customStyle="1" w:styleId="Char1">
-    <w:name w:val="引用 Char"/>
-    <w:basedOn w:val="a0"/>
-    <w:link w:val="a9"/>
+  <w:style w:type="character" w:customStyle="1" w:styleId="QuoteChar">
+    <w:name w:val="Quote Char"/>
+    <w:basedOn w:val="DefaultParagraphFont"/>
+    <w:link w:val="Quote"/>
     <w:uiPriority w:val="29"/>
     <w:rsid w:val="001355FC"/>
     <w:rPr>
@@ -2697,11 +3294,11 @@
       <w:szCs w:val="24"/>
     </w:rPr>
   </w:style>
-  <w:style w:type="paragraph" w:styleId="aa">
+  <w:style w:type="paragraph" w:styleId="IntenseQuote">
     <w:name w:val="Intense Quote"/>
-    <w:basedOn w:val="a"/>
-    <w:next w:val="a"/>
-    <w:link w:val="Char2"/>
+    <w:basedOn w:val="Normal"/>
+    <w:next w:val="Normal"/>
+    <w:link w:val="IntenseQuoteChar"/>
     <w:uiPriority w:val="30"/>
     <w:qFormat/>
     <w:rsid w:val="001355FC"/>
@@ -2714,10 +3311,10 @@
       <w:szCs w:val="22"/>
     </w:rPr>
   </w:style>
-  <w:style w:type="character" w:customStyle="1" w:styleId="Char2">
-    <w:name w:val="明显引用 Char"/>
-    <w:basedOn w:val="a0"/>
-    <w:link w:val="aa"/>
+  <w:style w:type="character" w:customStyle="1" w:styleId="IntenseQuoteChar">
+    <w:name w:val="Intense Quote Char"/>
+    <w:basedOn w:val="DefaultParagraphFont"/>
+    <w:link w:val="IntenseQuote"/>
     <w:uiPriority w:val="30"/>
     <w:rsid w:val="001355FC"/>
     <w:rPr>
@@ -2726,7 +3323,7 @@
       <w:sz w:val="24"/>
     </w:rPr>
   </w:style>
-  <w:style w:type="character" w:styleId="ab">
+  <w:style w:type="character" w:styleId="SubtleEmphasis">
     <w:name w:val="Subtle Emphasis"/>
     <w:uiPriority w:val="19"/>
     <w:qFormat/>
@@ -2736,9 +3333,9 @@
       <w:color w:val="5A5A5A" w:themeColor="text1" w:themeTint="A5"/>
     </w:rPr>
   </w:style>
-  <w:style w:type="character" w:styleId="ac">
+  <w:style w:type="character" w:styleId="IntenseEmphasis">
     <w:name w:val="Intense Emphasis"/>
-    <w:basedOn w:val="a0"/>
+    <w:basedOn w:val="DefaultParagraphFont"/>
     <w:uiPriority w:val="21"/>
     <w:qFormat/>
     <w:rsid w:val="001355FC"/>
@@ -2750,9 +3347,9 @@
       <w:u w:val="single"/>
     </w:rPr>
   </w:style>
-  <w:style w:type="character" w:styleId="ad">
+  <w:style w:type="character" w:styleId="SubtleReference">
     <w:name w:val="Subtle Reference"/>
-    <w:basedOn w:val="a0"/>
+    <w:basedOn w:val="DefaultParagraphFont"/>
     <w:uiPriority w:val="31"/>
     <w:qFormat/>
     <w:rsid w:val="001355FC"/>
@@ -2762,9 +3359,9 @@
       <w:u w:val="single"/>
     </w:rPr>
   </w:style>
-  <w:style w:type="character" w:styleId="ae">
+  <w:style w:type="character" w:styleId="IntenseReference">
     <w:name w:val="Intense Reference"/>
-    <w:basedOn w:val="a0"/>
+    <w:basedOn w:val="DefaultParagraphFont"/>
     <w:uiPriority w:val="32"/>
     <w:qFormat/>
     <w:rsid w:val="001355FC"/>
@@ -2774,9 +3371,9 @@
       <w:u w:val="single"/>
     </w:rPr>
   </w:style>
-  <w:style w:type="character" w:styleId="af">
+  <w:style w:type="character" w:styleId="BookTitle">
     <w:name w:val="Book Title"/>
-    <w:basedOn w:val="a0"/>
+    <w:basedOn w:val="DefaultParagraphFont"/>
     <w:uiPriority w:val="33"/>
     <w:qFormat/>
     <w:rsid w:val="001355FC"/>
@@ -2788,10 +3385,10 @@
       <w:szCs w:val="24"/>
     </w:rPr>
   </w:style>
-  <w:style w:type="paragraph" w:styleId="TOC">
+  <w:style w:type="paragraph" w:styleId="TOCHeading">
     <w:name w:val="TOC Heading"/>
-    <w:basedOn w:val="1"/>
-    <w:next w:val="a"/>
+    <w:basedOn w:val="Heading1"/>
+    <w:next w:val="Normal"/>
     <w:uiPriority w:val="39"/>
     <w:semiHidden/>
     <w:unhideWhenUsed/>
@@ -2801,20 +3398,20 @@
       <w:outlineLvl w:val="9"/>
     </w:pPr>
   </w:style>
-  <w:style w:type="paragraph" w:styleId="af0">
+  <w:style w:type="paragraph" w:styleId="Date">
     <w:name w:val="Date"/>
-    <w:basedOn w:val="a"/>
-    <w:next w:val="a"/>
-    <w:link w:val="Char3"/>
+    <w:basedOn w:val="Normal"/>
+    <w:next w:val="Normal"/>
+    <w:link w:val="DateChar"/>
     <w:uiPriority w:val="99"/>
     <w:semiHidden/>
     <w:unhideWhenUsed/>
     <w:rsid w:val="00AC38C3"/>
   </w:style>
-  <w:style w:type="character" w:customStyle="1" w:styleId="Char3">
-    <w:name w:val="日期 Char"/>
-    <w:basedOn w:val="a0"/>
-    <w:link w:val="af0"/>
+  <w:style w:type="character" w:customStyle="1" w:styleId="DateChar">
+    <w:name w:val="Date Char"/>
+    <w:basedOn w:val="DefaultParagraphFont"/>
+    <w:link w:val="Date"/>
     <w:uiPriority w:val="99"/>
     <w:semiHidden/>
     <w:rsid w:val="00AC38C3"/>
@@ -2823,9 +3420,9 @@
       <w:szCs w:val="24"/>
     </w:rPr>
   </w:style>
-  <w:style w:type="character" w:styleId="af1">
+  <w:style w:type="character" w:styleId="Hyperlink">
     <w:name w:val="Hyperlink"/>
-    <w:basedOn w:val="a0"/>
+    <w:basedOn w:val="DefaultParagraphFont"/>
     <w:uiPriority w:val="99"/>
     <w:unhideWhenUsed/>
     <w:rsid w:val="00AC38C3"/>
@@ -2834,13 +3431,12 @@
       <w:u w:val="single"/>
     </w:rPr>
   </w:style>
-  <w:style w:type="table" w:styleId="af2">
+  <w:style w:type="table" w:styleId="TableGrid">
     <w:name w:val="Table Grid"/>
-    <w:basedOn w:val="a1"/>
+    <w:basedOn w:val="TableNormal"/>
     <w:uiPriority w:val="59"/>
     <w:rsid w:val="00A40C0A"/>
     <w:tblPr>
-      <w:tblInd w:w="0" w:type="dxa"/>
       <w:tblBorders>
         <w:top w:val="single" w:sz="4" w:space="0" w:color="auto"/>
         <w:left w:val="single" w:sz="4" w:space="0" w:color="auto"/>
@@ -2849,18 +3445,12 @@
         <w:insideH w:val="single" w:sz="4" w:space="0" w:color="auto"/>
         <w:insideV w:val="single" w:sz="4" w:space="0" w:color="auto"/>
       </w:tblBorders>
-      <w:tblCellMar>
-        <w:top w:w="0" w:type="dxa"/>
-        <w:left w:w="108" w:type="dxa"/>
-        <w:bottom w:w="0" w:type="dxa"/>
-        <w:right w:w="108" w:type="dxa"/>
-      </w:tblCellMar>
     </w:tblPr>
   </w:style>
-  <w:style w:type="paragraph" w:styleId="af3">
+  <w:style w:type="paragraph" w:styleId="Header">
     <w:name w:val="header"/>
-    <w:basedOn w:val="a"/>
-    <w:link w:val="Char4"/>
+    <w:basedOn w:val="Normal"/>
+    <w:link w:val="HeaderChar"/>
     <w:uiPriority w:val="99"/>
     <w:unhideWhenUsed/>
     <w:rsid w:val="00CA75D3"/>
@@ -2880,10 +3470,10 @@
       <w:szCs w:val="18"/>
     </w:rPr>
   </w:style>
-  <w:style w:type="character" w:customStyle="1" w:styleId="Char4">
-    <w:name w:val="页眉 Char"/>
-    <w:basedOn w:val="a0"/>
-    <w:link w:val="af3"/>
+  <w:style w:type="character" w:customStyle="1" w:styleId="HeaderChar">
+    <w:name w:val="Header Char"/>
+    <w:basedOn w:val="DefaultParagraphFont"/>
+    <w:link w:val="Header"/>
     <w:uiPriority w:val="99"/>
     <w:rsid w:val="00CA75D3"/>
     <w:rPr>
@@ -2891,10 +3481,10 @@
       <w:szCs w:val="18"/>
     </w:rPr>
   </w:style>
-  <w:style w:type="paragraph" w:styleId="af4">
+  <w:style w:type="paragraph" w:styleId="Footer">
     <w:name w:val="footer"/>
-    <w:basedOn w:val="a"/>
-    <w:link w:val="Char5"/>
+    <w:basedOn w:val="Normal"/>
+    <w:link w:val="FooterChar"/>
     <w:uiPriority w:val="99"/>
     <w:unhideWhenUsed/>
     <w:rsid w:val="00CA75D3"/>
@@ -2910,876 +3500,10 @@
       <w:szCs w:val="18"/>
     </w:rPr>
   </w:style>
-  <w:style w:type="character" w:customStyle="1" w:styleId="Char5">
-    <w:name w:val="页脚 Char"/>
-    <w:basedOn w:val="a0"/>
-    <w:link w:val="af4"/>
-    <w:uiPriority w:val="99"/>
-    <w:rsid w:val="00CA75D3"/>
-    <w:rPr>
-      <w:sz w:val="18"/>
-      <w:szCs w:val="18"/>
-    </w:rPr>
-  </w:style>
-</w:styles>
-</file>
-
-<file path=word/stylesWithEffects.xml><?xml version="1.0" encoding="utf-8"?>
-<w:styles xmlns:wpc="http://schemas.microsoft.com/office/word/2010/wordprocessingCanvas" xmlns:mc="http://schemas.openxmlformats.org/markup-compatibility/2006" xmlns:o="urn:schemas-microsoft-com:office:office" xmlns:r="http://schemas.openxmlformats.org/officeDocument/2006/relationships" xmlns:m="http://schemas.openxmlformats.org/officeDocument/2006/math" xmlns:v="urn:schemas-microsoft-com:vml" xmlns:wp14="http://schemas.microsoft.com/office/word/2010/wordprocessingDrawing" xmlns:wp="http://schemas.openxmlformats.org/drawingml/2006/wordprocessingDrawing" xmlns:w10="urn:schemas-microsoft-com:office:word" xmlns:w="http://schemas.openxmlformats.org/wordprocessingml/2006/main" xmlns:w14="http://schemas.microsoft.com/office/word/2010/wordml" xmlns:wpg="http://schemas.microsoft.com/office/word/2010/wordprocessingGroup" xmlns:wpi="http://schemas.microsoft.com/office/word/2010/wordprocessingInk" xmlns:wne="http://schemas.microsoft.com/office/word/2006/wordml" xmlns:wps="http://schemas.microsoft.com/office/word/2010/wordprocessingShape" mc:Ignorable="w14 wp14">
-  <w:docDefaults>
-    <w:rPrDefault>
-      <w:rPr>
-        <w:rFonts w:asciiTheme="minorHAnsi" w:eastAsiaTheme="minorEastAsia" w:hAnsiTheme="minorHAnsi" w:cs="Times New Roman"/>
-        <w:sz w:val="22"/>
-        <w:szCs w:val="22"/>
-        <w:lang w:val="en-US" w:eastAsia="zh-CN" w:bidi="ar-SA"/>
-      </w:rPr>
-    </w:rPrDefault>
-    <w:pPrDefault/>
-  </w:docDefaults>
-  <w:latentStyles w:defLockedState="0" w:defUIPriority="99" w:defSemiHidden="1" w:defUnhideWhenUsed="1" w:defQFormat="0" w:count="267">
-    <w:lsdException w:name="Normal" w:semiHidden="0" w:uiPriority="0" w:unhideWhenUsed="0" w:qFormat="1"/>
-    <w:lsdException w:name="heading 1" w:semiHidden="0" w:uiPriority="9" w:unhideWhenUsed="0" w:qFormat="1"/>
-    <w:lsdException w:name="heading 2" w:uiPriority="9" w:qFormat="1"/>
-    <w:lsdException w:name="heading 3" w:uiPriority="9" w:qFormat="1"/>
-    <w:lsdException w:name="heading 4" w:uiPriority="9" w:qFormat="1"/>
-    <w:lsdException w:name="heading 5" w:uiPriority="9" w:qFormat="1"/>
-    <w:lsdException w:name="heading 6" w:uiPriority="9" w:qFormat="1"/>
-    <w:lsdException w:name="heading 7" w:uiPriority="9" w:qFormat="1"/>
-    <w:lsdException w:name="heading 8" w:uiPriority="9" w:qFormat="1"/>
-    <w:lsdException w:name="heading 9" w:uiPriority="9" w:qFormat="1"/>
-    <w:lsdException w:name="toc 1" w:uiPriority="39"/>
-    <w:lsdException w:name="toc 2" w:uiPriority="39"/>
-    <w:lsdException w:name="toc 3" w:uiPriority="39"/>
-    <w:lsdException w:name="toc 4" w:uiPriority="39"/>
-    <w:lsdException w:name="toc 5" w:uiPriority="39"/>
-    <w:lsdException w:name="toc 6" w:uiPriority="39"/>
-    <w:lsdException w:name="toc 7" w:uiPriority="39"/>
-    <w:lsdException w:name="toc 8" w:uiPriority="39"/>
-    <w:lsdException w:name="toc 9" w:uiPriority="39"/>
-    <w:lsdException w:name="caption" w:uiPriority="35"/>
-    <w:lsdException w:name="Title" w:semiHidden="0" w:uiPriority="10" w:unhideWhenUsed="0" w:qFormat="1"/>
-    <w:lsdException w:name="Default Paragraph Font" w:uiPriority="1"/>
-    <w:lsdException w:name="Subtitle" w:semiHidden="0" w:uiPriority="11" w:unhideWhenUsed="0" w:qFormat="1"/>
-    <w:lsdException w:name="Strong" w:semiHidden="0" w:uiPriority="22" w:unhideWhenUsed="0" w:qFormat="1"/>
-    <w:lsdException w:name="Emphasis" w:semiHidden="0" w:uiPriority="20" w:unhideWhenUsed="0" w:qFormat="1"/>
-    <w:lsdException w:name="Table Grid" w:semiHidden="0" w:uiPriority="59" w:unhideWhenUsed="0"/>
-    <w:lsdException w:name="Placeholder Text" w:unhideWhenUsed="0"/>
-    <w:lsdException w:name="No Spacing" w:semiHidden="0" w:uiPriority="1" w:unhideWhenUsed="0" w:qFormat="1"/>
-    <w:lsdException w:name="Light Shading" w:semiHidden="0" w:uiPriority="60" w:unhideWhenUsed="0"/>
-    <w:lsdException w:name="Light List" w:semiHidden="0" w:uiPriority="61" w:unhideWhenUsed="0"/>
-    <w:lsdException w:name="Light Grid" w:semiHidden="0" w:uiPriority="62" w:unhideWhenUsed="0"/>
-    <w:lsdException w:name="Medium Shading 1" w:semiHidden="0" w:uiPriority="63" w:unhideWhenUsed="0"/>
-    <w:lsdException w:name="Medium Shading 2" w:semiHidden="0" w:uiPriority="64" w:unhideWhenUsed="0"/>
-    <w:lsdException w:name="Medium List 1" w:semiHidden="0" w:uiPriority="65" w:unhideWhenUsed="0"/>
-    <w:lsdException w:name="Medium List 2" w:semiHidden="0" w:uiPriority="66" w:unhideWhenUsed="0"/>
-    <w:lsdException w:name="Medium Grid 1" w:semiHidden="0" w:uiPriority="67" w:unhideWhenUsed="0"/>
-    <w:lsdException w:name="Medium Grid 2" w:semiHidden="0" w:uiPriority="68" w:unhideWhenUsed="0"/>
-    <w:lsdException w:name="Medium Grid 3" w:semiHidden="0" w:uiPriority="69" w:unhideWhenUsed="0"/>
-    <w:lsdException w:name="Dark List" w:semiHidden="0" w:uiPriority="70" w:unhideWhenUsed="0"/>
-    <w:lsdException w:name="Colorful Shading" w:semiHidden="0" w:uiPriority="71" w:unhideWhenUsed="0"/>
-    <w:lsdException w:name="Colorful List" w:semiHidden="0" w:uiPriority="72" w:unhideWhenUsed="0"/>
-    <w:lsdException w:name="Colorful Grid" w:semiHidden="0" w:uiPriority="73" w:unhideWhenUsed="0"/>
-    <w:lsdException w:name="Light Shading Accent 1" w:semiHidden="0" w:uiPriority="60" w:unhideWhenUsed="0"/>
-    <w:lsdException w:name="Light List Accent 1" w:semiHidden="0" w:uiPriority="61" w:unhideWhenUsed="0"/>
-    <w:lsdException w:name="Light Grid Accent 1" w:semiHidden="0" w:uiPriority="62" w:unhideWhenUsed="0"/>
-    <w:lsdException w:name="Medium Shading 1 Accent 1" w:semiHidden="0" w:uiPriority="63" w:unhideWhenUsed="0"/>
-    <w:lsdException w:name="Medium Shading 2 Accent 1" w:semiHidden="0" w:uiPriority="64" w:unhideWhenUsed="0"/>
-    <w:lsdException w:name="Medium List 1 Accent 1" w:semiHidden="0" w:uiPriority="65" w:unhideWhenUsed="0"/>
-    <w:lsdException w:name="Revision" w:unhideWhenUsed="0"/>
-    <w:lsdException w:name="List Paragraph" w:semiHidden="0" w:uiPriority="34" w:unhideWhenUsed="0" w:qFormat="1"/>
-    <w:lsdException w:name="Quote" w:semiHidden="0" w:uiPriority="29" w:unhideWhenUsed="0" w:qFormat="1"/>
-    <w:lsdException w:name="Intense Quote" w:semiHidden="0" w:uiPriority="30" w:unhideWhenUsed="0" w:qFormat="1"/>
-    <w:lsdException w:name="Medium List 2 Accent 1" w:semiHidden="0" w:uiPriority="66" w:unhideWhenUsed="0"/>
-    <w:lsdException w:name="Medium Grid 1 Accent 1" w:semiHidden="0" w:uiPriority="67" w:unhideWhenUsed="0"/>
-    <w:lsdException w:name="Medium Grid 2 Accent 1" w:semiHidden="0" w:uiPriority="68" w:unhideWhenUsed="0"/>
-    <w:lsdException w:name="Medium Grid 3 Accent 1" w:semiHidden="0" w:uiPriority="69" w:unhideWhenUsed="0"/>
-    <w:lsdException w:name="Dark List Accent 1" w:semiHidden="0" w:uiPriority="70" w:unhideWhenUsed="0"/>
-    <w:lsdException w:name="Colorful Shading Accent 1" w:semiHidden="0" w:uiPriority="71" w:unhideWhenUsed="0"/>
-    <w:lsdException w:name="Colorful List Accent 1" w:semiHidden="0" w:uiPriority="72" w:unhideWhenUsed="0"/>
-    <w:lsdException w:name="Colorful Grid Accent 1" w:semiHidden="0" w:uiPriority="73" w:unhideWhenUsed="0"/>
-    <w:lsdException w:name="Light Shading Accent 2" w:semiHidden="0" w:uiPriority="60" w:unhideWhenUsed="0"/>
-    <w:lsdException w:name="Light List Accent 2" w:semiHidden="0" w:uiPriority="61" w:unhideWhenUsed="0"/>
-    <w:lsdException w:name="Light Grid Accent 2" w:semiHidden="0" w:uiPriority="62" w:unhideWhenUsed="0"/>
-    <w:lsdException w:name="Medium Shading 1 Accent 2" w:semiHidden="0" w:uiPriority="63" w:unhideWhenUsed="0"/>
-    <w:lsdException w:name="Medium Shading 2 Accent 2" w:semiHidden="0" w:uiPriority="64" w:unhideWhenUsed="0"/>
-    <w:lsdException w:name="Medium List 1 Accent 2" w:semiHidden="0" w:uiPriority="65" w:unhideWhenUsed="0"/>
-    <w:lsdException w:name="Medium List 2 Accent 2" w:semiHidden="0" w:uiPriority="66" w:unhideWhenUsed="0"/>
-    <w:lsdException w:name="Medium Grid 1 Accent 2" w:semiHidden="0" w:uiPriority="67" w:unhideWhenUsed="0"/>
-    <w:lsdException w:name="Medium Grid 2 Accent 2" w:semiHidden="0" w:uiPriority="68" w:unhideWhenUsed="0"/>
-    <w:lsdException w:name="Medium Grid 3 Accent 2" w:semiHidden="0" w:uiPriority="69" w:unhideWhenUsed="0"/>
-    <w:lsdException w:name="Dark List Accent 2" w:semiHidden="0" w:uiPriority="70" w:unhideWhenUsed="0"/>
-    <w:lsdException w:name="Colorful Shading Accent 2" w:semiHidden="0" w:uiPriority="71" w:unhideWhenUsed="0"/>
-    <w:lsdException w:name="Colorful List Accent 2" w:semiHidden="0" w:uiPriority="72" w:unhideWhenUsed="0"/>
-    <w:lsdException w:name="Colorful Grid Accent 2" w:semiHidden="0" w:uiPriority="73" w:unhideWhenUsed="0"/>
-    <w:lsdException w:name="Light Shading Accent 3" w:semiHidden="0" w:uiPriority="60" w:unhideWhenUsed="0"/>
-    <w:lsdException w:name="Light List Accent 3" w:semiHidden="0" w:uiPriority="61" w:unhideWhenUsed="0"/>
-    <w:lsdException w:name="Light Grid Accent 3" w:semiHidden="0" w:uiPriority="62" w:unhideWhenUsed="0"/>
-    <w:lsdException w:name="Medium Shading 1 Accent 3" w:semiHidden="0" w:uiPriority="63" w:unhideWhenUsed="0"/>
-    <w:lsdException w:name="Medium Shading 2 Accent 3" w:semiHidden="0" w:uiPriority="64" w:unhideWhenUsed="0"/>
-    <w:lsdException w:name="Medium List 1 Accent 3" w:semiHidden="0" w:uiPriority="65" w:unhideWhenUsed="0"/>
-    <w:lsdException w:name="Medium List 2 Accent 3" w:semiHidden="0" w:uiPriority="66" w:unhideWhenUsed="0"/>
-    <w:lsdException w:name="Medium Grid 1 Accent 3" w:semiHidden="0" w:uiPriority="67" w:unhideWhenUsed="0"/>
-    <w:lsdException w:name="Medium Grid 2 Accent 3" w:semiHidden="0" w:uiPriority="68" w:unhideWhenUsed="0"/>
-    <w:lsdException w:name="Medium Grid 3 Accent 3" w:semiHidden="0" w:uiPriority="69" w:unhideWhenUsed="0"/>
-    <w:lsdException w:name="Dark List Accent 3" w:semiHidden="0" w:uiPriority="70" w:unhideWhenUsed="0"/>
-    <w:lsdException w:name="Colorful Shading Accent 3" w:semiHidden="0" w:uiPriority="71" w:unhideWhenUsed="0"/>
-    <w:lsdException w:name="Colorful List Accent 3" w:semiHidden="0" w:uiPriority="72" w:unhideWhenUsed="0"/>
-    <w:lsdException w:name="Colorful Grid Accent 3" w:semiHidden="0" w:uiPriority="73" w:unhideWhenUsed="0"/>
-    <w:lsdException w:name="Light Shading Accent 4" w:semiHidden="0" w:uiPriority="60" w:unhideWhenUsed="0"/>
-    <w:lsdException w:name="Light List Accent 4" w:semiHidden="0" w:uiPriority="61" w:unhideWhenUsed="0"/>
-    <w:lsdException w:name="Light Grid Accent 4" w:semiHidden="0" w:uiPriority="62" w:unhideWhenUsed="0"/>
-    <w:lsdException w:name="Medium Shading 1 Accent 4" w:semiHidden="0" w:uiPriority="63" w:unhideWhenUsed="0"/>
-    <w:lsdException w:name="Medium Shading 2 Accent 4" w:semiHidden="0" w:uiPriority="64" w:unhideWhenUsed="0"/>
-    <w:lsdException w:name="Medium List 1 Accent 4" w:semiHidden="0" w:uiPriority="65" w:unhideWhenUsed="0"/>
-    <w:lsdException w:name="Medium List 2 Accent 4" w:semiHidden="0" w:uiPriority="66" w:unhideWhenUsed="0"/>
-    <w:lsdException w:name="Medium Grid 1 Accent 4" w:semiHidden="0" w:uiPriority="67" w:unhideWhenUsed="0"/>
-    <w:lsdException w:name="Medium Grid 2 Accent 4" w:semiHidden="0" w:uiPriority="68" w:unhideWhenUsed="0"/>
-    <w:lsdException w:name="Medium Grid 3 Accent 4" w:semiHidden="0" w:uiPriority="69" w:unhideWhenUsed="0"/>
-    <w:lsdException w:name="Dark List Accent 4" w:semiHidden="0" w:uiPriority="70" w:unhideWhenUsed="0"/>
-    <w:lsdException w:name="Colorful Shading Accent 4" w:semiHidden="0" w:uiPriority="71" w:unhideWhenUsed="0"/>
-    <w:lsdException w:name="Colorful List Accent 4" w:semiHidden="0" w:uiPriority="72" w:unhideWhenUsed="0"/>
-    <w:lsdException w:name="Colorful Grid Accent 4" w:semiHidden="0" w:uiPriority="73" w:unhideWhenUsed="0"/>
-    <w:lsdException w:name="Light Shading Accent 5" w:semiHidden="0" w:uiPriority="60" w:unhideWhenUsed="0"/>
-    <w:lsdException w:name="Light List Accent 5" w:semiHidden="0" w:uiPriority="61" w:unhideWhenUsed="0"/>
-    <w:lsdException w:name="Light Grid Accent 5" w:semiHidden="0" w:uiPriority="62" w:unhideWhenUsed="0"/>
-    <w:lsdException w:name="Medium Shading 1 Accent 5" w:semiHidden="0" w:uiPriority="63" w:unhideWhenUsed="0"/>
-    <w:lsdException w:name="Medium Shading 2 Accent 5" w:semiHidden="0" w:uiPriority="64" w:unhideWhenUsed="0"/>
-    <w:lsdException w:name="Medium List 1 Accent 5" w:semiHidden="0" w:uiPriority="65" w:unhideWhenUsed="0"/>
-    <w:lsdException w:name="Medium List 2 Accent 5" w:semiHidden="0" w:uiPriority="66" w:unhideWhenUsed="0"/>
-    <w:lsdException w:name="Medium Grid 1 Accent 5" w:semiHidden="0" w:uiPriority="67" w:unhideWhenUsed="0"/>
-    <w:lsdException w:name="Medium Grid 2 Accent 5" w:semiHidden="0" w:uiPriority="68" w:unhideWhenUsed="0"/>
-    <w:lsdException w:name="Medium Grid 3 Accent 5" w:semiHidden="0" w:uiPriority="69" w:unhideWhenUsed="0"/>
-    <w:lsdException w:name="Dark List Accent 5" w:semiHidden="0" w:uiPriority="70" w:unhideWhenUsed="0"/>
-    <w:lsdException w:name="Colorful Shading Accent 5" w:semiHidden="0" w:uiPriority="71" w:unhideWhenUsed="0"/>
-    <w:lsdException w:name="Colorful List Accent 5" w:semiHidden="0" w:uiPriority="72" w:unhideWhenUsed="0"/>
-    <w:lsdException w:name="Colorful Grid Accent 5" w:semiHidden="0" w:uiPriority="73" w:unhideWhenUsed="0"/>
-    <w:lsdException w:name="Light Shading Accent 6" w:semiHidden="0" w:uiPriority="60" w:unhideWhenUsed="0"/>
-    <w:lsdException w:name="Light List Accent 6" w:semiHidden="0" w:uiPriority="61" w:unhideWhenUsed="0"/>
-    <w:lsdException w:name="Light Grid Accent 6" w:semiHidden="0" w:uiPriority="62" w:unhideWhenUsed="0"/>
-    <w:lsdException w:name="Medium Shading 1 Accent 6" w:semiHidden="0" w:uiPriority="63" w:unhideWhenUsed="0"/>
-    <w:lsdException w:name="Medium Shading 2 Accent 6" w:semiHidden="0" w:uiPriority="64" w:unhideWhenUsed="0"/>
-    <w:lsdException w:name="Medium List 1 Accent 6" w:semiHidden="0" w:uiPriority="65" w:unhideWhenUsed="0"/>
-    <w:lsdException w:name="Medium List 2 Accent 6" w:semiHidden="0" w:uiPriority="66" w:unhideWhenUsed="0"/>
-    <w:lsdException w:name="Medium Grid 1 Accent 6" w:semiHidden="0" w:uiPriority="67" w:unhideWhenUsed="0"/>
-    <w:lsdException w:name="Medium Grid 2 Accent 6" w:semiHidden="0" w:uiPriority="68" w:unhideWhenUsed="0"/>
-    <w:lsdException w:name="Medium Grid 3 Accent 6" w:semiHidden="0" w:uiPriority="69" w:unhideWhenUsed="0"/>
-    <w:lsdException w:name="Dark List Accent 6" w:semiHidden="0" w:uiPriority="70" w:unhideWhenUsed="0"/>
-    <w:lsdException w:name="Colorful Shading Accent 6" w:semiHidden="0" w:uiPriority="71" w:unhideWhenUsed="0"/>
-    <w:lsdException w:name="Colorful List Accent 6" w:semiHidden="0" w:uiPriority="72" w:unhideWhenUsed="0"/>
-    <w:lsdException w:name="Colorful Grid Accent 6" w:semiHidden="0" w:uiPriority="73" w:unhideWhenUsed="0"/>
-    <w:lsdException w:name="Subtle Emphasis" w:semiHidden="0" w:uiPriority="19" w:unhideWhenUsed="0" w:qFormat="1"/>
-    <w:lsdException w:name="Intense Emphasis" w:semiHidden="0" w:uiPriority="21" w:unhideWhenUsed="0" w:qFormat="1"/>
-    <w:lsdException w:name="Subtle Reference" w:semiHidden="0" w:uiPriority="31" w:unhideWhenUsed="0" w:qFormat="1"/>
-    <w:lsdException w:name="Intense Reference" w:semiHidden="0" w:uiPriority="32" w:unhideWhenUsed="0" w:qFormat="1"/>
-    <w:lsdException w:name="Book Title" w:semiHidden="0" w:uiPriority="33" w:unhideWhenUsed="0" w:qFormat="1"/>
-    <w:lsdException w:name="Bibliography" w:uiPriority="37"/>
-    <w:lsdException w:name="TOC Heading" w:uiPriority="39" w:qFormat="1"/>
-  </w:latentStyles>
-  <w:style w:type="paragraph" w:default="1" w:styleId="a">
-    <w:name w:val="Normal"/>
-    <w:qFormat/>
-    <w:rsid w:val="00ED2BEC"/>
-    <w:rPr>
-      <w:sz w:val="24"/>
-      <w:szCs w:val="24"/>
-    </w:rPr>
-  </w:style>
-  <w:style w:type="paragraph" w:styleId="1">
-    <w:name w:val="heading 1"/>
-    <w:basedOn w:val="a"/>
-    <w:next w:val="a"/>
-    <w:link w:val="1Char"/>
-    <w:uiPriority w:val="9"/>
-    <w:qFormat/>
-    <w:rsid w:val="001355FC"/>
-    <w:pPr>
-      <w:keepNext/>
-      <w:spacing w:before="240" w:after="60"/>
-      <w:outlineLvl w:val="0"/>
-    </w:pPr>
-    <w:rPr>
-      <w:rFonts w:asciiTheme="majorHAnsi" w:eastAsiaTheme="majorEastAsia" w:hAnsiTheme="majorHAnsi"/>
-      <w:b/>
-      <w:bCs/>
-      <w:kern w:val="32"/>
-      <w:sz w:val="32"/>
-      <w:szCs w:val="32"/>
-    </w:rPr>
-  </w:style>
-  <w:style w:type="paragraph" w:styleId="2">
-    <w:name w:val="heading 2"/>
-    <w:basedOn w:val="a"/>
-    <w:next w:val="a"/>
-    <w:link w:val="2Char"/>
-    <w:uiPriority w:val="9"/>
-    <w:semiHidden/>
-    <w:unhideWhenUsed/>
-    <w:qFormat/>
-    <w:rsid w:val="001355FC"/>
-    <w:pPr>
-      <w:keepNext/>
-      <w:spacing w:before="240" w:after="60"/>
-      <w:outlineLvl w:val="1"/>
-    </w:pPr>
-    <w:rPr>
-      <w:rFonts w:asciiTheme="majorHAnsi" w:eastAsiaTheme="majorEastAsia" w:hAnsiTheme="majorHAnsi"/>
-      <w:b/>
-      <w:bCs/>
-      <w:i/>
-      <w:iCs/>
-      <w:sz w:val="28"/>
-      <w:szCs w:val="28"/>
-    </w:rPr>
-  </w:style>
-  <w:style w:type="paragraph" w:styleId="3">
-    <w:name w:val="heading 3"/>
-    <w:basedOn w:val="a"/>
-    <w:next w:val="a"/>
-    <w:link w:val="3Char"/>
-    <w:uiPriority w:val="9"/>
-    <w:semiHidden/>
-    <w:unhideWhenUsed/>
-    <w:qFormat/>
-    <w:rsid w:val="001355FC"/>
-    <w:pPr>
-      <w:keepNext/>
-      <w:spacing w:before="240" w:after="60"/>
-      <w:outlineLvl w:val="2"/>
-    </w:pPr>
-    <w:rPr>
-      <w:rFonts w:asciiTheme="majorHAnsi" w:eastAsiaTheme="majorEastAsia" w:hAnsiTheme="majorHAnsi"/>
-      <w:b/>
-      <w:bCs/>
-      <w:sz w:val="26"/>
-      <w:szCs w:val="26"/>
-    </w:rPr>
-  </w:style>
-  <w:style w:type="paragraph" w:styleId="4">
-    <w:name w:val="heading 4"/>
-    <w:basedOn w:val="a"/>
-    <w:next w:val="a"/>
-    <w:link w:val="4Char"/>
-    <w:uiPriority w:val="9"/>
-    <w:semiHidden/>
-    <w:unhideWhenUsed/>
-    <w:qFormat/>
-    <w:rsid w:val="001355FC"/>
-    <w:pPr>
-      <w:keepNext/>
-      <w:spacing w:before="240" w:after="60"/>
-      <w:outlineLvl w:val="3"/>
-    </w:pPr>
-    <w:rPr>
-      <w:b/>
-      <w:bCs/>
-      <w:sz w:val="28"/>
-      <w:szCs w:val="28"/>
-    </w:rPr>
-  </w:style>
-  <w:style w:type="paragraph" w:styleId="5">
-    <w:name w:val="heading 5"/>
-    <w:basedOn w:val="a"/>
-    <w:next w:val="a"/>
-    <w:link w:val="5Char"/>
-    <w:uiPriority w:val="9"/>
-    <w:semiHidden/>
-    <w:unhideWhenUsed/>
-    <w:qFormat/>
-    <w:rsid w:val="001355FC"/>
-    <w:pPr>
-      <w:spacing w:before="240" w:after="60"/>
-      <w:outlineLvl w:val="4"/>
-    </w:pPr>
-    <w:rPr>
-      <w:b/>
-      <w:bCs/>
-      <w:i/>
-      <w:iCs/>
-      <w:sz w:val="26"/>
-      <w:szCs w:val="26"/>
-    </w:rPr>
-  </w:style>
-  <w:style w:type="paragraph" w:styleId="6">
-    <w:name w:val="heading 6"/>
-    <w:basedOn w:val="a"/>
-    <w:next w:val="a"/>
-    <w:link w:val="6Char"/>
-    <w:uiPriority w:val="9"/>
-    <w:semiHidden/>
-    <w:unhideWhenUsed/>
-    <w:qFormat/>
-    <w:rsid w:val="001355FC"/>
-    <w:pPr>
-      <w:spacing w:before="240" w:after="60"/>
-      <w:outlineLvl w:val="5"/>
-    </w:pPr>
-    <w:rPr>
-      <w:b/>
-      <w:bCs/>
-      <w:sz w:val="22"/>
-      <w:szCs w:val="22"/>
-    </w:rPr>
-  </w:style>
-  <w:style w:type="paragraph" w:styleId="7">
-    <w:name w:val="heading 7"/>
-    <w:basedOn w:val="a"/>
-    <w:next w:val="a"/>
-    <w:link w:val="7Char"/>
-    <w:uiPriority w:val="9"/>
-    <w:semiHidden/>
-    <w:unhideWhenUsed/>
-    <w:qFormat/>
-    <w:rsid w:val="001355FC"/>
-    <w:pPr>
-      <w:spacing w:before="240" w:after="60"/>
-      <w:outlineLvl w:val="6"/>
-    </w:pPr>
-  </w:style>
-  <w:style w:type="paragraph" w:styleId="8">
-    <w:name w:val="heading 8"/>
-    <w:basedOn w:val="a"/>
-    <w:next w:val="a"/>
-    <w:link w:val="8Char"/>
-    <w:uiPriority w:val="9"/>
-    <w:semiHidden/>
-    <w:unhideWhenUsed/>
-    <w:qFormat/>
-    <w:rsid w:val="001355FC"/>
-    <w:pPr>
-      <w:spacing w:before="240" w:after="60"/>
-      <w:outlineLvl w:val="7"/>
-    </w:pPr>
-    <w:rPr>
-      <w:i/>
-      <w:iCs/>
-    </w:rPr>
-  </w:style>
-  <w:style w:type="paragraph" w:styleId="9">
-    <w:name w:val="heading 9"/>
-    <w:basedOn w:val="a"/>
-    <w:next w:val="a"/>
-    <w:link w:val="9Char"/>
-    <w:uiPriority w:val="9"/>
-    <w:semiHidden/>
-    <w:unhideWhenUsed/>
-    <w:qFormat/>
-    <w:rsid w:val="001355FC"/>
-    <w:pPr>
-      <w:spacing w:before="240" w:after="60"/>
-      <w:outlineLvl w:val="8"/>
-    </w:pPr>
-    <w:rPr>
-      <w:rFonts w:asciiTheme="majorHAnsi" w:eastAsiaTheme="majorEastAsia" w:hAnsiTheme="majorHAnsi"/>
-      <w:sz w:val="22"/>
-      <w:szCs w:val="22"/>
-    </w:rPr>
-  </w:style>
-  <w:style w:type="character" w:default="1" w:styleId="a0">
-    <w:name w:val="Default Paragraph Font"/>
-    <w:uiPriority w:val="1"/>
-    <w:semiHidden/>
-    <w:unhideWhenUsed/>
-  </w:style>
-  <w:style w:type="table" w:default="1" w:styleId="a1">
-    <w:name w:val="Normal Table"/>
-    <w:uiPriority w:val="99"/>
-    <w:semiHidden/>
-    <w:unhideWhenUsed/>
-    <w:tblPr>
-      <w:tblInd w:w="0" w:type="dxa"/>
-      <w:tblCellMar>
-        <w:top w:w="0" w:type="dxa"/>
-        <w:left w:w="108" w:type="dxa"/>
-        <w:bottom w:w="0" w:type="dxa"/>
-        <w:right w:w="108" w:type="dxa"/>
-      </w:tblCellMar>
-    </w:tblPr>
-  </w:style>
-  <w:style w:type="numbering" w:default="1" w:styleId="a2">
-    <w:name w:val="No List"/>
-    <w:uiPriority w:val="99"/>
-    <w:semiHidden/>
-    <w:unhideWhenUsed/>
-  </w:style>
-  <w:style w:type="character" w:customStyle="1" w:styleId="1Char">
-    <w:name w:val="标题 1 Char"/>
-    <w:basedOn w:val="a0"/>
-    <w:link w:val="1"/>
-    <w:uiPriority w:val="9"/>
-    <w:rsid w:val="001355FC"/>
-    <w:rPr>
-      <w:rFonts w:asciiTheme="majorHAnsi" w:eastAsiaTheme="majorEastAsia" w:hAnsiTheme="majorHAnsi"/>
-      <w:b/>
-      <w:bCs/>
-      <w:kern w:val="32"/>
-      <w:sz w:val="32"/>
-      <w:szCs w:val="32"/>
-    </w:rPr>
-  </w:style>
-  <w:style w:type="character" w:customStyle="1" w:styleId="2Char">
-    <w:name w:val="标题 2 Char"/>
-    <w:basedOn w:val="a0"/>
-    <w:link w:val="2"/>
-    <w:uiPriority w:val="9"/>
-    <w:semiHidden/>
-    <w:rsid w:val="001355FC"/>
-    <w:rPr>
-      <w:rFonts w:asciiTheme="majorHAnsi" w:eastAsiaTheme="majorEastAsia" w:hAnsiTheme="majorHAnsi"/>
-      <w:b/>
-      <w:bCs/>
-      <w:i/>
-      <w:iCs/>
-      <w:sz w:val="28"/>
-      <w:szCs w:val="28"/>
-    </w:rPr>
-  </w:style>
-  <w:style w:type="character" w:customStyle="1" w:styleId="3Char">
-    <w:name w:val="标题 3 Char"/>
-    <w:basedOn w:val="a0"/>
-    <w:link w:val="3"/>
-    <w:uiPriority w:val="9"/>
-    <w:semiHidden/>
-    <w:rsid w:val="001355FC"/>
-    <w:rPr>
-      <w:rFonts w:asciiTheme="majorHAnsi" w:eastAsiaTheme="majorEastAsia" w:hAnsiTheme="majorHAnsi"/>
-      <w:b/>
-      <w:bCs/>
-      <w:sz w:val="26"/>
-      <w:szCs w:val="26"/>
-    </w:rPr>
-  </w:style>
-  <w:style w:type="character" w:customStyle="1" w:styleId="4Char">
-    <w:name w:val="标题 4 Char"/>
-    <w:basedOn w:val="a0"/>
-    <w:link w:val="4"/>
-    <w:uiPriority w:val="9"/>
-    <w:semiHidden/>
-    <w:rsid w:val="001355FC"/>
-    <w:rPr>
-      <w:b/>
-      <w:bCs/>
-      <w:sz w:val="28"/>
-      <w:szCs w:val="28"/>
-    </w:rPr>
-  </w:style>
-  <w:style w:type="character" w:customStyle="1" w:styleId="5Char">
-    <w:name w:val="标题 5 Char"/>
-    <w:basedOn w:val="a0"/>
-    <w:link w:val="5"/>
-    <w:uiPriority w:val="9"/>
-    <w:semiHidden/>
-    <w:rsid w:val="001355FC"/>
-    <w:rPr>
-      <w:b/>
-      <w:bCs/>
-      <w:i/>
-      <w:iCs/>
-      <w:sz w:val="26"/>
-      <w:szCs w:val="26"/>
-    </w:rPr>
-  </w:style>
-  <w:style w:type="character" w:customStyle="1" w:styleId="6Char">
-    <w:name w:val="标题 6 Char"/>
-    <w:basedOn w:val="a0"/>
-    <w:link w:val="6"/>
-    <w:uiPriority w:val="9"/>
-    <w:semiHidden/>
-    <w:rsid w:val="001355FC"/>
-    <w:rPr>
-      <w:b/>
-      <w:bCs/>
-    </w:rPr>
-  </w:style>
-  <w:style w:type="character" w:customStyle="1" w:styleId="7Char">
-    <w:name w:val="标题 7 Char"/>
-    <w:basedOn w:val="a0"/>
-    <w:link w:val="7"/>
-    <w:uiPriority w:val="9"/>
-    <w:semiHidden/>
-    <w:rsid w:val="001355FC"/>
-    <w:rPr>
-      <w:sz w:val="24"/>
-      <w:szCs w:val="24"/>
-    </w:rPr>
-  </w:style>
-  <w:style w:type="character" w:customStyle="1" w:styleId="8Char">
-    <w:name w:val="标题 8 Char"/>
-    <w:basedOn w:val="a0"/>
-    <w:link w:val="8"/>
-    <w:uiPriority w:val="9"/>
-    <w:semiHidden/>
-    <w:rsid w:val="001355FC"/>
-    <w:rPr>
-      <w:i/>
-      <w:iCs/>
-      <w:sz w:val="24"/>
-      <w:szCs w:val="24"/>
-    </w:rPr>
-  </w:style>
-  <w:style w:type="character" w:customStyle="1" w:styleId="9Char">
-    <w:name w:val="标题 9 Char"/>
-    <w:basedOn w:val="a0"/>
-    <w:link w:val="9"/>
-    <w:uiPriority w:val="9"/>
-    <w:semiHidden/>
-    <w:rsid w:val="001355FC"/>
-    <w:rPr>
-      <w:rFonts w:asciiTheme="majorHAnsi" w:eastAsiaTheme="majorEastAsia" w:hAnsiTheme="majorHAnsi"/>
-    </w:rPr>
-  </w:style>
-  <w:style w:type="paragraph" w:styleId="a3">
-    <w:name w:val="Title"/>
-    <w:basedOn w:val="a"/>
-    <w:next w:val="a"/>
-    <w:link w:val="Char"/>
-    <w:uiPriority w:val="10"/>
-    <w:qFormat/>
-    <w:rsid w:val="001355FC"/>
-    <w:pPr>
-      <w:spacing w:before="240" w:after="60"/>
-      <w:jc w:val="center"/>
-      <w:outlineLvl w:val="0"/>
-    </w:pPr>
-    <w:rPr>
-      <w:rFonts w:asciiTheme="majorHAnsi" w:eastAsiaTheme="majorEastAsia" w:hAnsiTheme="majorHAnsi" w:cstheme="majorBidi"/>
-      <w:b/>
-      <w:bCs/>
-      <w:kern w:val="28"/>
-      <w:sz w:val="32"/>
-      <w:szCs w:val="32"/>
-    </w:rPr>
-  </w:style>
-  <w:style w:type="character" w:customStyle="1" w:styleId="Char">
-    <w:name w:val="标题 Char"/>
-    <w:basedOn w:val="a0"/>
-    <w:link w:val="a3"/>
-    <w:uiPriority w:val="10"/>
-    <w:rsid w:val="001355FC"/>
-    <w:rPr>
-      <w:rFonts w:asciiTheme="majorHAnsi" w:eastAsiaTheme="majorEastAsia" w:hAnsiTheme="majorHAnsi" w:cstheme="majorBidi"/>
-      <w:b/>
-      <w:bCs/>
-      <w:kern w:val="28"/>
-      <w:sz w:val="32"/>
-      <w:szCs w:val="32"/>
-    </w:rPr>
-  </w:style>
-  <w:style w:type="paragraph" w:styleId="a4">
-    <w:name w:val="Subtitle"/>
-    <w:basedOn w:val="a"/>
-    <w:next w:val="a"/>
-    <w:link w:val="Char0"/>
-    <w:uiPriority w:val="11"/>
-    <w:qFormat/>
-    <w:rsid w:val="001355FC"/>
-    <w:pPr>
-      <w:spacing w:after="60"/>
-      <w:jc w:val="center"/>
-      <w:outlineLvl w:val="1"/>
-    </w:pPr>
-    <w:rPr>
-      <w:rFonts w:asciiTheme="majorHAnsi" w:eastAsiaTheme="majorEastAsia" w:hAnsiTheme="majorHAnsi"/>
-    </w:rPr>
-  </w:style>
-  <w:style w:type="character" w:customStyle="1" w:styleId="Char0">
-    <w:name w:val="副标题 Char"/>
-    <w:basedOn w:val="a0"/>
-    <w:link w:val="a4"/>
-    <w:uiPriority w:val="11"/>
-    <w:rsid w:val="001355FC"/>
-    <w:rPr>
-      <w:rFonts w:asciiTheme="majorHAnsi" w:eastAsiaTheme="majorEastAsia" w:hAnsiTheme="majorHAnsi"/>
-      <w:sz w:val="24"/>
-      <w:szCs w:val="24"/>
-    </w:rPr>
-  </w:style>
-  <w:style w:type="character" w:styleId="a5">
-    <w:name w:val="Strong"/>
-    <w:basedOn w:val="a0"/>
-    <w:uiPriority w:val="22"/>
-    <w:qFormat/>
-    <w:rsid w:val="001355FC"/>
-    <w:rPr>
-      <w:b/>
-      <w:bCs/>
-    </w:rPr>
-  </w:style>
-  <w:style w:type="character" w:styleId="a6">
-    <w:name w:val="Emphasis"/>
-    <w:basedOn w:val="a0"/>
-    <w:uiPriority w:val="20"/>
-    <w:qFormat/>
-    <w:rsid w:val="001355FC"/>
-    <w:rPr>
-      <w:rFonts w:asciiTheme="minorHAnsi" w:hAnsiTheme="minorHAnsi"/>
-      <w:b/>
-      <w:i/>
-      <w:iCs/>
-    </w:rPr>
-  </w:style>
-  <w:style w:type="paragraph" w:styleId="a7">
-    <w:name w:val="No Spacing"/>
-    <w:basedOn w:val="a"/>
-    <w:uiPriority w:val="1"/>
-    <w:qFormat/>
-    <w:rsid w:val="001355FC"/>
-    <w:rPr>
-      <w:szCs w:val="32"/>
-    </w:rPr>
-  </w:style>
-  <w:style w:type="paragraph" w:styleId="a8">
-    <w:name w:val="List Paragraph"/>
-    <w:basedOn w:val="a"/>
-    <w:uiPriority w:val="34"/>
-    <w:qFormat/>
-    <w:rsid w:val="001355FC"/>
-    <w:pPr>
-      <w:ind w:left="720"/>
-      <w:contextualSpacing/>
-    </w:pPr>
-  </w:style>
-  <w:style w:type="paragraph" w:styleId="a9">
-    <w:name w:val="Quote"/>
-    <w:basedOn w:val="a"/>
-    <w:next w:val="a"/>
-    <w:link w:val="Char1"/>
-    <w:uiPriority w:val="29"/>
-    <w:qFormat/>
-    <w:rsid w:val="001355FC"/>
-    <w:rPr>
-      <w:i/>
-    </w:rPr>
-  </w:style>
-  <w:style w:type="character" w:customStyle="1" w:styleId="Char1">
-    <w:name w:val="引用 Char"/>
-    <w:basedOn w:val="a0"/>
-    <w:link w:val="a9"/>
-    <w:uiPriority w:val="29"/>
-    <w:rsid w:val="001355FC"/>
-    <w:rPr>
-      <w:i/>
-      <w:sz w:val="24"/>
-      <w:szCs w:val="24"/>
-    </w:rPr>
-  </w:style>
-  <w:style w:type="paragraph" w:styleId="aa">
-    <w:name w:val="Intense Quote"/>
-    <w:basedOn w:val="a"/>
-    <w:next w:val="a"/>
-    <w:link w:val="Char2"/>
-    <w:uiPriority w:val="30"/>
-    <w:qFormat/>
-    <w:rsid w:val="001355FC"/>
-    <w:pPr>
-      <w:ind w:left="720" w:right="720"/>
-    </w:pPr>
-    <w:rPr>
-      <w:b/>
-      <w:i/>
-      <w:szCs w:val="22"/>
-    </w:rPr>
-  </w:style>
-  <w:style w:type="character" w:customStyle="1" w:styleId="Char2">
-    <w:name w:val="明显引用 Char"/>
-    <w:basedOn w:val="a0"/>
-    <w:link w:val="aa"/>
-    <w:uiPriority w:val="30"/>
-    <w:rsid w:val="001355FC"/>
-    <w:rPr>
-      <w:b/>
-      <w:i/>
-      <w:sz w:val="24"/>
-    </w:rPr>
-  </w:style>
-  <w:style w:type="character" w:styleId="ab">
-    <w:name w:val="Subtle Emphasis"/>
-    <w:uiPriority w:val="19"/>
-    <w:qFormat/>
-    <w:rsid w:val="001355FC"/>
-    <w:rPr>
-      <w:i/>
-      <w:color w:val="5A5A5A" w:themeColor="text1" w:themeTint="A5"/>
-    </w:rPr>
-  </w:style>
-  <w:style w:type="character" w:styleId="ac">
-    <w:name w:val="Intense Emphasis"/>
-    <w:basedOn w:val="a0"/>
-    <w:uiPriority w:val="21"/>
-    <w:qFormat/>
-    <w:rsid w:val="001355FC"/>
-    <w:rPr>
-      <w:b/>
-      <w:i/>
-      <w:sz w:val="24"/>
-      <w:szCs w:val="24"/>
-      <w:u w:val="single"/>
-    </w:rPr>
-  </w:style>
-  <w:style w:type="character" w:styleId="ad">
-    <w:name w:val="Subtle Reference"/>
-    <w:basedOn w:val="a0"/>
-    <w:uiPriority w:val="31"/>
-    <w:qFormat/>
-    <w:rsid w:val="001355FC"/>
-    <w:rPr>
-      <w:sz w:val="24"/>
-      <w:szCs w:val="24"/>
-      <w:u w:val="single"/>
-    </w:rPr>
-  </w:style>
-  <w:style w:type="character" w:styleId="ae">
-    <w:name w:val="Intense Reference"/>
-    <w:basedOn w:val="a0"/>
-    <w:uiPriority w:val="32"/>
-    <w:qFormat/>
-    <w:rsid w:val="001355FC"/>
-    <w:rPr>
-      <w:b/>
-      <w:sz w:val="24"/>
-      <w:u w:val="single"/>
-    </w:rPr>
-  </w:style>
-  <w:style w:type="character" w:styleId="af">
-    <w:name w:val="Book Title"/>
-    <w:basedOn w:val="a0"/>
-    <w:uiPriority w:val="33"/>
-    <w:qFormat/>
-    <w:rsid w:val="001355FC"/>
-    <w:rPr>
-      <w:rFonts w:asciiTheme="majorHAnsi" w:eastAsiaTheme="majorEastAsia" w:hAnsiTheme="majorHAnsi"/>
-      <w:b/>
-      <w:i/>
-      <w:sz w:val="24"/>
-      <w:szCs w:val="24"/>
-    </w:rPr>
-  </w:style>
-  <w:style w:type="paragraph" w:styleId="TOC">
-    <w:name w:val="TOC Heading"/>
-    <w:basedOn w:val="1"/>
-    <w:next w:val="a"/>
-    <w:uiPriority w:val="39"/>
-    <w:semiHidden/>
-    <w:unhideWhenUsed/>
-    <w:qFormat/>
-    <w:rsid w:val="001355FC"/>
-    <w:pPr>
-      <w:outlineLvl w:val="9"/>
-    </w:pPr>
-  </w:style>
-  <w:style w:type="paragraph" w:styleId="af0">
-    <w:name w:val="Date"/>
-    <w:basedOn w:val="a"/>
-    <w:next w:val="a"/>
-    <w:link w:val="Char3"/>
-    <w:uiPriority w:val="99"/>
-    <w:semiHidden/>
-    <w:unhideWhenUsed/>
-    <w:rsid w:val="00AC38C3"/>
-  </w:style>
-  <w:style w:type="character" w:customStyle="1" w:styleId="Char3">
-    <w:name w:val="日期 Char"/>
-    <w:basedOn w:val="a0"/>
-    <w:link w:val="af0"/>
-    <w:uiPriority w:val="99"/>
-    <w:semiHidden/>
-    <w:rsid w:val="00AC38C3"/>
-    <w:rPr>
-      <w:sz w:val="24"/>
-      <w:szCs w:val="24"/>
-    </w:rPr>
-  </w:style>
-  <w:style w:type="character" w:styleId="af1">
-    <w:name w:val="Hyperlink"/>
-    <w:basedOn w:val="a0"/>
-    <w:uiPriority w:val="99"/>
-    <w:unhideWhenUsed/>
-    <w:rsid w:val="00AC38C3"/>
-    <w:rPr>
-      <w:color w:val="0000FF" w:themeColor="hyperlink"/>
-      <w:u w:val="single"/>
-    </w:rPr>
-  </w:style>
-  <w:style w:type="table" w:styleId="af2">
-    <w:name w:val="Table Grid"/>
-    <w:basedOn w:val="a1"/>
-    <w:uiPriority w:val="59"/>
-    <w:rsid w:val="00A40C0A"/>
-    <w:tblPr>
-      <w:tblInd w:w="0" w:type="dxa"/>
-      <w:tblBorders>
-        <w:top w:val="single" w:sz="4" w:space="0" w:color="auto"/>
-        <w:left w:val="single" w:sz="4" w:space="0" w:color="auto"/>
-        <w:bottom w:val="single" w:sz="4" w:space="0" w:color="auto"/>
-        <w:right w:val="single" w:sz="4" w:space="0" w:color="auto"/>
-        <w:insideH w:val="single" w:sz="4" w:space="0" w:color="auto"/>
-        <w:insideV w:val="single" w:sz="4" w:space="0" w:color="auto"/>
-      </w:tblBorders>
-      <w:tblCellMar>
-        <w:top w:w="0" w:type="dxa"/>
-        <w:left w:w="108" w:type="dxa"/>
-        <w:bottom w:w="0" w:type="dxa"/>
-        <w:right w:w="108" w:type="dxa"/>
-      </w:tblCellMar>
-    </w:tblPr>
-  </w:style>
-  <w:style w:type="paragraph" w:styleId="af3">
-    <w:name w:val="header"/>
-    <w:basedOn w:val="a"/>
-    <w:link w:val="Char4"/>
-    <w:uiPriority w:val="99"/>
-    <w:unhideWhenUsed/>
-    <w:rsid w:val="00CA75D3"/>
-    <w:pPr>
-      <w:pBdr>
-        <w:bottom w:val="single" w:sz="6" w:space="1" w:color="auto"/>
-      </w:pBdr>
-      <w:tabs>
-        <w:tab w:val="center" w:pos="4153"/>
-        <w:tab w:val="right" w:pos="8306"/>
-      </w:tabs>
-      <w:snapToGrid w:val="0"/>
-      <w:jc w:val="center"/>
-    </w:pPr>
-    <w:rPr>
-      <w:sz w:val="18"/>
-      <w:szCs w:val="18"/>
-    </w:rPr>
-  </w:style>
-  <w:style w:type="character" w:customStyle="1" w:styleId="Char4">
-    <w:name w:val="页眉 Char"/>
-    <w:basedOn w:val="a0"/>
-    <w:link w:val="af3"/>
-    <w:uiPriority w:val="99"/>
-    <w:rsid w:val="00CA75D3"/>
-    <w:rPr>
-      <w:sz w:val="18"/>
-      <w:szCs w:val="18"/>
-    </w:rPr>
-  </w:style>
-  <w:style w:type="paragraph" w:styleId="af4">
-    <w:name w:val="footer"/>
-    <w:basedOn w:val="a"/>
-    <w:link w:val="Char5"/>
-    <w:uiPriority w:val="99"/>
-    <w:unhideWhenUsed/>
-    <w:rsid w:val="00CA75D3"/>
-    <w:pPr>
-      <w:tabs>
-        <w:tab w:val="center" w:pos="4153"/>
-        <w:tab w:val="right" w:pos="8306"/>
-      </w:tabs>
-      <w:snapToGrid w:val="0"/>
-    </w:pPr>
-    <w:rPr>
-      <w:sz w:val="18"/>
-      <w:szCs w:val="18"/>
-    </w:rPr>
-  </w:style>
-  <w:style w:type="character" w:customStyle="1" w:styleId="Char5">
-    <w:name w:val="页脚 Char"/>
-    <w:basedOn w:val="a0"/>
-    <w:link w:val="af4"/>
+  <w:style w:type="character" w:customStyle="1" w:styleId="FooterChar">
+    <w:name w:val="Footer Char"/>
+    <w:basedOn w:val="DefaultParagraphFont"/>
+    <w:link w:val="Footer"/>
     <w:uiPriority w:val="99"/>
     <w:rsid w:val="00CA75D3"/>
     <w:rPr>
@@ -4080,7 +3804,7 @@
 </file>
 
 <file path=customXml/itemProps1.xml><?xml version="1.0" encoding="utf-8"?>
-<ds:datastoreItem xmlns:ds="http://schemas.openxmlformats.org/officeDocument/2006/customXml" ds:itemID="{67E70DAE-FD00-413A-B688-BF455BA56AAC}">
+<ds:datastoreItem xmlns:ds="http://schemas.openxmlformats.org/officeDocument/2006/customXml" ds:itemID="{53EC8236-B661-4DB3-B0B5-680022B01787}">
   <ds:schemaRefs>
     <ds:schemaRef ds:uri="http://schemas.openxmlformats.org/officeDocument/2006/bibliography"/>
   </ds:schemaRefs>

--- a/cv/Ming CV_public.docx
+++ b/cv/Ming CV_public.docx
@@ -27,8 +27,10 @@
         <w:rPr>
           <w:rFonts w:ascii="Times New Roman" w:hAnsi="Times New Roman"/>
         </w:rPr>
-        <w:t>Post-doctoral Fellows</w:t>
-      </w:r>
+        <w:t>Research Investigator</w:t>
+      </w:r>
+      <w:bookmarkStart w:id="0" w:name="_GoBack"/>
+      <w:bookmarkEnd w:id="0"/>
     </w:p>
     <w:p>
       <w:pPr>
@@ -1793,15 +1795,7 @@
         <w:rPr>
           <w:rFonts w:ascii="Times New Roman" w:hAnsi="Times New Roman"/>
         </w:rPr>
-        <w:t>,</w:t>
-      </w:r>
-      <w:bookmarkStart w:id="0" w:name="_GoBack"/>
-      <w:bookmarkEnd w:id="0"/>
-      <w:r>
-        <w:rPr>
-          <w:rFonts w:ascii="Times New Roman" w:hAnsi="Times New Roman"/>
-        </w:rPr>
-        <w:t xml:space="preserve"> Pages 227-238, 2016</w:t>
+        <w:t>, Pages 227-238, 2016</w:t>
       </w:r>
     </w:p>
     <w:sectPr>
@@ -2586,7 +2580,7 @@
     <w:lsdException w:name="Table Web 2" w:semiHidden="1" w:unhideWhenUsed="1"/>
     <w:lsdException w:name="Table Web 3" w:semiHidden="1" w:unhideWhenUsed="1"/>
     <w:lsdException w:name="Balloon Text" w:semiHidden="1" w:unhideWhenUsed="1"/>
-    <w:lsdException w:name="Table Grid" w:semiHidden="1" w:uiPriority="59" w:unhideWhenUsed="1"/>
+    <w:lsdException w:name="Table Grid" w:uiPriority="59"/>
     <w:lsdException w:name="Table Theme" w:semiHidden="1" w:unhideWhenUsed="1"/>
     <w:lsdException w:name="Placeholder Text" w:semiHidden="1"/>
     <w:lsdException w:name="No Spacing" w:uiPriority="1" w:qFormat="1"/>
@@ -3804,7 +3798,7 @@
 </file>
 
 <file path=customXml/itemProps1.xml><?xml version="1.0" encoding="utf-8"?>
-<ds:datastoreItem xmlns:ds="http://schemas.openxmlformats.org/officeDocument/2006/customXml" ds:itemID="{53EC8236-B661-4DB3-B0B5-680022B01787}">
+<ds:datastoreItem xmlns:ds="http://schemas.openxmlformats.org/officeDocument/2006/customXml" ds:itemID="{6FF4862E-783F-4CC5-A8F3-48BCC6781CEA}">
   <ds:schemaRefs>
     <ds:schemaRef ds:uri="http://schemas.openxmlformats.org/officeDocument/2006/bibliography"/>
   </ds:schemaRefs>

--- a/cv/Ming CV_public.docx
+++ b/cv/Ming CV_public.docx
@@ -1,6 +1,6 @@
 
 <file path=word/document.xml><?xml version="1.0" encoding="utf-8"?>
-<w:document xmlns:wpc="http://schemas.microsoft.com/office/word/2010/wordprocessingCanvas" xmlns:cx="http://schemas.microsoft.com/office/drawing/2014/chartex" xmlns:cx1="http://schemas.microsoft.com/office/drawing/2015/9/8/chartex" xmlns:cx2="http://schemas.microsoft.com/office/drawing/2015/10/21/chartex" xmlns:cx3="http://schemas.microsoft.com/office/drawing/2016/5/9/chartex" xmlns:cx4="http://schemas.microsoft.com/office/drawing/2016/5/10/chartex" xmlns:cx5="http://schemas.microsoft.com/office/drawing/2016/5/11/chartex" xmlns:mc="http://schemas.openxmlformats.org/markup-compatibility/2006" xmlns:o="urn:schemas-microsoft-com:office:office" xmlns:r="http://schemas.openxmlformats.org/officeDocument/2006/relationships" xmlns:m="http://schemas.openxmlformats.org/officeDocument/2006/math" xmlns:v="urn:schemas-microsoft-com:vml" xmlns:wp14="http://schemas.microsoft.com/office/word/2010/wordprocessingDrawing" xmlns:wp="http://schemas.openxmlformats.org/drawingml/2006/wordprocessingDrawing" xmlns:w10="urn:schemas-microsoft-com:office:word" xmlns:w="http://schemas.openxmlformats.org/wordprocessingml/2006/main" xmlns:w14="http://schemas.microsoft.com/office/word/2010/wordml" xmlns:w15="http://schemas.microsoft.com/office/word/2012/wordml" xmlns:w16se="http://schemas.microsoft.com/office/word/2015/wordml/symex" xmlns:wpg="http://schemas.microsoft.com/office/word/2010/wordprocessingGroup" xmlns:wpi="http://schemas.microsoft.com/office/word/2010/wordprocessingInk" xmlns:wne="http://schemas.microsoft.com/office/word/2006/wordml" xmlns:wps="http://schemas.microsoft.com/office/word/2010/wordprocessingShape" mc:Ignorable="w14 w15 w16se wp14">
+<w:document xmlns:wpc="http://schemas.microsoft.com/office/word/2010/wordprocessingCanvas" xmlns:cx="http://schemas.microsoft.com/office/drawing/2014/chartex" xmlns:cx1="http://schemas.microsoft.com/office/drawing/2015/9/8/chartex" xmlns:cx2="http://schemas.microsoft.com/office/drawing/2015/10/21/chartex" xmlns:cx3="http://schemas.microsoft.com/office/drawing/2016/5/9/chartex" xmlns:cx4="http://schemas.microsoft.com/office/drawing/2016/5/10/chartex" xmlns:cx5="http://schemas.microsoft.com/office/drawing/2016/5/11/chartex" xmlns:cx6="http://schemas.microsoft.com/office/drawing/2016/5/12/chartex" xmlns:cx7="http://schemas.microsoft.com/office/drawing/2016/5/13/chartex" xmlns:cx8="http://schemas.microsoft.com/office/drawing/2016/5/14/chartex" xmlns:mc="http://schemas.openxmlformats.org/markup-compatibility/2006" xmlns:o="urn:schemas-microsoft-com:office:office" xmlns:r="http://schemas.openxmlformats.org/officeDocument/2006/relationships" xmlns:m="http://schemas.openxmlformats.org/officeDocument/2006/math" xmlns:v="urn:schemas-microsoft-com:vml" xmlns:wp14="http://schemas.microsoft.com/office/word/2010/wordprocessingDrawing" xmlns:wp="http://schemas.openxmlformats.org/drawingml/2006/wordprocessingDrawing" xmlns:w10="urn:schemas-microsoft-com:office:word" xmlns:w="http://schemas.openxmlformats.org/wordprocessingml/2006/main" xmlns:w14="http://schemas.microsoft.com/office/word/2010/wordml" xmlns:w15="http://schemas.microsoft.com/office/word/2012/wordml" xmlns:w16se="http://schemas.microsoft.com/office/word/2015/wordml/symex" xmlns:wpg="http://schemas.microsoft.com/office/word/2010/wordprocessingGroup" xmlns:wpi="http://schemas.microsoft.com/office/word/2010/wordprocessingInk" xmlns:wne="http://schemas.microsoft.com/office/word/2006/wordml" xmlns:wps="http://schemas.microsoft.com/office/word/2010/wordprocessingShape" mc:Ignorable="w14 w15 w16se wp14">
   <w:body>
     <w:p>
       <w:pPr>
@@ -29,8 +29,6 @@
         </w:rPr>
         <w:t>Research Investigator</w:t>
       </w:r>
-      <w:bookmarkStart w:id="0" w:name="_GoBack"/>
-      <w:bookmarkEnd w:id="0"/>
     </w:p>
     <w:p>
       <w:pPr>
@@ -1798,6 +1796,417 @@
         <w:t>, Pages 227-238, 2016</w:t>
       </w:r>
     </w:p>
+    <w:p>
+      <w:pPr>
+        <w:rPr>
+          <w:rFonts w:ascii="Times New Roman" w:hAnsi="Times New Roman"/>
+        </w:rPr>
+      </w:pPr>
+    </w:p>
+    <w:p>
+      <w:pPr>
+        <w:rPr>
+          <w:rFonts w:ascii="Times New Roman" w:hAnsi="Times New Roman"/>
+          <w:b/>
+          <w:sz w:val="28"/>
+          <w:szCs w:val="28"/>
+        </w:rPr>
+      </w:pPr>
+      <w:r>
+        <w:rPr>
+          <w:rFonts w:ascii="Times New Roman" w:hAnsi="Times New Roman"/>
+          <w:b/>
+          <w:sz w:val="28"/>
+          <w:szCs w:val="28"/>
+        </w:rPr>
+        <w:t xml:space="preserve">Research </w:t>
+      </w:r>
+      <w:r>
+        <w:rPr>
+          <w:rFonts w:ascii="Times New Roman" w:hAnsi="Times New Roman" w:hint="eastAsia"/>
+          <w:b/>
+          <w:sz w:val="28"/>
+          <w:szCs w:val="28"/>
+        </w:rPr>
+        <w:t>Projec</w:t>
+      </w:r>
+      <w:r>
+        <w:rPr>
+          <w:rFonts w:ascii="Times New Roman" w:hAnsi="Times New Roman"/>
+          <w:b/>
+          <w:sz w:val="28"/>
+          <w:szCs w:val="28"/>
+        </w:rPr>
+        <w:t>t</w:t>
+      </w:r>
+    </w:p>
+    <w:p>
+      <w:pPr>
+        <w:rPr>
+          <w:rFonts w:ascii="Times New Roman" w:hAnsi="Times New Roman"/>
+          <w:b/>
+          <w:sz w:val="28"/>
+          <w:szCs w:val="28"/>
+        </w:rPr>
+      </w:pPr>
+    </w:p>
+    <w:tbl>
+      <w:tblPr>
+        <w:tblStyle w:val="TableGrid"/>
+        <w:tblW w:w="0" w:type="auto"/>
+        <w:tblBorders>
+          <w:top w:val="none" w:sz="0" w:space="0" w:color="auto"/>
+          <w:left w:val="none" w:sz="0" w:space="0" w:color="auto"/>
+          <w:bottom w:val="none" w:sz="0" w:space="0" w:color="auto"/>
+          <w:right w:val="none" w:sz="0" w:space="0" w:color="auto"/>
+          <w:insideH w:val="none" w:sz="0" w:space="0" w:color="auto"/>
+          <w:insideV w:val="none" w:sz="0" w:space="0" w:color="auto"/>
+        </w:tblBorders>
+        <w:tblLook w:val="04A0" w:firstRow="1" w:lastRow="0" w:firstColumn="1" w:lastColumn="0" w:noHBand="0" w:noVBand="1"/>
+      </w:tblPr>
+      <w:tblGrid>
+        <w:gridCol w:w="2093"/>
+        <w:gridCol w:w="6763"/>
+      </w:tblGrid>
+      <w:tr>
+        <w:tc>
+          <w:tcPr>
+            <w:tcW w:w="2093" w:type="dxa"/>
+          </w:tcPr>
+          <w:p>
+            <w:pPr>
+              <w:spacing w:line="276" w:lineRule="auto"/>
+              <w:jc w:val="center"/>
+              <w:rPr>
+                <w:rFonts w:ascii="Times New Roman" w:hAnsi="Times New Roman" w:hint="eastAsia"/>
+              </w:rPr>
+            </w:pPr>
+            <w:r>
+              <w:rPr>
+                <w:rFonts w:ascii="Times New Roman" w:hAnsi="Times New Roman" w:hint="eastAsia"/>
+              </w:rPr>
+              <w:t>01/2015</w:t>
+            </w:r>
+            <w:r>
+              <w:rPr>
+                <w:rFonts w:ascii="Times New Roman" w:hAnsi="Times New Roman" w:hint="eastAsia"/>
+              </w:rPr>
+              <w:t xml:space="preserve"> -</w:t>
+            </w:r>
+            <w:r>
+              <w:rPr>
+                <w:rFonts w:ascii="Times New Roman" w:hAnsi="Times New Roman"/>
+              </w:rPr>
+              <w:t xml:space="preserve"> </w:t>
+            </w:r>
+            <w:r>
+              <w:rPr>
+                <w:rFonts w:ascii="Times New Roman" w:hAnsi="Times New Roman"/>
+              </w:rPr>
+              <w:t>12/2017</w:t>
+            </w:r>
+          </w:p>
+        </w:tc>
+        <w:tc>
+          <w:tcPr>
+            <w:tcW w:w="6763" w:type="dxa"/>
+          </w:tcPr>
+          <w:p>
+            <w:pPr>
+              <w:spacing w:line="276" w:lineRule="auto"/>
+              <w:rPr>
+                <w:rFonts w:hint="eastAsia"/>
+                <w:b/>
+              </w:rPr>
+            </w:pPr>
+            <w:r>
+              <w:rPr>
+                <w:rFonts w:ascii="Times New Roman" w:eastAsia="Times New Roman" w:hAnsi="Times New Roman"/>
+                <w:b/>
+                <w:bCs/>
+              </w:rPr>
+              <w:t>The second order linear model: Theories and Applications.</w:t>
+            </w:r>
+          </w:p>
+        </w:tc>
+      </w:tr>
+      <w:tr>
+        <w:tc>
+          <w:tcPr>
+            <w:tcW w:w="2093" w:type="dxa"/>
+          </w:tcPr>
+          <w:p>
+            <w:pPr>
+              <w:spacing w:line="276" w:lineRule="auto"/>
+              <w:rPr>
+                <w:rFonts w:ascii="Times New Roman" w:hAnsi="Times New Roman" w:hint="eastAsia"/>
+              </w:rPr>
+            </w:pPr>
+          </w:p>
+        </w:tc>
+        <w:tc>
+          <w:tcPr>
+            <w:tcW w:w="6763" w:type="dxa"/>
+          </w:tcPr>
+          <w:p>
+            <w:pPr>
+              <w:pStyle w:val="ListParagraph"/>
+              <w:numPr>
+                <w:ilvl w:val="0"/>
+                <w:numId w:val="7"/>
+              </w:numPr>
+              <w:spacing w:line="276" w:lineRule="auto"/>
+              <w:rPr>
+                <w:rFonts w:ascii="Times New Roman" w:hAnsi="Times New Roman" w:hint="eastAsia"/>
+              </w:rPr>
+            </w:pPr>
+            <w:r>
+              <w:rPr>
+                <w:rFonts w:ascii="Times New Roman" w:hAnsi="Times New Roman" w:hint="eastAsia"/>
+              </w:rPr>
+              <w:t>Propose a novel model called the Second Order Linear Model (SLM)</w:t>
+            </w:r>
+          </w:p>
+          <w:p>
+            <w:pPr>
+              <w:pStyle w:val="ListParagraph"/>
+              <w:numPr>
+                <w:ilvl w:val="0"/>
+                <w:numId w:val="7"/>
+              </w:numPr>
+              <w:spacing w:line="276" w:lineRule="auto"/>
+              <w:rPr>
+                <w:rFonts w:ascii="Times New Roman" w:hAnsi="Times New Roman"/>
+              </w:rPr>
+            </w:pPr>
+            <w:r>
+              <w:rPr>
+                <w:rFonts w:ascii="Times New Roman" w:hAnsi="Times New Roman"/>
+              </w:rPr>
+              <w:t>The SLM is able to capture high order feature interactions</w:t>
+            </w:r>
+          </w:p>
+          <w:p>
+            <w:pPr>
+              <w:pStyle w:val="ListParagraph"/>
+              <w:numPr>
+                <w:ilvl w:val="0"/>
+                <w:numId w:val="7"/>
+              </w:numPr>
+              <w:spacing w:line="276" w:lineRule="auto"/>
+              <w:rPr>
+                <w:rFonts w:ascii="Times New Roman" w:hAnsi="Times New Roman"/>
+              </w:rPr>
+            </w:pPr>
+            <w:r>
+              <w:rPr>
+                <w:rFonts w:ascii="Times New Roman" w:hAnsi="Times New Roman"/>
+              </w:rPr>
+              <w:t xml:space="preserve">We applied SLM to Major Depressive Disorder (MDD) prediction and </w:t>
+            </w:r>
+            <w:r>
+              <w:rPr>
+                <w:rFonts w:ascii="Times New Roman" w:hAnsi="Times New Roman"/>
+              </w:rPr>
+              <w:t>Alzheimer's Disease prediction</w:t>
+            </w:r>
+            <w:r>
+              <w:rPr>
+                <w:rFonts w:ascii="Times New Roman" w:hAnsi="Times New Roman"/>
+              </w:rPr>
+              <w:t>.</w:t>
+            </w:r>
+          </w:p>
+          <w:p>
+            <w:pPr>
+              <w:pStyle w:val="ListParagraph"/>
+              <w:numPr>
+                <w:ilvl w:val="0"/>
+                <w:numId w:val="7"/>
+              </w:numPr>
+              <w:spacing w:line="276" w:lineRule="auto"/>
+              <w:rPr>
+                <w:rFonts w:ascii="Times New Roman" w:hAnsi="Times New Roman" w:hint="eastAsia"/>
+              </w:rPr>
+            </w:pPr>
+            <w:r>
+              <w:rPr>
+                <w:rFonts w:ascii="Times New Roman" w:hAnsi="Times New Roman"/>
+              </w:rPr>
+              <w:t>This project is a collaboration work with Janssen Research &amp; Development, LCC.</w:t>
+            </w:r>
+          </w:p>
+        </w:tc>
+      </w:tr>
+      <w:tr>
+        <w:tc>
+          <w:tcPr>
+            <w:tcW w:w="2093" w:type="dxa"/>
+          </w:tcPr>
+          <w:p>
+            <w:pPr>
+              <w:spacing w:line="276" w:lineRule="auto"/>
+              <w:rPr>
+                <w:rFonts w:ascii="Times New Roman" w:hAnsi="Times New Roman" w:hint="eastAsia"/>
+              </w:rPr>
+            </w:pPr>
+            <w:r>
+              <w:rPr>
+                <w:rFonts w:ascii="Times New Roman" w:hAnsi="Times New Roman" w:hint="eastAsia"/>
+              </w:rPr>
+              <w:t>07/2014</w:t>
+            </w:r>
+            <w:r>
+              <w:rPr>
+                <w:rFonts w:ascii="Times New Roman" w:hAnsi="Times New Roman"/>
+              </w:rPr>
+              <w:t xml:space="preserve"> – 09/2015</w:t>
+            </w:r>
+          </w:p>
+        </w:tc>
+        <w:tc>
+          <w:tcPr>
+            <w:tcW w:w="6763" w:type="dxa"/>
+          </w:tcPr>
+          <w:p>
+            <w:pPr>
+              <w:spacing w:line="276" w:lineRule="auto"/>
+              <w:rPr>
+                <w:rFonts w:ascii="Times New Roman" w:hAnsi="Times New Roman" w:hint="eastAsia"/>
+                <w:b/>
+              </w:rPr>
+            </w:pPr>
+            <w:r>
+              <w:rPr>
+                <w:rFonts w:ascii="Times New Roman" w:eastAsia="Times New Roman" w:hAnsi="Times New Roman"/>
+                <w:b/>
+                <w:bCs/>
+              </w:rPr>
+              <w:t>Automated Low-Level Analysis and Description of Diverse Intelligence Video (ALADDIN)</w:t>
+            </w:r>
+          </w:p>
+        </w:tc>
+      </w:tr>
+      <w:tr>
+        <w:tc>
+          <w:tcPr>
+            <w:tcW w:w="2093" w:type="dxa"/>
+          </w:tcPr>
+          <w:p>
+            <w:pPr>
+              <w:spacing w:line="276" w:lineRule="auto"/>
+              <w:rPr>
+                <w:rFonts w:ascii="Times New Roman" w:hAnsi="Times New Roman" w:hint="eastAsia"/>
+              </w:rPr>
+            </w:pPr>
+          </w:p>
+        </w:tc>
+        <w:tc>
+          <w:tcPr>
+            <w:tcW w:w="6763" w:type="dxa"/>
+          </w:tcPr>
+          <w:p>
+            <w:pPr>
+              <w:pStyle w:val="ListParagraph"/>
+              <w:numPr>
+                <w:ilvl w:val="0"/>
+                <w:numId w:val="8"/>
+              </w:numPr>
+              <w:spacing w:line="276" w:lineRule="auto"/>
+              <w:rPr>
+                <w:rFonts w:ascii="Times New Roman" w:hAnsi="Times New Roman"/>
+              </w:rPr>
+            </w:pPr>
+            <w:r>
+              <w:rPr>
+                <w:rFonts w:ascii="Times New Roman" w:hAnsi="Times New Roman" w:hint="eastAsia"/>
+              </w:rPr>
+              <w:t xml:space="preserve">We </w:t>
+            </w:r>
+            <w:r>
+              <w:rPr>
+                <w:rFonts w:ascii="Times New Roman" w:hAnsi="Times New Roman"/>
+              </w:rPr>
+              <w:t>developed</w:t>
+            </w:r>
+            <w:r>
+              <w:rPr>
+                <w:rFonts w:ascii="Times New Roman" w:hAnsi="Times New Roman" w:hint="eastAsia"/>
+              </w:rPr>
+              <w:t xml:space="preserve"> </w:t>
+            </w:r>
+            <w:r>
+              <w:rPr>
+                <w:rFonts w:ascii="Times New Roman" w:hAnsi="Times New Roman"/>
+              </w:rPr>
+              <w:t>a large-scale content-based video retrieval system</w:t>
+            </w:r>
+            <w:r>
+              <w:rPr>
+                <w:rFonts w:ascii="Times New Roman" w:hAnsi="Times New Roman"/>
+              </w:rPr>
+              <w:t xml:space="preserve"> with 47 features including 17 DCNN features</w:t>
+            </w:r>
+            <w:bookmarkStart w:id="0" w:name="_GoBack"/>
+            <w:bookmarkEnd w:id="0"/>
+            <w:r>
+              <w:rPr>
+                <w:rFonts w:ascii="Times New Roman" w:hAnsi="Times New Roman"/>
+              </w:rPr>
+              <w:t>.</w:t>
+            </w:r>
+          </w:p>
+          <w:p>
+            <w:pPr>
+              <w:pStyle w:val="ListParagraph"/>
+              <w:numPr>
+                <w:ilvl w:val="0"/>
+                <w:numId w:val="8"/>
+              </w:numPr>
+              <w:spacing w:line="276" w:lineRule="auto"/>
+              <w:rPr>
+                <w:rFonts w:ascii="Times New Roman" w:hAnsi="Times New Roman"/>
+              </w:rPr>
+            </w:pPr>
+            <w:r>
+              <w:rPr>
+                <w:rFonts w:ascii="Times New Roman" w:hAnsi="Times New Roman"/>
+              </w:rPr>
+              <w:t>Our system ranked top-1 in 6 out of 8 tasks in MED 2014.</w:t>
+            </w:r>
+          </w:p>
+          <w:p>
+            <w:pPr>
+              <w:pStyle w:val="ListParagraph"/>
+              <w:numPr>
+                <w:ilvl w:val="0"/>
+                <w:numId w:val="8"/>
+              </w:numPr>
+              <w:spacing w:line="276" w:lineRule="auto"/>
+              <w:rPr>
+                <w:rFonts w:ascii="Times New Roman" w:hAnsi="Times New Roman" w:hint="eastAsia"/>
+              </w:rPr>
+            </w:pPr>
+            <w:r>
+              <w:rPr>
+                <w:rFonts w:ascii="Times New Roman" w:hAnsi="Times New Roman"/>
+              </w:rPr>
+              <w:t>This project is sponsored by Informedia@CMU.</w:t>
+            </w:r>
+          </w:p>
+        </w:tc>
+      </w:tr>
+    </w:tbl>
+    <w:p>
+      <w:pPr>
+        <w:rPr>
+          <w:rFonts w:ascii="Times New Roman" w:hAnsi="Times New Roman" w:hint="eastAsia"/>
+          <w:b/>
+          <w:sz w:val="28"/>
+          <w:szCs w:val="28"/>
+        </w:rPr>
+      </w:pPr>
+    </w:p>
     <w:sectPr>
       <w:pgSz w:w="12240" w:h="15840"/>
       <w:pgMar w:top="1440" w:right="1800" w:bottom="1440" w:left="1800" w:header="708" w:footer="708" w:gutter="0"/>
@@ -1809,7 +2218,7 @@
 </file>
 
 <file path=word/endnotes.xml><?xml version="1.0" encoding="utf-8"?>
-<w:endnotes xmlns:wpc="http://schemas.microsoft.com/office/word/2010/wordprocessingCanvas" xmlns:cx="http://schemas.microsoft.com/office/drawing/2014/chartex" xmlns:cx1="http://schemas.microsoft.com/office/drawing/2015/9/8/chartex" xmlns:cx2="http://schemas.microsoft.com/office/drawing/2015/10/21/chartex" xmlns:cx3="http://schemas.microsoft.com/office/drawing/2016/5/9/chartex" xmlns:cx4="http://schemas.microsoft.com/office/drawing/2016/5/10/chartex" xmlns:cx5="http://schemas.microsoft.com/office/drawing/2016/5/11/chartex" xmlns:mc="http://schemas.openxmlformats.org/markup-compatibility/2006" xmlns:o="urn:schemas-microsoft-com:office:office" xmlns:r="http://schemas.openxmlformats.org/officeDocument/2006/relationships" xmlns:m="http://schemas.openxmlformats.org/officeDocument/2006/math" xmlns:v="urn:schemas-microsoft-com:vml" xmlns:wp14="http://schemas.microsoft.com/office/word/2010/wordprocessingDrawing" xmlns:wp="http://schemas.openxmlformats.org/drawingml/2006/wordprocessingDrawing" xmlns:w10="urn:schemas-microsoft-com:office:word" xmlns:w="http://schemas.openxmlformats.org/wordprocessingml/2006/main" xmlns:w14="http://schemas.microsoft.com/office/word/2010/wordml" xmlns:w15="http://schemas.microsoft.com/office/word/2012/wordml" xmlns:w16se="http://schemas.microsoft.com/office/word/2015/wordml/symex" xmlns:wpg="http://schemas.microsoft.com/office/word/2010/wordprocessingGroup" xmlns:wpi="http://schemas.microsoft.com/office/word/2010/wordprocessingInk" xmlns:wne="http://schemas.microsoft.com/office/word/2006/wordml" xmlns:wps="http://schemas.microsoft.com/office/word/2010/wordprocessingShape" mc:Ignorable="w14 w15 w16se wp14">
+<w:endnotes xmlns:wpc="http://schemas.microsoft.com/office/word/2010/wordprocessingCanvas" xmlns:cx="http://schemas.microsoft.com/office/drawing/2014/chartex" xmlns:cx1="http://schemas.microsoft.com/office/drawing/2015/9/8/chartex" xmlns:cx2="http://schemas.microsoft.com/office/drawing/2015/10/21/chartex" xmlns:cx3="http://schemas.microsoft.com/office/drawing/2016/5/9/chartex" xmlns:cx4="http://schemas.microsoft.com/office/drawing/2016/5/10/chartex" xmlns:cx5="http://schemas.microsoft.com/office/drawing/2016/5/11/chartex" xmlns:cx6="http://schemas.microsoft.com/office/drawing/2016/5/12/chartex" xmlns:cx7="http://schemas.microsoft.com/office/drawing/2016/5/13/chartex" xmlns:cx8="http://schemas.microsoft.com/office/drawing/2016/5/14/chartex" xmlns:mc="http://schemas.openxmlformats.org/markup-compatibility/2006" xmlns:o="urn:schemas-microsoft-com:office:office" xmlns:r="http://schemas.openxmlformats.org/officeDocument/2006/relationships" xmlns:m="http://schemas.openxmlformats.org/officeDocument/2006/math" xmlns:v="urn:schemas-microsoft-com:vml" xmlns:wp14="http://schemas.microsoft.com/office/word/2010/wordprocessingDrawing" xmlns:wp="http://schemas.openxmlformats.org/drawingml/2006/wordprocessingDrawing" xmlns:w10="urn:schemas-microsoft-com:office:word" xmlns:w="http://schemas.openxmlformats.org/wordprocessingml/2006/main" xmlns:w14="http://schemas.microsoft.com/office/word/2010/wordml" xmlns:w15="http://schemas.microsoft.com/office/word/2012/wordml" xmlns:w16se="http://schemas.microsoft.com/office/word/2015/wordml/symex" xmlns:wpg="http://schemas.microsoft.com/office/word/2010/wordprocessingGroup" xmlns:wpi="http://schemas.microsoft.com/office/word/2010/wordprocessingInk" xmlns:wne="http://schemas.microsoft.com/office/word/2006/wordml" xmlns:wps="http://schemas.microsoft.com/office/word/2010/wordprocessingShape" mc:Ignorable="w14 w15 w16se wp14">
   <w:endnote w:type="separator" w:id="-1">
     <w:p>
       <w:r>
@@ -1828,7 +2237,7 @@
 </file>
 
 <file path=word/footnotes.xml><?xml version="1.0" encoding="utf-8"?>
-<w:footnotes xmlns:wpc="http://schemas.microsoft.com/office/word/2010/wordprocessingCanvas" xmlns:cx="http://schemas.microsoft.com/office/drawing/2014/chartex" xmlns:cx1="http://schemas.microsoft.com/office/drawing/2015/9/8/chartex" xmlns:cx2="http://schemas.microsoft.com/office/drawing/2015/10/21/chartex" xmlns:cx3="http://schemas.microsoft.com/office/drawing/2016/5/9/chartex" xmlns:cx4="http://schemas.microsoft.com/office/drawing/2016/5/10/chartex" xmlns:cx5="http://schemas.microsoft.com/office/drawing/2016/5/11/chartex" xmlns:mc="http://schemas.openxmlformats.org/markup-compatibility/2006" xmlns:o="urn:schemas-microsoft-com:office:office" xmlns:r="http://schemas.openxmlformats.org/officeDocument/2006/relationships" xmlns:m="http://schemas.openxmlformats.org/officeDocument/2006/math" xmlns:v="urn:schemas-microsoft-com:vml" xmlns:wp14="http://schemas.microsoft.com/office/word/2010/wordprocessingDrawing" xmlns:wp="http://schemas.openxmlformats.org/drawingml/2006/wordprocessingDrawing" xmlns:w10="urn:schemas-microsoft-com:office:word" xmlns:w="http://schemas.openxmlformats.org/wordprocessingml/2006/main" xmlns:w14="http://schemas.microsoft.com/office/word/2010/wordml" xmlns:w15="http://schemas.microsoft.com/office/word/2012/wordml" xmlns:w16se="http://schemas.microsoft.com/office/word/2015/wordml/symex" xmlns:wpg="http://schemas.microsoft.com/office/word/2010/wordprocessingGroup" xmlns:wpi="http://schemas.microsoft.com/office/word/2010/wordprocessingInk" xmlns:wne="http://schemas.microsoft.com/office/word/2006/wordml" xmlns:wps="http://schemas.microsoft.com/office/word/2010/wordprocessingShape" mc:Ignorable="w14 w15 w16se wp14">
+<w:footnotes xmlns:wpc="http://schemas.microsoft.com/office/word/2010/wordprocessingCanvas" xmlns:cx="http://schemas.microsoft.com/office/drawing/2014/chartex" xmlns:cx1="http://schemas.microsoft.com/office/drawing/2015/9/8/chartex" xmlns:cx2="http://schemas.microsoft.com/office/drawing/2015/10/21/chartex" xmlns:cx3="http://schemas.microsoft.com/office/drawing/2016/5/9/chartex" xmlns:cx4="http://schemas.microsoft.com/office/drawing/2016/5/10/chartex" xmlns:cx5="http://schemas.microsoft.com/office/drawing/2016/5/11/chartex" xmlns:cx6="http://schemas.microsoft.com/office/drawing/2016/5/12/chartex" xmlns:cx7="http://schemas.microsoft.com/office/drawing/2016/5/13/chartex" xmlns:cx8="http://schemas.microsoft.com/office/drawing/2016/5/14/chartex" xmlns:mc="http://schemas.openxmlformats.org/markup-compatibility/2006" xmlns:o="urn:schemas-microsoft-com:office:office" xmlns:r="http://schemas.openxmlformats.org/officeDocument/2006/relationships" xmlns:m="http://schemas.openxmlformats.org/officeDocument/2006/math" xmlns:v="urn:schemas-microsoft-com:vml" xmlns:wp14="http://schemas.microsoft.com/office/word/2010/wordprocessingDrawing" xmlns:wp="http://schemas.openxmlformats.org/drawingml/2006/wordprocessingDrawing" xmlns:w10="urn:schemas-microsoft-com:office:word" xmlns:w="http://schemas.openxmlformats.org/wordprocessingml/2006/main" xmlns:w14="http://schemas.microsoft.com/office/word/2010/wordml" xmlns:w15="http://schemas.microsoft.com/office/word/2012/wordml" xmlns:w16se="http://schemas.microsoft.com/office/word/2015/wordml/symex" xmlns:wpg="http://schemas.microsoft.com/office/word/2010/wordprocessingGroup" xmlns:wpi="http://schemas.microsoft.com/office/word/2010/wordprocessingInk" xmlns:wne="http://schemas.microsoft.com/office/word/2006/wordml" xmlns:wps="http://schemas.microsoft.com/office/word/2010/wordprocessingShape" mc:Ignorable="w14 w15 w16se wp14">
   <w:footnote w:type="separator" w:id="-1">
     <w:p>
       <w:r>
@@ -1847,8 +2256,121 @@
 </file>
 
 <file path=word/numbering.xml><?xml version="1.0" encoding="utf-8"?>
-<w:numbering xmlns:wpc="http://schemas.microsoft.com/office/word/2010/wordprocessingCanvas" xmlns:cx="http://schemas.microsoft.com/office/drawing/2014/chartex" xmlns:cx1="http://schemas.microsoft.com/office/drawing/2015/9/8/chartex" xmlns:cx2="http://schemas.microsoft.com/office/drawing/2015/10/21/chartex" xmlns:cx3="http://schemas.microsoft.com/office/drawing/2016/5/9/chartex" xmlns:cx4="http://schemas.microsoft.com/office/drawing/2016/5/10/chartex" xmlns:cx5="http://schemas.microsoft.com/office/drawing/2016/5/11/chartex" xmlns:mc="http://schemas.openxmlformats.org/markup-compatibility/2006" xmlns:o="urn:schemas-microsoft-com:office:office" xmlns:r="http://schemas.openxmlformats.org/officeDocument/2006/relationships" xmlns:m="http://schemas.openxmlformats.org/officeDocument/2006/math" xmlns:v="urn:schemas-microsoft-com:vml" xmlns:wp14="http://schemas.microsoft.com/office/word/2010/wordprocessingDrawing" xmlns:wp="http://schemas.openxmlformats.org/drawingml/2006/wordprocessingDrawing" xmlns:w10="urn:schemas-microsoft-com:office:word" xmlns:w="http://schemas.openxmlformats.org/wordprocessingml/2006/main" xmlns:w14="http://schemas.microsoft.com/office/word/2010/wordml" xmlns:w15="http://schemas.microsoft.com/office/word/2012/wordml" xmlns:w16se="http://schemas.microsoft.com/office/word/2015/wordml/symex" xmlns:wpg="http://schemas.microsoft.com/office/word/2010/wordprocessingGroup" xmlns:wpi="http://schemas.microsoft.com/office/word/2010/wordprocessingInk" xmlns:wne="http://schemas.microsoft.com/office/word/2006/wordml" xmlns:wps="http://schemas.microsoft.com/office/word/2010/wordprocessingShape" mc:Ignorable="w14 w15 w16se wp14">
+<w:numbering xmlns:wpc="http://schemas.microsoft.com/office/word/2010/wordprocessingCanvas" xmlns:cx="http://schemas.microsoft.com/office/drawing/2014/chartex" xmlns:cx1="http://schemas.microsoft.com/office/drawing/2015/9/8/chartex" xmlns:cx2="http://schemas.microsoft.com/office/drawing/2015/10/21/chartex" xmlns:cx3="http://schemas.microsoft.com/office/drawing/2016/5/9/chartex" xmlns:cx4="http://schemas.microsoft.com/office/drawing/2016/5/10/chartex" xmlns:cx5="http://schemas.microsoft.com/office/drawing/2016/5/11/chartex" xmlns:cx6="http://schemas.microsoft.com/office/drawing/2016/5/12/chartex" xmlns:cx7="http://schemas.microsoft.com/office/drawing/2016/5/13/chartex" xmlns:cx8="http://schemas.microsoft.com/office/drawing/2016/5/14/chartex" xmlns:mc="http://schemas.openxmlformats.org/markup-compatibility/2006" xmlns:o="urn:schemas-microsoft-com:office:office" xmlns:r="http://schemas.openxmlformats.org/officeDocument/2006/relationships" xmlns:m="http://schemas.openxmlformats.org/officeDocument/2006/math" xmlns:v="urn:schemas-microsoft-com:vml" xmlns:wp14="http://schemas.microsoft.com/office/word/2010/wordprocessingDrawing" xmlns:wp="http://schemas.openxmlformats.org/drawingml/2006/wordprocessingDrawing" xmlns:w10="urn:schemas-microsoft-com:office:word" xmlns:w="http://schemas.openxmlformats.org/wordprocessingml/2006/main" xmlns:w14="http://schemas.microsoft.com/office/word/2010/wordml" xmlns:w15="http://schemas.microsoft.com/office/word/2012/wordml" xmlns:w16se="http://schemas.microsoft.com/office/word/2015/wordml/symex" xmlns:wpg="http://schemas.microsoft.com/office/word/2010/wordprocessingGroup" xmlns:wpi="http://schemas.microsoft.com/office/word/2010/wordprocessingInk" xmlns:wne="http://schemas.microsoft.com/office/word/2006/wordml" xmlns:wps="http://schemas.microsoft.com/office/word/2010/wordprocessingShape" mc:Ignorable="w14 w15 w16se wp14">
   <w:abstractNum w:abstractNumId="0" w15:restartNumberingAfterBreak="0">
+    <w:nsid w:val="10D86EC4"/>
+    <w:multiLevelType w:val="hybridMultilevel"/>
+    <w:tmpl w:val="30523894"/>
+    <w:lvl w:ilvl="0" w:tplc="0409000D">
+      <w:start w:val="1"/>
+      <w:numFmt w:val="bullet"/>
+      <w:lvlText w:val=""/>
+      <w:lvlJc w:val="left"/>
+      <w:pPr>
+        <w:ind w:left="420" w:hanging="420"/>
+      </w:pPr>
+      <w:rPr>
+        <w:rFonts w:ascii="Wingdings" w:hAnsi="Wingdings" w:hint="default"/>
+      </w:rPr>
+    </w:lvl>
+    <w:lvl w:ilvl="1" w:tplc="04090003" w:tentative="1">
+      <w:start w:val="1"/>
+      <w:numFmt w:val="bullet"/>
+      <w:lvlText w:val=""/>
+      <w:lvlJc w:val="left"/>
+      <w:pPr>
+        <w:ind w:left="840" w:hanging="420"/>
+      </w:pPr>
+      <w:rPr>
+        <w:rFonts w:ascii="Wingdings" w:hAnsi="Wingdings" w:hint="default"/>
+      </w:rPr>
+    </w:lvl>
+    <w:lvl w:ilvl="2" w:tplc="04090005" w:tentative="1">
+      <w:start w:val="1"/>
+      <w:numFmt w:val="bullet"/>
+      <w:lvlText w:val=""/>
+      <w:lvlJc w:val="left"/>
+      <w:pPr>
+        <w:ind w:left="1260" w:hanging="420"/>
+      </w:pPr>
+      <w:rPr>
+        <w:rFonts w:ascii="Wingdings" w:hAnsi="Wingdings" w:hint="default"/>
+      </w:rPr>
+    </w:lvl>
+    <w:lvl w:ilvl="3" w:tplc="04090001" w:tentative="1">
+      <w:start w:val="1"/>
+      <w:numFmt w:val="bullet"/>
+      <w:lvlText w:val=""/>
+      <w:lvlJc w:val="left"/>
+      <w:pPr>
+        <w:ind w:left="1680" w:hanging="420"/>
+      </w:pPr>
+      <w:rPr>
+        <w:rFonts w:ascii="Wingdings" w:hAnsi="Wingdings" w:hint="default"/>
+      </w:rPr>
+    </w:lvl>
+    <w:lvl w:ilvl="4" w:tplc="04090003" w:tentative="1">
+      <w:start w:val="1"/>
+      <w:numFmt w:val="bullet"/>
+      <w:lvlText w:val=""/>
+      <w:lvlJc w:val="left"/>
+      <w:pPr>
+        <w:ind w:left="2100" w:hanging="420"/>
+      </w:pPr>
+      <w:rPr>
+        <w:rFonts w:ascii="Wingdings" w:hAnsi="Wingdings" w:hint="default"/>
+      </w:rPr>
+    </w:lvl>
+    <w:lvl w:ilvl="5" w:tplc="04090005" w:tentative="1">
+      <w:start w:val="1"/>
+      <w:numFmt w:val="bullet"/>
+      <w:lvlText w:val=""/>
+      <w:lvlJc w:val="left"/>
+      <w:pPr>
+        <w:ind w:left="2520" w:hanging="420"/>
+      </w:pPr>
+      <w:rPr>
+        <w:rFonts w:ascii="Wingdings" w:hAnsi="Wingdings" w:hint="default"/>
+      </w:rPr>
+    </w:lvl>
+    <w:lvl w:ilvl="6" w:tplc="04090001" w:tentative="1">
+      <w:start w:val="1"/>
+      <w:numFmt w:val="bullet"/>
+      <w:lvlText w:val=""/>
+      <w:lvlJc w:val="left"/>
+      <w:pPr>
+        <w:ind w:left="2940" w:hanging="420"/>
+      </w:pPr>
+      <w:rPr>
+        <w:rFonts w:ascii="Wingdings" w:hAnsi="Wingdings" w:hint="default"/>
+      </w:rPr>
+    </w:lvl>
+    <w:lvl w:ilvl="7" w:tplc="04090003" w:tentative="1">
+      <w:start w:val="1"/>
+      <w:numFmt w:val="bullet"/>
+      <w:lvlText w:val=""/>
+      <w:lvlJc w:val="left"/>
+      <w:pPr>
+        <w:ind w:left="3360" w:hanging="420"/>
+      </w:pPr>
+      <w:rPr>
+        <w:rFonts w:ascii="Wingdings" w:hAnsi="Wingdings" w:hint="default"/>
+      </w:rPr>
+    </w:lvl>
+    <w:lvl w:ilvl="8" w:tplc="04090005" w:tentative="1">
+      <w:start w:val="1"/>
+      <w:numFmt w:val="bullet"/>
+      <w:lvlText w:val=""/>
+      <w:lvlJc w:val="left"/>
+      <w:pPr>
+        <w:ind w:left="3780" w:hanging="420"/>
+      </w:pPr>
+      <w:rPr>
+        <w:rFonts w:ascii="Wingdings" w:hAnsi="Wingdings" w:hint="default"/>
+      </w:rPr>
+    </w:lvl>
+  </w:abstractNum>
+  <w:abstractNum w:abstractNumId="1" w15:restartNumberingAfterBreak="0">
     <w:nsid w:val="129F0125"/>
     <w:multiLevelType w:val="hybridMultilevel"/>
     <w:tmpl w:val="39387A62"/>
@@ -1934,7 +2456,7 @@
       </w:pPr>
     </w:lvl>
   </w:abstractNum>
-  <w:abstractNum w:abstractNumId="1" w15:restartNumberingAfterBreak="0">
+  <w:abstractNum w:abstractNumId="2" w15:restartNumberingAfterBreak="0">
     <w:nsid w:val="24713D9E"/>
     <w:multiLevelType w:val="hybridMultilevel"/>
     <w:tmpl w:val="158E6CCA"/>
@@ -2020,7 +2542,7 @@
       </w:pPr>
     </w:lvl>
   </w:abstractNum>
-  <w:abstractNum w:abstractNumId="2" w15:restartNumberingAfterBreak="0">
+  <w:abstractNum w:abstractNumId="3" w15:restartNumberingAfterBreak="0">
     <w:nsid w:val="32510EEC"/>
     <w:multiLevelType w:val="hybridMultilevel"/>
     <w:tmpl w:val="2B106FB8"/>
@@ -2133,7 +2655,7 @@
       </w:rPr>
     </w:lvl>
   </w:abstractNum>
-  <w:abstractNum w:abstractNumId="3" w15:restartNumberingAfterBreak="0">
+  <w:abstractNum w:abstractNumId="4" w15:restartNumberingAfterBreak="0">
     <w:nsid w:val="58F920C6"/>
     <w:multiLevelType w:val="hybridMultilevel"/>
     <w:tmpl w:val="2BF0DE90"/>
@@ -2219,7 +2741,7 @@
       </w:pPr>
     </w:lvl>
   </w:abstractNum>
-  <w:abstractNum w:abstractNumId="4" w15:restartNumberingAfterBreak="0">
+  <w:abstractNum w:abstractNumId="5" w15:restartNumberingAfterBreak="0">
     <w:nsid w:val="5EB74F25"/>
     <w:multiLevelType w:val="hybridMultilevel"/>
     <w:tmpl w:val="07D60D7C"/>
@@ -2305,7 +2827,120 @@
       </w:pPr>
     </w:lvl>
   </w:abstractNum>
-  <w:abstractNum w:abstractNumId="5" w15:restartNumberingAfterBreak="0">
+  <w:abstractNum w:abstractNumId="6" w15:restartNumberingAfterBreak="0">
+    <w:nsid w:val="75E073A8"/>
+    <w:multiLevelType w:val="hybridMultilevel"/>
+    <w:tmpl w:val="418C0CD6"/>
+    <w:lvl w:ilvl="0" w:tplc="0409000D">
+      <w:start w:val="1"/>
+      <w:numFmt w:val="bullet"/>
+      <w:lvlText w:val=""/>
+      <w:lvlJc w:val="left"/>
+      <w:pPr>
+        <w:ind w:left="420" w:hanging="420"/>
+      </w:pPr>
+      <w:rPr>
+        <w:rFonts w:ascii="Wingdings" w:hAnsi="Wingdings" w:hint="default"/>
+      </w:rPr>
+    </w:lvl>
+    <w:lvl w:ilvl="1" w:tplc="04090003" w:tentative="1">
+      <w:start w:val="1"/>
+      <w:numFmt w:val="bullet"/>
+      <w:lvlText w:val=""/>
+      <w:lvlJc w:val="left"/>
+      <w:pPr>
+        <w:ind w:left="840" w:hanging="420"/>
+      </w:pPr>
+      <w:rPr>
+        <w:rFonts w:ascii="Wingdings" w:hAnsi="Wingdings" w:hint="default"/>
+      </w:rPr>
+    </w:lvl>
+    <w:lvl w:ilvl="2" w:tplc="04090005" w:tentative="1">
+      <w:start w:val="1"/>
+      <w:numFmt w:val="bullet"/>
+      <w:lvlText w:val=""/>
+      <w:lvlJc w:val="left"/>
+      <w:pPr>
+        <w:ind w:left="1260" w:hanging="420"/>
+      </w:pPr>
+      <w:rPr>
+        <w:rFonts w:ascii="Wingdings" w:hAnsi="Wingdings" w:hint="default"/>
+      </w:rPr>
+    </w:lvl>
+    <w:lvl w:ilvl="3" w:tplc="04090001" w:tentative="1">
+      <w:start w:val="1"/>
+      <w:numFmt w:val="bullet"/>
+      <w:lvlText w:val=""/>
+      <w:lvlJc w:val="left"/>
+      <w:pPr>
+        <w:ind w:left="1680" w:hanging="420"/>
+      </w:pPr>
+      <w:rPr>
+        <w:rFonts w:ascii="Wingdings" w:hAnsi="Wingdings" w:hint="default"/>
+      </w:rPr>
+    </w:lvl>
+    <w:lvl w:ilvl="4" w:tplc="04090003" w:tentative="1">
+      <w:start w:val="1"/>
+      <w:numFmt w:val="bullet"/>
+      <w:lvlText w:val=""/>
+      <w:lvlJc w:val="left"/>
+      <w:pPr>
+        <w:ind w:left="2100" w:hanging="420"/>
+      </w:pPr>
+      <w:rPr>
+        <w:rFonts w:ascii="Wingdings" w:hAnsi="Wingdings" w:hint="default"/>
+      </w:rPr>
+    </w:lvl>
+    <w:lvl w:ilvl="5" w:tplc="04090005" w:tentative="1">
+      <w:start w:val="1"/>
+      <w:numFmt w:val="bullet"/>
+      <w:lvlText w:val=""/>
+      <w:lvlJc w:val="left"/>
+      <w:pPr>
+        <w:ind w:left="2520" w:hanging="420"/>
+      </w:pPr>
+      <w:rPr>
+        <w:rFonts w:ascii="Wingdings" w:hAnsi="Wingdings" w:hint="default"/>
+      </w:rPr>
+    </w:lvl>
+    <w:lvl w:ilvl="6" w:tplc="04090001" w:tentative="1">
+      <w:start w:val="1"/>
+      <w:numFmt w:val="bullet"/>
+      <w:lvlText w:val=""/>
+      <w:lvlJc w:val="left"/>
+      <w:pPr>
+        <w:ind w:left="2940" w:hanging="420"/>
+      </w:pPr>
+      <w:rPr>
+        <w:rFonts w:ascii="Wingdings" w:hAnsi="Wingdings" w:hint="default"/>
+      </w:rPr>
+    </w:lvl>
+    <w:lvl w:ilvl="7" w:tplc="04090003" w:tentative="1">
+      <w:start w:val="1"/>
+      <w:numFmt w:val="bullet"/>
+      <w:lvlText w:val=""/>
+      <w:lvlJc w:val="left"/>
+      <w:pPr>
+        <w:ind w:left="3360" w:hanging="420"/>
+      </w:pPr>
+      <w:rPr>
+        <w:rFonts w:ascii="Wingdings" w:hAnsi="Wingdings" w:hint="default"/>
+      </w:rPr>
+    </w:lvl>
+    <w:lvl w:ilvl="8" w:tplc="04090005" w:tentative="1">
+      <w:start w:val="1"/>
+      <w:numFmt w:val="bullet"/>
+      <w:lvlText w:val=""/>
+      <w:lvlJc w:val="left"/>
+      <w:pPr>
+        <w:ind w:left="3780" w:hanging="420"/>
+      </w:pPr>
+      <w:rPr>
+        <w:rFonts w:ascii="Wingdings" w:hAnsi="Wingdings" w:hint="default"/>
+      </w:rPr>
+    </w:lvl>
+  </w:abstractNum>
+  <w:abstractNum w:abstractNumId="7" w15:restartNumberingAfterBreak="0">
     <w:nsid w:val="7A153ECE"/>
     <w:multiLevelType w:val="hybridMultilevel"/>
     <w:tmpl w:val="70BA1A5A"/>
@@ -2392,22 +3027,28 @@
     </w:lvl>
   </w:abstractNum>
   <w:num w:numId="1">
+    <w:abstractNumId w:val="7"/>
+  </w:num>
+  <w:num w:numId="2">
+    <w:abstractNumId w:val="3"/>
+  </w:num>
+  <w:num w:numId="3">
+    <w:abstractNumId w:val="2"/>
+  </w:num>
+  <w:num w:numId="4">
     <w:abstractNumId w:val="5"/>
   </w:num>
-  <w:num w:numId="2">
-    <w:abstractNumId w:val="2"/>
-  </w:num>
-  <w:num w:numId="3">
+  <w:num w:numId="5">
     <w:abstractNumId w:val="1"/>
   </w:num>
-  <w:num w:numId="4">
+  <w:num w:numId="6">
     <w:abstractNumId w:val="4"/>
   </w:num>
-  <w:num w:numId="5">
+  <w:num w:numId="7">
+    <w:abstractNumId w:val="6"/>
+  </w:num>
+  <w:num w:numId="8">
     <w:abstractNumId w:val="0"/>
-  </w:num>
-  <w:num w:numId="6">
-    <w:abstractNumId w:val="3"/>
   </w:num>
 </w:numbering>
 </file>
@@ -3798,7 +4439,7 @@
 </file>
 
 <file path=customXml/itemProps1.xml><?xml version="1.0" encoding="utf-8"?>
-<ds:datastoreItem xmlns:ds="http://schemas.openxmlformats.org/officeDocument/2006/customXml" ds:itemID="{6FF4862E-783F-4CC5-A8F3-48BCC6781CEA}">
+<ds:datastoreItem xmlns:ds="http://schemas.openxmlformats.org/officeDocument/2006/customXml" ds:itemID="{7EE7FAAC-37C7-439D-BC56-5B1A3FD40F6D}">
   <ds:schemaRefs>
     <ds:schemaRef ds:uri="http://schemas.openxmlformats.org/officeDocument/2006/bibliography"/>
   </ds:schemaRefs>

--- a/cv/Ming CV_public.docx
+++ b/cv/Ming CV_public.docx
@@ -2,71 +2,138 @@
 <file path=word/document.xml><?xml version="1.0" encoding="utf-8"?>
 <w:document xmlns:wpc="http://schemas.microsoft.com/office/word/2010/wordprocessingCanvas" xmlns:cx="http://schemas.microsoft.com/office/drawing/2014/chartex" xmlns:cx1="http://schemas.microsoft.com/office/drawing/2015/9/8/chartex" xmlns:cx2="http://schemas.microsoft.com/office/drawing/2015/10/21/chartex" xmlns:cx3="http://schemas.microsoft.com/office/drawing/2016/5/9/chartex" xmlns:cx4="http://schemas.microsoft.com/office/drawing/2016/5/10/chartex" xmlns:cx5="http://schemas.microsoft.com/office/drawing/2016/5/11/chartex" xmlns:cx6="http://schemas.microsoft.com/office/drawing/2016/5/12/chartex" xmlns:cx7="http://schemas.microsoft.com/office/drawing/2016/5/13/chartex" xmlns:cx8="http://schemas.microsoft.com/office/drawing/2016/5/14/chartex" xmlns:mc="http://schemas.openxmlformats.org/markup-compatibility/2006" xmlns:o="urn:schemas-microsoft-com:office:office" xmlns:r="http://schemas.openxmlformats.org/officeDocument/2006/relationships" xmlns:m="http://schemas.openxmlformats.org/officeDocument/2006/math" xmlns:v="urn:schemas-microsoft-com:vml" xmlns:wp14="http://schemas.microsoft.com/office/word/2010/wordprocessingDrawing" xmlns:wp="http://schemas.openxmlformats.org/drawingml/2006/wordprocessingDrawing" xmlns:w10="urn:schemas-microsoft-com:office:word" xmlns:w="http://schemas.openxmlformats.org/wordprocessingml/2006/main" xmlns:w14="http://schemas.microsoft.com/office/word/2010/wordml" xmlns:w15="http://schemas.microsoft.com/office/word/2012/wordml" xmlns:w16se="http://schemas.microsoft.com/office/word/2015/wordml/symex" xmlns:wpg="http://schemas.microsoft.com/office/word/2010/wordprocessingGroup" xmlns:wpi="http://schemas.microsoft.com/office/word/2010/wordprocessingInk" xmlns:wne="http://schemas.microsoft.com/office/word/2006/wordml" xmlns:wps="http://schemas.microsoft.com/office/word/2010/wordprocessingShape" mc:Ignorable="w14 w15 w16se wp14">
   <w:body>
-    <w:p>
-      <w:pPr>
-        <w:jc w:val="center"/>
-        <w:rPr>
-          <w:rFonts w:ascii="Times New Roman" w:hAnsi="Times New Roman"/>
-        </w:rPr>
-      </w:pPr>
-      <w:r>
-        <w:rPr>
-          <w:rFonts w:ascii="Times New Roman" w:hAnsi="Times New Roman" w:hint="eastAsia"/>
-        </w:rPr>
-        <w:t>Ming Lin</w:t>
-      </w:r>
-    </w:p>
-    <w:p>
-      <w:pPr>
-        <w:jc w:val="center"/>
-        <w:rPr>
-          <w:rFonts w:ascii="Times New Roman" w:hAnsi="Times New Roman"/>
-        </w:rPr>
-      </w:pPr>
-      <w:r>
-        <w:rPr>
-          <w:rFonts w:ascii="Times New Roman" w:hAnsi="Times New Roman"/>
-        </w:rPr>
-        <w:t>Research Investigator</w:t>
-      </w:r>
-    </w:p>
-    <w:p>
-      <w:pPr>
-        <w:jc w:val="center"/>
-        <w:rPr>
-          <w:rFonts w:ascii="Times New Roman" w:hAnsi="Times New Roman"/>
-        </w:rPr>
-      </w:pPr>
-      <w:r>
-        <w:rPr>
-          <w:rFonts w:ascii="Times New Roman" w:hAnsi="Times New Roman"/>
-        </w:rPr>
-        <w:t xml:space="preserve">2035C Palmer Commons Bldg. 100 Washtenaw </w:t>
-      </w:r>
-      <w:r>
-        <w:rPr>
-          <w:rFonts w:ascii="Times New Roman" w:hAnsi="Times New Roman"/>
-        </w:rPr>
-        <w:t>Avenue Ann Arbor, MI 48109-2218</w:t>
-      </w:r>
-    </w:p>
-    <w:p>
-      <w:pPr>
-        <w:jc w:val="center"/>
-        <w:rPr>
-          <w:rFonts w:ascii="Times New Roman" w:hAnsi="Times New Roman"/>
-        </w:rPr>
-      </w:pPr>
-      <w:hyperlink r:id="rId8" w:history="1">
-        <w:r>
-          <w:rPr>
-            <w:rStyle w:val="Hyperlink"/>
-            <w:rFonts w:ascii="Times New Roman" w:hAnsi="Times New Roman" w:hint="eastAsia"/>
-          </w:rPr>
-          <w:t>linmin@umich.edu</w:t>
-        </w:r>
-      </w:hyperlink>
-    </w:p>
+    <w:tbl>
+      <w:tblPr>
+        <w:tblStyle w:val="TableGrid"/>
+        <w:tblW w:w="0" w:type="auto"/>
+        <w:tblBorders>
+          <w:top w:val="none" w:sz="0" w:space="0" w:color="auto"/>
+          <w:left w:val="none" w:sz="0" w:space="0" w:color="auto"/>
+          <w:bottom w:val="none" w:sz="0" w:space="0" w:color="auto"/>
+          <w:right w:val="none" w:sz="0" w:space="0" w:color="auto"/>
+          <w:insideH w:val="none" w:sz="0" w:space="0" w:color="auto"/>
+          <w:insideV w:val="none" w:sz="0" w:space="0" w:color="auto"/>
+        </w:tblBorders>
+        <w:tblLook w:val="04A0" w:firstRow="1" w:lastRow="0" w:firstColumn="1" w:lastColumn="0" w:noHBand="0" w:noVBand="1"/>
+      </w:tblPr>
+      <w:tblGrid>
+        <w:gridCol w:w="4428"/>
+        <w:gridCol w:w="4428"/>
+      </w:tblGrid>
+      <w:tr>
+        <w:tc>
+          <w:tcPr>
+            <w:tcW w:w="4428" w:type="dxa"/>
+          </w:tcPr>
+          <w:p>
+            <w:pPr>
+              <w:spacing w:line="276" w:lineRule="auto"/>
+              <w:rPr>
+                <w:rFonts w:ascii="Times New Roman" w:hAnsi="Times New Roman"/>
+              </w:rPr>
+            </w:pPr>
+            <w:r>
+              <w:rPr>
+                <w:rFonts w:ascii="Times New Roman" w:hAnsi="Times New Roman"/>
+              </w:rPr>
+              <w:t>Ming Lin</w:t>
+            </w:r>
+          </w:p>
+          <w:p>
+            <w:pPr>
+              <w:spacing w:line="276" w:lineRule="auto"/>
+              <w:rPr>
+                <w:rFonts w:ascii="Times New Roman" w:hAnsi="Times New Roman"/>
+              </w:rPr>
+            </w:pPr>
+            <w:r>
+              <w:rPr>
+                <w:rFonts w:ascii="Times New Roman" w:hAnsi="Times New Roman"/>
+              </w:rPr>
+              <w:t>Research Investigator</w:t>
+            </w:r>
+          </w:p>
+          <w:p>
+            <w:pPr>
+              <w:spacing w:line="276" w:lineRule="auto"/>
+              <w:rPr>
+                <w:rFonts w:ascii="Times New Roman" w:hAnsi="Times New Roman"/>
+              </w:rPr>
+            </w:pPr>
+            <w:r>
+              <w:rPr>
+                <w:rFonts w:ascii="Times New Roman" w:hAnsi="Times New Roman"/>
+              </w:rPr>
+              <w:t>University of Michigan</w:t>
+            </w:r>
+          </w:p>
+          <w:p>
+            <w:pPr>
+              <w:spacing w:line="276" w:lineRule="auto"/>
+              <w:rPr>
+                <w:rFonts w:ascii="Times New Roman" w:hAnsi="Times New Roman"/>
+              </w:rPr>
+            </w:pPr>
+            <w:r>
+              <w:rPr>
+                <w:rFonts w:ascii="Times New Roman" w:hAnsi="Times New Roman"/>
+              </w:rPr>
+              <w:t>linmin@umich.edu</w:t>
+            </w:r>
+          </w:p>
+        </w:tc>
+        <w:tc>
+          <w:tcPr>
+            <w:tcW w:w="4428" w:type="dxa"/>
+          </w:tcPr>
+          <w:p>
+            <w:pPr>
+              <w:spacing w:line="276" w:lineRule="auto"/>
+              <w:jc w:val="right"/>
+              <w:rPr>
+                <w:rFonts w:ascii="Times New Roman" w:hAnsi="Times New Roman"/>
+              </w:rPr>
+            </w:pPr>
+            <w:r>
+              <w:rPr>
+                <w:rFonts w:ascii="Times New Roman" w:hAnsi="Times New Roman"/>
+              </w:rPr>
+              <w:t>2035C Palmer Commons Bldg</w:t>
+            </w:r>
+          </w:p>
+          <w:p>
+            <w:pPr>
+              <w:spacing w:line="276" w:lineRule="auto"/>
+              <w:jc w:val="right"/>
+              <w:rPr>
+                <w:rFonts w:ascii="Times New Roman" w:hAnsi="Times New Roman"/>
+              </w:rPr>
+            </w:pPr>
+            <w:r>
+              <w:rPr>
+                <w:rFonts w:ascii="Times New Roman" w:hAnsi="Times New Roman"/>
+              </w:rPr>
+              <w:t>100 Washtenaw Avenue Ann Arbor, MI 48109-2218</w:t>
+            </w:r>
+          </w:p>
+          <w:p>
+            <w:pPr>
+              <w:spacing w:line="276" w:lineRule="auto"/>
+              <w:jc w:val="right"/>
+              <w:rPr>
+                <w:rFonts w:ascii="Times New Roman" w:hAnsi="Times New Roman"/>
+              </w:rPr>
+            </w:pPr>
+            <w:r>
+              <w:rPr>
+                <w:rFonts w:ascii="Times New Roman" w:hAnsi="Times New Roman"/>
+              </w:rPr>
+              <w:t>http://minglin-home.github.io/</w:t>
+            </w:r>
+          </w:p>
+        </w:tc>
+      </w:tr>
+    </w:tbl>
     <w:p>
       <w:pPr>
         <w:rPr>
@@ -90,7 +157,543 @@
           <w:sz w:val="28"/>
           <w:szCs w:val="28"/>
         </w:rPr>
-        <w:t>Education and Training</w:t>
+        <w:t>Education</w:t>
+      </w:r>
+    </w:p>
+    <w:p>
+      <w:pPr>
+        <w:rPr>
+          <w:rFonts w:ascii="Times New Roman" w:hAnsi="Times New Roman"/>
+          <w:b/>
+          <w:sz w:val="28"/>
+          <w:szCs w:val="28"/>
+        </w:rPr>
+      </w:pPr>
+    </w:p>
+    <w:tbl>
+      <w:tblPr>
+        <w:tblStyle w:val="TableGrid"/>
+        <w:tblW w:w="0" w:type="auto"/>
+        <w:tblBorders>
+          <w:top w:val="none" w:sz="0" w:space="0" w:color="auto"/>
+          <w:left w:val="none" w:sz="0" w:space="0" w:color="auto"/>
+          <w:bottom w:val="none" w:sz="0" w:space="0" w:color="auto"/>
+          <w:right w:val="none" w:sz="0" w:space="0" w:color="auto"/>
+          <w:insideH w:val="none" w:sz="0" w:space="0" w:color="auto"/>
+          <w:insideV w:val="none" w:sz="0" w:space="0" w:color="auto"/>
+        </w:tblBorders>
+        <w:tblCellMar>
+          <w:top w:w="57" w:type="dxa"/>
+          <w:bottom w:w="57" w:type="dxa"/>
+        </w:tblCellMar>
+        <w:tblLook w:val="04A0" w:firstRow="1" w:lastRow="0" w:firstColumn="1" w:lastColumn="0" w:noHBand="0" w:noVBand="1"/>
+      </w:tblPr>
+      <w:tblGrid>
+        <w:gridCol w:w="2093"/>
+        <w:gridCol w:w="6763"/>
+      </w:tblGrid>
+      <w:tr>
+        <w:trPr>
+          <w:trHeight w:val="584"/>
+        </w:trPr>
+        <w:tc>
+          <w:tcPr>
+            <w:tcW w:w="2093" w:type="dxa"/>
+          </w:tcPr>
+          <w:p>
+            <w:pPr>
+              <w:jc w:val="center"/>
+              <w:rPr>
+                <w:rFonts w:ascii="Times New Roman" w:hAnsi="Times New Roman"/>
+              </w:rPr>
+            </w:pPr>
+            <w:r>
+              <w:rPr>
+                <w:rFonts w:ascii="Times New Roman" w:hAnsi="Times New Roman"/>
+              </w:rPr>
+              <w:t>0</w:t>
+            </w:r>
+            <w:r>
+              <w:rPr>
+                <w:rFonts w:ascii="Times New Roman" w:hAnsi="Times New Roman" w:hint="eastAsia"/>
+              </w:rPr>
+              <w:t>9/2004</w:t>
+            </w:r>
+            <w:r>
+              <w:rPr>
+                <w:rFonts w:ascii="Times New Roman" w:hAnsi="Times New Roman" w:hint="eastAsia"/>
+              </w:rPr>
+              <w:t xml:space="preserve"> - </w:t>
+            </w:r>
+            <w:r>
+              <w:rPr>
+                <w:rFonts w:ascii="Times New Roman" w:hAnsi="Times New Roman"/>
+              </w:rPr>
+              <w:t>0</w:t>
+            </w:r>
+            <w:r>
+              <w:rPr>
+                <w:rFonts w:ascii="Times New Roman" w:hAnsi="Times New Roman" w:hint="eastAsia"/>
+              </w:rPr>
+              <w:t>8</w:t>
+            </w:r>
+            <w:r>
+              <w:rPr>
+                <w:rFonts w:ascii="Times New Roman" w:hAnsi="Times New Roman" w:hint="eastAsia"/>
+              </w:rPr>
+              <w:t>/2008</w:t>
+            </w:r>
+          </w:p>
+        </w:tc>
+        <w:tc>
+          <w:tcPr>
+            <w:tcW w:w="6763" w:type="dxa"/>
+          </w:tcPr>
+          <w:p>
+            <w:pPr>
+              <w:rPr>
+                <w:rFonts w:ascii="Times New Roman" w:hAnsi="Times New Roman"/>
+              </w:rPr>
+            </w:pPr>
+            <w:r>
+              <w:rPr>
+                <w:rFonts w:ascii="Times New Roman" w:hAnsi="Times New Roman"/>
+              </w:rPr>
+              <w:t>Bachelor at Department of Automation</w:t>
+            </w:r>
+            <w:r>
+              <w:rPr>
+                <w:rFonts w:ascii="Times New Roman" w:hAnsi="Times New Roman" w:hint="eastAsia"/>
+              </w:rPr>
+              <w:t xml:space="preserve">, </w:t>
+            </w:r>
+            <w:r>
+              <w:rPr>
+                <w:rFonts w:ascii="Times New Roman" w:hAnsi="Times New Roman"/>
+              </w:rPr>
+              <w:t>Tsinghua University, Beijing, China.</w:t>
+            </w:r>
+          </w:p>
+        </w:tc>
+      </w:tr>
+      <w:tr>
+        <w:trPr>
+          <w:trHeight w:val="878"/>
+        </w:trPr>
+        <w:tc>
+          <w:tcPr>
+            <w:tcW w:w="2093" w:type="dxa"/>
+          </w:tcPr>
+          <w:p>
+            <w:pPr>
+              <w:jc w:val="center"/>
+              <w:rPr>
+                <w:rFonts w:ascii="Times New Roman" w:hAnsi="Times New Roman"/>
+              </w:rPr>
+            </w:pPr>
+            <w:r>
+              <w:rPr>
+                <w:rFonts w:ascii="Times New Roman" w:hAnsi="Times New Roman"/>
+              </w:rPr>
+              <w:t>0</w:t>
+            </w:r>
+            <w:r>
+              <w:rPr>
+                <w:rFonts w:ascii="Times New Roman" w:hAnsi="Times New Roman" w:hint="eastAsia"/>
+              </w:rPr>
+              <w:t>9/2008</w:t>
+            </w:r>
+            <w:r>
+              <w:rPr>
+                <w:rFonts w:ascii="Times New Roman" w:hAnsi="Times New Roman" w:hint="eastAsia"/>
+              </w:rPr>
+              <w:t xml:space="preserve"> - </w:t>
+            </w:r>
+            <w:r>
+              <w:rPr>
+                <w:rFonts w:ascii="Times New Roman" w:hAnsi="Times New Roman"/>
+              </w:rPr>
+              <w:t>0</w:t>
+            </w:r>
+            <w:r>
+              <w:rPr>
+                <w:rFonts w:ascii="Times New Roman" w:hAnsi="Times New Roman" w:hint="eastAsia"/>
+              </w:rPr>
+              <w:t>7</w:t>
+            </w:r>
+            <w:r>
+              <w:rPr>
+                <w:rFonts w:ascii="Times New Roman" w:hAnsi="Times New Roman" w:hint="eastAsia"/>
+              </w:rPr>
+              <w:t>/2014</w:t>
+            </w:r>
+          </w:p>
+        </w:tc>
+        <w:tc>
+          <w:tcPr>
+            <w:tcW w:w="6763" w:type="dxa"/>
+          </w:tcPr>
+          <w:p>
+            <w:pPr>
+              <w:rPr>
+                <w:rFonts w:ascii="Times New Roman" w:hAnsi="Times New Roman"/>
+              </w:rPr>
+            </w:pPr>
+            <w:r>
+              <w:rPr>
+                <w:rFonts w:ascii="Times New Roman" w:hAnsi="Times New Roman"/>
+              </w:rPr>
+              <w:t>Ph.D. student at Department of Automation</w:t>
+            </w:r>
+            <w:r>
+              <w:rPr>
+                <w:rFonts w:ascii="Times New Roman" w:hAnsi="Times New Roman" w:hint="eastAsia"/>
+              </w:rPr>
+              <w:t xml:space="preserve">, </w:t>
+            </w:r>
+            <w:r>
+              <w:rPr>
+                <w:rFonts w:ascii="Times New Roman" w:hAnsi="Times New Roman"/>
+              </w:rPr>
+              <w:t>Tsinghua University, Beijing, China.</w:t>
+            </w:r>
+          </w:p>
+          <w:p>
+            <w:pPr>
+              <w:pStyle w:val="ListParagraph"/>
+              <w:numPr>
+                <w:ilvl w:val="0"/>
+                <w:numId w:val="11"/>
+              </w:numPr>
+              <w:rPr>
+                <w:rFonts w:ascii="Times New Roman" w:hAnsi="Times New Roman"/>
+              </w:rPr>
+            </w:pPr>
+            <w:r>
+              <w:rPr>
+                <w:rFonts w:ascii="Times New Roman" w:hAnsi="Times New Roman"/>
+              </w:rPr>
+              <w:t>Advisor: Changshui Zhang</w:t>
+            </w:r>
+            <w:r>
+              <w:rPr>
+                <w:rFonts w:ascii="Times New Roman" w:hAnsi="Times New Roman" w:hint="eastAsia"/>
+              </w:rPr>
+              <w:t>.</w:t>
+            </w:r>
+          </w:p>
+          <w:p>
+            <w:pPr>
+              <w:pStyle w:val="ListParagraph"/>
+              <w:numPr>
+                <w:ilvl w:val="0"/>
+                <w:numId w:val="11"/>
+              </w:numPr>
+              <w:rPr>
+                <w:rFonts w:ascii="Times New Roman" w:hAnsi="Times New Roman"/>
+              </w:rPr>
+            </w:pPr>
+            <w:r>
+              <w:rPr>
+                <w:rFonts w:ascii="Times New Roman" w:hAnsi="Times New Roman"/>
+              </w:rPr>
+              <w:t xml:space="preserve">Innovate </w:t>
+            </w:r>
+            <w:r>
+              <w:rPr>
+                <w:rFonts w:ascii="Times New Roman" w:hAnsi="Times New Roman"/>
+              </w:rPr>
+              <w:t xml:space="preserve">novel </w:t>
+            </w:r>
+            <w:r>
+              <w:rPr>
+                <w:rFonts w:ascii="Times New Roman" w:hAnsi="Times New Roman"/>
+              </w:rPr>
+              <w:t xml:space="preserve">Nystrom sampling technique and its applications in </w:t>
+            </w:r>
+            <w:r>
+              <w:rPr>
+                <w:rFonts w:ascii="Times New Roman" w:hAnsi="Times New Roman"/>
+              </w:rPr>
+              <w:t>manifold learning.</w:t>
+            </w:r>
+          </w:p>
+        </w:tc>
+      </w:tr>
+      <w:tr>
+        <w:tc>
+          <w:tcPr>
+            <w:tcW w:w="2093" w:type="dxa"/>
+          </w:tcPr>
+          <w:p>
+            <w:pPr>
+              <w:jc w:val="center"/>
+              <w:rPr>
+                <w:rFonts w:ascii="Times New Roman" w:hAnsi="Times New Roman"/>
+              </w:rPr>
+            </w:pPr>
+            <w:r>
+              <w:rPr>
+                <w:rFonts w:ascii="Times New Roman" w:hAnsi="Times New Roman" w:hint="eastAsia"/>
+              </w:rPr>
+              <w:t xml:space="preserve">11/2012 - </w:t>
+            </w:r>
+            <w:r>
+              <w:rPr>
+                <w:rFonts w:ascii="Times New Roman" w:hAnsi="Times New Roman" w:hint="eastAsia"/>
+              </w:rPr>
+              <w:t>11/2013</w:t>
+            </w:r>
+          </w:p>
+        </w:tc>
+        <w:tc>
+          <w:tcPr>
+            <w:tcW w:w="6763" w:type="dxa"/>
+          </w:tcPr>
+          <w:p>
+            <w:pPr>
+              <w:rPr>
+                <w:rFonts w:ascii="Times New Roman" w:hAnsi="Times New Roman"/>
+              </w:rPr>
+            </w:pPr>
+            <w:r>
+              <w:rPr>
+                <w:rFonts w:ascii="Times New Roman" w:hAnsi="Times New Roman" w:hint="eastAsia"/>
+              </w:rPr>
+              <w:t xml:space="preserve">Visiting </w:t>
+            </w:r>
+            <w:r>
+              <w:rPr>
+                <w:rFonts w:ascii="Times New Roman" w:hAnsi="Times New Roman"/>
+              </w:rPr>
+              <w:t>Research Scholar at Department of Computer Science and Engineering</w:t>
+            </w:r>
+            <w:r>
+              <w:rPr>
+                <w:rFonts w:ascii="Times New Roman" w:hAnsi="Times New Roman" w:hint="eastAsia"/>
+              </w:rPr>
+              <w:t xml:space="preserve">, </w:t>
+            </w:r>
+            <w:r>
+              <w:rPr>
+                <w:rFonts w:ascii="Times New Roman" w:hAnsi="Times New Roman"/>
+              </w:rPr>
+              <w:t>Michigan State University, East Lansing, MI 48824, United States</w:t>
+            </w:r>
+            <w:r>
+              <w:rPr>
+                <w:rFonts w:ascii="Times New Roman" w:hAnsi="Times New Roman" w:hint="eastAsia"/>
+              </w:rPr>
+              <w:t>.</w:t>
+            </w:r>
+          </w:p>
+          <w:p>
+            <w:pPr>
+              <w:pStyle w:val="ListParagraph"/>
+              <w:numPr>
+                <w:ilvl w:val="0"/>
+                <w:numId w:val="12"/>
+              </w:numPr>
+              <w:rPr>
+                <w:rFonts w:ascii="Times New Roman" w:hAnsi="Times New Roman"/>
+              </w:rPr>
+            </w:pPr>
+            <w:r>
+              <w:rPr>
+                <w:rFonts w:ascii="Times New Roman" w:hAnsi="Times New Roman"/>
+              </w:rPr>
+              <w:t>Advisor: Rong Jin</w:t>
+            </w:r>
+            <w:r>
+              <w:rPr>
+                <w:rFonts w:ascii="Times New Roman" w:hAnsi="Times New Roman" w:hint="eastAsia"/>
+              </w:rPr>
+              <w:t>.</w:t>
+            </w:r>
+          </w:p>
+          <w:p>
+            <w:pPr>
+              <w:pStyle w:val="ListParagraph"/>
+              <w:numPr>
+                <w:ilvl w:val="0"/>
+                <w:numId w:val="12"/>
+              </w:numPr>
+              <w:rPr>
+                <w:rFonts w:ascii="Times New Roman" w:hAnsi="Times New Roman"/>
+              </w:rPr>
+            </w:pPr>
+            <w:r>
+              <w:rPr>
+                <w:rFonts w:ascii="Times New Roman" w:hAnsi="Times New Roman"/>
+              </w:rPr>
+              <w:t>Proposed several online random sampling learning methods to accelerate kernel machine without losing generalization performance.</w:t>
+            </w:r>
+          </w:p>
+        </w:tc>
+      </w:tr>
+      <w:tr>
+        <w:tc>
+          <w:tcPr>
+            <w:tcW w:w="2093" w:type="dxa"/>
+          </w:tcPr>
+          <w:p>
+            <w:pPr>
+              <w:jc w:val="center"/>
+              <w:rPr>
+                <w:rFonts w:ascii="Times New Roman" w:hAnsi="Times New Roman"/>
+              </w:rPr>
+            </w:pPr>
+            <w:r>
+              <w:rPr>
+                <w:rFonts w:ascii="Times New Roman" w:hAnsi="Times New Roman" w:hint="eastAsia"/>
+              </w:rPr>
+              <w:t>12/2013</w:t>
+            </w:r>
+            <w:r>
+              <w:rPr>
+                <w:rFonts w:ascii="Times New Roman" w:hAnsi="Times New Roman" w:hint="eastAsia"/>
+              </w:rPr>
+              <w:t xml:space="preserve"> - </w:t>
+            </w:r>
+            <w:r>
+              <w:rPr>
+                <w:rFonts w:ascii="Times New Roman" w:hAnsi="Times New Roman" w:hint="eastAsia"/>
+              </w:rPr>
+              <w:t>7/2014</w:t>
+            </w:r>
+          </w:p>
+        </w:tc>
+        <w:tc>
+          <w:tcPr>
+            <w:tcW w:w="6763" w:type="dxa"/>
+          </w:tcPr>
+          <w:p>
+            <w:pPr>
+              <w:rPr>
+                <w:rFonts w:ascii="Times New Roman" w:hAnsi="Times New Roman"/>
+              </w:rPr>
+            </w:pPr>
+            <w:r>
+              <w:rPr>
+                <w:rFonts w:ascii="Times New Roman" w:hAnsi="Times New Roman" w:hint="eastAsia"/>
+              </w:rPr>
+              <w:t xml:space="preserve">Visiting </w:t>
+            </w:r>
+            <w:r>
+              <w:rPr>
+                <w:rFonts w:ascii="Times New Roman" w:hAnsi="Times New Roman"/>
+              </w:rPr>
+              <w:t>Research Scholar at School of Computer Science</w:t>
+            </w:r>
+            <w:r>
+              <w:rPr>
+                <w:rFonts w:ascii="Times New Roman" w:hAnsi="Times New Roman" w:hint="eastAsia"/>
+              </w:rPr>
+              <w:t>,</w:t>
+            </w:r>
+            <w:r>
+              <w:rPr>
+                <w:rFonts w:ascii="Times New Roman" w:hAnsi="Times New Roman" w:hint="eastAsia"/>
+              </w:rPr>
+              <w:t xml:space="preserve"> </w:t>
+            </w:r>
+            <w:r>
+              <w:rPr>
+                <w:rFonts w:ascii="Times New Roman" w:hAnsi="Times New Roman"/>
+              </w:rPr>
+              <w:t>Carnegie Mellon University, Pittsburgh, PA 15213, United States</w:t>
+            </w:r>
+            <w:r>
+              <w:rPr>
+                <w:rFonts w:ascii="Times New Roman" w:hAnsi="Times New Roman" w:hint="eastAsia"/>
+              </w:rPr>
+              <w:t>.</w:t>
+            </w:r>
+          </w:p>
+          <w:p>
+            <w:pPr>
+              <w:pStyle w:val="ListParagraph"/>
+              <w:numPr>
+                <w:ilvl w:val="0"/>
+                <w:numId w:val="13"/>
+              </w:numPr>
+              <w:rPr>
+                <w:rFonts w:ascii="Times New Roman" w:hAnsi="Times New Roman"/>
+              </w:rPr>
+            </w:pPr>
+            <w:r>
+              <w:rPr>
+                <w:rFonts w:ascii="Times New Roman" w:hAnsi="Times New Roman"/>
+              </w:rPr>
+              <w:t>Advisor: Alexander G. Hauptmann</w:t>
+            </w:r>
+            <w:r>
+              <w:rPr>
+                <w:rFonts w:ascii="Times New Roman" w:hAnsi="Times New Roman" w:hint="eastAsia"/>
+              </w:rPr>
+              <w:t>.</w:t>
+            </w:r>
+          </w:p>
+          <w:p>
+            <w:pPr>
+              <w:pStyle w:val="ListParagraph"/>
+              <w:numPr>
+                <w:ilvl w:val="0"/>
+                <w:numId w:val="13"/>
+              </w:numPr>
+              <w:rPr>
+                <w:rFonts w:ascii="Times New Roman" w:hAnsi="Times New Roman"/>
+              </w:rPr>
+            </w:pPr>
+            <w:r>
+              <w:rPr>
+                <w:rFonts w:ascii="Times New Roman" w:hAnsi="Times New Roman"/>
+              </w:rPr>
+              <w:t>Develop</w:t>
+            </w:r>
+            <w:r>
+              <w:rPr>
+                <w:rFonts w:ascii="Times New Roman" w:hAnsi="Times New Roman"/>
+              </w:rPr>
+              <w:t>ing</w:t>
+            </w:r>
+            <w:r>
+              <w:rPr>
+                <w:rFonts w:ascii="Times New Roman" w:hAnsi="Times New Roman"/>
+              </w:rPr>
+              <w:t xml:space="preserve"> multi-source fusion algorithms for video retrieval.</w:t>
+            </w:r>
+          </w:p>
+        </w:tc>
+      </w:tr>
+    </w:tbl>
+    <w:p>
+      <w:pPr>
+        <w:rPr>
+          <w:rFonts w:ascii="Times New Roman" w:hAnsi="Times New Roman"/>
+          <w:b/>
+          <w:sz w:val="28"/>
+          <w:szCs w:val="28"/>
+        </w:rPr>
+      </w:pPr>
+    </w:p>
+    <w:p>
+      <w:pPr>
+        <w:rPr>
+          <w:rFonts w:ascii="Times New Roman" w:hAnsi="Times New Roman" w:hint="eastAsia"/>
+          <w:b/>
+          <w:sz w:val="28"/>
+          <w:szCs w:val="28"/>
+        </w:rPr>
+      </w:pPr>
+      <w:r>
+        <w:rPr>
+          <w:rFonts w:ascii="Times New Roman" w:hAnsi="Times New Roman" w:hint="eastAsia"/>
+          <w:b/>
+          <w:sz w:val="28"/>
+          <w:szCs w:val="28"/>
+        </w:rPr>
+        <w:t>Experience</w:t>
       </w:r>
     </w:p>
     <w:p>
@@ -139,27 +742,27 @@
             </w:pPr>
             <w:r>
               <w:rPr>
+                <w:rFonts w:ascii="Times New Roman" w:hAnsi="Times New Roman"/>
+              </w:rPr>
+              <w:t>0</w:t>
+            </w:r>
+            <w:r>
+              <w:rPr>
                 <w:rFonts w:ascii="Times New Roman" w:hAnsi="Times New Roman" w:hint="eastAsia"/>
               </w:rPr>
-              <w:t>9/2004</w:t>
+              <w:t xml:space="preserve">8/2014 - </w:t>
+            </w:r>
+            <w:r>
+              <w:rPr>
+                <w:rFonts w:ascii="Times New Roman" w:hAnsi="Times New Roman"/>
+              </w:rPr>
+              <w:t>0</w:t>
             </w:r>
             <w:r>
               <w:rPr>
                 <w:rFonts w:ascii="Times New Roman" w:hAnsi="Times New Roman" w:hint="eastAsia"/>
               </w:rPr>
-              <w:t xml:space="preserve"> - </w:t>
-            </w:r>
-            <w:r>
-              <w:rPr>
-                <w:rFonts w:ascii="Times New Roman" w:hAnsi="Times New Roman" w:hint="eastAsia"/>
-              </w:rPr>
-              <w:t>8</w:t>
-            </w:r>
-            <w:r>
-              <w:rPr>
-                <w:rFonts w:ascii="Times New Roman" w:hAnsi="Times New Roman" w:hint="eastAsia"/>
-              </w:rPr>
-              <w:t>/2008</w:t>
+              <w:t>8/2015</w:t>
             </w:r>
           </w:p>
         </w:tc>
@@ -177,19 +780,79 @@
               <w:rPr>
                 <w:rFonts w:ascii="Times New Roman" w:hAnsi="Times New Roman"/>
               </w:rPr>
-              <w:t>Bachelor at Department of Automation</w:t>
+              <w:t>Postdoctoral Research Fellow at School of</w:t>
             </w:r>
             <w:r>
               <w:rPr>
                 <w:rFonts w:ascii="Times New Roman" w:hAnsi="Times New Roman" w:hint="eastAsia"/>
               </w:rPr>
+              <w:t xml:space="preserve"> </w:t>
+            </w:r>
+            <w:r>
+              <w:rPr>
+                <w:rFonts w:ascii="Times New Roman" w:hAnsi="Times New Roman"/>
+              </w:rPr>
+              <w:t>Computer Science</w:t>
+            </w:r>
+            <w:r>
+              <w:rPr>
+                <w:rFonts w:ascii="Times New Roman" w:hAnsi="Times New Roman" w:hint="eastAsia"/>
+              </w:rPr>
               <w:t xml:space="preserve">, </w:t>
             </w:r>
             <w:r>
               <w:rPr>
                 <w:rFonts w:ascii="Times New Roman" w:hAnsi="Times New Roman"/>
               </w:rPr>
-              <w:t>Tsinghua University, Beijing, China.</w:t>
+              <w:t>Carnegie Mellon University, Pittsburgh, PA 15213, United States</w:t>
+            </w:r>
+            <w:r>
+              <w:rPr>
+                <w:rFonts w:ascii="Times New Roman" w:hAnsi="Times New Roman" w:hint="eastAsia"/>
+              </w:rPr>
+              <w:t>.</w:t>
+            </w:r>
+          </w:p>
+          <w:p>
+            <w:pPr>
+              <w:pStyle w:val="ListParagraph"/>
+              <w:numPr>
+                <w:ilvl w:val="0"/>
+                <w:numId w:val="14"/>
+              </w:numPr>
+              <w:rPr>
+                <w:rFonts w:ascii="Times New Roman" w:hAnsi="Times New Roman"/>
+              </w:rPr>
+            </w:pPr>
+            <w:r>
+              <w:rPr>
+                <w:rFonts w:ascii="Times New Roman" w:hAnsi="Times New Roman"/>
+              </w:rPr>
+              <w:t>Advisor: Alexander G. Hauptmann</w:t>
+            </w:r>
+            <w:r>
+              <w:rPr>
+                <w:rFonts w:ascii="Times New Roman" w:hAnsi="Times New Roman" w:hint="eastAsia"/>
+              </w:rPr>
+              <w:t>.</w:t>
+            </w:r>
+          </w:p>
+          <w:p>
+            <w:pPr>
+              <w:pStyle w:val="ListParagraph"/>
+              <w:numPr>
+                <w:ilvl w:val="0"/>
+                <w:numId w:val="14"/>
+              </w:numPr>
+              <w:rPr>
+                <w:rFonts w:ascii="Times New Roman" w:hAnsi="Times New Roman"/>
+              </w:rPr>
+            </w:pPr>
+            <w:r>
+              <w:rPr>
+                <w:rFonts w:ascii="Times New Roman" w:hAnsi="Times New Roman"/>
+              </w:rPr>
+              <w:t>Major developer of the ALADDIN project.</w:t>
             </w:r>
           </w:p>
         </w:tc>
@@ -208,27 +871,15 @@
             </w:pPr>
             <w:r>
               <w:rPr>
+                <w:rFonts w:ascii="Times New Roman" w:hAnsi="Times New Roman"/>
+              </w:rPr>
+              <w:t>0</w:t>
+            </w:r>
+            <w:r>
+              <w:rPr>
                 <w:rFonts w:ascii="Times New Roman" w:hAnsi="Times New Roman" w:hint="eastAsia"/>
               </w:rPr>
-              <w:t>9/2008</w:t>
-            </w:r>
-            <w:r>
-              <w:rPr>
-                <w:rFonts w:ascii="Times New Roman" w:hAnsi="Times New Roman" w:hint="eastAsia"/>
-              </w:rPr>
-              <w:t xml:space="preserve"> - </w:t>
-            </w:r>
-            <w:r>
-              <w:rPr>
-                <w:rFonts w:ascii="Times New Roman" w:hAnsi="Times New Roman" w:hint="eastAsia"/>
-              </w:rPr>
-              <w:t>7</w:t>
-            </w:r>
-            <w:r>
-              <w:rPr>
-                <w:rFonts w:ascii="Times New Roman" w:hAnsi="Times New Roman" w:hint="eastAsia"/>
-              </w:rPr>
-              <w:t>/2014</w:t>
+              <w:t>9/2015 - Present</w:t>
             </w:r>
           </w:p>
         </w:tc>
@@ -246,111 +897,106 @@
               <w:rPr>
                 <w:rFonts w:ascii="Times New Roman" w:hAnsi="Times New Roman"/>
               </w:rPr>
-              <w:t>Ph.D. student at Department of Automation</w:t>
+              <w:t>Postdoctoral Research Fellow</w:t>
             </w:r>
             <w:r>
               <w:rPr>
                 <w:rFonts w:ascii="Times New Roman" w:hAnsi="Times New Roman" w:hint="eastAsia"/>
               </w:rPr>
-              <w:t xml:space="preserve">, </w:t>
-            </w:r>
-            <w:r>
-              <w:rPr>
-                <w:rFonts w:ascii="Times New Roman" w:hAnsi="Times New Roman"/>
-              </w:rPr>
-              <w:t>Tsinghua University, Beijing, China.</w:t>
+              <w:t xml:space="preserve"> at </w:t>
+            </w:r>
+            <w:r>
+              <w:rPr>
+                <w:rFonts w:ascii="Times New Roman" w:hAnsi="Times New Roman"/>
+              </w:rPr>
+              <w:t>Department of Computational Medicine and</w:t>
+            </w:r>
+            <w:r>
+              <w:rPr>
+                <w:rFonts w:ascii="Times New Roman" w:hAnsi="Times New Roman" w:hint="eastAsia"/>
+              </w:rPr>
+              <w:t xml:space="preserve"> </w:t>
+            </w:r>
+            <w:r>
+              <w:rPr>
+                <w:rFonts w:ascii="Times New Roman" w:hAnsi="Times New Roman"/>
+              </w:rPr>
+              <w:t>Bioinformatics.</w:t>
+            </w:r>
+            <w:r>
+              <w:rPr>
+                <w:rFonts w:ascii="Times New Roman" w:hAnsi="Times New Roman" w:hint="eastAsia"/>
+              </w:rPr>
+              <w:t xml:space="preserve"> </w:t>
+            </w:r>
+            <w:r>
+              <w:rPr>
+                <w:rFonts w:ascii="Times New Roman" w:hAnsi="Times New Roman"/>
+              </w:rPr>
+              <w:t>University of Michigan</w:t>
+            </w:r>
+            <w:r>
+              <w:rPr>
+                <w:rFonts w:ascii="Times New Roman" w:hAnsi="Times New Roman" w:hint="eastAsia"/>
+              </w:rPr>
+              <w:t xml:space="preserve"> </w:t>
+            </w:r>
+            <w:r>
+              <w:rPr>
+                <w:rFonts w:ascii="Times New Roman" w:hAnsi="Times New Roman"/>
+              </w:rPr>
+              <w:t>Medical School</w:t>
+            </w:r>
+            <w:r>
+              <w:rPr>
+                <w:rFonts w:ascii="Times New Roman" w:hAnsi="Times New Roman"/>
+              </w:rPr>
+              <w:t>, Ann Arbor, Michigan 48109,</w:t>
+            </w:r>
+            <w:r>
+              <w:rPr>
+                <w:rFonts w:ascii="Times New Roman" w:hAnsi="Times New Roman" w:hint="eastAsia"/>
+              </w:rPr>
+              <w:t xml:space="preserve"> </w:t>
+            </w:r>
+            <w:r>
+              <w:rPr>
+                <w:rFonts w:ascii="Times New Roman" w:hAnsi="Times New Roman"/>
+              </w:rPr>
+              <w:t>United States</w:t>
+            </w:r>
+            <w:r>
+              <w:rPr>
+                <w:rFonts w:ascii="Times New Roman" w:hAnsi="Times New Roman" w:hint="eastAsia"/>
+              </w:rPr>
+              <w:t>.</w:t>
             </w:r>
           </w:p>
           <w:p>
             <w:pPr>
+              <w:pStyle w:val="ListParagraph"/>
+              <w:numPr>
+                <w:ilvl w:val="0"/>
+                <w:numId w:val="15"/>
+              </w:numPr>
               <w:rPr>
                 <w:rFonts w:ascii="Times New Roman" w:hAnsi="Times New Roman"/>
               </w:rPr>
             </w:pPr>
             <w:r>
               <w:rPr>
-                <w:rFonts w:ascii="Times New Roman" w:hAnsi="Times New Roman"/>
-              </w:rPr>
-              <w:t>Advisor: Changshui Zhang</w:t>
-            </w:r>
-            <w:r>
-              <w:rPr>
                 <w:rFonts w:ascii="Times New Roman" w:hAnsi="Times New Roman" w:hint="eastAsia"/>
               </w:rPr>
-              <w:t>.</w:t>
-            </w:r>
-          </w:p>
-        </w:tc>
-      </w:tr>
-      <w:tr>
-        <w:tc>
-          <w:tcPr>
-            <w:tcW w:w="2093" w:type="dxa"/>
-          </w:tcPr>
-          <w:p>
-            <w:pPr>
-              <w:jc w:val="center"/>
-              <w:rPr>
-                <w:rFonts w:ascii="Times New Roman" w:hAnsi="Times New Roman"/>
-              </w:rPr>
-            </w:pPr>
-            <w:r>
-              <w:rPr>
-                <w:rFonts w:ascii="Times New Roman" w:hAnsi="Times New Roman" w:hint="eastAsia"/>
-              </w:rPr>
-              <w:t xml:space="preserve">11/2012 - </w:t>
-            </w:r>
-            <w:r>
-              <w:rPr>
-                <w:rFonts w:ascii="Times New Roman" w:hAnsi="Times New Roman" w:hint="eastAsia"/>
-              </w:rPr>
-              <w:t>11/2013</w:t>
-            </w:r>
-          </w:p>
-        </w:tc>
-        <w:tc>
-          <w:tcPr>
-            <w:tcW w:w="6763" w:type="dxa"/>
-          </w:tcPr>
-          <w:p>
-            <w:pPr>
-              <w:rPr>
-                <w:rFonts w:ascii="Times New Roman" w:hAnsi="Times New Roman"/>
-              </w:rPr>
-            </w:pPr>
-            <w:r>
-              <w:rPr>
-                <w:rFonts w:ascii="Times New Roman" w:hAnsi="Times New Roman" w:hint="eastAsia"/>
-              </w:rPr>
-              <w:t xml:space="preserve">Visiting </w:t>
-            </w:r>
-            <w:r>
-              <w:rPr>
-                <w:rFonts w:ascii="Times New Roman" w:hAnsi="Times New Roman"/>
-              </w:rPr>
-              <w:t>Research Scholar at Department of Computer Science and Engineering</w:t>
-            </w:r>
-            <w:r>
-              <w:rPr>
-                <w:rFonts w:ascii="Times New Roman" w:hAnsi="Times New Roman" w:hint="eastAsia"/>
-              </w:rPr>
-              <w:t xml:space="preserve">, </w:t>
-            </w:r>
-            <w:r>
-              <w:rPr>
-                <w:rFonts w:ascii="Times New Roman" w:hAnsi="Times New Roman"/>
-              </w:rPr>
-              <w:t>Michigan State University, East Lansing, MI 48824, United States</w:t>
-            </w:r>
-            <w:r>
-              <w:rPr>
-                <w:rFonts w:ascii="Times New Roman" w:hAnsi="Times New Roman" w:hint="eastAsia"/>
-              </w:rPr>
-              <w:t>.</w:t>
+              <w:t>Advisor: Jieping Ye.</w:t>
             </w:r>
           </w:p>
           <w:p>
             <w:pPr>
+              <w:pStyle w:val="ListParagraph"/>
+              <w:numPr>
+                <w:ilvl w:val="0"/>
+                <w:numId w:val="15"/>
+              </w:numPr>
               <w:rPr>
                 <w:rFonts w:ascii="Times New Roman" w:hAnsi="Times New Roman"/>
               </w:rPr>
@@ -359,337 +1005,7 @@
               <w:rPr>
                 <w:rFonts w:ascii="Times New Roman" w:hAnsi="Times New Roman"/>
               </w:rPr>
-              <w:t>Advisor: Rong Jin</w:t>
-            </w:r>
-            <w:r>
-              <w:rPr>
-                <w:rFonts w:ascii="Times New Roman" w:hAnsi="Times New Roman" w:hint="eastAsia"/>
-              </w:rPr>
-              <w:t>.</w:t>
-            </w:r>
-          </w:p>
-        </w:tc>
-      </w:tr>
-      <w:tr>
-        <w:tc>
-          <w:tcPr>
-            <w:tcW w:w="2093" w:type="dxa"/>
-          </w:tcPr>
-          <w:p>
-            <w:pPr>
-              <w:jc w:val="center"/>
-              <w:rPr>
-                <w:rFonts w:ascii="Times New Roman" w:hAnsi="Times New Roman"/>
-              </w:rPr>
-            </w:pPr>
-            <w:r>
-              <w:rPr>
-                <w:rFonts w:ascii="Times New Roman" w:hAnsi="Times New Roman" w:hint="eastAsia"/>
-              </w:rPr>
-              <w:t>12/2013</w:t>
-            </w:r>
-            <w:r>
-              <w:rPr>
-                <w:rFonts w:ascii="Times New Roman" w:hAnsi="Times New Roman" w:hint="eastAsia"/>
-              </w:rPr>
-              <w:t xml:space="preserve"> - </w:t>
-            </w:r>
-            <w:r>
-              <w:rPr>
-                <w:rFonts w:ascii="Times New Roman" w:hAnsi="Times New Roman" w:hint="eastAsia"/>
-              </w:rPr>
-              <w:t>7/2014</w:t>
-            </w:r>
-          </w:p>
-        </w:tc>
-        <w:tc>
-          <w:tcPr>
-            <w:tcW w:w="6763" w:type="dxa"/>
-          </w:tcPr>
-          <w:p>
-            <w:pPr>
-              <w:rPr>
-                <w:rFonts w:ascii="Times New Roman" w:hAnsi="Times New Roman"/>
-              </w:rPr>
-            </w:pPr>
-            <w:r>
-              <w:rPr>
-                <w:rFonts w:ascii="Times New Roman" w:hAnsi="Times New Roman" w:hint="eastAsia"/>
-              </w:rPr>
-              <w:t xml:space="preserve">Visiting </w:t>
-            </w:r>
-            <w:r>
-              <w:rPr>
-                <w:rFonts w:ascii="Times New Roman" w:hAnsi="Times New Roman"/>
-              </w:rPr>
-              <w:t>Research Scholar at School of Computer Science</w:t>
-            </w:r>
-            <w:r>
-              <w:rPr>
-                <w:rFonts w:ascii="Times New Roman" w:hAnsi="Times New Roman" w:hint="eastAsia"/>
-              </w:rPr>
-              <w:t>,</w:t>
-            </w:r>
-            <w:r>
-              <w:rPr>
-                <w:rFonts w:ascii="Times New Roman" w:hAnsi="Times New Roman" w:hint="eastAsia"/>
-              </w:rPr>
-              <w:t xml:space="preserve"> </w:t>
-            </w:r>
-            <w:r>
-              <w:rPr>
-                <w:rFonts w:ascii="Times New Roman" w:hAnsi="Times New Roman"/>
-              </w:rPr>
-              <w:t>Carnegie Mellon University, Pittsburgh, PA 15213, United States</w:t>
-            </w:r>
-            <w:r>
-              <w:rPr>
-                <w:rFonts w:ascii="Times New Roman" w:hAnsi="Times New Roman" w:hint="eastAsia"/>
-              </w:rPr>
-              <w:t>.</w:t>
-            </w:r>
-          </w:p>
-          <w:p>
-            <w:pPr>
-              <w:rPr>
-                <w:rFonts w:ascii="Times New Roman" w:hAnsi="Times New Roman"/>
-              </w:rPr>
-            </w:pPr>
-            <w:r>
-              <w:rPr>
-                <w:rFonts w:ascii="Times New Roman" w:hAnsi="Times New Roman"/>
-              </w:rPr>
-              <w:t>Advisor: Alexander G. Hauptmann</w:t>
-            </w:r>
-            <w:r>
-              <w:rPr>
-                <w:rFonts w:ascii="Times New Roman" w:hAnsi="Times New Roman" w:hint="eastAsia"/>
-              </w:rPr>
-              <w:t>.</w:t>
-            </w:r>
-          </w:p>
-        </w:tc>
-      </w:tr>
-      <w:tr>
-        <w:tc>
-          <w:tcPr>
-            <w:tcW w:w="2093" w:type="dxa"/>
-          </w:tcPr>
-          <w:p>
-            <w:pPr>
-              <w:jc w:val="center"/>
-              <w:rPr>
-                <w:rFonts w:ascii="Times New Roman" w:hAnsi="Times New Roman"/>
-              </w:rPr>
-            </w:pPr>
-            <w:r>
-              <w:rPr>
-                <w:rFonts w:ascii="Times New Roman" w:hAnsi="Times New Roman" w:hint="eastAsia"/>
-              </w:rPr>
-              <w:t>8/2014</w:t>
-            </w:r>
-            <w:r>
-              <w:rPr>
-                <w:rFonts w:ascii="Times New Roman" w:hAnsi="Times New Roman" w:hint="eastAsia"/>
-              </w:rPr>
-              <w:t xml:space="preserve"> - </w:t>
-            </w:r>
-            <w:r>
-              <w:rPr>
-                <w:rFonts w:ascii="Times New Roman" w:hAnsi="Times New Roman" w:hint="eastAsia"/>
-              </w:rPr>
-              <w:t>8/2015</w:t>
-            </w:r>
-          </w:p>
-        </w:tc>
-        <w:tc>
-          <w:tcPr>
-            <w:tcW w:w="6763" w:type="dxa"/>
-          </w:tcPr>
-          <w:p>
-            <w:pPr>
-              <w:rPr>
-                <w:rFonts w:ascii="Times New Roman" w:hAnsi="Times New Roman"/>
-              </w:rPr>
-            </w:pPr>
-            <w:r>
-              <w:rPr>
-                <w:rFonts w:ascii="Times New Roman" w:hAnsi="Times New Roman"/>
-              </w:rPr>
-              <w:t>Postdoctoral Research Fellow at School of</w:t>
-            </w:r>
-            <w:r>
-              <w:rPr>
-                <w:rFonts w:ascii="Times New Roman" w:hAnsi="Times New Roman" w:hint="eastAsia"/>
-              </w:rPr>
-              <w:t xml:space="preserve"> </w:t>
-            </w:r>
-            <w:r>
-              <w:rPr>
-                <w:rFonts w:ascii="Times New Roman" w:hAnsi="Times New Roman"/>
-              </w:rPr>
-              <w:t>Computer Science</w:t>
-            </w:r>
-            <w:r>
-              <w:rPr>
-                <w:rFonts w:ascii="Times New Roman" w:hAnsi="Times New Roman" w:hint="eastAsia"/>
-              </w:rPr>
-              <w:t xml:space="preserve">, </w:t>
-            </w:r>
-            <w:r>
-              <w:rPr>
-                <w:rFonts w:ascii="Times New Roman" w:hAnsi="Times New Roman"/>
-              </w:rPr>
-              <w:t>Carnegie Mellon University, Pittsburgh, PA 15213, United States</w:t>
-            </w:r>
-            <w:r>
-              <w:rPr>
-                <w:rFonts w:ascii="Times New Roman" w:hAnsi="Times New Roman" w:hint="eastAsia"/>
-              </w:rPr>
-              <w:t>.</w:t>
-            </w:r>
-          </w:p>
-          <w:p>
-            <w:pPr>
-              <w:rPr>
-                <w:rFonts w:ascii="Times New Roman" w:hAnsi="Times New Roman"/>
-              </w:rPr>
-            </w:pPr>
-            <w:r>
-              <w:rPr>
-                <w:rFonts w:ascii="Times New Roman" w:hAnsi="Times New Roman"/>
-              </w:rPr>
-              <w:t>Advisor: Alexander G. Hauptmann</w:t>
-            </w:r>
-            <w:r>
-              <w:rPr>
-                <w:rFonts w:ascii="Times New Roman" w:hAnsi="Times New Roman" w:hint="eastAsia"/>
-              </w:rPr>
-              <w:t>.</w:t>
-            </w:r>
-          </w:p>
-        </w:tc>
-      </w:tr>
-      <w:tr>
-        <w:tc>
-          <w:tcPr>
-            <w:tcW w:w="2093" w:type="dxa"/>
-          </w:tcPr>
-          <w:p>
-            <w:pPr>
-              <w:jc w:val="center"/>
-              <w:rPr>
-                <w:rFonts w:ascii="Times New Roman" w:hAnsi="Times New Roman"/>
-              </w:rPr>
-            </w:pPr>
-            <w:r>
-              <w:rPr>
-                <w:rFonts w:ascii="Times New Roman" w:hAnsi="Times New Roman" w:hint="eastAsia"/>
-              </w:rPr>
-              <w:t>9/2015 - Present</w:t>
-            </w:r>
-          </w:p>
-        </w:tc>
-        <w:tc>
-          <w:tcPr>
-            <w:tcW w:w="6763" w:type="dxa"/>
-          </w:tcPr>
-          <w:p>
-            <w:pPr>
-              <w:rPr>
-                <w:rFonts w:ascii="Times New Roman" w:hAnsi="Times New Roman"/>
-              </w:rPr>
-            </w:pPr>
-            <w:r>
-              <w:rPr>
-                <w:rFonts w:ascii="Times New Roman" w:hAnsi="Times New Roman"/>
-              </w:rPr>
-              <w:t>Postdoctoral Research Fellow</w:t>
-            </w:r>
-            <w:r>
-              <w:rPr>
-                <w:rFonts w:ascii="Times New Roman" w:hAnsi="Times New Roman" w:hint="eastAsia"/>
-              </w:rPr>
-              <w:t xml:space="preserve"> at </w:t>
-            </w:r>
-            <w:r>
-              <w:rPr>
-                <w:rFonts w:ascii="Times New Roman" w:hAnsi="Times New Roman"/>
-              </w:rPr>
-              <w:t>Department of Computational Medicine and</w:t>
-            </w:r>
-            <w:r>
-              <w:rPr>
-                <w:rFonts w:ascii="Times New Roman" w:hAnsi="Times New Roman" w:hint="eastAsia"/>
-              </w:rPr>
-              <w:t xml:space="preserve"> </w:t>
-            </w:r>
-            <w:r>
-              <w:rPr>
-                <w:rFonts w:ascii="Times New Roman" w:hAnsi="Times New Roman"/>
-              </w:rPr>
-              <w:t>Bioinformatics.</w:t>
-            </w:r>
-            <w:r>
-              <w:rPr>
-                <w:rFonts w:ascii="Times New Roman" w:hAnsi="Times New Roman" w:hint="eastAsia"/>
-              </w:rPr>
-              <w:t xml:space="preserve"> </w:t>
-            </w:r>
-            <w:r>
-              <w:rPr>
-                <w:rFonts w:ascii="Times New Roman" w:hAnsi="Times New Roman"/>
-              </w:rPr>
-              <w:t>University of Michigan</w:t>
-            </w:r>
-            <w:r>
-              <w:rPr>
-                <w:rFonts w:ascii="Times New Roman" w:hAnsi="Times New Roman" w:hint="eastAsia"/>
-              </w:rPr>
-              <w:t xml:space="preserve"> </w:t>
-            </w:r>
-            <w:r>
-              <w:rPr>
-                <w:rFonts w:ascii="Times New Roman" w:hAnsi="Times New Roman"/>
-              </w:rPr>
-              <w:t>Medical School</w:t>
-            </w:r>
-            <w:r>
-              <w:rPr>
-                <w:rFonts w:ascii="Times New Roman" w:hAnsi="Times New Roman"/>
-              </w:rPr>
-              <w:t>, Ann Arbor, Michigan 48109,</w:t>
-            </w:r>
-            <w:r>
-              <w:rPr>
-                <w:rFonts w:ascii="Times New Roman" w:hAnsi="Times New Roman" w:hint="eastAsia"/>
-              </w:rPr>
-              <w:t xml:space="preserve"> </w:t>
-            </w:r>
-            <w:r>
-              <w:rPr>
-                <w:rFonts w:ascii="Times New Roman" w:hAnsi="Times New Roman"/>
-              </w:rPr>
-              <w:t>United States</w:t>
-            </w:r>
-            <w:r>
-              <w:rPr>
-                <w:rFonts w:ascii="Times New Roman" w:hAnsi="Times New Roman" w:hint="eastAsia"/>
-              </w:rPr>
-              <w:t>.</w:t>
-            </w:r>
-          </w:p>
-          <w:p>
-            <w:pPr>
-              <w:rPr>
-                <w:rFonts w:ascii="Times New Roman" w:hAnsi="Times New Roman"/>
-              </w:rPr>
-            </w:pPr>
-            <w:r>
-              <w:rPr>
-                <w:rFonts w:ascii="Times New Roman" w:hAnsi="Times New Roman" w:hint="eastAsia"/>
-              </w:rPr>
-              <w:t>Advisor: Jieping Ye.</w:t>
+              <w:t>Proposed the second order linear model and applied it in various bioinformatic and computational medicine tasks.</w:t>
             </w:r>
           </w:p>
         </w:tc>
@@ -702,1104 +1018,6 @@
           <w:b/>
           <w:sz w:val="28"/>
           <w:szCs w:val="28"/>
-        </w:rPr>
-      </w:pPr>
-    </w:p>
-    <w:p>
-      <w:pPr>
-        <w:rPr>
-          <w:rFonts w:ascii="Times New Roman" w:hAnsi="Times New Roman"/>
-          <w:b/>
-          <w:sz w:val="28"/>
-          <w:szCs w:val="28"/>
-        </w:rPr>
-      </w:pPr>
-      <w:r>
-        <w:rPr>
-          <w:rFonts w:ascii="Times New Roman" w:hAnsi="Times New Roman" w:hint="eastAsia"/>
-          <w:b/>
-          <w:sz w:val="28"/>
-          <w:szCs w:val="28"/>
-        </w:rPr>
-        <w:t>Research Interest</w:t>
-      </w:r>
-    </w:p>
-    <w:p>
-      <w:pPr>
-        <w:rPr>
-          <w:rFonts w:ascii="Times New Roman" w:hAnsi="Times New Roman"/>
-          <w:b/>
-          <w:sz w:val="28"/>
-          <w:szCs w:val="28"/>
-        </w:rPr>
-      </w:pPr>
-    </w:p>
-    <w:p>
-      <w:pPr>
-        <w:pStyle w:val="ListParagraph"/>
-        <w:numPr>
-          <w:ilvl w:val="0"/>
-          <w:numId w:val="1"/>
-        </w:numPr>
-        <w:rPr>
-          <w:rFonts w:ascii="Times New Roman" w:hAnsi="Times New Roman"/>
-        </w:rPr>
-      </w:pPr>
-      <w:r>
-        <w:rPr>
-          <w:rFonts w:ascii="Times New Roman" w:hAnsi="Times New Roman" w:hint="eastAsia"/>
-        </w:rPr>
-        <w:t>M</w:t>
-      </w:r>
-      <w:r>
-        <w:rPr>
-          <w:rFonts w:ascii="Times New Roman" w:hAnsi="Times New Roman"/>
-        </w:rPr>
-        <w:t xml:space="preserve">achine learning </w:t>
-      </w:r>
-      <w:r>
-        <w:rPr>
-          <w:rFonts w:ascii="Times New Roman" w:hAnsi="Times New Roman" w:hint="eastAsia"/>
-        </w:rPr>
-        <w:t xml:space="preserve">methods </w:t>
-      </w:r>
-      <w:r>
-        <w:rPr>
-          <w:rFonts w:ascii="Times New Roman" w:hAnsi="Times New Roman"/>
-        </w:rPr>
-        <w:t>on large</w:t>
-      </w:r>
-      <w:r>
-        <w:rPr>
-          <w:rFonts w:ascii="Times New Roman" w:hAnsi="Times New Roman" w:hint="eastAsia"/>
-        </w:rPr>
-        <w:t>-</w:t>
-      </w:r>
-      <w:r>
-        <w:rPr>
-          <w:rFonts w:ascii="Times New Roman" w:hAnsi="Times New Roman"/>
-        </w:rPr>
-        <w:t>scale dataset</w:t>
-      </w:r>
-      <w:r>
-        <w:rPr>
-          <w:rFonts w:ascii="Times New Roman" w:hAnsi="Times New Roman" w:hint="eastAsia"/>
-        </w:rPr>
-        <w:t xml:space="preserve"> and applications in bioinformatics</w:t>
-      </w:r>
-      <w:r>
-        <w:rPr>
-          <w:rFonts w:ascii="Times New Roman" w:hAnsi="Times New Roman" w:hint="eastAsia"/>
-        </w:rPr>
-        <w:t>.</w:t>
-      </w:r>
-    </w:p>
-    <w:p>
-      <w:pPr>
-        <w:pStyle w:val="ListParagraph"/>
-        <w:numPr>
-          <w:ilvl w:val="0"/>
-          <w:numId w:val="1"/>
-        </w:numPr>
-        <w:rPr>
-          <w:rFonts w:ascii="Times New Roman" w:hAnsi="Times New Roman"/>
-        </w:rPr>
-      </w:pPr>
-      <w:r>
-        <w:rPr>
-          <w:rFonts w:ascii="Times New Roman" w:hAnsi="Times New Roman" w:hint="eastAsia"/>
-        </w:rPr>
-        <w:t xml:space="preserve">High dimensional </w:t>
-      </w:r>
-      <w:r>
-        <w:rPr>
-          <w:rFonts w:ascii="Times New Roman" w:hAnsi="Times New Roman" w:hint="eastAsia"/>
-        </w:rPr>
-        <w:t xml:space="preserve">high order </w:t>
-      </w:r>
-      <w:r>
-        <w:rPr>
-          <w:rFonts w:ascii="Times New Roman" w:hAnsi="Times New Roman" w:hint="eastAsia"/>
-        </w:rPr>
-        <w:t>statistics</w:t>
-      </w:r>
-      <w:r>
-        <w:rPr>
-          <w:rFonts w:ascii="Times New Roman" w:hAnsi="Times New Roman" w:hint="eastAsia"/>
-        </w:rPr>
-        <w:t>.</w:t>
-      </w:r>
-    </w:p>
-    <w:p>
-      <w:pPr>
-        <w:pStyle w:val="ListParagraph"/>
-        <w:numPr>
-          <w:ilvl w:val="0"/>
-          <w:numId w:val="1"/>
-        </w:numPr>
-        <w:rPr>
-          <w:rFonts w:ascii="Times New Roman" w:hAnsi="Times New Roman"/>
-        </w:rPr>
-      </w:pPr>
-      <w:r>
-        <w:rPr>
-          <w:rFonts w:ascii="Times New Roman" w:hAnsi="Times New Roman" w:hint="eastAsia"/>
-        </w:rPr>
-        <w:t>Random Matrices and tensor machine</w:t>
-      </w:r>
-      <w:r>
-        <w:rPr>
-          <w:rFonts w:ascii="Times New Roman" w:hAnsi="Times New Roman" w:hint="eastAsia"/>
-        </w:rPr>
-        <w:t>s</w:t>
-      </w:r>
-      <w:r>
-        <w:rPr>
-          <w:rFonts w:ascii="Times New Roman" w:hAnsi="Times New Roman" w:hint="eastAsia"/>
-        </w:rPr>
-        <w:t>.</w:t>
-      </w:r>
-    </w:p>
-    <w:p>
-      <w:pPr>
-        <w:rPr>
-          <w:rFonts w:ascii="Times New Roman" w:hAnsi="Times New Roman"/>
-          <w:b/>
-          <w:sz w:val="28"/>
-          <w:szCs w:val="28"/>
-        </w:rPr>
-      </w:pPr>
-    </w:p>
-    <w:p>
-      <w:pPr>
-        <w:rPr>
-          <w:rFonts w:ascii="Times New Roman" w:hAnsi="Times New Roman"/>
-          <w:b/>
-          <w:sz w:val="28"/>
-          <w:szCs w:val="28"/>
-        </w:rPr>
-      </w:pPr>
-    </w:p>
-    <w:p>
-      <w:pPr>
-        <w:rPr>
-          <w:rFonts w:ascii="Times New Roman" w:hAnsi="Times New Roman"/>
-          <w:b/>
-          <w:sz w:val="28"/>
-          <w:szCs w:val="28"/>
-        </w:rPr>
-      </w:pPr>
-      <w:r>
-        <w:rPr>
-          <w:rFonts w:ascii="Times New Roman" w:hAnsi="Times New Roman"/>
-          <w:b/>
-          <w:sz w:val="28"/>
-          <w:szCs w:val="28"/>
-        </w:rPr>
-        <w:t>Peer-Review Service</w:t>
-      </w:r>
-    </w:p>
-    <w:p>
-      <w:pPr>
-        <w:rPr>
-          <w:rFonts w:ascii="Times New Roman" w:hAnsi="Times New Roman"/>
-          <w:b/>
-          <w:sz w:val="28"/>
-          <w:szCs w:val="28"/>
-        </w:rPr>
-      </w:pPr>
-    </w:p>
-    <w:p>
-      <w:pPr>
-        <w:pStyle w:val="ListParagraph"/>
-        <w:numPr>
-          <w:ilvl w:val="0"/>
-          <w:numId w:val="2"/>
-        </w:numPr>
-        <w:rPr>
-          <w:rFonts w:ascii="Times New Roman" w:hAnsi="Times New Roman"/>
-        </w:rPr>
-      </w:pPr>
-      <w:r>
-        <w:rPr>
-          <w:rFonts w:ascii="Times New Roman" w:hAnsi="Times New Roman" w:hint="eastAsia"/>
-        </w:rPr>
-        <w:t xml:space="preserve">Reviewer of </w:t>
-      </w:r>
-      <w:r>
-        <w:rPr>
-          <w:rFonts w:ascii="Times New Roman" w:hAnsi="Times New Roman"/>
-        </w:rPr>
-        <w:t>International Joint Conference on Artificial Intelligence</w:t>
-      </w:r>
-      <w:r>
-        <w:rPr>
-          <w:rFonts w:ascii="Times New Roman" w:hAnsi="Times New Roman" w:hint="eastAsia"/>
-        </w:rPr>
-        <w:t xml:space="preserve"> 2015,</w:t>
-      </w:r>
-      <w:r>
-        <w:rPr>
-          <w:rFonts w:ascii="Times New Roman" w:hAnsi="Times New Roman" w:hint="eastAsia"/>
-        </w:rPr>
-        <w:t xml:space="preserve"> </w:t>
-      </w:r>
-      <w:r>
-        <w:rPr>
-          <w:rFonts w:ascii="Times New Roman" w:hAnsi="Times New Roman" w:hint="eastAsia"/>
-        </w:rPr>
-        <w:t>2016</w:t>
-      </w:r>
-      <w:r>
-        <w:rPr>
-          <w:rFonts w:ascii="Times New Roman" w:hAnsi="Times New Roman"/>
-        </w:rPr>
-        <w:t>, 2017</w:t>
-      </w:r>
-      <w:r>
-        <w:rPr>
-          <w:rFonts w:ascii="Times New Roman" w:hAnsi="Times New Roman" w:hint="eastAsia"/>
-        </w:rPr>
-        <w:t>.</w:t>
-      </w:r>
-    </w:p>
-    <w:p>
-      <w:pPr>
-        <w:pStyle w:val="ListParagraph"/>
-        <w:numPr>
-          <w:ilvl w:val="0"/>
-          <w:numId w:val="2"/>
-        </w:numPr>
-        <w:rPr>
-          <w:rFonts w:ascii="Times New Roman" w:hAnsi="Times New Roman"/>
-        </w:rPr>
-      </w:pPr>
-      <w:r>
-        <w:rPr>
-          <w:rFonts w:ascii="Times New Roman" w:hAnsi="Times New Roman"/>
-        </w:rPr>
-        <w:t>Senior Program Committee of IJCAI 2017.</w:t>
-      </w:r>
-    </w:p>
-    <w:p>
-      <w:pPr>
-        <w:pStyle w:val="ListParagraph"/>
-        <w:numPr>
-          <w:ilvl w:val="0"/>
-          <w:numId w:val="2"/>
-        </w:numPr>
-        <w:rPr>
-          <w:rFonts w:ascii="Times New Roman" w:hAnsi="Times New Roman"/>
-        </w:rPr>
-      </w:pPr>
-      <w:r>
-        <w:rPr>
-          <w:rFonts w:ascii="Times New Roman" w:hAnsi="Times New Roman" w:hint="eastAsia"/>
-        </w:rPr>
-        <w:t xml:space="preserve">Reviewer of Journals: </w:t>
-      </w:r>
-    </w:p>
-    <w:p>
-      <w:pPr>
-        <w:pStyle w:val="ListParagraph"/>
-        <w:numPr>
-          <w:ilvl w:val="1"/>
-          <w:numId w:val="2"/>
-        </w:numPr>
-        <w:rPr>
-          <w:rFonts w:ascii="Times New Roman" w:hAnsi="Times New Roman"/>
-        </w:rPr>
-      </w:pPr>
-      <w:r>
-        <w:rPr>
-          <w:rFonts w:ascii="Times New Roman" w:hAnsi="Times New Roman"/>
-        </w:rPr>
-        <w:t>IEEE Transactions on Pattern Analysis and Machine Intelligence.</w:t>
-      </w:r>
-    </w:p>
-    <w:p>
-      <w:pPr>
-        <w:pStyle w:val="ListParagraph"/>
-        <w:numPr>
-          <w:ilvl w:val="1"/>
-          <w:numId w:val="2"/>
-        </w:numPr>
-        <w:rPr>
-          <w:rFonts w:ascii="Times New Roman" w:hAnsi="Times New Roman"/>
-        </w:rPr>
-      </w:pPr>
-      <w:r>
-        <w:rPr>
-          <w:rFonts w:ascii="Times New Roman" w:hAnsi="Times New Roman"/>
-        </w:rPr>
-        <w:lastRenderedPageBreak/>
-        <w:t>ACM Transactions on Knowledge Discovery from Data.</w:t>
-      </w:r>
-    </w:p>
-    <w:p>
-      <w:pPr>
-        <w:pStyle w:val="ListParagraph"/>
-        <w:numPr>
-          <w:ilvl w:val="1"/>
-          <w:numId w:val="2"/>
-        </w:numPr>
-        <w:rPr>
-          <w:rFonts w:ascii="Times New Roman" w:hAnsi="Times New Roman"/>
-        </w:rPr>
-      </w:pPr>
-      <w:r>
-        <w:rPr>
-          <w:rFonts w:ascii="Times New Roman" w:hAnsi="Times New Roman" w:hint="eastAsia"/>
-        </w:rPr>
-        <w:t>Pattern Recognition</w:t>
-      </w:r>
-    </w:p>
-    <w:p>
-      <w:pPr>
-        <w:pStyle w:val="ListParagraph"/>
-        <w:numPr>
-          <w:ilvl w:val="1"/>
-          <w:numId w:val="2"/>
-        </w:numPr>
-        <w:rPr>
-          <w:rFonts w:ascii="Times New Roman" w:hAnsi="Times New Roman"/>
-        </w:rPr>
-      </w:pPr>
-      <w:r>
-        <w:rPr>
-          <w:rFonts w:ascii="Times New Roman" w:hAnsi="Times New Roman"/>
-        </w:rPr>
-        <w:t>Neurocomputering.</w:t>
-      </w:r>
-    </w:p>
-    <w:p>
-      <w:pPr>
-        <w:pStyle w:val="ListParagraph"/>
-        <w:numPr>
-          <w:ilvl w:val="1"/>
-          <w:numId w:val="2"/>
-        </w:numPr>
-        <w:rPr>
-          <w:rFonts w:ascii="Times New Roman" w:hAnsi="Times New Roman"/>
-        </w:rPr>
-      </w:pPr>
-      <w:r>
-        <w:rPr>
-          <w:rFonts w:ascii="Times New Roman" w:hAnsi="Times New Roman"/>
-        </w:rPr>
-        <w:t>Computer Vision and Image Understanding.</w:t>
-      </w:r>
-    </w:p>
-    <w:p>
-      <w:pPr>
-        <w:pStyle w:val="ListParagraph"/>
-        <w:numPr>
-          <w:ilvl w:val="1"/>
-          <w:numId w:val="2"/>
-        </w:numPr>
-        <w:rPr>
-          <w:rFonts w:ascii="Times New Roman" w:hAnsi="Times New Roman"/>
-        </w:rPr>
-      </w:pPr>
-      <w:r>
-        <w:rPr>
-          <w:rFonts w:ascii="Times New Roman" w:hAnsi="Times New Roman"/>
-        </w:rPr>
-        <w:t>Data Mining and Knowledge Discovery</w:t>
-      </w:r>
-    </w:p>
-    <w:p>
-      <w:pPr>
-        <w:rPr>
-          <w:rFonts w:ascii="Times New Roman" w:hAnsi="Times New Roman"/>
-          <w:b/>
-          <w:sz w:val="28"/>
-          <w:szCs w:val="28"/>
-        </w:rPr>
-      </w:pPr>
-    </w:p>
-    <w:p>
-      <w:pPr>
-        <w:rPr>
-          <w:rFonts w:ascii="Times New Roman" w:hAnsi="Times New Roman"/>
-          <w:b/>
-          <w:sz w:val="28"/>
-          <w:szCs w:val="28"/>
-        </w:rPr>
-      </w:pPr>
-      <w:r>
-        <w:rPr>
-          <w:rFonts w:ascii="Times New Roman" w:hAnsi="Times New Roman" w:hint="eastAsia"/>
-          <w:b/>
-          <w:sz w:val="28"/>
-          <w:szCs w:val="28"/>
-        </w:rPr>
-        <w:t>Bibliography</w:t>
-      </w:r>
-    </w:p>
-    <w:p>
-      <w:pPr>
-        <w:rPr>
-          <w:rFonts w:ascii="Times New Roman" w:hAnsi="Times New Roman"/>
-          <w:b/>
-          <w:sz w:val="28"/>
-          <w:szCs w:val="28"/>
-        </w:rPr>
-      </w:pPr>
-    </w:p>
-    <w:p>
-      <w:pPr>
-        <w:rPr>
-          <w:rFonts w:ascii="Times New Roman" w:hAnsi="Times New Roman"/>
-          <w:i/>
-        </w:rPr>
-      </w:pPr>
-      <w:r>
-        <w:rPr>
-          <w:rFonts w:ascii="Times New Roman" w:hAnsi="Times New Roman" w:hint="eastAsia"/>
-          <w:i/>
-        </w:rPr>
-        <w:t xml:space="preserve">Peer-Reviewed </w:t>
-      </w:r>
-      <w:r>
-        <w:rPr>
-          <w:rFonts w:ascii="Times New Roman" w:hAnsi="Times New Roman" w:hint="eastAsia"/>
-          <w:i/>
-        </w:rPr>
-        <w:t>Conferences</w:t>
-      </w:r>
-    </w:p>
-    <w:p>
-      <w:pPr>
-        <w:rPr>
-          <w:rFonts w:ascii="Times New Roman" w:hAnsi="Times New Roman"/>
-          <w:sz w:val="28"/>
-          <w:szCs w:val="28"/>
-        </w:rPr>
-      </w:pPr>
-    </w:p>
-    <w:p>
-      <w:pPr>
-        <w:pStyle w:val="ListParagraph"/>
-        <w:numPr>
-          <w:ilvl w:val="0"/>
-          <w:numId w:val="4"/>
-        </w:numPr>
-        <w:rPr>
-          <w:rFonts w:ascii="Times New Roman" w:hAnsi="Times New Roman"/>
-        </w:rPr>
-      </w:pPr>
-      <w:r>
-        <w:rPr>
-          <w:rFonts w:ascii="Times New Roman" w:hAnsi="Times New Roman"/>
-        </w:rPr>
-        <w:t>Lijun Zhang,</w:t>
-      </w:r>
-      <w:r>
-        <w:rPr>
-          <w:rFonts w:ascii="Times New Roman" w:hAnsi="Times New Roman" w:hint="eastAsia"/>
-        </w:rPr>
-        <w:t xml:space="preserve"> </w:t>
-      </w:r>
-      <w:r>
-        <w:rPr>
-          <w:rFonts w:ascii="Times New Roman" w:hAnsi="Times New Roman"/>
-        </w:rPr>
-        <w:t>Jinfeng Yi,</w:t>
-      </w:r>
-      <w:r>
-        <w:rPr>
-          <w:rFonts w:ascii="Times New Roman" w:hAnsi="Times New Roman" w:hint="eastAsia"/>
-        </w:rPr>
-        <w:t xml:space="preserve"> </w:t>
-      </w:r>
-      <w:r>
-        <w:rPr>
-          <w:rFonts w:ascii="Times New Roman" w:hAnsi="Times New Roman"/>
-        </w:rPr>
-        <w:t xml:space="preserve">Ming Lin, Xiaofei He. Online Kernel Learning with a Near Optimal Sparsity Bound. </w:t>
-      </w:r>
-      <w:r>
-        <w:rPr>
-          <w:rFonts w:ascii="Times New Roman" w:hAnsi="Times New Roman"/>
-        </w:rPr>
-        <w:t xml:space="preserve">In Proceedings of the 30th International Conference on Machine Learning (ICML), </w:t>
-      </w:r>
-      <w:r>
-        <w:rPr>
-          <w:rFonts w:ascii="Times New Roman" w:hAnsi="Times New Roman"/>
-        </w:rPr>
-        <w:t>P</w:t>
-      </w:r>
-      <w:r>
-        <w:rPr>
-          <w:rFonts w:ascii="Times New Roman" w:hAnsi="Times New Roman"/>
-        </w:rPr>
-        <w:t>ages 621 – 629, 2013</w:t>
-      </w:r>
-      <w:r>
-        <w:rPr>
-          <w:rFonts w:ascii="Times New Roman" w:hAnsi="Times New Roman"/>
-        </w:rPr>
-        <w:t>.</w:t>
-      </w:r>
-    </w:p>
-    <w:p>
-      <w:pPr>
-        <w:pStyle w:val="ListParagraph"/>
-        <w:numPr>
-          <w:ilvl w:val="0"/>
-          <w:numId w:val="4"/>
-        </w:numPr>
-        <w:rPr>
-          <w:rFonts w:ascii="Times New Roman" w:hAnsi="Times New Roman"/>
-        </w:rPr>
-      </w:pPr>
-      <w:r>
-        <w:rPr>
-          <w:rFonts w:ascii="Times New Roman" w:hAnsi="Times New Roman"/>
-        </w:rPr>
-        <w:t xml:space="preserve">Ming Lin, Rong Jin, Changshui Zhang. Efficient Sparse Recovery via Adaptive Non-Convex Regularizers with Oracle Property. </w:t>
-      </w:r>
-      <w:r>
-        <w:rPr>
-          <w:rFonts w:ascii="Times New Roman" w:hAnsi="Times New Roman"/>
-        </w:rPr>
-        <w:t>In Proceedings of the 30th Conference on Uncertainty in Artificial Intelligenre (UAI), Pages 505-514, 2014</w:t>
-      </w:r>
-      <w:r>
-        <w:rPr>
-          <w:rFonts w:ascii="Times New Roman" w:hAnsi="Times New Roman"/>
-        </w:rPr>
-        <w:t>.</w:t>
-      </w:r>
-    </w:p>
-    <w:p>
-      <w:pPr>
-        <w:pStyle w:val="ListParagraph"/>
-        <w:numPr>
-          <w:ilvl w:val="0"/>
-          <w:numId w:val="4"/>
-        </w:numPr>
-        <w:rPr>
-          <w:rFonts w:ascii="Times New Roman" w:hAnsi="Times New Roman"/>
-        </w:rPr>
-      </w:pPr>
-      <w:r>
-        <w:rPr>
-          <w:rFonts w:ascii="Times New Roman" w:hAnsi="Times New Roman"/>
-        </w:rPr>
-        <w:t>Shoou-I Yu, Lu Jiang, Zexi Mao, Xiaojun Chang, Xingzhong Du, Chuang Gan, Zhenzhong Lan, Zhongwen Xu, Xuanchong Li, Yang Cai, Anurag Kumar, Yajie Miao, Lara Martin, Nikolas Wolfe, Shicheng Xu, Huan Li, Ming Lin, Zhigang Ma, Yi Yang, Deyu Meng, Shiguang Shan, Pinar Duygulu Sahin, Susanne Burger, Florian Metze, Rita Singh, Bhiksha Raj, Teruko Mitamura, Richard Stern, Alexander Hauptmann</w:t>
-      </w:r>
-      <w:r>
-        <w:rPr>
-          <w:rFonts w:ascii="Times New Roman" w:hAnsi="Times New Roman"/>
-        </w:rPr>
-        <w:t xml:space="preserve">. </w:t>
-      </w:r>
-      <w:r>
-        <w:rPr>
-          <w:rFonts w:ascii="Times New Roman" w:hAnsi="Times New Roman"/>
-        </w:rPr>
-        <w:t>Informedia@ TRECVID 2014 MED and MER</w:t>
-      </w:r>
-      <w:r>
-        <w:rPr>
-          <w:rFonts w:ascii="Times New Roman" w:hAnsi="Times New Roman"/>
-        </w:rPr>
-        <w:t xml:space="preserve">. </w:t>
-      </w:r>
-      <w:r>
-        <w:rPr>
-          <w:rFonts w:ascii="Times New Roman" w:hAnsi="Times New Roman"/>
-        </w:rPr>
-        <w:t>NIST TRECVID Video Retrieval Evaluation Workshop</w:t>
-      </w:r>
-      <w:r>
-        <w:rPr>
-          <w:rFonts w:ascii="Times New Roman" w:hAnsi="Times New Roman"/>
-        </w:rPr>
-        <w:t>,</w:t>
-      </w:r>
-      <w:r>
-        <w:rPr>
-          <w:rFonts w:ascii="Times New Roman" w:hAnsi="Times New Roman"/>
-        </w:rPr>
-        <w:t xml:space="preserve"> 2014.</w:t>
-      </w:r>
-    </w:p>
-    <w:p>
-      <w:pPr>
-        <w:pStyle w:val="ListParagraph"/>
-        <w:numPr>
-          <w:ilvl w:val="0"/>
-          <w:numId w:val="4"/>
-        </w:numPr>
-        <w:rPr>
-          <w:rFonts w:ascii="Times New Roman" w:hAnsi="Times New Roman"/>
-        </w:rPr>
-      </w:pPr>
-      <w:r>
-        <w:rPr>
-          <w:rFonts w:ascii="Times New Roman" w:hAnsi="Times New Roman"/>
-        </w:rPr>
-        <w:t xml:space="preserve">Ming Lin, Zhenzhong Lang, Alexander G. Hauptmann. Density Corrected Sparse Recovery when R.I.P. Condition is Broken. </w:t>
-      </w:r>
-      <w:r>
-        <w:rPr>
-          <w:rFonts w:ascii="Times New Roman" w:hAnsi="Times New Roman"/>
-        </w:rPr>
-        <w:t>In Proceedings of the 24th International Joint Conference on Artificial Intelligence (IJCAI), Pages 3664-3670, 2015.</w:t>
-      </w:r>
-    </w:p>
-    <w:p>
-      <w:pPr>
-        <w:pStyle w:val="ListParagraph"/>
-        <w:numPr>
-          <w:ilvl w:val="0"/>
-          <w:numId w:val="4"/>
-        </w:numPr>
-        <w:rPr>
-          <w:rFonts w:ascii="Times New Roman" w:hAnsi="Times New Roman"/>
-        </w:rPr>
-      </w:pPr>
-      <w:r>
-        <w:rPr>
-          <w:rFonts w:ascii="Times New Roman" w:hAnsi="Times New Roman"/>
-        </w:rPr>
-        <w:t xml:space="preserve">Zhenzhong Lan, Ming Lin, Xuanchong Li, Alexander G. Hauptmann, Bhiksha Raj. Beyond Gaussian Pyramid: Multi-skip Feature Stacking for Action Recognition. </w:t>
-      </w:r>
-      <w:r>
-        <w:rPr>
-          <w:rFonts w:ascii="Times New Roman" w:hAnsi="Times New Roman"/>
-        </w:rPr>
-        <w:t>IEEE Conference on Computer Vision and Pattern Recognition (CVPR), Page</w:t>
-      </w:r>
-      <w:r>
-        <w:rPr>
-          <w:rFonts w:ascii="Times New Roman" w:hAnsi="Times New Roman"/>
-        </w:rPr>
-        <w:t>s</w:t>
-      </w:r>
-      <w:r>
-        <w:rPr>
-          <w:rFonts w:ascii="Times New Roman" w:hAnsi="Times New Roman"/>
-        </w:rPr>
-        <w:t xml:space="preserve"> 204-212, 2015</w:t>
-      </w:r>
-      <w:r>
-        <w:rPr>
-          <w:rFonts w:ascii="Times New Roman" w:hAnsi="Times New Roman"/>
-        </w:rPr>
-        <w:t>.</w:t>
-      </w:r>
-    </w:p>
-    <w:p>
-      <w:pPr>
-        <w:pStyle w:val="ListParagraph"/>
-        <w:numPr>
-          <w:ilvl w:val="0"/>
-          <w:numId w:val="4"/>
-        </w:numPr>
-        <w:rPr>
-          <w:rFonts w:ascii="Times New Roman" w:hAnsi="Times New Roman"/>
-        </w:rPr>
-      </w:pPr>
-      <w:r>
-        <w:rPr>
-          <w:rFonts w:ascii="Times New Roman" w:hAnsi="Times New Roman"/>
-        </w:rPr>
-        <w:t>Chuang Gang, Ming Lin, Yi Yang, Alexander G. Hauptmann. Exploring Semantic Inter-Class Relationships (SIR) for Zero-Shot Action Recognition.</w:t>
-      </w:r>
-      <w:r>
-        <w:rPr>
-          <w:rFonts w:ascii="Times New Roman" w:hAnsi="Times New Roman"/>
-        </w:rPr>
-        <w:t xml:space="preserve"> </w:t>
-      </w:r>
-      <w:r>
-        <w:rPr>
-          <w:rFonts w:ascii="Times New Roman" w:hAnsi="Times New Roman"/>
-        </w:rPr>
-        <w:t>In Proceedings of the 29th AAAI</w:t>
-      </w:r>
-      <w:r>
-        <w:rPr>
-          <w:rFonts w:ascii="Times New Roman" w:hAnsi="Times New Roman"/>
-        </w:rPr>
-        <w:t xml:space="preserve"> </w:t>
-      </w:r>
-      <w:r>
-        <w:rPr>
-          <w:rFonts w:ascii="Times New Roman" w:hAnsi="Times New Roman"/>
-        </w:rPr>
-        <w:t>Conference on Artificial Intelligence (AAAI), Pages 3769-3775, 2015</w:t>
-      </w:r>
-    </w:p>
-    <w:p>
-      <w:pPr>
-        <w:pStyle w:val="ListParagraph"/>
-        <w:numPr>
-          <w:ilvl w:val="0"/>
-          <w:numId w:val="4"/>
-        </w:numPr>
-        <w:rPr>
-          <w:rFonts w:ascii="Times New Roman" w:hAnsi="Times New Roman"/>
-        </w:rPr>
-      </w:pPr>
-      <w:r>
-        <w:rPr>
-          <w:rFonts w:ascii="Times New Roman" w:hAnsi="Times New Roman"/>
-        </w:rPr>
-        <w:t xml:space="preserve">Chuang Gang, Ming Lin, Yi Yang, Gerard de Melo, Alexander G. Hauptmann. Concepts Not Alone: Exploring Pairwise Relationships for Zero-Shot Video Activity Recognition.  </w:t>
-      </w:r>
-      <w:r>
-        <w:rPr>
-          <w:rFonts w:ascii="Times New Roman" w:hAnsi="Times New Roman"/>
-        </w:rPr>
-        <w:t xml:space="preserve">In Proceedings of the </w:t>
-      </w:r>
-      <w:r>
-        <w:rPr>
-          <w:rFonts w:ascii="Times New Roman" w:hAnsi="Times New Roman"/>
-        </w:rPr>
-        <w:t>30</w:t>
-      </w:r>
-      <w:r>
-        <w:rPr>
-          <w:rFonts w:ascii="Times New Roman" w:hAnsi="Times New Roman"/>
-        </w:rPr>
-        <w:t xml:space="preserve">th AAAI Conference on Artificial Intelligence (AAAI), </w:t>
-      </w:r>
-      <w:r>
-        <w:rPr>
-          <w:rFonts w:ascii="Times New Roman" w:hAnsi="Times New Roman"/>
-        </w:rPr>
-        <w:t>Pages 3487-3493</w:t>
-      </w:r>
-      <w:r>
-        <w:rPr>
-          <w:rFonts w:ascii="Times New Roman" w:hAnsi="Times New Roman"/>
-        </w:rPr>
-        <w:t xml:space="preserve">, </w:t>
-      </w:r>
-      <w:r>
-        <w:rPr>
-          <w:rFonts w:ascii="Times New Roman" w:hAnsi="Times New Roman"/>
-        </w:rPr>
-        <w:t>2016.</w:t>
-      </w:r>
-    </w:p>
-    <w:p>
-      <w:pPr>
-        <w:pStyle w:val="ListParagraph"/>
-        <w:numPr>
-          <w:ilvl w:val="0"/>
-          <w:numId w:val="4"/>
-        </w:numPr>
-        <w:rPr>
-          <w:rFonts w:ascii="Times New Roman" w:hAnsi="Times New Roman"/>
-        </w:rPr>
-      </w:pPr>
-      <w:r>
-        <w:rPr>
-          <w:rFonts w:ascii="Times New Roman" w:hAnsi="Times New Roman" w:hint="eastAsia"/>
-        </w:rPr>
-        <w:t xml:space="preserve">Ming Lin, Jieping Ye. </w:t>
-      </w:r>
-      <w:r>
-        <w:rPr>
-          <w:rFonts w:ascii="Times New Roman" w:hAnsi="Times New Roman"/>
-        </w:rPr>
-        <w:t>A Non-convex One-Pass Framework for Generalized Factorization Machine and Rank-One Matrix Sensing</w:t>
-      </w:r>
-      <w:r>
-        <w:rPr>
-          <w:rFonts w:ascii="Times New Roman" w:hAnsi="Times New Roman" w:hint="eastAsia"/>
-        </w:rPr>
-        <w:t xml:space="preserve">. </w:t>
-      </w:r>
-      <w:r>
-        <w:rPr>
-          <w:rFonts w:ascii="Times New Roman" w:hAnsi="Times New Roman"/>
-        </w:rPr>
-        <w:t xml:space="preserve">In Proceedings of the </w:t>
-      </w:r>
-      <w:r>
-        <w:rPr>
-          <w:rFonts w:ascii="Times New Roman" w:hAnsi="Times New Roman"/>
-        </w:rPr>
-        <w:t>30</w:t>
-      </w:r>
-      <w:r>
-        <w:rPr>
-          <w:rFonts w:ascii="Times New Roman" w:hAnsi="Times New Roman"/>
-        </w:rPr>
-        <w:t>th Annual Conference on Neural Information Processing Systems (NIPS)</w:t>
-      </w:r>
-      <w:r>
-        <w:rPr>
-          <w:rFonts w:ascii="Times New Roman" w:hAnsi="Times New Roman" w:hint="eastAsia"/>
-        </w:rPr>
-        <w:t xml:space="preserve">, </w:t>
-      </w:r>
-      <w:r>
-        <w:rPr>
-          <w:rFonts w:ascii="Times New Roman" w:hAnsi="Times New Roman"/>
-        </w:rPr>
-        <w:t xml:space="preserve">Pages </w:t>
-      </w:r>
-      <w:r>
-        <w:rPr>
-          <w:rFonts w:ascii="Times New Roman" w:hAnsi="Times New Roman"/>
-        </w:rPr>
-        <w:t>1633-1641</w:t>
-      </w:r>
-      <w:r>
-        <w:rPr>
-          <w:rFonts w:ascii="Times New Roman" w:hAnsi="Times New Roman"/>
-        </w:rPr>
-        <w:t xml:space="preserve">, </w:t>
-      </w:r>
-      <w:r>
-        <w:rPr>
-          <w:rFonts w:ascii="Times New Roman" w:hAnsi="Times New Roman" w:hint="eastAsia"/>
-        </w:rPr>
-        <w:t>2016.</w:t>
-      </w:r>
-    </w:p>
-    <w:p>
-      <w:pPr>
-        <w:rPr>
-          <w:rFonts w:ascii="Times New Roman" w:hAnsi="Times New Roman"/>
-        </w:rPr>
-      </w:pPr>
-    </w:p>
-    <w:p>
-      <w:pPr>
-        <w:rPr>
-          <w:rFonts w:ascii="Times New Roman" w:hAnsi="Times New Roman"/>
-          <w:i/>
-        </w:rPr>
-      </w:pPr>
-      <w:r>
-        <w:rPr>
-          <w:rFonts w:ascii="Times New Roman" w:hAnsi="Times New Roman" w:hint="eastAsia"/>
-          <w:i/>
-        </w:rPr>
-        <w:t xml:space="preserve">Peer-Reviewed </w:t>
-      </w:r>
-      <w:r>
-        <w:rPr>
-          <w:rFonts w:ascii="Times New Roman" w:hAnsi="Times New Roman" w:hint="eastAsia"/>
-          <w:i/>
-        </w:rPr>
-        <w:t>Journals</w:t>
-      </w:r>
-    </w:p>
-    <w:p>
-      <w:pPr>
-        <w:pStyle w:val="ListParagraph"/>
-        <w:numPr>
-          <w:ilvl w:val="0"/>
-          <w:numId w:val="5"/>
-        </w:numPr>
-        <w:rPr>
-          <w:rFonts w:ascii="Times New Roman" w:hAnsi="Times New Roman"/>
-        </w:rPr>
-      </w:pPr>
-      <w:r>
-        <w:rPr>
-          <w:rFonts w:ascii="Times New Roman" w:hAnsi="Times New Roman"/>
-        </w:rPr>
-        <w:lastRenderedPageBreak/>
-        <w:t>Shizhun Yang, Ming Lin, Chenping Hou, Changshui Zhang, Yi Wu. A General Framework for Transfer Sparse Subspace Learning. Neural Computing and Applications. Volume 21, Number 7, Pages 1801-1817, August 2012.</w:t>
-      </w:r>
-    </w:p>
-    <w:p>
-      <w:pPr>
-        <w:pStyle w:val="ListParagraph"/>
-        <w:numPr>
-          <w:ilvl w:val="0"/>
-          <w:numId w:val="5"/>
-        </w:numPr>
-        <w:rPr>
-          <w:rFonts w:ascii="Times New Roman" w:hAnsi="Times New Roman"/>
-        </w:rPr>
-      </w:pPr>
-      <w:r>
-        <w:rPr>
-          <w:rFonts w:ascii="Times New Roman" w:hAnsi="Times New Roman"/>
-        </w:rPr>
-        <w:t>Ming Lin, Shifeng Weng, Changshui Zhang. On the Sample Complexity of Random Fourier Features for Online Learning. ACM Transactions on Knowledge Discovery from Data (TKDD), Volume 8 Issue 3, Pages 13:1--13:19, June 2014.</w:t>
-      </w:r>
-    </w:p>
-    <w:p>
-      <w:pPr>
-        <w:pStyle w:val="ListParagraph"/>
-        <w:numPr>
-          <w:ilvl w:val="0"/>
-          <w:numId w:val="5"/>
-        </w:numPr>
-        <w:rPr>
-          <w:rFonts w:ascii="Times New Roman" w:hAnsi="Times New Roman"/>
-        </w:rPr>
-      </w:pPr>
-      <w:r>
-        <w:rPr>
-          <w:rFonts w:ascii="Times New Roman" w:hAnsi="Times New Roman"/>
-        </w:rPr>
-        <w:t xml:space="preserve">Ming Lin, Fei Wang, Changshui Zhang.  Large-Scale Eigenvector Approximation via Hilbert Space Embedding Nystrom.  Pattern Recognition (PR), 48(5), </w:t>
-      </w:r>
-      <w:r>
-        <w:rPr>
-          <w:rFonts w:ascii="Times New Roman" w:hAnsi="Times New Roman"/>
-        </w:rPr>
-        <w:t>Pages</w:t>
-      </w:r>
-      <w:r>
-        <w:rPr>
-          <w:rFonts w:ascii="Times New Roman" w:hAnsi="Times New Roman"/>
-        </w:rPr>
-        <w:t xml:space="preserve"> 1904-1912, 2015. </w:t>
-      </w:r>
-    </w:p>
-    <w:p>
-      <w:pPr>
-        <w:pStyle w:val="ListParagraph"/>
-        <w:numPr>
-          <w:ilvl w:val="0"/>
-          <w:numId w:val="5"/>
-        </w:numPr>
-        <w:rPr>
-          <w:rFonts w:ascii="Times New Roman" w:hAnsi="Times New Roman"/>
-        </w:rPr>
-      </w:pPr>
-      <w:r>
-        <w:rPr>
-          <w:rFonts w:ascii="Times New Roman" w:hAnsi="Times New Roman"/>
-        </w:rPr>
-        <w:t>Zheng Pan, Ming Lin, Guangdong Hou, Changshui Zhang. Damping proximal coordinate descent algorithm for non-convex regularization. Neurocomputing, vol 152</w:t>
-      </w:r>
-      <w:r>
-        <w:rPr>
-          <w:rFonts w:ascii="Times New Roman" w:hAnsi="Times New Roman"/>
-        </w:rPr>
-        <w:t>,</w:t>
-      </w:r>
-      <w:r>
-        <w:rPr>
-          <w:rFonts w:ascii="Times New Roman" w:hAnsi="Times New Roman"/>
-        </w:rPr>
-        <w:t xml:space="preserve"> </w:t>
-      </w:r>
-      <w:r>
-        <w:rPr>
-          <w:rFonts w:ascii="Times New Roman" w:hAnsi="Times New Roman"/>
-        </w:rPr>
-        <w:t>Pages</w:t>
-      </w:r>
-      <w:r>
-        <w:rPr>
-          <w:rFonts w:ascii="Times New Roman" w:hAnsi="Times New Roman"/>
-        </w:rPr>
-        <w:t xml:space="preserve"> 151-163, 2015. </w:t>
-      </w:r>
-    </w:p>
-    <w:p>
-      <w:pPr>
-        <w:pStyle w:val="ListParagraph"/>
-        <w:numPr>
-          <w:ilvl w:val="0"/>
-          <w:numId w:val="5"/>
-        </w:numPr>
-        <w:rPr>
-          <w:rFonts w:ascii="Times New Roman" w:hAnsi="Times New Roman"/>
-        </w:rPr>
-      </w:pPr>
-      <w:r>
-        <w:rPr>
-          <w:rFonts w:ascii="Times New Roman" w:hAnsi="Times New Roman"/>
-        </w:rPr>
-        <w:t xml:space="preserve">Zhen Hu, Ming Lin, Changshui Zhang. Dependent Online Kernel Learning with Constant Number of Random Fourier Features. </w:t>
-      </w:r>
-      <w:r>
-        <w:rPr>
-          <w:rFonts w:ascii="Times New Roman" w:hAnsi="Times New Roman"/>
-        </w:rPr>
-        <w:t>IEEE Transactions on Neural Networks and Learning Systems (TNNLS), Volume 26, Issue 10, Pages 2464-2476,  2015.</w:t>
-      </w:r>
-    </w:p>
-    <w:p>
-      <w:pPr>
-        <w:pStyle w:val="ListParagraph"/>
-        <w:numPr>
-          <w:ilvl w:val="0"/>
-          <w:numId w:val="5"/>
-        </w:numPr>
-        <w:rPr>
-          <w:rFonts w:ascii="Times New Roman" w:hAnsi="Times New Roman"/>
-        </w:rPr>
-      </w:pPr>
-      <w:r>
-        <w:rPr>
-          <w:rFonts w:ascii="Times New Roman" w:hAnsi="Times New Roman"/>
-        </w:rPr>
-        <w:t>Ming Lin, Lijun Zhang, Rong Jin, Shifeng Weng, Changshui Zhang.  Online Kernel Learning with Nearly Constant Support Vectors. Neurocomputing. Volume 179, Pages 26-36, 2016.</w:t>
-      </w:r>
-    </w:p>
-    <w:p>
-      <w:pPr>
-        <w:pStyle w:val="ListParagraph"/>
-        <w:numPr>
-          <w:ilvl w:val="0"/>
-          <w:numId w:val="5"/>
-        </w:numPr>
-        <w:rPr>
-          <w:rFonts w:ascii="Times New Roman" w:hAnsi="Times New Roman"/>
-        </w:rPr>
-      </w:pPr>
-      <w:r>
-        <w:rPr>
-          <w:rFonts w:ascii="Times New Roman" w:hAnsi="Times New Roman"/>
-        </w:rPr>
-        <w:t>Shoou-I Yu, Yi Yang, Zhongwen Xu, Shicheng Xu, Deyu Meng, Zexi Mao, Zhigang Ma, Ming Lin, Xuanchong Li, Huan Li, Zhenzhong Lan, Lu Jiang, Alexander G. Hauptmann, Chuang Gan, Xingzhong Du, Xiaojun Chang</w:t>
-      </w:r>
-      <w:r>
-        <w:rPr>
-          <w:rFonts w:ascii="Times New Roman" w:hAnsi="Times New Roman"/>
-        </w:rPr>
-        <w:t xml:space="preserve">. </w:t>
-      </w:r>
-      <w:r>
-        <w:rPr>
-          <w:rFonts w:ascii="Times New Roman" w:hAnsi="Times New Roman"/>
-        </w:rPr>
-        <w:t>Strategies for Searching Video Content with Text Queries or Video Examples</w:t>
-      </w:r>
-      <w:r>
-        <w:rPr>
-          <w:rFonts w:ascii="Times New Roman" w:hAnsi="Times New Roman"/>
-        </w:rPr>
-        <w:t xml:space="preserve"> (Invited Paper). </w:t>
-      </w:r>
-      <w:r>
-        <w:rPr>
-          <w:rFonts w:ascii="Times New Roman" w:hAnsi="Times New Roman"/>
-        </w:rPr>
-        <w:t>ITE Transactions on Media Technology and Applications 4.3</w:t>
-      </w:r>
-      <w:r>
-        <w:rPr>
-          <w:rFonts w:ascii="Times New Roman" w:hAnsi="Times New Roman"/>
-        </w:rPr>
-        <w:t>, Pages 227-238, 2016</w:t>
-      </w:r>
-    </w:p>
-    <w:p>
-      <w:pPr>
-        <w:rPr>
-          <w:rFonts w:ascii="Times New Roman" w:hAnsi="Times New Roman"/>
         </w:rPr>
       </w:pPr>
     </w:p>
@@ -1878,32 +1096,20 @@
               <w:spacing w:line="276" w:lineRule="auto"/>
               <w:jc w:val="center"/>
               <w:rPr>
+                <w:rFonts w:ascii="Times New Roman" w:hAnsi="Times New Roman"/>
+              </w:rPr>
+            </w:pPr>
+            <w:r>
+              <w:rPr>
                 <w:rFonts w:ascii="Times New Roman" w:hAnsi="Times New Roman" w:hint="eastAsia"/>
               </w:rPr>
-            </w:pPr>
-            <w:r>
-              <w:rPr>
-                <w:rFonts w:ascii="Times New Roman" w:hAnsi="Times New Roman" w:hint="eastAsia"/>
-              </w:rPr>
-              <w:t>01/2015</w:t>
-            </w:r>
-            <w:r>
-              <w:rPr>
-                <w:rFonts w:ascii="Times New Roman" w:hAnsi="Times New Roman" w:hint="eastAsia"/>
-              </w:rPr>
-              <w:t xml:space="preserve"> -</w:t>
-            </w:r>
-            <w:r>
-              <w:rPr>
-                <w:rFonts w:ascii="Times New Roman" w:hAnsi="Times New Roman"/>
-              </w:rPr>
-              <w:t xml:space="preserve"> </w:t>
-            </w:r>
-            <w:r>
-              <w:rPr>
-                <w:rFonts w:ascii="Times New Roman" w:hAnsi="Times New Roman"/>
-              </w:rPr>
-              <w:t>12/2017</w:t>
+              <w:t>01/2015 -</w:t>
+            </w:r>
+            <w:r>
+              <w:rPr>
+                <w:rFonts w:ascii="Times New Roman" w:hAnsi="Times New Roman"/>
+              </w:rPr>
+              <w:t xml:space="preserve"> 12/2017</w:t>
             </w:r>
           </w:p>
         </w:tc>
@@ -1915,7 +1121,6 @@
             <w:pPr>
               <w:spacing w:line="276" w:lineRule="auto"/>
               <w:rPr>
-                <w:rFonts w:hint="eastAsia"/>
                 <w:b/>
               </w:rPr>
             </w:pPr>
@@ -1939,7 +1144,7 @@
             <w:pPr>
               <w:spacing w:line="276" w:lineRule="auto"/>
               <w:rPr>
-                <w:rFonts w:ascii="Times New Roman" w:hAnsi="Times New Roman" w:hint="eastAsia"/>
+                <w:rFonts w:ascii="Times New Roman" w:hAnsi="Times New Roman"/>
               </w:rPr>
             </w:pPr>
           </w:p>
@@ -1953,11 +1158,11 @@
               <w:pStyle w:val="ListParagraph"/>
               <w:numPr>
                 <w:ilvl w:val="0"/>
-                <w:numId w:val="7"/>
+                <w:numId w:val="9"/>
               </w:numPr>
               <w:spacing w:line="276" w:lineRule="auto"/>
               <w:rPr>
-                <w:rFonts w:ascii="Times New Roman" w:hAnsi="Times New Roman" w:hint="eastAsia"/>
+                <w:rFonts w:ascii="Times New Roman" w:hAnsi="Times New Roman"/>
               </w:rPr>
             </w:pPr>
             <w:r>
@@ -1972,7 +1177,7 @@
               <w:pStyle w:val="ListParagraph"/>
               <w:numPr>
                 <w:ilvl w:val="0"/>
-                <w:numId w:val="7"/>
+                <w:numId w:val="9"/>
               </w:numPr>
               <w:spacing w:line="276" w:lineRule="auto"/>
               <w:rPr>
@@ -1991,7 +1196,7 @@
               <w:pStyle w:val="ListParagraph"/>
               <w:numPr>
                 <w:ilvl w:val="0"/>
-                <w:numId w:val="7"/>
+                <w:numId w:val="9"/>
               </w:numPr>
               <w:spacing w:line="276" w:lineRule="auto"/>
               <w:rPr>
@@ -2002,19 +1207,7 @@
               <w:rPr>
                 <w:rFonts w:ascii="Times New Roman" w:hAnsi="Times New Roman"/>
               </w:rPr>
-              <w:t xml:space="preserve">We applied SLM to Major Depressive Disorder (MDD) prediction and </w:t>
-            </w:r>
-            <w:r>
-              <w:rPr>
-                <w:rFonts w:ascii="Times New Roman" w:hAnsi="Times New Roman"/>
-              </w:rPr>
-              <w:t>Alzheimer's Disease prediction</w:t>
-            </w:r>
-            <w:r>
-              <w:rPr>
-                <w:rFonts w:ascii="Times New Roman" w:hAnsi="Times New Roman"/>
-              </w:rPr>
-              <w:t>.</w:t>
+              <w:t>We applied SLM to Major Depressive Disorder (MDD) prediction and Alzheimer's Disease prediction.</w:t>
             </w:r>
           </w:p>
           <w:p>
@@ -2022,11 +1215,11 @@
               <w:pStyle w:val="ListParagraph"/>
               <w:numPr>
                 <w:ilvl w:val="0"/>
-                <w:numId w:val="7"/>
+                <w:numId w:val="9"/>
               </w:numPr>
               <w:spacing w:line="276" w:lineRule="auto"/>
               <w:rPr>
-                <w:rFonts w:ascii="Times New Roman" w:hAnsi="Times New Roman" w:hint="eastAsia"/>
+                <w:rFonts w:ascii="Times New Roman" w:hAnsi="Times New Roman"/>
               </w:rPr>
             </w:pPr>
             <w:r>
@@ -2047,7 +1240,7 @@
             <w:pPr>
               <w:spacing w:line="276" w:lineRule="auto"/>
               <w:rPr>
-                <w:rFonts w:ascii="Times New Roman" w:hAnsi="Times New Roman" w:hint="eastAsia"/>
+                <w:rFonts w:ascii="Times New Roman" w:hAnsi="Times New Roman"/>
               </w:rPr>
             </w:pPr>
             <w:r>
@@ -2072,7 +1265,7 @@
             <w:pPr>
               <w:spacing w:line="276" w:lineRule="auto"/>
               <w:rPr>
-                <w:rFonts w:ascii="Times New Roman" w:hAnsi="Times New Roman" w:hint="eastAsia"/>
+                <w:rFonts w:ascii="Times New Roman" w:hAnsi="Times New Roman"/>
                 <w:b/>
               </w:rPr>
             </w:pPr>
@@ -2096,7 +1289,7 @@
             <w:pPr>
               <w:spacing w:line="276" w:lineRule="auto"/>
               <w:rPr>
-                <w:rFonts w:ascii="Times New Roman" w:hAnsi="Times New Roman" w:hint="eastAsia"/>
+                <w:rFonts w:ascii="Times New Roman" w:hAnsi="Times New Roman"/>
               </w:rPr>
             </w:pPr>
           </w:p>
@@ -2110,7 +1303,7 @@
               <w:pStyle w:val="ListParagraph"/>
               <w:numPr>
                 <w:ilvl w:val="0"/>
-                <w:numId w:val="8"/>
+                <w:numId w:val="10"/>
               </w:numPr>
               <w:spacing w:line="276" w:lineRule="auto"/>
               <w:rPr>
@@ -2147,8 +1340,6 @@
               </w:rPr>
               <w:t xml:space="preserve"> with 47 features including 17 DCNN features</w:t>
             </w:r>
-            <w:bookmarkStart w:id="0" w:name="_GoBack"/>
-            <w:bookmarkEnd w:id="0"/>
             <w:r>
               <w:rPr>
                 <w:rFonts w:ascii="Times New Roman" w:hAnsi="Times New Roman"/>
@@ -2161,7 +1352,7 @@
               <w:pStyle w:val="ListParagraph"/>
               <w:numPr>
                 <w:ilvl w:val="0"/>
-                <w:numId w:val="8"/>
+                <w:numId w:val="10"/>
               </w:numPr>
               <w:spacing w:line="276" w:lineRule="auto"/>
               <w:rPr>
@@ -2180,11 +1371,11 @@
               <w:pStyle w:val="ListParagraph"/>
               <w:numPr>
                 <w:ilvl w:val="0"/>
-                <w:numId w:val="8"/>
+                <w:numId w:val="10"/>
               </w:numPr>
               <w:spacing w:line="276" w:lineRule="auto"/>
               <w:rPr>
-                <w:rFonts w:ascii="Times New Roman" w:hAnsi="Times New Roman" w:hint="eastAsia"/>
+                <w:rFonts w:ascii="Times New Roman" w:hAnsi="Times New Roman"/>
               </w:rPr>
             </w:pPr>
             <w:r>
@@ -2201,6 +1392,1122 @@
       <w:pPr>
         <w:rPr>
           <w:rFonts w:ascii="Times New Roman" w:hAnsi="Times New Roman" w:hint="eastAsia"/>
+          <w:b/>
+          <w:sz w:val="28"/>
+          <w:szCs w:val="28"/>
+        </w:rPr>
+      </w:pPr>
+    </w:p>
+    <w:p>
+      <w:pPr>
+        <w:rPr>
+          <w:rFonts w:ascii="Times New Roman" w:hAnsi="Times New Roman"/>
+          <w:b/>
+          <w:sz w:val="28"/>
+          <w:szCs w:val="28"/>
+        </w:rPr>
+      </w:pPr>
+      <w:r>
+        <w:rPr>
+          <w:rFonts w:ascii="Times New Roman" w:hAnsi="Times New Roman" w:hint="eastAsia"/>
+          <w:b/>
+          <w:sz w:val="28"/>
+          <w:szCs w:val="28"/>
+        </w:rPr>
+        <w:t>Research Interest</w:t>
+      </w:r>
+    </w:p>
+    <w:p>
+      <w:pPr>
+        <w:rPr>
+          <w:rFonts w:ascii="Times New Roman" w:hAnsi="Times New Roman"/>
+          <w:b/>
+          <w:sz w:val="28"/>
+          <w:szCs w:val="28"/>
+        </w:rPr>
+      </w:pPr>
+    </w:p>
+    <w:p>
+      <w:pPr>
+        <w:pStyle w:val="ListParagraph"/>
+        <w:numPr>
+          <w:ilvl w:val="0"/>
+          <w:numId w:val="1"/>
+        </w:numPr>
+        <w:rPr>
+          <w:rFonts w:ascii="Times New Roman" w:hAnsi="Times New Roman"/>
+        </w:rPr>
+      </w:pPr>
+      <w:r>
+        <w:rPr>
+          <w:rFonts w:ascii="Times New Roman" w:hAnsi="Times New Roman" w:hint="eastAsia"/>
+        </w:rPr>
+        <w:t>M</w:t>
+      </w:r>
+      <w:r>
+        <w:rPr>
+          <w:rFonts w:ascii="Times New Roman" w:hAnsi="Times New Roman"/>
+        </w:rPr>
+        <w:t xml:space="preserve">achine learning </w:t>
+      </w:r>
+      <w:r>
+        <w:rPr>
+          <w:rFonts w:ascii="Times New Roman" w:hAnsi="Times New Roman" w:hint="eastAsia"/>
+        </w:rPr>
+        <w:t xml:space="preserve">methods </w:t>
+      </w:r>
+      <w:r>
+        <w:rPr>
+          <w:rFonts w:ascii="Times New Roman" w:hAnsi="Times New Roman"/>
+        </w:rPr>
+        <w:t>on large</w:t>
+      </w:r>
+      <w:r>
+        <w:rPr>
+          <w:rFonts w:ascii="Times New Roman" w:hAnsi="Times New Roman" w:hint="eastAsia"/>
+        </w:rPr>
+        <w:t>-</w:t>
+      </w:r>
+      <w:r>
+        <w:rPr>
+          <w:rFonts w:ascii="Times New Roman" w:hAnsi="Times New Roman"/>
+        </w:rPr>
+        <w:t>scale dataset</w:t>
+      </w:r>
+      <w:r>
+        <w:rPr>
+          <w:rFonts w:ascii="Times New Roman" w:hAnsi="Times New Roman" w:hint="eastAsia"/>
+        </w:rPr>
+        <w:t xml:space="preserve"> and applications in bioinformatics</w:t>
+      </w:r>
+      <w:r>
+        <w:rPr>
+          <w:rFonts w:ascii="Times New Roman" w:hAnsi="Times New Roman" w:hint="eastAsia"/>
+        </w:rPr>
+        <w:t>.</w:t>
+      </w:r>
+    </w:p>
+    <w:p>
+      <w:pPr>
+        <w:pStyle w:val="ListParagraph"/>
+        <w:numPr>
+          <w:ilvl w:val="0"/>
+          <w:numId w:val="1"/>
+        </w:numPr>
+        <w:rPr>
+          <w:rFonts w:ascii="Times New Roman" w:hAnsi="Times New Roman"/>
+        </w:rPr>
+      </w:pPr>
+      <w:r>
+        <w:rPr>
+          <w:rFonts w:ascii="Times New Roman" w:hAnsi="Times New Roman" w:hint="eastAsia"/>
+        </w:rPr>
+        <w:t xml:space="preserve">High dimensional </w:t>
+      </w:r>
+      <w:r>
+        <w:rPr>
+          <w:rFonts w:ascii="Times New Roman" w:hAnsi="Times New Roman" w:hint="eastAsia"/>
+        </w:rPr>
+        <w:t xml:space="preserve">high order </w:t>
+      </w:r>
+      <w:r>
+        <w:rPr>
+          <w:rFonts w:ascii="Times New Roman" w:hAnsi="Times New Roman" w:hint="eastAsia"/>
+        </w:rPr>
+        <w:t>statistics</w:t>
+      </w:r>
+      <w:r>
+        <w:rPr>
+          <w:rFonts w:ascii="Times New Roman" w:hAnsi="Times New Roman" w:hint="eastAsia"/>
+        </w:rPr>
+        <w:t>.</w:t>
+      </w:r>
+    </w:p>
+    <w:p>
+      <w:pPr>
+        <w:pStyle w:val="ListParagraph"/>
+        <w:numPr>
+          <w:ilvl w:val="0"/>
+          <w:numId w:val="1"/>
+        </w:numPr>
+        <w:rPr>
+          <w:rFonts w:ascii="Times New Roman" w:hAnsi="Times New Roman"/>
+        </w:rPr>
+      </w:pPr>
+      <w:r>
+        <w:rPr>
+          <w:rFonts w:ascii="Times New Roman" w:hAnsi="Times New Roman" w:hint="eastAsia"/>
+        </w:rPr>
+        <w:t>Random Matrices and tensor machine</w:t>
+      </w:r>
+      <w:r>
+        <w:rPr>
+          <w:rFonts w:ascii="Times New Roman" w:hAnsi="Times New Roman" w:hint="eastAsia"/>
+        </w:rPr>
+        <w:t>s</w:t>
+      </w:r>
+      <w:r>
+        <w:rPr>
+          <w:rFonts w:ascii="Times New Roman" w:hAnsi="Times New Roman" w:hint="eastAsia"/>
+        </w:rPr>
+        <w:t>.</w:t>
+      </w:r>
+    </w:p>
+    <w:p>
+      <w:pPr>
+        <w:rPr>
+          <w:rFonts w:ascii="Times New Roman" w:hAnsi="Times New Roman"/>
+          <w:b/>
+          <w:sz w:val="28"/>
+          <w:szCs w:val="28"/>
+        </w:rPr>
+      </w:pPr>
+    </w:p>
+    <w:p>
+      <w:pPr>
+        <w:rPr>
+          <w:rFonts w:ascii="Times New Roman" w:hAnsi="Times New Roman"/>
+          <w:b/>
+          <w:sz w:val="28"/>
+          <w:szCs w:val="28"/>
+        </w:rPr>
+      </w:pPr>
+    </w:p>
+    <w:p>
+      <w:pPr>
+        <w:rPr>
+          <w:rFonts w:ascii="Times New Roman" w:hAnsi="Times New Roman"/>
+          <w:b/>
+          <w:sz w:val="28"/>
+          <w:szCs w:val="28"/>
+        </w:rPr>
+      </w:pPr>
+      <w:r>
+        <w:rPr>
+          <w:rFonts w:ascii="Times New Roman" w:hAnsi="Times New Roman"/>
+          <w:b/>
+          <w:sz w:val="28"/>
+          <w:szCs w:val="28"/>
+        </w:rPr>
+        <w:t>Peer-Review Service</w:t>
+      </w:r>
+    </w:p>
+    <w:p>
+      <w:pPr>
+        <w:rPr>
+          <w:rFonts w:ascii="Times New Roman" w:hAnsi="Times New Roman"/>
+          <w:b/>
+          <w:sz w:val="28"/>
+          <w:szCs w:val="28"/>
+        </w:rPr>
+      </w:pPr>
+    </w:p>
+    <w:p>
+      <w:pPr>
+        <w:pStyle w:val="ListParagraph"/>
+        <w:numPr>
+          <w:ilvl w:val="0"/>
+          <w:numId w:val="2"/>
+        </w:numPr>
+        <w:rPr>
+          <w:rFonts w:ascii="Times New Roman" w:hAnsi="Times New Roman"/>
+        </w:rPr>
+      </w:pPr>
+      <w:r>
+        <w:rPr>
+          <w:rFonts w:ascii="Times New Roman" w:hAnsi="Times New Roman" w:hint="eastAsia"/>
+        </w:rPr>
+        <w:t xml:space="preserve">Reviewer of </w:t>
+      </w:r>
+      <w:r>
+        <w:rPr>
+          <w:rFonts w:ascii="Times New Roman" w:hAnsi="Times New Roman"/>
+        </w:rPr>
+        <w:t>International Joint Conference on Artificial Intelligence</w:t>
+      </w:r>
+      <w:r>
+        <w:rPr>
+          <w:rFonts w:ascii="Times New Roman" w:hAnsi="Times New Roman" w:hint="eastAsia"/>
+        </w:rPr>
+        <w:t xml:space="preserve"> 2015,</w:t>
+      </w:r>
+      <w:r>
+        <w:rPr>
+          <w:rFonts w:ascii="Times New Roman" w:hAnsi="Times New Roman" w:hint="eastAsia"/>
+        </w:rPr>
+        <w:t xml:space="preserve"> </w:t>
+      </w:r>
+      <w:r>
+        <w:rPr>
+          <w:rFonts w:ascii="Times New Roman" w:hAnsi="Times New Roman" w:hint="eastAsia"/>
+        </w:rPr>
+        <w:t>2016</w:t>
+      </w:r>
+      <w:r>
+        <w:rPr>
+          <w:rFonts w:ascii="Times New Roman" w:hAnsi="Times New Roman"/>
+        </w:rPr>
+        <w:t>, 2017</w:t>
+      </w:r>
+      <w:r>
+        <w:rPr>
+          <w:rFonts w:ascii="Times New Roman" w:hAnsi="Times New Roman" w:hint="eastAsia"/>
+        </w:rPr>
+        <w:t>.</w:t>
+      </w:r>
+    </w:p>
+    <w:p>
+      <w:pPr>
+        <w:pStyle w:val="ListParagraph"/>
+        <w:numPr>
+          <w:ilvl w:val="0"/>
+          <w:numId w:val="2"/>
+        </w:numPr>
+        <w:rPr>
+          <w:rFonts w:ascii="Times New Roman" w:hAnsi="Times New Roman"/>
+        </w:rPr>
+      </w:pPr>
+      <w:r>
+        <w:rPr>
+          <w:rFonts w:ascii="Times New Roman" w:hAnsi="Times New Roman"/>
+        </w:rPr>
+        <w:t>Senior Program Committee of IJCAI 2017.</w:t>
+      </w:r>
+    </w:p>
+    <w:p>
+      <w:pPr>
+        <w:pStyle w:val="ListParagraph"/>
+        <w:numPr>
+          <w:ilvl w:val="0"/>
+          <w:numId w:val="2"/>
+        </w:numPr>
+        <w:rPr>
+          <w:rFonts w:ascii="Times New Roman" w:hAnsi="Times New Roman"/>
+        </w:rPr>
+      </w:pPr>
+      <w:r>
+        <w:rPr>
+          <w:rFonts w:ascii="Times New Roman" w:hAnsi="Times New Roman" w:hint="eastAsia"/>
+        </w:rPr>
+        <w:t xml:space="preserve">Reviewer of Journals: </w:t>
+      </w:r>
+    </w:p>
+    <w:p>
+      <w:pPr>
+        <w:pStyle w:val="ListParagraph"/>
+        <w:numPr>
+          <w:ilvl w:val="1"/>
+          <w:numId w:val="2"/>
+        </w:numPr>
+        <w:rPr>
+          <w:rFonts w:ascii="Times New Roman" w:hAnsi="Times New Roman"/>
+        </w:rPr>
+      </w:pPr>
+      <w:r>
+        <w:rPr>
+          <w:rFonts w:ascii="Times New Roman" w:hAnsi="Times New Roman"/>
+        </w:rPr>
+        <w:t>IEEE Transactions on Pattern Analysis and Machine Intelligence.</w:t>
+      </w:r>
+    </w:p>
+    <w:p>
+      <w:pPr>
+        <w:pStyle w:val="ListParagraph"/>
+        <w:numPr>
+          <w:ilvl w:val="1"/>
+          <w:numId w:val="2"/>
+        </w:numPr>
+        <w:rPr>
+          <w:rFonts w:ascii="Times New Roman" w:hAnsi="Times New Roman"/>
+        </w:rPr>
+      </w:pPr>
+      <w:r>
+        <w:rPr>
+          <w:rFonts w:ascii="Times New Roman" w:hAnsi="Times New Roman"/>
+        </w:rPr>
+        <w:t>ACM Transactions on Knowledge Discovery from Data.</w:t>
+      </w:r>
+    </w:p>
+    <w:p>
+      <w:pPr>
+        <w:pStyle w:val="ListParagraph"/>
+        <w:numPr>
+          <w:ilvl w:val="1"/>
+          <w:numId w:val="2"/>
+        </w:numPr>
+        <w:rPr>
+          <w:rFonts w:ascii="Times New Roman" w:hAnsi="Times New Roman"/>
+        </w:rPr>
+      </w:pPr>
+      <w:r>
+        <w:rPr>
+          <w:rFonts w:ascii="Times New Roman" w:hAnsi="Times New Roman" w:hint="eastAsia"/>
+        </w:rPr>
+        <w:t>Pattern Recognition</w:t>
+      </w:r>
+    </w:p>
+    <w:p>
+      <w:pPr>
+        <w:pStyle w:val="ListParagraph"/>
+        <w:numPr>
+          <w:ilvl w:val="1"/>
+          <w:numId w:val="2"/>
+        </w:numPr>
+        <w:rPr>
+          <w:rFonts w:ascii="Times New Roman" w:hAnsi="Times New Roman"/>
+        </w:rPr>
+      </w:pPr>
+      <w:r>
+        <w:rPr>
+          <w:rFonts w:ascii="Times New Roman" w:hAnsi="Times New Roman"/>
+        </w:rPr>
+        <w:t>Neurocomputing.</w:t>
+      </w:r>
+    </w:p>
+    <w:p>
+      <w:pPr>
+        <w:pStyle w:val="ListParagraph"/>
+        <w:numPr>
+          <w:ilvl w:val="1"/>
+          <w:numId w:val="2"/>
+        </w:numPr>
+        <w:rPr>
+          <w:rFonts w:ascii="Times New Roman" w:hAnsi="Times New Roman"/>
+        </w:rPr>
+      </w:pPr>
+      <w:r>
+        <w:rPr>
+          <w:rFonts w:ascii="Times New Roman" w:hAnsi="Times New Roman"/>
+        </w:rPr>
+        <w:t>Computer Vision and Image Understanding.</w:t>
+      </w:r>
+    </w:p>
+    <w:p>
+      <w:pPr>
+        <w:pStyle w:val="ListParagraph"/>
+        <w:numPr>
+          <w:ilvl w:val="1"/>
+          <w:numId w:val="2"/>
+        </w:numPr>
+        <w:rPr>
+          <w:rFonts w:ascii="Times New Roman" w:hAnsi="Times New Roman"/>
+        </w:rPr>
+      </w:pPr>
+      <w:r>
+        <w:rPr>
+          <w:rFonts w:ascii="Times New Roman" w:hAnsi="Times New Roman"/>
+        </w:rPr>
+        <w:t>Data Mining and Knowledge Discovery</w:t>
+      </w:r>
+    </w:p>
+    <w:p>
+      <w:pPr>
+        <w:rPr>
+          <w:rFonts w:ascii="Times New Roman" w:hAnsi="Times New Roman"/>
+          <w:b/>
+          <w:sz w:val="28"/>
+          <w:szCs w:val="28"/>
+        </w:rPr>
+      </w:pPr>
+    </w:p>
+    <w:p>
+      <w:pPr>
+        <w:rPr>
+          <w:rFonts w:ascii="Times New Roman" w:hAnsi="Times New Roman"/>
+          <w:b/>
+          <w:sz w:val="28"/>
+          <w:szCs w:val="28"/>
+        </w:rPr>
+      </w:pPr>
+      <w:r>
+        <w:rPr>
+          <w:rFonts w:ascii="Times New Roman" w:hAnsi="Times New Roman" w:hint="eastAsia"/>
+          <w:b/>
+          <w:sz w:val="28"/>
+          <w:szCs w:val="28"/>
+        </w:rPr>
+        <w:t>Bibliography</w:t>
+      </w:r>
+    </w:p>
+    <w:p>
+      <w:pPr>
+        <w:rPr>
+          <w:rFonts w:ascii="Times New Roman" w:hAnsi="Times New Roman"/>
+          <w:b/>
+          <w:sz w:val="28"/>
+          <w:szCs w:val="28"/>
+        </w:rPr>
+      </w:pPr>
+    </w:p>
+    <w:p>
+      <w:pPr>
+        <w:rPr>
+          <w:rFonts w:ascii="Times New Roman" w:hAnsi="Times New Roman"/>
+          <w:i/>
+        </w:rPr>
+      </w:pPr>
+      <w:r>
+        <w:rPr>
+          <w:rFonts w:ascii="Times New Roman" w:hAnsi="Times New Roman" w:hint="eastAsia"/>
+          <w:i/>
+        </w:rPr>
+        <w:t xml:space="preserve">Peer-Reviewed </w:t>
+      </w:r>
+      <w:r>
+        <w:rPr>
+          <w:rFonts w:ascii="Times New Roman" w:hAnsi="Times New Roman" w:hint="eastAsia"/>
+          <w:i/>
+        </w:rPr>
+        <w:t>Conferences</w:t>
+      </w:r>
+    </w:p>
+    <w:p>
+      <w:pPr>
+        <w:rPr>
+          <w:rFonts w:ascii="Times New Roman" w:hAnsi="Times New Roman"/>
+          <w:sz w:val="28"/>
+          <w:szCs w:val="28"/>
+        </w:rPr>
+      </w:pPr>
+    </w:p>
+    <w:p>
+      <w:pPr>
+        <w:pStyle w:val="ListParagraph"/>
+        <w:numPr>
+          <w:ilvl w:val="0"/>
+          <w:numId w:val="4"/>
+        </w:numPr>
+        <w:rPr>
+          <w:rFonts w:ascii="Times New Roman" w:hAnsi="Times New Roman"/>
+        </w:rPr>
+      </w:pPr>
+      <w:r>
+        <w:rPr>
+          <w:rFonts w:ascii="Times New Roman" w:hAnsi="Times New Roman"/>
+        </w:rPr>
+        <w:t>Lijun Zhang,</w:t>
+      </w:r>
+      <w:r>
+        <w:rPr>
+          <w:rFonts w:ascii="Times New Roman" w:hAnsi="Times New Roman" w:hint="eastAsia"/>
+        </w:rPr>
+        <w:t xml:space="preserve"> </w:t>
+      </w:r>
+      <w:r>
+        <w:rPr>
+          <w:rFonts w:ascii="Times New Roman" w:hAnsi="Times New Roman"/>
+        </w:rPr>
+        <w:t>Jinfeng Yi,</w:t>
+      </w:r>
+      <w:r>
+        <w:rPr>
+          <w:rFonts w:ascii="Times New Roman" w:hAnsi="Times New Roman" w:hint="eastAsia"/>
+        </w:rPr>
+        <w:t xml:space="preserve"> </w:t>
+      </w:r>
+      <w:r>
+        <w:rPr>
+          <w:rFonts w:ascii="Times New Roman" w:hAnsi="Times New Roman"/>
+        </w:rPr>
+        <w:t xml:space="preserve">Ming Lin, Xiaofei He. Online Kernel Learning with a Near Optimal Sparsity Bound. </w:t>
+      </w:r>
+      <w:r>
+        <w:rPr>
+          <w:rFonts w:ascii="Times New Roman" w:hAnsi="Times New Roman"/>
+        </w:rPr>
+        <w:t xml:space="preserve">In Proceedings of the 30th International Conference on Machine Learning (ICML), </w:t>
+      </w:r>
+      <w:r>
+        <w:rPr>
+          <w:rFonts w:ascii="Times New Roman" w:hAnsi="Times New Roman"/>
+        </w:rPr>
+        <w:t>P</w:t>
+      </w:r>
+      <w:r>
+        <w:rPr>
+          <w:rFonts w:ascii="Times New Roman" w:hAnsi="Times New Roman"/>
+        </w:rPr>
+        <w:t>ages 621 – 629, 2013</w:t>
+      </w:r>
+      <w:r>
+        <w:rPr>
+          <w:rFonts w:ascii="Times New Roman" w:hAnsi="Times New Roman"/>
+        </w:rPr>
+        <w:t>.</w:t>
+      </w:r>
+    </w:p>
+    <w:p>
+      <w:pPr>
+        <w:pStyle w:val="ListParagraph"/>
+        <w:numPr>
+          <w:ilvl w:val="0"/>
+          <w:numId w:val="4"/>
+        </w:numPr>
+        <w:rPr>
+          <w:rFonts w:ascii="Times New Roman" w:hAnsi="Times New Roman"/>
+        </w:rPr>
+      </w:pPr>
+      <w:r>
+        <w:rPr>
+          <w:rFonts w:ascii="Times New Roman" w:hAnsi="Times New Roman"/>
+        </w:rPr>
+        <w:lastRenderedPageBreak/>
+        <w:t xml:space="preserve">Ming Lin, Rong Jin, Changshui Zhang. Efficient Sparse Recovery via Adaptive Non-Convex Regularizers with Oracle Property. </w:t>
+      </w:r>
+      <w:r>
+        <w:rPr>
+          <w:rFonts w:ascii="Times New Roman" w:hAnsi="Times New Roman"/>
+        </w:rPr>
+        <w:t>In Proceedings of the 30th Conference on Uncertainty in Artificial Intelligenre (UAI), Pages 505-514, 2014</w:t>
+      </w:r>
+      <w:r>
+        <w:rPr>
+          <w:rFonts w:ascii="Times New Roman" w:hAnsi="Times New Roman"/>
+        </w:rPr>
+        <w:t>.</w:t>
+      </w:r>
+    </w:p>
+    <w:p>
+      <w:pPr>
+        <w:pStyle w:val="ListParagraph"/>
+        <w:numPr>
+          <w:ilvl w:val="0"/>
+          <w:numId w:val="4"/>
+        </w:numPr>
+        <w:rPr>
+          <w:rFonts w:ascii="Times New Roman" w:hAnsi="Times New Roman"/>
+        </w:rPr>
+      </w:pPr>
+      <w:r>
+        <w:rPr>
+          <w:rFonts w:ascii="Times New Roman" w:hAnsi="Times New Roman"/>
+        </w:rPr>
+        <w:t>Shoou-I Yu, Lu Jiang, Zexi Mao, Xiaojun Chang, Xingzhong Du, Chuang Gan, Zhenzhong Lan, Zhongwen Xu, Xuanchong Li, Yang Cai, Anurag Kumar, Yajie Miao, Lara Martin, Nikolas Wolfe, Shicheng Xu, Huan Li, Ming Lin, Zhigang Ma, Yi Yang, Deyu Meng, Shiguang Shan, Pinar Duygulu Sahin, Susanne Burger, Florian Metze, Rita Singh, Bhiksha Raj, Teruko Mitamura, Richard Stern, Alexander Hauptmann</w:t>
+      </w:r>
+      <w:r>
+        <w:rPr>
+          <w:rFonts w:ascii="Times New Roman" w:hAnsi="Times New Roman"/>
+        </w:rPr>
+        <w:t xml:space="preserve">. </w:t>
+      </w:r>
+      <w:r>
+        <w:rPr>
+          <w:rFonts w:ascii="Times New Roman" w:hAnsi="Times New Roman"/>
+        </w:rPr>
+        <w:t>Informedia@ TRECVID 2014 MED and MER</w:t>
+      </w:r>
+      <w:r>
+        <w:rPr>
+          <w:rFonts w:ascii="Times New Roman" w:hAnsi="Times New Roman"/>
+        </w:rPr>
+        <w:t xml:space="preserve">. </w:t>
+      </w:r>
+      <w:r>
+        <w:rPr>
+          <w:rFonts w:ascii="Times New Roman" w:hAnsi="Times New Roman"/>
+        </w:rPr>
+        <w:t>NIST TRECVID Video Retrieval Evaluation Workshop</w:t>
+      </w:r>
+      <w:r>
+        <w:rPr>
+          <w:rFonts w:ascii="Times New Roman" w:hAnsi="Times New Roman"/>
+        </w:rPr>
+        <w:t>,</w:t>
+      </w:r>
+      <w:r>
+        <w:rPr>
+          <w:rFonts w:ascii="Times New Roman" w:hAnsi="Times New Roman"/>
+        </w:rPr>
+        <w:t xml:space="preserve"> 2014.</w:t>
+      </w:r>
+    </w:p>
+    <w:p>
+      <w:pPr>
+        <w:pStyle w:val="ListParagraph"/>
+        <w:numPr>
+          <w:ilvl w:val="0"/>
+          <w:numId w:val="4"/>
+        </w:numPr>
+        <w:rPr>
+          <w:rFonts w:ascii="Times New Roman" w:hAnsi="Times New Roman"/>
+        </w:rPr>
+      </w:pPr>
+      <w:r>
+        <w:rPr>
+          <w:rFonts w:ascii="Times New Roman" w:hAnsi="Times New Roman"/>
+        </w:rPr>
+        <w:t xml:space="preserve">Ming Lin, Zhenzhong Lang, Alexander G. Hauptmann. Density Corrected Sparse Recovery when R.I.P. Condition is Broken. </w:t>
+      </w:r>
+      <w:r>
+        <w:rPr>
+          <w:rFonts w:ascii="Times New Roman" w:hAnsi="Times New Roman"/>
+        </w:rPr>
+        <w:t>In Proceedings of the 24th International Joint Conference on Artificial Intelligence (IJCAI), Pages 3664-3670, 2015.</w:t>
+      </w:r>
+    </w:p>
+    <w:p>
+      <w:pPr>
+        <w:pStyle w:val="ListParagraph"/>
+        <w:numPr>
+          <w:ilvl w:val="0"/>
+          <w:numId w:val="4"/>
+        </w:numPr>
+        <w:rPr>
+          <w:rFonts w:ascii="Times New Roman" w:hAnsi="Times New Roman"/>
+        </w:rPr>
+      </w:pPr>
+      <w:r>
+        <w:rPr>
+          <w:rFonts w:ascii="Times New Roman" w:hAnsi="Times New Roman"/>
+        </w:rPr>
+        <w:t xml:space="preserve">Zhenzhong Lan, Ming Lin, Xuanchong Li, Alexander G. Hauptmann, Bhiksha Raj. Beyond Gaussian Pyramid: Multi-skip Feature Stacking for Action Recognition. </w:t>
+      </w:r>
+      <w:r>
+        <w:rPr>
+          <w:rFonts w:ascii="Times New Roman" w:hAnsi="Times New Roman"/>
+        </w:rPr>
+        <w:t>IEEE Conference on Computer Vision and Pattern Recognition (CVPR), Page</w:t>
+      </w:r>
+      <w:r>
+        <w:rPr>
+          <w:rFonts w:ascii="Times New Roman" w:hAnsi="Times New Roman"/>
+        </w:rPr>
+        <w:t>s</w:t>
+      </w:r>
+      <w:r>
+        <w:rPr>
+          <w:rFonts w:ascii="Times New Roman" w:hAnsi="Times New Roman"/>
+        </w:rPr>
+        <w:t xml:space="preserve"> 204-212, 2015</w:t>
+      </w:r>
+      <w:r>
+        <w:rPr>
+          <w:rFonts w:ascii="Times New Roman" w:hAnsi="Times New Roman"/>
+        </w:rPr>
+        <w:t>.</w:t>
+      </w:r>
+    </w:p>
+    <w:p>
+      <w:pPr>
+        <w:pStyle w:val="ListParagraph"/>
+        <w:numPr>
+          <w:ilvl w:val="0"/>
+          <w:numId w:val="4"/>
+        </w:numPr>
+        <w:rPr>
+          <w:rFonts w:ascii="Times New Roman" w:hAnsi="Times New Roman"/>
+        </w:rPr>
+      </w:pPr>
+      <w:r>
+        <w:rPr>
+          <w:rFonts w:ascii="Times New Roman" w:hAnsi="Times New Roman"/>
+        </w:rPr>
+        <w:t>Chuang Gang, Ming Lin, Yi Yang, Alexander G. Hauptmann. Exploring Semantic Inter-Class Relationships (SIR) for Zero-Shot Action Recognition.</w:t>
+      </w:r>
+      <w:r>
+        <w:rPr>
+          <w:rFonts w:ascii="Times New Roman" w:hAnsi="Times New Roman"/>
+        </w:rPr>
+        <w:t xml:space="preserve"> </w:t>
+      </w:r>
+      <w:r>
+        <w:rPr>
+          <w:rFonts w:ascii="Times New Roman" w:hAnsi="Times New Roman"/>
+        </w:rPr>
+        <w:t>In Proceedings of the 29th AAAI</w:t>
+      </w:r>
+      <w:r>
+        <w:rPr>
+          <w:rFonts w:ascii="Times New Roman" w:hAnsi="Times New Roman"/>
+        </w:rPr>
+        <w:t xml:space="preserve"> </w:t>
+      </w:r>
+      <w:r>
+        <w:rPr>
+          <w:rFonts w:ascii="Times New Roman" w:hAnsi="Times New Roman"/>
+        </w:rPr>
+        <w:t>Conference on Artificial Intelligence (AAAI), Pages 3769-3775, 2015</w:t>
+      </w:r>
+    </w:p>
+    <w:p>
+      <w:pPr>
+        <w:pStyle w:val="ListParagraph"/>
+        <w:numPr>
+          <w:ilvl w:val="0"/>
+          <w:numId w:val="4"/>
+        </w:numPr>
+        <w:rPr>
+          <w:rFonts w:ascii="Times New Roman" w:hAnsi="Times New Roman"/>
+        </w:rPr>
+      </w:pPr>
+      <w:r>
+        <w:rPr>
+          <w:rFonts w:ascii="Times New Roman" w:hAnsi="Times New Roman"/>
+        </w:rPr>
+        <w:t xml:space="preserve">Chuang Gang, Ming Lin, Yi Yang, Gerard de Melo, Alexander G. Hauptmann. Concepts Not Alone: Exploring Pairwise Relationships for Zero-Shot Video Activity Recognition.  </w:t>
+      </w:r>
+      <w:r>
+        <w:rPr>
+          <w:rFonts w:ascii="Times New Roman" w:hAnsi="Times New Roman"/>
+        </w:rPr>
+        <w:t xml:space="preserve">In Proceedings of the </w:t>
+      </w:r>
+      <w:r>
+        <w:rPr>
+          <w:rFonts w:ascii="Times New Roman" w:hAnsi="Times New Roman"/>
+        </w:rPr>
+        <w:t>30</w:t>
+      </w:r>
+      <w:r>
+        <w:rPr>
+          <w:rFonts w:ascii="Times New Roman" w:hAnsi="Times New Roman"/>
+        </w:rPr>
+        <w:t xml:space="preserve">th AAAI Conference on Artificial Intelligence (AAAI), </w:t>
+      </w:r>
+      <w:r>
+        <w:rPr>
+          <w:rFonts w:ascii="Times New Roman" w:hAnsi="Times New Roman"/>
+        </w:rPr>
+        <w:t>Pages 3487-3493</w:t>
+      </w:r>
+      <w:r>
+        <w:rPr>
+          <w:rFonts w:ascii="Times New Roman" w:hAnsi="Times New Roman"/>
+        </w:rPr>
+        <w:t xml:space="preserve">, </w:t>
+      </w:r>
+      <w:r>
+        <w:rPr>
+          <w:rFonts w:ascii="Times New Roman" w:hAnsi="Times New Roman"/>
+        </w:rPr>
+        <w:t>2016.</w:t>
+      </w:r>
+    </w:p>
+    <w:p>
+      <w:pPr>
+        <w:pStyle w:val="ListParagraph"/>
+        <w:numPr>
+          <w:ilvl w:val="0"/>
+          <w:numId w:val="4"/>
+        </w:numPr>
+        <w:rPr>
+          <w:rFonts w:ascii="Times New Roman" w:hAnsi="Times New Roman"/>
+        </w:rPr>
+      </w:pPr>
+      <w:r>
+        <w:rPr>
+          <w:rFonts w:ascii="Times New Roman" w:hAnsi="Times New Roman" w:hint="eastAsia"/>
+        </w:rPr>
+        <w:t xml:space="preserve">Ming Lin, Jieping Ye. </w:t>
+      </w:r>
+      <w:r>
+        <w:rPr>
+          <w:rFonts w:ascii="Times New Roman" w:hAnsi="Times New Roman"/>
+        </w:rPr>
+        <w:t>A Non-convex One-Pass Framework for Generalized Factorization Machine and Rank-One Matrix Sensing</w:t>
+      </w:r>
+      <w:r>
+        <w:rPr>
+          <w:rFonts w:ascii="Times New Roman" w:hAnsi="Times New Roman" w:hint="eastAsia"/>
+        </w:rPr>
+        <w:t xml:space="preserve">. </w:t>
+      </w:r>
+      <w:r>
+        <w:rPr>
+          <w:rFonts w:ascii="Times New Roman" w:hAnsi="Times New Roman"/>
+        </w:rPr>
+        <w:t xml:space="preserve">In Proceedings of the </w:t>
+      </w:r>
+      <w:r>
+        <w:rPr>
+          <w:rFonts w:ascii="Times New Roman" w:hAnsi="Times New Roman"/>
+        </w:rPr>
+        <w:t>30</w:t>
+      </w:r>
+      <w:r>
+        <w:rPr>
+          <w:rFonts w:ascii="Times New Roman" w:hAnsi="Times New Roman"/>
+        </w:rPr>
+        <w:t>th Annual Conference on Neural Information Processing Systems (NIPS)</w:t>
+      </w:r>
+      <w:r>
+        <w:rPr>
+          <w:rFonts w:ascii="Times New Roman" w:hAnsi="Times New Roman" w:hint="eastAsia"/>
+        </w:rPr>
+        <w:t xml:space="preserve">, </w:t>
+      </w:r>
+      <w:r>
+        <w:rPr>
+          <w:rFonts w:ascii="Times New Roman" w:hAnsi="Times New Roman"/>
+        </w:rPr>
+        <w:t xml:space="preserve">Pages </w:t>
+      </w:r>
+      <w:r>
+        <w:rPr>
+          <w:rFonts w:ascii="Times New Roman" w:hAnsi="Times New Roman"/>
+        </w:rPr>
+        <w:t>1633-1641</w:t>
+      </w:r>
+      <w:r>
+        <w:rPr>
+          <w:rFonts w:ascii="Times New Roman" w:hAnsi="Times New Roman"/>
+        </w:rPr>
+        <w:t xml:space="preserve">, </w:t>
+      </w:r>
+      <w:r>
+        <w:rPr>
+          <w:rFonts w:ascii="Times New Roman" w:hAnsi="Times New Roman" w:hint="eastAsia"/>
+        </w:rPr>
+        <w:t>2016.</w:t>
+      </w:r>
+    </w:p>
+    <w:p>
+      <w:pPr>
+        <w:rPr>
+          <w:rFonts w:ascii="Times New Roman" w:hAnsi="Times New Roman"/>
+        </w:rPr>
+      </w:pPr>
+    </w:p>
+    <w:p>
+      <w:pPr>
+        <w:rPr>
+          <w:rFonts w:ascii="Times New Roman" w:hAnsi="Times New Roman"/>
+          <w:i/>
+        </w:rPr>
+      </w:pPr>
+      <w:r>
+        <w:rPr>
+          <w:rFonts w:ascii="Times New Roman" w:hAnsi="Times New Roman" w:hint="eastAsia"/>
+          <w:i/>
+        </w:rPr>
+        <w:t xml:space="preserve">Peer-Reviewed </w:t>
+      </w:r>
+      <w:r>
+        <w:rPr>
+          <w:rFonts w:ascii="Times New Roman" w:hAnsi="Times New Roman" w:hint="eastAsia"/>
+          <w:i/>
+        </w:rPr>
+        <w:t>Journals</w:t>
+      </w:r>
+    </w:p>
+    <w:p>
+      <w:pPr>
+        <w:pStyle w:val="ListParagraph"/>
+        <w:numPr>
+          <w:ilvl w:val="0"/>
+          <w:numId w:val="5"/>
+        </w:numPr>
+        <w:rPr>
+          <w:rFonts w:ascii="Times New Roman" w:hAnsi="Times New Roman"/>
+        </w:rPr>
+      </w:pPr>
+      <w:r>
+        <w:rPr>
+          <w:rFonts w:ascii="Times New Roman" w:hAnsi="Times New Roman"/>
+        </w:rPr>
+        <w:t>Shizhun Yang, Ming Lin, Chenping Hou, Changshui Zhang, Yi Wu. A General Framework for Transfer Sparse Subspace Learning. Neural Computing and Applications. Volume 21, Number 7, Pages 1801-1817, August 2012.</w:t>
+      </w:r>
+    </w:p>
+    <w:p>
+      <w:pPr>
+        <w:pStyle w:val="ListParagraph"/>
+        <w:numPr>
+          <w:ilvl w:val="0"/>
+          <w:numId w:val="5"/>
+        </w:numPr>
+        <w:rPr>
+          <w:rFonts w:ascii="Times New Roman" w:hAnsi="Times New Roman"/>
+        </w:rPr>
+      </w:pPr>
+      <w:r>
+        <w:rPr>
+          <w:rFonts w:ascii="Times New Roman" w:hAnsi="Times New Roman"/>
+        </w:rPr>
+        <w:t>Ming Lin, Shifeng Weng, Changshui Zhang. On the Sample Complexity of Random Fourier Features for Online Learning. ACM Transactions on Knowledge Discovery from Data (TKDD), Volume 8 Issue 3, Pages 13:1--13:19, June 2014.</w:t>
+      </w:r>
+    </w:p>
+    <w:p>
+      <w:pPr>
+        <w:pStyle w:val="ListParagraph"/>
+        <w:numPr>
+          <w:ilvl w:val="0"/>
+          <w:numId w:val="5"/>
+        </w:numPr>
+        <w:rPr>
+          <w:rFonts w:ascii="Times New Roman" w:hAnsi="Times New Roman"/>
+        </w:rPr>
+      </w:pPr>
+      <w:r>
+        <w:rPr>
+          <w:rFonts w:ascii="Times New Roman" w:hAnsi="Times New Roman"/>
+        </w:rPr>
+        <w:t xml:space="preserve">Ming Lin, Fei Wang, Changshui Zhang.  Large-Scale Eigenvector Approximation via Hilbert Space Embedding Nystrom.  Pattern Recognition (PR), 48(5), </w:t>
+      </w:r>
+      <w:r>
+        <w:rPr>
+          <w:rFonts w:ascii="Times New Roman" w:hAnsi="Times New Roman"/>
+        </w:rPr>
+        <w:t>Pages</w:t>
+      </w:r>
+      <w:r>
+        <w:rPr>
+          <w:rFonts w:ascii="Times New Roman" w:hAnsi="Times New Roman"/>
+        </w:rPr>
+        <w:t xml:space="preserve"> 1904-1912, 2015. </w:t>
+      </w:r>
+    </w:p>
+    <w:p>
+      <w:pPr>
+        <w:pStyle w:val="ListParagraph"/>
+        <w:numPr>
+          <w:ilvl w:val="0"/>
+          <w:numId w:val="5"/>
+        </w:numPr>
+        <w:rPr>
+          <w:rFonts w:ascii="Times New Roman" w:hAnsi="Times New Roman"/>
+        </w:rPr>
+      </w:pPr>
+      <w:r>
+        <w:rPr>
+          <w:rFonts w:ascii="Times New Roman" w:hAnsi="Times New Roman"/>
+        </w:rPr>
+        <w:t>Zheng Pan, Ming Lin, Guangdong Hou, Changshui Zhang. Damping proximal coordinate descent algorithm for non-convex regularization. Neurocomputing, vol 152</w:t>
+      </w:r>
+      <w:r>
+        <w:rPr>
+          <w:rFonts w:ascii="Times New Roman" w:hAnsi="Times New Roman"/>
+        </w:rPr>
+        <w:t>,</w:t>
+      </w:r>
+      <w:r>
+        <w:rPr>
+          <w:rFonts w:ascii="Times New Roman" w:hAnsi="Times New Roman"/>
+        </w:rPr>
+        <w:t xml:space="preserve"> </w:t>
+      </w:r>
+      <w:r>
+        <w:rPr>
+          <w:rFonts w:ascii="Times New Roman" w:hAnsi="Times New Roman"/>
+        </w:rPr>
+        <w:t>Pages</w:t>
+      </w:r>
+      <w:r>
+        <w:rPr>
+          <w:rFonts w:ascii="Times New Roman" w:hAnsi="Times New Roman"/>
+        </w:rPr>
+        <w:t xml:space="preserve"> 151-163, 2015. </w:t>
+      </w:r>
+    </w:p>
+    <w:p>
+      <w:pPr>
+        <w:pStyle w:val="ListParagraph"/>
+        <w:numPr>
+          <w:ilvl w:val="0"/>
+          <w:numId w:val="5"/>
+        </w:numPr>
+        <w:rPr>
+          <w:rFonts w:ascii="Times New Roman" w:hAnsi="Times New Roman"/>
+        </w:rPr>
+      </w:pPr>
+      <w:r>
+        <w:rPr>
+          <w:rFonts w:ascii="Times New Roman" w:hAnsi="Times New Roman"/>
+        </w:rPr>
+        <w:t xml:space="preserve">Zhen Hu, Ming Lin, Changshui Zhang. Dependent Online Kernel Learning with Constant Number of Random Fourier Features. </w:t>
+      </w:r>
+      <w:r>
+        <w:rPr>
+          <w:rFonts w:ascii="Times New Roman" w:hAnsi="Times New Roman"/>
+        </w:rPr>
+        <w:t xml:space="preserve">IEEE Transactions on Neural </w:t>
+      </w:r>
+      <w:r>
+        <w:rPr>
+          <w:rFonts w:ascii="Times New Roman" w:hAnsi="Times New Roman"/>
+        </w:rPr>
+        <w:lastRenderedPageBreak/>
+        <w:t>Networks and Learning Systems (TNNLS), Volume 26, Issue 10, Pages 2464-2476, 2015.</w:t>
+      </w:r>
+      <w:bookmarkStart w:id="0" w:name="_GoBack"/>
+      <w:bookmarkEnd w:id="0"/>
+    </w:p>
+    <w:p>
+      <w:pPr>
+        <w:pStyle w:val="ListParagraph"/>
+        <w:numPr>
+          <w:ilvl w:val="0"/>
+          <w:numId w:val="5"/>
+        </w:numPr>
+        <w:rPr>
+          <w:rFonts w:ascii="Times New Roman" w:hAnsi="Times New Roman"/>
+        </w:rPr>
+      </w:pPr>
+      <w:r>
+        <w:rPr>
+          <w:rFonts w:ascii="Times New Roman" w:hAnsi="Times New Roman"/>
+        </w:rPr>
+        <w:t>Ming Lin, Lijun Zhang, Rong Jin, Shifeng Weng, Changshui Zhang.  Online Kernel Learning with Nearly Constant Support Vectors. Neurocomputing. Volume 179, Pages 26-36, 2016.</w:t>
+      </w:r>
+    </w:p>
+    <w:p>
+      <w:pPr>
+        <w:pStyle w:val="ListParagraph"/>
+        <w:numPr>
+          <w:ilvl w:val="0"/>
+          <w:numId w:val="5"/>
+        </w:numPr>
+        <w:rPr>
+          <w:rFonts w:ascii="Times New Roman" w:hAnsi="Times New Roman"/>
+        </w:rPr>
+      </w:pPr>
+      <w:r>
+        <w:rPr>
+          <w:rFonts w:ascii="Times New Roman" w:hAnsi="Times New Roman"/>
+        </w:rPr>
+        <w:t>Shoou-I Yu, Yi Yang, Zhongwen Xu, Shicheng Xu, Deyu Meng, Zexi Mao, Zhigang Ma, Ming Lin, Xuanchong Li, Huan Li, Zhenzhong Lan, Lu Jiang, Alexander G. Hauptmann, Chuang Gan, Xingzhong Du, Xiaojun Chang</w:t>
+      </w:r>
+      <w:r>
+        <w:rPr>
+          <w:rFonts w:ascii="Times New Roman" w:hAnsi="Times New Roman"/>
+        </w:rPr>
+        <w:t xml:space="preserve">. </w:t>
+      </w:r>
+      <w:r>
+        <w:rPr>
+          <w:rFonts w:ascii="Times New Roman" w:hAnsi="Times New Roman"/>
+        </w:rPr>
+        <w:t>Strategies for Searching Video Content with Text Queries or Video Examples</w:t>
+      </w:r>
+      <w:r>
+        <w:rPr>
+          <w:rFonts w:ascii="Times New Roman" w:hAnsi="Times New Roman"/>
+        </w:rPr>
+        <w:t xml:space="preserve"> (Invited Paper). </w:t>
+      </w:r>
+      <w:r>
+        <w:rPr>
+          <w:rFonts w:ascii="Times New Roman" w:hAnsi="Times New Roman"/>
+        </w:rPr>
+        <w:t>ITE Transactions on Media Technology and Applications 4.3</w:t>
+      </w:r>
+      <w:r>
+        <w:rPr>
+          <w:rFonts w:ascii="Times New Roman" w:hAnsi="Times New Roman"/>
+        </w:rPr>
+        <w:t>, Pages 227-238, 2016</w:t>
+      </w:r>
+    </w:p>
+    <w:p>
+      <w:pPr>
+        <w:rPr>
+          <w:rFonts w:ascii="Times New Roman" w:hAnsi="Times New Roman"/>
+        </w:rPr>
+      </w:pPr>
+    </w:p>
+    <w:p>
+      <w:pPr>
+        <w:rPr>
+          <w:rFonts w:ascii="Times New Roman" w:hAnsi="Times New Roman"/>
           <w:b/>
           <w:sz w:val="28"/>
           <w:szCs w:val="28"/>
@@ -2258,6 +2565,119 @@
 <file path=word/numbering.xml><?xml version="1.0" encoding="utf-8"?>
 <w:numbering xmlns:wpc="http://schemas.microsoft.com/office/word/2010/wordprocessingCanvas" xmlns:cx="http://schemas.microsoft.com/office/drawing/2014/chartex" xmlns:cx1="http://schemas.microsoft.com/office/drawing/2015/9/8/chartex" xmlns:cx2="http://schemas.microsoft.com/office/drawing/2015/10/21/chartex" xmlns:cx3="http://schemas.microsoft.com/office/drawing/2016/5/9/chartex" xmlns:cx4="http://schemas.microsoft.com/office/drawing/2016/5/10/chartex" xmlns:cx5="http://schemas.microsoft.com/office/drawing/2016/5/11/chartex" xmlns:cx6="http://schemas.microsoft.com/office/drawing/2016/5/12/chartex" xmlns:cx7="http://schemas.microsoft.com/office/drawing/2016/5/13/chartex" xmlns:cx8="http://schemas.microsoft.com/office/drawing/2016/5/14/chartex" xmlns:mc="http://schemas.openxmlformats.org/markup-compatibility/2006" xmlns:o="urn:schemas-microsoft-com:office:office" xmlns:r="http://schemas.openxmlformats.org/officeDocument/2006/relationships" xmlns:m="http://schemas.openxmlformats.org/officeDocument/2006/math" xmlns:v="urn:schemas-microsoft-com:vml" xmlns:wp14="http://schemas.microsoft.com/office/word/2010/wordprocessingDrawing" xmlns:wp="http://schemas.openxmlformats.org/drawingml/2006/wordprocessingDrawing" xmlns:w10="urn:schemas-microsoft-com:office:word" xmlns:w="http://schemas.openxmlformats.org/wordprocessingml/2006/main" xmlns:w14="http://schemas.microsoft.com/office/word/2010/wordml" xmlns:w15="http://schemas.microsoft.com/office/word/2012/wordml" xmlns:w16se="http://schemas.microsoft.com/office/word/2015/wordml/symex" xmlns:wpg="http://schemas.microsoft.com/office/word/2010/wordprocessingGroup" xmlns:wpi="http://schemas.microsoft.com/office/word/2010/wordprocessingInk" xmlns:wne="http://schemas.microsoft.com/office/word/2006/wordml" xmlns:wps="http://schemas.microsoft.com/office/word/2010/wordprocessingShape" mc:Ignorable="w14 w15 w16se wp14">
   <w:abstractNum w:abstractNumId="0" w15:restartNumberingAfterBreak="0">
+    <w:nsid w:val="0F253C22"/>
+    <w:multiLevelType w:val="hybridMultilevel"/>
+    <w:tmpl w:val="4B36EDF4"/>
+    <w:lvl w:ilvl="0" w:tplc="04090003">
+      <w:start w:val="1"/>
+      <w:numFmt w:val="bullet"/>
+      <w:lvlText w:val="o"/>
+      <w:lvlJc w:val="left"/>
+      <w:pPr>
+        <w:ind w:left="420" w:hanging="420"/>
+      </w:pPr>
+      <w:rPr>
+        <w:rFonts w:ascii="Courier New" w:hAnsi="Courier New" w:cs="Courier New" w:hint="default"/>
+      </w:rPr>
+    </w:lvl>
+    <w:lvl w:ilvl="1" w:tplc="04090003" w:tentative="1">
+      <w:start w:val="1"/>
+      <w:numFmt w:val="bullet"/>
+      <w:lvlText w:val=""/>
+      <w:lvlJc w:val="left"/>
+      <w:pPr>
+        <w:ind w:left="840" w:hanging="420"/>
+      </w:pPr>
+      <w:rPr>
+        <w:rFonts w:ascii="Wingdings" w:hAnsi="Wingdings" w:hint="default"/>
+      </w:rPr>
+    </w:lvl>
+    <w:lvl w:ilvl="2" w:tplc="04090005" w:tentative="1">
+      <w:start w:val="1"/>
+      <w:numFmt w:val="bullet"/>
+      <w:lvlText w:val=""/>
+      <w:lvlJc w:val="left"/>
+      <w:pPr>
+        <w:ind w:left="1260" w:hanging="420"/>
+      </w:pPr>
+      <w:rPr>
+        <w:rFonts w:ascii="Wingdings" w:hAnsi="Wingdings" w:hint="default"/>
+      </w:rPr>
+    </w:lvl>
+    <w:lvl w:ilvl="3" w:tplc="04090001" w:tentative="1">
+      <w:start w:val="1"/>
+      <w:numFmt w:val="bullet"/>
+      <w:lvlText w:val=""/>
+      <w:lvlJc w:val="left"/>
+      <w:pPr>
+        <w:ind w:left="1680" w:hanging="420"/>
+      </w:pPr>
+      <w:rPr>
+        <w:rFonts w:ascii="Wingdings" w:hAnsi="Wingdings" w:hint="default"/>
+      </w:rPr>
+    </w:lvl>
+    <w:lvl w:ilvl="4" w:tplc="04090003" w:tentative="1">
+      <w:start w:val="1"/>
+      <w:numFmt w:val="bullet"/>
+      <w:lvlText w:val=""/>
+      <w:lvlJc w:val="left"/>
+      <w:pPr>
+        <w:ind w:left="2100" w:hanging="420"/>
+      </w:pPr>
+      <w:rPr>
+        <w:rFonts w:ascii="Wingdings" w:hAnsi="Wingdings" w:hint="default"/>
+      </w:rPr>
+    </w:lvl>
+    <w:lvl w:ilvl="5" w:tplc="04090005" w:tentative="1">
+      <w:start w:val="1"/>
+      <w:numFmt w:val="bullet"/>
+      <w:lvlText w:val=""/>
+      <w:lvlJc w:val="left"/>
+      <w:pPr>
+        <w:ind w:left="2520" w:hanging="420"/>
+      </w:pPr>
+      <w:rPr>
+        <w:rFonts w:ascii="Wingdings" w:hAnsi="Wingdings" w:hint="default"/>
+      </w:rPr>
+    </w:lvl>
+    <w:lvl w:ilvl="6" w:tplc="04090001" w:tentative="1">
+      <w:start w:val="1"/>
+      <w:numFmt w:val="bullet"/>
+      <w:lvlText w:val=""/>
+      <w:lvlJc w:val="left"/>
+      <w:pPr>
+        <w:ind w:left="2940" w:hanging="420"/>
+      </w:pPr>
+      <w:rPr>
+        <w:rFonts w:ascii="Wingdings" w:hAnsi="Wingdings" w:hint="default"/>
+      </w:rPr>
+    </w:lvl>
+    <w:lvl w:ilvl="7" w:tplc="04090003" w:tentative="1">
+      <w:start w:val="1"/>
+      <w:numFmt w:val="bullet"/>
+      <w:lvlText w:val=""/>
+      <w:lvlJc w:val="left"/>
+      <w:pPr>
+        <w:ind w:left="3360" w:hanging="420"/>
+      </w:pPr>
+      <w:rPr>
+        <w:rFonts w:ascii="Wingdings" w:hAnsi="Wingdings" w:hint="default"/>
+      </w:rPr>
+    </w:lvl>
+    <w:lvl w:ilvl="8" w:tplc="04090005" w:tentative="1">
+      <w:start w:val="1"/>
+      <w:numFmt w:val="bullet"/>
+      <w:lvlText w:val=""/>
+      <w:lvlJc w:val="left"/>
+      <w:pPr>
+        <w:ind w:left="3780" w:hanging="420"/>
+      </w:pPr>
+      <w:rPr>
+        <w:rFonts w:ascii="Wingdings" w:hAnsi="Wingdings" w:hint="default"/>
+      </w:rPr>
+    </w:lvl>
+  </w:abstractNum>
+  <w:abstractNum w:abstractNumId="1" w15:restartNumberingAfterBreak="0">
     <w:nsid w:val="10D86EC4"/>
     <w:multiLevelType w:val="hybridMultilevel"/>
     <w:tmpl w:val="30523894"/>
@@ -2370,7 +2790,7 @@
       </w:rPr>
     </w:lvl>
   </w:abstractNum>
-  <w:abstractNum w:abstractNumId="1" w15:restartNumberingAfterBreak="0">
+  <w:abstractNum w:abstractNumId="2" w15:restartNumberingAfterBreak="0">
     <w:nsid w:val="129F0125"/>
     <w:multiLevelType w:val="hybridMultilevel"/>
     <w:tmpl w:val="39387A62"/>
@@ -2456,7 +2876,233 @@
       </w:pPr>
     </w:lvl>
   </w:abstractNum>
-  <w:abstractNum w:abstractNumId="2" w15:restartNumberingAfterBreak="0">
+  <w:abstractNum w:abstractNumId="3" w15:restartNumberingAfterBreak="0">
+    <w:nsid w:val="177B0CE2"/>
+    <w:multiLevelType w:val="hybridMultilevel"/>
+    <w:tmpl w:val="BB1A53D0"/>
+    <w:lvl w:ilvl="0" w:tplc="04090003">
+      <w:start w:val="1"/>
+      <w:numFmt w:val="bullet"/>
+      <w:lvlText w:val="o"/>
+      <w:lvlJc w:val="left"/>
+      <w:pPr>
+        <w:ind w:left="420" w:hanging="420"/>
+      </w:pPr>
+      <w:rPr>
+        <w:rFonts w:ascii="Courier New" w:hAnsi="Courier New" w:cs="Courier New" w:hint="default"/>
+      </w:rPr>
+    </w:lvl>
+    <w:lvl w:ilvl="1" w:tplc="04090003" w:tentative="1">
+      <w:start w:val="1"/>
+      <w:numFmt w:val="bullet"/>
+      <w:lvlText w:val=""/>
+      <w:lvlJc w:val="left"/>
+      <w:pPr>
+        <w:ind w:left="840" w:hanging="420"/>
+      </w:pPr>
+      <w:rPr>
+        <w:rFonts w:ascii="Wingdings" w:hAnsi="Wingdings" w:hint="default"/>
+      </w:rPr>
+    </w:lvl>
+    <w:lvl w:ilvl="2" w:tplc="04090005" w:tentative="1">
+      <w:start w:val="1"/>
+      <w:numFmt w:val="bullet"/>
+      <w:lvlText w:val=""/>
+      <w:lvlJc w:val="left"/>
+      <w:pPr>
+        <w:ind w:left="1260" w:hanging="420"/>
+      </w:pPr>
+      <w:rPr>
+        <w:rFonts w:ascii="Wingdings" w:hAnsi="Wingdings" w:hint="default"/>
+      </w:rPr>
+    </w:lvl>
+    <w:lvl w:ilvl="3" w:tplc="04090001" w:tentative="1">
+      <w:start w:val="1"/>
+      <w:numFmt w:val="bullet"/>
+      <w:lvlText w:val=""/>
+      <w:lvlJc w:val="left"/>
+      <w:pPr>
+        <w:ind w:left="1680" w:hanging="420"/>
+      </w:pPr>
+      <w:rPr>
+        <w:rFonts w:ascii="Wingdings" w:hAnsi="Wingdings" w:hint="default"/>
+      </w:rPr>
+    </w:lvl>
+    <w:lvl w:ilvl="4" w:tplc="04090003" w:tentative="1">
+      <w:start w:val="1"/>
+      <w:numFmt w:val="bullet"/>
+      <w:lvlText w:val=""/>
+      <w:lvlJc w:val="left"/>
+      <w:pPr>
+        <w:ind w:left="2100" w:hanging="420"/>
+      </w:pPr>
+      <w:rPr>
+        <w:rFonts w:ascii="Wingdings" w:hAnsi="Wingdings" w:hint="default"/>
+      </w:rPr>
+    </w:lvl>
+    <w:lvl w:ilvl="5" w:tplc="04090005" w:tentative="1">
+      <w:start w:val="1"/>
+      <w:numFmt w:val="bullet"/>
+      <w:lvlText w:val=""/>
+      <w:lvlJc w:val="left"/>
+      <w:pPr>
+        <w:ind w:left="2520" w:hanging="420"/>
+      </w:pPr>
+      <w:rPr>
+        <w:rFonts w:ascii="Wingdings" w:hAnsi="Wingdings" w:hint="default"/>
+      </w:rPr>
+    </w:lvl>
+    <w:lvl w:ilvl="6" w:tplc="04090001" w:tentative="1">
+      <w:start w:val="1"/>
+      <w:numFmt w:val="bullet"/>
+      <w:lvlText w:val=""/>
+      <w:lvlJc w:val="left"/>
+      <w:pPr>
+        <w:ind w:left="2940" w:hanging="420"/>
+      </w:pPr>
+      <w:rPr>
+        <w:rFonts w:ascii="Wingdings" w:hAnsi="Wingdings" w:hint="default"/>
+      </w:rPr>
+    </w:lvl>
+    <w:lvl w:ilvl="7" w:tplc="04090003" w:tentative="1">
+      <w:start w:val="1"/>
+      <w:numFmt w:val="bullet"/>
+      <w:lvlText w:val=""/>
+      <w:lvlJc w:val="left"/>
+      <w:pPr>
+        <w:ind w:left="3360" w:hanging="420"/>
+      </w:pPr>
+      <w:rPr>
+        <w:rFonts w:ascii="Wingdings" w:hAnsi="Wingdings" w:hint="default"/>
+      </w:rPr>
+    </w:lvl>
+    <w:lvl w:ilvl="8" w:tplc="04090005" w:tentative="1">
+      <w:start w:val="1"/>
+      <w:numFmt w:val="bullet"/>
+      <w:lvlText w:val=""/>
+      <w:lvlJc w:val="left"/>
+      <w:pPr>
+        <w:ind w:left="3780" w:hanging="420"/>
+      </w:pPr>
+      <w:rPr>
+        <w:rFonts w:ascii="Wingdings" w:hAnsi="Wingdings" w:hint="default"/>
+      </w:rPr>
+    </w:lvl>
+  </w:abstractNum>
+  <w:abstractNum w:abstractNumId="4" w15:restartNumberingAfterBreak="0">
+    <w:nsid w:val="22696136"/>
+    <w:multiLevelType w:val="hybridMultilevel"/>
+    <w:tmpl w:val="3F28661A"/>
+    <w:lvl w:ilvl="0" w:tplc="04090003">
+      <w:start w:val="1"/>
+      <w:numFmt w:val="bullet"/>
+      <w:lvlText w:val="o"/>
+      <w:lvlJc w:val="left"/>
+      <w:pPr>
+        <w:ind w:left="420" w:hanging="420"/>
+      </w:pPr>
+      <w:rPr>
+        <w:rFonts w:ascii="Courier New" w:hAnsi="Courier New" w:cs="Courier New" w:hint="default"/>
+      </w:rPr>
+    </w:lvl>
+    <w:lvl w:ilvl="1" w:tplc="04090003" w:tentative="1">
+      <w:start w:val="1"/>
+      <w:numFmt w:val="bullet"/>
+      <w:lvlText w:val=""/>
+      <w:lvlJc w:val="left"/>
+      <w:pPr>
+        <w:ind w:left="840" w:hanging="420"/>
+      </w:pPr>
+      <w:rPr>
+        <w:rFonts w:ascii="Wingdings" w:hAnsi="Wingdings" w:hint="default"/>
+      </w:rPr>
+    </w:lvl>
+    <w:lvl w:ilvl="2" w:tplc="04090005" w:tentative="1">
+      <w:start w:val="1"/>
+      <w:numFmt w:val="bullet"/>
+      <w:lvlText w:val=""/>
+      <w:lvlJc w:val="left"/>
+      <w:pPr>
+        <w:ind w:left="1260" w:hanging="420"/>
+      </w:pPr>
+      <w:rPr>
+        <w:rFonts w:ascii="Wingdings" w:hAnsi="Wingdings" w:hint="default"/>
+      </w:rPr>
+    </w:lvl>
+    <w:lvl w:ilvl="3" w:tplc="04090001" w:tentative="1">
+      <w:start w:val="1"/>
+      <w:numFmt w:val="bullet"/>
+      <w:lvlText w:val=""/>
+      <w:lvlJc w:val="left"/>
+      <w:pPr>
+        <w:ind w:left="1680" w:hanging="420"/>
+      </w:pPr>
+      <w:rPr>
+        <w:rFonts w:ascii="Wingdings" w:hAnsi="Wingdings" w:hint="default"/>
+      </w:rPr>
+    </w:lvl>
+    <w:lvl w:ilvl="4" w:tplc="04090003" w:tentative="1">
+      <w:start w:val="1"/>
+      <w:numFmt w:val="bullet"/>
+      <w:lvlText w:val=""/>
+      <w:lvlJc w:val="left"/>
+      <w:pPr>
+        <w:ind w:left="2100" w:hanging="420"/>
+      </w:pPr>
+      <w:rPr>
+        <w:rFonts w:ascii="Wingdings" w:hAnsi="Wingdings" w:hint="default"/>
+      </w:rPr>
+    </w:lvl>
+    <w:lvl w:ilvl="5" w:tplc="04090005" w:tentative="1">
+      <w:start w:val="1"/>
+      <w:numFmt w:val="bullet"/>
+      <w:lvlText w:val=""/>
+      <w:lvlJc w:val="left"/>
+      <w:pPr>
+        <w:ind w:left="2520" w:hanging="420"/>
+      </w:pPr>
+      <w:rPr>
+        <w:rFonts w:ascii="Wingdings" w:hAnsi="Wingdings" w:hint="default"/>
+      </w:rPr>
+    </w:lvl>
+    <w:lvl w:ilvl="6" w:tplc="04090001" w:tentative="1">
+      <w:start w:val="1"/>
+      <w:numFmt w:val="bullet"/>
+      <w:lvlText w:val=""/>
+      <w:lvlJc w:val="left"/>
+      <w:pPr>
+        <w:ind w:left="2940" w:hanging="420"/>
+      </w:pPr>
+      <w:rPr>
+        <w:rFonts w:ascii="Wingdings" w:hAnsi="Wingdings" w:hint="default"/>
+      </w:rPr>
+    </w:lvl>
+    <w:lvl w:ilvl="7" w:tplc="04090003" w:tentative="1">
+      <w:start w:val="1"/>
+      <w:numFmt w:val="bullet"/>
+      <w:lvlText w:val=""/>
+      <w:lvlJc w:val="left"/>
+      <w:pPr>
+        <w:ind w:left="3360" w:hanging="420"/>
+      </w:pPr>
+      <w:rPr>
+        <w:rFonts w:ascii="Wingdings" w:hAnsi="Wingdings" w:hint="default"/>
+      </w:rPr>
+    </w:lvl>
+    <w:lvl w:ilvl="8" w:tplc="04090005" w:tentative="1">
+      <w:start w:val="1"/>
+      <w:numFmt w:val="bullet"/>
+      <w:lvlText w:val=""/>
+      <w:lvlJc w:val="left"/>
+      <w:pPr>
+        <w:ind w:left="3780" w:hanging="420"/>
+      </w:pPr>
+      <w:rPr>
+        <w:rFonts w:ascii="Wingdings" w:hAnsi="Wingdings" w:hint="default"/>
+      </w:rPr>
+    </w:lvl>
+  </w:abstractNum>
+  <w:abstractNum w:abstractNumId="5" w15:restartNumberingAfterBreak="0">
     <w:nsid w:val="24713D9E"/>
     <w:multiLevelType w:val="hybridMultilevel"/>
     <w:tmpl w:val="158E6CCA"/>
@@ -2542,7 +3188,120 @@
       </w:pPr>
     </w:lvl>
   </w:abstractNum>
-  <w:abstractNum w:abstractNumId="3" w15:restartNumberingAfterBreak="0">
+  <w:abstractNum w:abstractNumId="6" w15:restartNumberingAfterBreak="0">
+    <w:nsid w:val="322E5722"/>
+    <w:multiLevelType w:val="hybridMultilevel"/>
+    <w:tmpl w:val="1D4A125A"/>
+    <w:lvl w:ilvl="0" w:tplc="04090003">
+      <w:start w:val="1"/>
+      <w:numFmt w:val="bullet"/>
+      <w:lvlText w:val="o"/>
+      <w:lvlJc w:val="left"/>
+      <w:pPr>
+        <w:ind w:left="420" w:hanging="420"/>
+      </w:pPr>
+      <w:rPr>
+        <w:rFonts w:ascii="Courier New" w:hAnsi="Courier New" w:cs="Courier New" w:hint="default"/>
+      </w:rPr>
+    </w:lvl>
+    <w:lvl w:ilvl="1" w:tplc="04090003" w:tentative="1">
+      <w:start w:val="1"/>
+      <w:numFmt w:val="bullet"/>
+      <w:lvlText w:val=""/>
+      <w:lvlJc w:val="left"/>
+      <w:pPr>
+        <w:ind w:left="840" w:hanging="420"/>
+      </w:pPr>
+      <w:rPr>
+        <w:rFonts w:ascii="Wingdings" w:hAnsi="Wingdings" w:hint="default"/>
+      </w:rPr>
+    </w:lvl>
+    <w:lvl w:ilvl="2" w:tplc="04090005" w:tentative="1">
+      <w:start w:val="1"/>
+      <w:numFmt w:val="bullet"/>
+      <w:lvlText w:val=""/>
+      <w:lvlJc w:val="left"/>
+      <w:pPr>
+        <w:ind w:left="1260" w:hanging="420"/>
+      </w:pPr>
+      <w:rPr>
+        <w:rFonts w:ascii="Wingdings" w:hAnsi="Wingdings" w:hint="default"/>
+      </w:rPr>
+    </w:lvl>
+    <w:lvl w:ilvl="3" w:tplc="04090001" w:tentative="1">
+      <w:start w:val="1"/>
+      <w:numFmt w:val="bullet"/>
+      <w:lvlText w:val=""/>
+      <w:lvlJc w:val="left"/>
+      <w:pPr>
+        <w:ind w:left="1680" w:hanging="420"/>
+      </w:pPr>
+      <w:rPr>
+        <w:rFonts w:ascii="Wingdings" w:hAnsi="Wingdings" w:hint="default"/>
+      </w:rPr>
+    </w:lvl>
+    <w:lvl w:ilvl="4" w:tplc="04090003" w:tentative="1">
+      <w:start w:val="1"/>
+      <w:numFmt w:val="bullet"/>
+      <w:lvlText w:val=""/>
+      <w:lvlJc w:val="left"/>
+      <w:pPr>
+        <w:ind w:left="2100" w:hanging="420"/>
+      </w:pPr>
+      <w:rPr>
+        <w:rFonts w:ascii="Wingdings" w:hAnsi="Wingdings" w:hint="default"/>
+      </w:rPr>
+    </w:lvl>
+    <w:lvl w:ilvl="5" w:tplc="04090005" w:tentative="1">
+      <w:start w:val="1"/>
+      <w:numFmt w:val="bullet"/>
+      <w:lvlText w:val=""/>
+      <w:lvlJc w:val="left"/>
+      <w:pPr>
+        <w:ind w:left="2520" w:hanging="420"/>
+      </w:pPr>
+      <w:rPr>
+        <w:rFonts w:ascii="Wingdings" w:hAnsi="Wingdings" w:hint="default"/>
+      </w:rPr>
+    </w:lvl>
+    <w:lvl w:ilvl="6" w:tplc="04090001" w:tentative="1">
+      <w:start w:val="1"/>
+      <w:numFmt w:val="bullet"/>
+      <w:lvlText w:val=""/>
+      <w:lvlJc w:val="left"/>
+      <w:pPr>
+        <w:ind w:left="2940" w:hanging="420"/>
+      </w:pPr>
+      <w:rPr>
+        <w:rFonts w:ascii="Wingdings" w:hAnsi="Wingdings" w:hint="default"/>
+      </w:rPr>
+    </w:lvl>
+    <w:lvl w:ilvl="7" w:tplc="04090003" w:tentative="1">
+      <w:start w:val="1"/>
+      <w:numFmt w:val="bullet"/>
+      <w:lvlText w:val=""/>
+      <w:lvlJc w:val="left"/>
+      <w:pPr>
+        <w:ind w:left="3360" w:hanging="420"/>
+      </w:pPr>
+      <w:rPr>
+        <w:rFonts w:ascii="Wingdings" w:hAnsi="Wingdings" w:hint="default"/>
+      </w:rPr>
+    </w:lvl>
+    <w:lvl w:ilvl="8" w:tplc="04090005" w:tentative="1">
+      <w:start w:val="1"/>
+      <w:numFmt w:val="bullet"/>
+      <w:lvlText w:val=""/>
+      <w:lvlJc w:val="left"/>
+      <w:pPr>
+        <w:ind w:left="3780" w:hanging="420"/>
+      </w:pPr>
+      <w:rPr>
+        <w:rFonts w:ascii="Wingdings" w:hAnsi="Wingdings" w:hint="default"/>
+      </w:rPr>
+    </w:lvl>
+  </w:abstractNum>
+  <w:abstractNum w:abstractNumId="7" w15:restartNumberingAfterBreak="0">
     <w:nsid w:val="32510EEC"/>
     <w:multiLevelType w:val="hybridMultilevel"/>
     <w:tmpl w:val="2B106FB8"/>
@@ -2655,7 +3414,233 @@
       </w:rPr>
     </w:lvl>
   </w:abstractNum>
-  <w:abstractNum w:abstractNumId="4" w15:restartNumberingAfterBreak="0">
+  <w:abstractNum w:abstractNumId="8" w15:restartNumberingAfterBreak="0">
+    <w:nsid w:val="51A02F3D"/>
+    <w:multiLevelType w:val="hybridMultilevel"/>
+    <w:tmpl w:val="02E0970A"/>
+    <w:lvl w:ilvl="0" w:tplc="04090003">
+      <w:start w:val="1"/>
+      <w:numFmt w:val="bullet"/>
+      <w:lvlText w:val="o"/>
+      <w:lvlJc w:val="left"/>
+      <w:pPr>
+        <w:ind w:left="420" w:hanging="420"/>
+      </w:pPr>
+      <w:rPr>
+        <w:rFonts w:ascii="Courier New" w:hAnsi="Courier New" w:cs="Courier New" w:hint="default"/>
+      </w:rPr>
+    </w:lvl>
+    <w:lvl w:ilvl="1" w:tplc="04090003" w:tentative="1">
+      <w:start w:val="1"/>
+      <w:numFmt w:val="bullet"/>
+      <w:lvlText w:val=""/>
+      <w:lvlJc w:val="left"/>
+      <w:pPr>
+        <w:ind w:left="840" w:hanging="420"/>
+      </w:pPr>
+      <w:rPr>
+        <w:rFonts w:ascii="Wingdings" w:hAnsi="Wingdings" w:hint="default"/>
+      </w:rPr>
+    </w:lvl>
+    <w:lvl w:ilvl="2" w:tplc="04090005" w:tentative="1">
+      <w:start w:val="1"/>
+      <w:numFmt w:val="bullet"/>
+      <w:lvlText w:val=""/>
+      <w:lvlJc w:val="left"/>
+      <w:pPr>
+        <w:ind w:left="1260" w:hanging="420"/>
+      </w:pPr>
+      <w:rPr>
+        <w:rFonts w:ascii="Wingdings" w:hAnsi="Wingdings" w:hint="default"/>
+      </w:rPr>
+    </w:lvl>
+    <w:lvl w:ilvl="3" w:tplc="04090001" w:tentative="1">
+      <w:start w:val="1"/>
+      <w:numFmt w:val="bullet"/>
+      <w:lvlText w:val=""/>
+      <w:lvlJc w:val="left"/>
+      <w:pPr>
+        <w:ind w:left="1680" w:hanging="420"/>
+      </w:pPr>
+      <w:rPr>
+        <w:rFonts w:ascii="Wingdings" w:hAnsi="Wingdings" w:hint="default"/>
+      </w:rPr>
+    </w:lvl>
+    <w:lvl w:ilvl="4" w:tplc="04090003" w:tentative="1">
+      <w:start w:val="1"/>
+      <w:numFmt w:val="bullet"/>
+      <w:lvlText w:val=""/>
+      <w:lvlJc w:val="left"/>
+      <w:pPr>
+        <w:ind w:left="2100" w:hanging="420"/>
+      </w:pPr>
+      <w:rPr>
+        <w:rFonts w:ascii="Wingdings" w:hAnsi="Wingdings" w:hint="default"/>
+      </w:rPr>
+    </w:lvl>
+    <w:lvl w:ilvl="5" w:tplc="04090005" w:tentative="1">
+      <w:start w:val="1"/>
+      <w:numFmt w:val="bullet"/>
+      <w:lvlText w:val=""/>
+      <w:lvlJc w:val="left"/>
+      <w:pPr>
+        <w:ind w:left="2520" w:hanging="420"/>
+      </w:pPr>
+      <w:rPr>
+        <w:rFonts w:ascii="Wingdings" w:hAnsi="Wingdings" w:hint="default"/>
+      </w:rPr>
+    </w:lvl>
+    <w:lvl w:ilvl="6" w:tplc="04090001" w:tentative="1">
+      <w:start w:val="1"/>
+      <w:numFmt w:val="bullet"/>
+      <w:lvlText w:val=""/>
+      <w:lvlJc w:val="left"/>
+      <w:pPr>
+        <w:ind w:left="2940" w:hanging="420"/>
+      </w:pPr>
+      <w:rPr>
+        <w:rFonts w:ascii="Wingdings" w:hAnsi="Wingdings" w:hint="default"/>
+      </w:rPr>
+    </w:lvl>
+    <w:lvl w:ilvl="7" w:tplc="04090003" w:tentative="1">
+      <w:start w:val="1"/>
+      <w:numFmt w:val="bullet"/>
+      <w:lvlText w:val=""/>
+      <w:lvlJc w:val="left"/>
+      <w:pPr>
+        <w:ind w:left="3360" w:hanging="420"/>
+      </w:pPr>
+      <w:rPr>
+        <w:rFonts w:ascii="Wingdings" w:hAnsi="Wingdings" w:hint="default"/>
+      </w:rPr>
+    </w:lvl>
+    <w:lvl w:ilvl="8" w:tplc="04090005" w:tentative="1">
+      <w:start w:val="1"/>
+      <w:numFmt w:val="bullet"/>
+      <w:lvlText w:val=""/>
+      <w:lvlJc w:val="left"/>
+      <w:pPr>
+        <w:ind w:left="3780" w:hanging="420"/>
+      </w:pPr>
+      <w:rPr>
+        <w:rFonts w:ascii="Wingdings" w:hAnsi="Wingdings" w:hint="default"/>
+      </w:rPr>
+    </w:lvl>
+  </w:abstractNum>
+  <w:abstractNum w:abstractNumId="9" w15:restartNumberingAfterBreak="0">
+    <w:nsid w:val="58B31189"/>
+    <w:multiLevelType w:val="hybridMultilevel"/>
+    <w:tmpl w:val="EE2EFC10"/>
+    <w:lvl w:ilvl="0" w:tplc="04090003">
+      <w:start w:val="1"/>
+      <w:numFmt w:val="bullet"/>
+      <w:lvlText w:val="o"/>
+      <w:lvlJc w:val="left"/>
+      <w:pPr>
+        <w:ind w:left="420" w:hanging="420"/>
+      </w:pPr>
+      <w:rPr>
+        <w:rFonts w:ascii="Courier New" w:hAnsi="Courier New" w:cs="Courier New" w:hint="default"/>
+      </w:rPr>
+    </w:lvl>
+    <w:lvl w:ilvl="1" w:tplc="04090003" w:tentative="1">
+      <w:start w:val="1"/>
+      <w:numFmt w:val="bullet"/>
+      <w:lvlText w:val=""/>
+      <w:lvlJc w:val="left"/>
+      <w:pPr>
+        <w:ind w:left="840" w:hanging="420"/>
+      </w:pPr>
+      <w:rPr>
+        <w:rFonts w:ascii="Wingdings" w:hAnsi="Wingdings" w:hint="default"/>
+      </w:rPr>
+    </w:lvl>
+    <w:lvl w:ilvl="2" w:tplc="04090005" w:tentative="1">
+      <w:start w:val="1"/>
+      <w:numFmt w:val="bullet"/>
+      <w:lvlText w:val=""/>
+      <w:lvlJc w:val="left"/>
+      <w:pPr>
+        <w:ind w:left="1260" w:hanging="420"/>
+      </w:pPr>
+      <w:rPr>
+        <w:rFonts w:ascii="Wingdings" w:hAnsi="Wingdings" w:hint="default"/>
+      </w:rPr>
+    </w:lvl>
+    <w:lvl w:ilvl="3" w:tplc="04090001" w:tentative="1">
+      <w:start w:val="1"/>
+      <w:numFmt w:val="bullet"/>
+      <w:lvlText w:val=""/>
+      <w:lvlJc w:val="left"/>
+      <w:pPr>
+        <w:ind w:left="1680" w:hanging="420"/>
+      </w:pPr>
+      <w:rPr>
+        <w:rFonts w:ascii="Wingdings" w:hAnsi="Wingdings" w:hint="default"/>
+      </w:rPr>
+    </w:lvl>
+    <w:lvl w:ilvl="4" w:tplc="04090003" w:tentative="1">
+      <w:start w:val="1"/>
+      <w:numFmt w:val="bullet"/>
+      <w:lvlText w:val=""/>
+      <w:lvlJc w:val="left"/>
+      <w:pPr>
+        <w:ind w:left="2100" w:hanging="420"/>
+      </w:pPr>
+      <w:rPr>
+        <w:rFonts w:ascii="Wingdings" w:hAnsi="Wingdings" w:hint="default"/>
+      </w:rPr>
+    </w:lvl>
+    <w:lvl w:ilvl="5" w:tplc="04090005" w:tentative="1">
+      <w:start w:val="1"/>
+      <w:numFmt w:val="bullet"/>
+      <w:lvlText w:val=""/>
+      <w:lvlJc w:val="left"/>
+      <w:pPr>
+        <w:ind w:left="2520" w:hanging="420"/>
+      </w:pPr>
+      <w:rPr>
+        <w:rFonts w:ascii="Wingdings" w:hAnsi="Wingdings" w:hint="default"/>
+      </w:rPr>
+    </w:lvl>
+    <w:lvl w:ilvl="6" w:tplc="04090001" w:tentative="1">
+      <w:start w:val="1"/>
+      <w:numFmt w:val="bullet"/>
+      <w:lvlText w:val=""/>
+      <w:lvlJc w:val="left"/>
+      <w:pPr>
+        <w:ind w:left="2940" w:hanging="420"/>
+      </w:pPr>
+      <w:rPr>
+        <w:rFonts w:ascii="Wingdings" w:hAnsi="Wingdings" w:hint="default"/>
+      </w:rPr>
+    </w:lvl>
+    <w:lvl w:ilvl="7" w:tplc="04090003" w:tentative="1">
+      <w:start w:val="1"/>
+      <w:numFmt w:val="bullet"/>
+      <w:lvlText w:val=""/>
+      <w:lvlJc w:val="left"/>
+      <w:pPr>
+        <w:ind w:left="3360" w:hanging="420"/>
+      </w:pPr>
+      <w:rPr>
+        <w:rFonts w:ascii="Wingdings" w:hAnsi="Wingdings" w:hint="default"/>
+      </w:rPr>
+    </w:lvl>
+    <w:lvl w:ilvl="8" w:tplc="04090005" w:tentative="1">
+      <w:start w:val="1"/>
+      <w:numFmt w:val="bullet"/>
+      <w:lvlText w:val=""/>
+      <w:lvlJc w:val="left"/>
+      <w:pPr>
+        <w:ind w:left="3780" w:hanging="420"/>
+      </w:pPr>
+      <w:rPr>
+        <w:rFonts w:ascii="Wingdings" w:hAnsi="Wingdings" w:hint="default"/>
+      </w:rPr>
+    </w:lvl>
+  </w:abstractNum>
+  <w:abstractNum w:abstractNumId="10" w15:restartNumberingAfterBreak="0">
     <w:nsid w:val="58F920C6"/>
     <w:multiLevelType w:val="hybridMultilevel"/>
     <w:tmpl w:val="2BF0DE90"/>
@@ -2741,7 +3726,7 @@
       </w:pPr>
     </w:lvl>
   </w:abstractNum>
-  <w:abstractNum w:abstractNumId="5" w15:restartNumberingAfterBreak="0">
+  <w:abstractNum w:abstractNumId="11" w15:restartNumberingAfterBreak="0">
     <w:nsid w:val="5EB74F25"/>
     <w:multiLevelType w:val="hybridMultilevel"/>
     <w:tmpl w:val="07D60D7C"/>
@@ -2827,7 +3812,120 @@
       </w:pPr>
     </w:lvl>
   </w:abstractNum>
-  <w:abstractNum w:abstractNumId="6" w15:restartNumberingAfterBreak="0">
+  <w:abstractNum w:abstractNumId="12" w15:restartNumberingAfterBreak="0">
+    <w:nsid w:val="74FA59D7"/>
+    <w:multiLevelType w:val="hybridMultilevel"/>
+    <w:tmpl w:val="BD9EDE20"/>
+    <w:lvl w:ilvl="0" w:tplc="04090003">
+      <w:start w:val="1"/>
+      <w:numFmt w:val="bullet"/>
+      <w:lvlText w:val="o"/>
+      <w:lvlJc w:val="left"/>
+      <w:pPr>
+        <w:ind w:left="420" w:hanging="420"/>
+      </w:pPr>
+      <w:rPr>
+        <w:rFonts w:ascii="Courier New" w:hAnsi="Courier New" w:cs="Courier New" w:hint="default"/>
+      </w:rPr>
+    </w:lvl>
+    <w:lvl w:ilvl="1" w:tplc="04090003" w:tentative="1">
+      <w:start w:val="1"/>
+      <w:numFmt w:val="bullet"/>
+      <w:lvlText w:val=""/>
+      <w:lvlJc w:val="left"/>
+      <w:pPr>
+        <w:ind w:left="840" w:hanging="420"/>
+      </w:pPr>
+      <w:rPr>
+        <w:rFonts w:ascii="Wingdings" w:hAnsi="Wingdings" w:hint="default"/>
+      </w:rPr>
+    </w:lvl>
+    <w:lvl w:ilvl="2" w:tplc="04090005" w:tentative="1">
+      <w:start w:val="1"/>
+      <w:numFmt w:val="bullet"/>
+      <w:lvlText w:val=""/>
+      <w:lvlJc w:val="left"/>
+      <w:pPr>
+        <w:ind w:left="1260" w:hanging="420"/>
+      </w:pPr>
+      <w:rPr>
+        <w:rFonts w:ascii="Wingdings" w:hAnsi="Wingdings" w:hint="default"/>
+      </w:rPr>
+    </w:lvl>
+    <w:lvl w:ilvl="3" w:tplc="04090001" w:tentative="1">
+      <w:start w:val="1"/>
+      <w:numFmt w:val="bullet"/>
+      <w:lvlText w:val=""/>
+      <w:lvlJc w:val="left"/>
+      <w:pPr>
+        <w:ind w:left="1680" w:hanging="420"/>
+      </w:pPr>
+      <w:rPr>
+        <w:rFonts w:ascii="Wingdings" w:hAnsi="Wingdings" w:hint="default"/>
+      </w:rPr>
+    </w:lvl>
+    <w:lvl w:ilvl="4" w:tplc="04090003" w:tentative="1">
+      <w:start w:val="1"/>
+      <w:numFmt w:val="bullet"/>
+      <w:lvlText w:val=""/>
+      <w:lvlJc w:val="left"/>
+      <w:pPr>
+        <w:ind w:left="2100" w:hanging="420"/>
+      </w:pPr>
+      <w:rPr>
+        <w:rFonts w:ascii="Wingdings" w:hAnsi="Wingdings" w:hint="default"/>
+      </w:rPr>
+    </w:lvl>
+    <w:lvl w:ilvl="5" w:tplc="04090005" w:tentative="1">
+      <w:start w:val="1"/>
+      <w:numFmt w:val="bullet"/>
+      <w:lvlText w:val=""/>
+      <w:lvlJc w:val="left"/>
+      <w:pPr>
+        <w:ind w:left="2520" w:hanging="420"/>
+      </w:pPr>
+      <w:rPr>
+        <w:rFonts w:ascii="Wingdings" w:hAnsi="Wingdings" w:hint="default"/>
+      </w:rPr>
+    </w:lvl>
+    <w:lvl w:ilvl="6" w:tplc="04090001" w:tentative="1">
+      <w:start w:val="1"/>
+      <w:numFmt w:val="bullet"/>
+      <w:lvlText w:val=""/>
+      <w:lvlJc w:val="left"/>
+      <w:pPr>
+        <w:ind w:left="2940" w:hanging="420"/>
+      </w:pPr>
+      <w:rPr>
+        <w:rFonts w:ascii="Wingdings" w:hAnsi="Wingdings" w:hint="default"/>
+      </w:rPr>
+    </w:lvl>
+    <w:lvl w:ilvl="7" w:tplc="04090003" w:tentative="1">
+      <w:start w:val="1"/>
+      <w:numFmt w:val="bullet"/>
+      <w:lvlText w:val=""/>
+      <w:lvlJc w:val="left"/>
+      <w:pPr>
+        <w:ind w:left="3360" w:hanging="420"/>
+      </w:pPr>
+      <w:rPr>
+        <w:rFonts w:ascii="Wingdings" w:hAnsi="Wingdings" w:hint="default"/>
+      </w:rPr>
+    </w:lvl>
+    <w:lvl w:ilvl="8" w:tplc="04090005" w:tentative="1">
+      <w:start w:val="1"/>
+      <w:numFmt w:val="bullet"/>
+      <w:lvlText w:val=""/>
+      <w:lvlJc w:val="left"/>
+      <w:pPr>
+        <w:ind w:left="3780" w:hanging="420"/>
+      </w:pPr>
+      <w:rPr>
+        <w:rFonts w:ascii="Wingdings" w:hAnsi="Wingdings" w:hint="default"/>
+      </w:rPr>
+    </w:lvl>
+  </w:abstractNum>
+  <w:abstractNum w:abstractNumId="13" w15:restartNumberingAfterBreak="0">
     <w:nsid w:val="75E073A8"/>
     <w:multiLevelType w:val="hybridMultilevel"/>
     <w:tmpl w:val="418C0CD6"/>
@@ -2940,7 +4038,7 @@
       </w:rPr>
     </w:lvl>
   </w:abstractNum>
-  <w:abstractNum w:abstractNumId="7" w15:restartNumberingAfterBreak="0">
+  <w:abstractNum w:abstractNumId="14" w15:restartNumberingAfterBreak="0">
     <w:nsid w:val="7A153ECE"/>
     <w:multiLevelType w:val="hybridMultilevel"/>
     <w:tmpl w:val="70BA1A5A"/>
@@ -3027,28 +4125,49 @@
     </w:lvl>
   </w:abstractNum>
   <w:num w:numId="1">
+    <w:abstractNumId w:val="14"/>
+  </w:num>
+  <w:num w:numId="2">
     <w:abstractNumId w:val="7"/>
   </w:num>
-  <w:num w:numId="2">
-    <w:abstractNumId w:val="3"/>
+  <w:num w:numId="3">
+    <w:abstractNumId w:val="5"/>
   </w:num>
-  <w:num w:numId="3">
+  <w:num w:numId="4">
+    <w:abstractNumId w:val="11"/>
+  </w:num>
+  <w:num w:numId="5">
     <w:abstractNumId w:val="2"/>
   </w:num>
-  <w:num w:numId="4">
-    <w:abstractNumId w:val="5"/>
+  <w:num w:numId="6">
+    <w:abstractNumId w:val="10"/>
   </w:num>
-  <w:num w:numId="5">
+  <w:num w:numId="7">
+    <w:abstractNumId w:val="13"/>
+  </w:num>
+  <w:num w:numId="8">
     <w:abstractNumId w:val="1"/>
   </w:num>
-  <w:num w:numId="6">
+  <w:num w:numId="9">
     <w:abstractNumId w:val="4"/>
   </w:num>
-  <w:num w:numId="7">
+  <w:num w:numId="10">
+    <w:abstractNumId w:val="8"/>
+  </w:num>
+  <w:num w:numId="11">
+    <w:abstractNumId w:val="9"/>
+  </w:num>
+  <w:num w:numId="12">
+    <w:abstractNumId w:val="0"/>
+  </w:num>
+  <w:num w:numId="13">
+    <w:abstractNumId w:val="12"/>
+  </w:num>
+  <w:num w:numId="14">
     <w:abstractNumId w:val="6"/>
   </w:num>
-  <w:num w:numId="8">
-    <w:abstractNumId w:val="0"/>
+  <w:num w:numId="15">
+    <w:abstractNumId w:val="3"/>
   </w:num>
 </w:numbering>
 </file>
@@ -3445,7 +4564,7 @@
   <w:style w:type="paragraph" w:default="1" w:styleId="Normal">
     <w:name w:val="Normal"/>
     <w:qFormat/>
-    <w:rsid w:val="00ED2BEC"/>
+    <w:rsid w:val="002E11E2"/>
     <w:rPr>
       <w:sz w:val="24"/>
       <w:szCs w:val="24"/>
@@ -4439,7 +5558,7 @@
 </file>
 
 <file path=customXml/itemProps1.xml><?xml version="1.0" encoding="utf-8"?>
-<ds:datastoreItem xmlns:ds="http://schemas.openxmlformats.org/officeDocument/2006/customXml" ds:itemID="{7EE7FAAC-37C7-439D-BC56-5B1A3FD40F6D}">
+<ds:datastoreItem xmlns:ds="http://schemas.openxmlformats.org/officeDocument/2006/customXml" ds:itemID="{CD882D44-3292-420E-A811-A66D6D6A7A5F}">
   <ds:schemaRefs>
     <ds:schemaRef ds:uri="http://schemas.openxmlformats.org/officeDocument/2006/bibliography"/>
   </ds:schemaRefs>

--- a/cv/Ming CV_public.docx
+++ b/cv/Ming CV_public.docx
@@ -1,6 +1,6 @@
 
 <file path=word/document.xml><?xml version="1.0" encoding="utf-8"?>
-<w:document xmlns:wpc="http://schemas.microsoft.com/office/word/2010/wordprocessingCanvas" xmlns:cx="http://schemas.microsoft.com/office/drawing/2014/chartex" xmlns:cx1="http://schemas.microsoft.com/office/drawing/2015/9/8/chartex" xmlns:cx2="http://schemas.microsoft.com/office/drawing/2015/10/21/chartex" xmlns:cx3="http://schemas.microsoft.com/office/drawing/2016/5/9/chartex" xmlns:cx4="http://schemas.microsoft.com/office/drawing/2016/5/10/chartex" xmlns:cx5="http://schemas.microsoft.com/office/drawing/2016/5/11/chartex" xmlns:cx6="http://schemas.microsoft.com/office/drawing/2016/5/12/chartex" xmlns:cx7="http://schemas.microsoft.com/office/drawing/2016/5/13/chartex" xmlns:cx8="http://schemas.microsoft.com/office/drawing/2016/5/14/chartex" xmlns:mc="http://schemas.openxmlformats.org/markup-compatibility/2006" xmlns:o="urn:schemas-microsoft-com:office:office" xmlns:r="http://schemas.openxmlformats.org/officeDocument/2006/relationships" xmlns:m="http://schemas.openxmlformats.org/officeDocument/2006/math" xmlns:v="urn:schemas-microsoft-com:vml" xmlns:wp14="http://schemas.microsoft.com/office/word/2010/wordprocessingDrawing" xmlns:wp="http://schemas.openxmlformats.org/drawingml/2006/wordprocessingDrawing" xmlns:w10="urn:schemas-microsoft-com:office:word" xmlns:w="http://schemas.openxmlformats.org/wordprocessingml/2006/main" xmlns:w14="http://schemas.microsoft.com/office/word/2010/wordml" xmlns:w15="http://schemas.microsoft.com/office/word/2012/wordml" xmlns:w16se="http://schemas.microsoft.com/office/word/2015/wordml/symex" xmlns:wpg="http://schemas.microsoft.com/office/word/2010/wordprocessingGroup" xmlns:wpi="http://schemas.microsoft.com/office/word/2010/wordprocessingInk" xmlns:wne="http://schemas.microsoft.com/office/word/2006/wordml" xmlns:wps="http://schemas.microsoft.com/office/word/2010/wordprocessingShape" mc:Ignorable="w14 w15 w16se wp14">
+<w:document xmlns:wpc="http://schemas.microsoft.com/office/word/2010/wordprocessingCanvas" xmlns:cx="http://schemas.microsoft.com/office/drawing/2014/chartex" xmlns:cx1="http://schemas.microsoft.com/office/drawing/2015/9/8/chartex" xmlns:cx2="http://schemas.microsoft.com/office/drawing/2015/10/21/chartex" xmlns:cx3="http://schemas.microsoft.com/office/drawing/2016/5/9/chartex" xmlns:cx4="http://schemas.microsoft.com/office/drawing/2016/5/10/chartex" xmlns:cx5="http://schemas.microsoft.com/office/drawing/2016/5/11/chartex" xmlns:cx6="http://schemas.microsoft.com/office/drawing/2016/5/12/chartex" xmlns:cx7="http://schemas.microsoft.com/office/drawing/2016/5/13/chartex" xmlns:cx8="http://schemas.microsoft.com/office/drawing/2016/5/14/chartex" xmlns:mc="http://schemas.openxmlformats.org/markup-compatibility/2006" xmlns:aink="http://schemas.microsoft.com/office/drawing/2016/ink" xmlns:am3d="http://schemas.microsoft.com/office/drawing/2017/model3d" xmlns:o="urn:schemas-microsoft-com:office:office" xmlns:r="http://schemas.openxmlformats.org/officeDocument/2006/relationships" xmlns:m="http://schemas.openxmlformats.org/officeDocument/2006/math" xmlns:v="urn:schemas-microsoft-com:vml" xmlns:wp14="http://schemas.microsoft.com/office/word/2010/wordprocessingDrawing" xmlns:wp="http://schemas.openxmlformats.org/drawingml/2006/wordprocessingDrawing" xmlns:w10="urn:schemas-microsoft-com:office:word" xmlns:w="http://schemas.openxmlformats.org/wordprocessingml/2006/main" xmlns:w14="http://schemas.microsoft.com/office/word/2010/wordml" xmlns:w15="http://schemas.microsoft.com/office/word/2012/wordml" xmlns:w16se="http://schemas.microsoft.com/office/word/2015/wordml/symex" xmlns:wpg="http://schemas.microsoft.com/office/word/2010/wordprocessingGroup" xmlns:wpi="http://schemas.microsoft.com/office/word/2010/wordprocessingInk" xmlns:wne="http://schemas.microsoft.com/office/word/2006/wordml" xmlns:wps="http://schemas.microsoft.com/office/word/2010/wordprocessingShape" mc:Ignorable="w14 w15 w16se wp14">
   <w:body>
     <w:tbl>
       <w:tblPr>
@@ -680,7 +680,7 @@
     <w:p>
       <w:pPr>
         <w:rPr>
-          <w:rFonts w:ascii="Times New Roman" w:hAnsi="Times New Roman" w:hint="eastAsia"/>
+          <w:rFonts w:ascii="Times New Roman" w:hAnsi="Times New Roman"/>
           <w:b/>
           <w:sz w:val="28"/>
           <w:szCs w:val="28"/>
@@ -1061,7 +1061,7 @@
     <w:p>
       <w:pPr>
         <w:rPr>
-          <w:rFonts w:ascii="Times New Roman" w:hAnsi="Times New Roman"/>
+          <w:rFonts w:ascii="Times New Roman" w:hAnsi="Times New Roman" w:hint="eastAsia"/>
           <w:b/>
           <w:sz w:val="28"/>
           <w:szCs w:val="28"/>
@@ -1096,13 +1096,194 @@
               <w:spacing w:line="276" w:lineRule="auto"/>
               <w:jc w:val="center"/>
               <w:rPr>
-                <w:rFonts w:ascii="Times New Roman" w:hAnsi="Times New Roman"/>
+                <w:rFonts w:ascii="Times New Roman" w:hAnsi="Times New Roman" w:hint="eastAsia"/>
               </w:rPr>
             </w:pPr>
             <w:r>
               <w:rPr>
                 <w:rFonts w:ascii="Times New Roman" w:hAnsi="Times New Roman" w:hint="eastAsia"/>
               </w:rPr>
+              <w:t>08/2017 - Present</w:t>
+            </w:r>
+          </w:p>
+        </w:tc>
+        <w:tc>
+          <w:tcPr>
+            <w:tcW w:w="6763" w:type="dxa"/>
+          </w:tcPr>
+          <w:p>
+            <w:pPr>
+              <w:spacing w:line="276" w:lineRule="auto"/>
+              <w:rPr>
+                <w:rFonts w:ascii="Times New Roman" w:hAnsi="Times New Roman" w:hint="eastAsia"/>
+                <w:b/>
+                <w:bCs/>
+              </w:rPr>
+            </w:pPr>
+            <w:r>
+              <w:rPr>
+                <w:rFonts w:ascii="Times New Roman" w:hAnsi="Times New Roman" w:hint="eastAsia"/>
+                <w:b/>
+                <w:bCs/>
+              </w:rPr>
+              <w:t>Large-scale Optimization</w:t>
+            </w:r>
+            <w:r>
+              <w:rPr>
+                <w:rFonts w:ascii="Times New Roman" w:hAnsi="Times New Roman"/>
+                <w:b/>
+                <w:bCs/>
+              </w:rPr>
+              <w:t xml:space="preserve"> on GPU</w:t>
+            </w:r>
+          </w:p>
+          <w:p>
+            <w:pPr>
+              <w:pStyle w:val="ListParagraph"/>
+              <w:numPr>
+                <w:ilvl w:val="0"/>
+                <w:numId w:val="17"/>
+              </w:numPr>
+              <w:spacing w:line="276" w:lineRule="auto"/>
+              <w:rPr>
+                <w:rFonts w:ascii="Times New Roman" w:hAnsi="Times New Roman" w:hint="eastAsia"/>
+                <w:bCs/>
+              </w:rPr>
+            </w:pPr>
+            <w:r>
+              <w:rPr>
+                <w:rFonts w:ascii="Times New Roman" w:hAnsi="Times New Roman" w:hint="eastAsia"/>
+                <w:bCs/>
+              </w:rPr>
+              <w:lastRenderedPageBreak/>
+              <w:t>Develop a scalable GPU computing platform for large-scale convex</w:t>
+            </w:r>
+            <w:r>
+              <w:rPr>
+                <w:rFonts w:ascii="Times New Roman" w:hAnsi="Times New Roman"/>
+                <w:bCs/>
+              </w:rPr>
+              <w:t>/nonconvex</w:t>
+            </w:r>
+            <w:r>
+              <w:rPr>
+                <w:rFonts w:ascii="Times New Roman" w:hAnsi="Times New Roman" w:hint="eastAsia"/>
+                <w:bCs/>
+              </w:rPr>
+              <w:t xml:space="preserve"> optimization</w:t>
+            </w:r>
+          </w:p>
+          <w:p>
+            <w:pPr>
+              <w:pStyle w:val="ListParagraph"/>
+              <w:numPr>
+                <w:ilvl w:val="0"/>
+                <w:numId w:val="17"/>
+              </w:numPr>
+              <w:spacing w:line="276" w:lineRule="auto"/>
+              <w:rPr>
+                <w:rFonts w:ascii="Times New Roman" w:hAnsi="Times New Roman"/>
+                <w:bCs/>
+              </w:rPr>
+            </w:pPr>
+            <w:r>
+              <w:rPr>
+                <w:rFonts w:ascii="Times New Roman" w:hAnsi="Times New Roman"/>
+                <w:bCs/>
+              </w:rPr>
+              <w:t>A</w:t>
+            </w:r>
+            <w:r>
+              <w:rPr>
+                <w:rFonts w:ascii="Times New Roman" w:hAnsi="Times New Roman"/>
+                <w:bCs/>
+              </w:rPr>
+              <w:t>ble to handle optimization problems that cannot be fitted into GPU on-board memory.</w:t>
+            </w:r>
+          </w:p>
+          <w:p>
+            <w:pPr>
+              <w:pStyle w:val="ListParagraph"/>
+              <w:numPr>
+                <w:ilvl w:val="0"/>
+                <w:numId w:val="17"/>
+              </w:numPr>
+              <w:spacing w:line="276" w:lineRule="auto"/>
+              <w:rPr>
+                <w:rFonts w:ascii="Times New Roman" w:hAnsi="Times New Roman"/>
+                <w:bCs/>
+              </w:rPr>
+            </w:pPr>
+            <w:r>
+              <w:rPr>
+                <w:rFonts w:ascii="Times New Roman" w:hAnsi="Times New Roman"/>
+                <w:bCs/>
+              </w:rPr>
+              <w:t xml:space="preserve">Train models on very large </w:t>
+            </w:r>
+            <w:r>
+              <w:rPr>
+                <w:rFonts w:ascii="Times New Roman" w:hAnsi="Times New Roman"/>
+                <w:bCs/>
+              </w:rPr>
+              <w:t>dataset</w:t>
+            </w:r>
+            <w:r>
+              <w:rPr>
+                <w:rFonts w:ascii="Times New Roman" w:hAnsi="Times New Roman"/>
+                <w:bCs/>
+              </w:rPr>
+              <w:t>s using</w:t>
+            </w:r>
+            <w:r>
+              <w:rPr>
+                <w:rFonts w:ascii="Times New Roman" w:hAnsi="Times New Roman"/>
+                <w:bCs/>
+              </w:rPr>
+              <w:t xml:space="preserve"> one single GPU.</w:t>
+            </w:r>
+          </w:p>
+          <w:p>
+            <w:pPr>
+              <w:pStyle w:val="ListParagraph"/>
+              <w:numPr>
+                <w:ilvl w:val="0"/>
+                <w:numId w:val="17"/>
+              </w:numPr>
+              <w:spacing w:line="276" w:lineRule="auto"/>
+              <w:rPr>
+                <w:rFonts w:ascii="Times New Roman" w:hAnsi="Times New Roman" w:hint="eastAsia"/>
+                <w:bCs/>
+              </w:rPr>
+            </w:pPr>
+            <w:r>
+              <w:rPr>
+                <w:rFonts w:ascii="Times New Roman" w:hAnsi="Times New Roman"/>
+                <w:bCs/>
+              </w:rPr>
+              <w:t>Distributed to multiple GPUs</w:t>
+            </w:r>
+          </w:p>
+        </w:tc>
+      </w:tr>
+      <w:tr>
+        <w:tc>
+          <w:tcPr>
+            <w:tcW w:w="2093" w:type="dxa"/>
+          </w:tcPr>
+          <w:p>
+            <w:pPr>
+              <w:spacing w:line="276" w:lineRule="auto"/>
+              <w:jc w:val="center"/>
+              <w:rPr>
+                <w:rFonts w:ascii="Times New Roman" w:hAnsi="Times New Roman"/>
+              </w:rPr>
+            </w:pPr>
+            <w:r>
+              <w:rPr>
+                <w:rFonts w:ascii="Times New Roman" w:hAnsi="Times New Roman" w:hint="eastAsia"/>
+              </w:rPr>
+              <w:lastRenderedPageBreak/>
               <w:t>01/2015 -</w:t>
             </w:r>
             <w:r>
@@ -1391,7 +1572,7 @@
     <w:p>
       <w:pPr>
         <w:rPr>
-          <w:rFonts w:ascii="Times New Roman" w:hAnsi="Times New Roman" w:hint="eastAsia"/>
+          <w:rFonts w:ascii="Times New Roman" w:hAnsi="Times New Roman"/>
           <w:b/>
           <w:sz w:val="28"/>
           <w:szCs w:val="28"/>
@@ -1440,45 +1621,39 @@
       </w:pPr>
       <w:r>
         <w:rPr>
-          <w:rFonts w:ascii="Times New Roman" w:hAnsi="Times New Roman" w:hint="eastAsia"/>
-        </w:rPr>
-        <w:t>M</w:t>
-      </w:r>
-      <w:r>
-        <w:rPr>
-          <w:rFonts w:ascii="Times New Roman" w:hAnsi="Times New Roman"/>
-        </w:rPr>
-        <w:t xml:space="preserve">achine learning </w:t>
-      </w:r>
-      <w:r>
-        <w:rPr>
-          <w:rFonts w:ascii="Times New Roman" w:hAnsi="Times New Roman" w:hint="eastAsia"/>
-        </w:rPr>
-        <w:t xml:space="preserve">methods </w:t>
-      </w:r>
-      <w:r>
-        <w:rPr>
-          <w:rFonts w:ascii="Times New Roman" w:hAnsi="Times New Roman"/>
-        </w:rPr>
-        <w:t>on large</w:t>
-      </w:r>
-      <w:r>
-        <w:rPr>
-          <w:rFonts w:ascii="Times New Roman" w:hAnsi="Times New Roman" w:hint="eastAsia"/>
-        </w:rPr>
-        <w:t>-</w:t>
-      </w:r>
-      <w:r>
-        <w:rPr>
-          <w:rFonts w:ascii="Times New Roman" w:hAnsi="Times New Roman"/>
-        </w:rPr>
-        <w:t>scale dataset</w:t>
-      </w:r>
-      <w:r>
-        <w:rPr>
-          <w:rFonts w:ascii="Times New Roman" w:hAnsi="Times New Roman" w:hint="eastAsia"/>
-        </w:rPr>
-        <w:t xml:space="preserve"> and applications in bioinformatics</w:t>
+          <w:rFonts w:ascii="Times New Roman" w:hAnsi="Times New Roman"/>
+        </w:rPr>
+        <w:t>Large-scale non-convex optimization</w:t>
+      </w:r>
+      <w:r>
+        <w:rPr>
+          <w:rFonts w:ascii="Times New Roman" w:hAnsi="Times New Roman"/>
+        </w:rPr>
+        <w:t xml:space="preserve"> and s</w:t>
+      </w:r>
+      <w:r>
+        <w:rPr>
+          <w:rFonts w:ascii="Times New Roman" w:hAnsi="Times New Roman"/>
+        </w:rPr>
+        <w:t>tatistical</w:t>
+      </w:r>
+      <w:r>
+        <w:rPr>
+          <w:rFonts w:ascii="Times New Roman" w:hAnsi="Times New Roman"/>
+        </w:rPr>
+        <w:t xml:space="preserve"> learning </w:t>
+      </w:r>
+      <w:r>
+        <w:rPr>
+          <w:rFonts w:ascii="Times New Roman" w:hAnsi="Times New Roman"/>
+        </w:rPr>
+        <w:t>theor</w:t>
+      </w:r>
+      <w:r>
+        <w:rPr>
+          <w:rFonts w:ascii="Times New Roman" w:hAnsi="Times New Roman"/>
+        </w:rPr>
+        <w:t>y</w:t>
       </w:r>
       <w:r>
         <w:rPr>
@@ -1502,13 +1677,25 @@
         <w:rPr>
           <w:rFonts w:ascii="Times New Roman" w:hAnsi="Times New Roman" w:hint="eastAsia"/>
         </w:rPr>
-        <w:t xml:space="preserve">High dimensional </w:t>
+        <w:t>High-</w:t>
       </w:r>
       <w:r>
         <w:rPr>
           <w:rFonts w:ascii="Times New Roman" w:hAnsi="Times New Roman" w:hint="eastAsia"/>
         </w:rPr>
-        <w:t xml:space="preserve">high order </w:t>
+        <w:t xml:space="preserve">dimensional </w:t>
+      </w:r>
+      <w:r>
+        <w:rPr>
+          <w:rFonts w:ascii="Times New Roman" w:hAnsi="Times New Roman" w:hint="eastAsia"/>
+        </w:rPr>
+        <w:t>high-</w:t>
+      </w:r>
+      <w:r>
+        <w:rPr>
+          <w:rFonts w:ascii="Times New Roman" w:hAnsi="Times New Roman" w:hint="eastAsia"/>
+        </w:rPr>
+        <w:t xml:space="preserve">order </w:t>
       </w:r>
       <w:r>
         <w:rPr>
@@ -1555,6 +1742,36 @@
     </w:p>
     <w:p>
       <w:pPr>
+        <w:pStyle w:val="ListParagraph"/>
+        <w:numPr>
+          <w:ilvl w:val="0"/>
+          <w:numId w:val="1"/>
+        </w:numPr>
+        <w:rPr>
+          <w:rFonts w:ascii="Times New Roman" w:hAnsi="Times New Roman"/>
+        </w:rPr>
+      </w:pPr>
+      <w:r>
+        <w:rPr>
+          <w:rFonts w:ascii="Times New Roman" w:hAnsi="Times New Roman"/>
+        </w:rPr>
+        <w:t xml:space="preserve">Real-world applications in computer vision, nature language processing and </w:t>
+      </w:r>
+      <w:r>
+        <w:rPr>
+          <w:rFonts w:ascii="Times New Roman" w:hAnsi="Times New Roman" w:hint="eastAsia"/>
+        </w:rPr>
+        <w:t>bioinformatics</w:t>
+      </w:r>
+      <w:r>
+        <w:rPr>
+          <w:rFonts w:ascii="Times New Roman" w:hAnsi="Times New Roman" w:hint="eastAsia"/>
+        </w:rPr>
+        <w:t>.</w:t>
+      </w:r>
+    </w:p>
+    <w:p>
+      <w:pPr>
         <w:rPr>
           <w:rFonts w:ascii="Times New Roman" w:hAnsi="Times New Roman"/>
           <w:b/>
@@ -1951,7 +2168,6 @@
         <w:rPr>
           <w:rFonts w:ascii="Times New Roman" w:hAnsi="Times New Roman"/>
         </w:rPr>
-        <w:lastRenderedPageBreak/>
         <w:t xml:space="preserve">Ming Lin, Rong Jin, Changshui Zhang. Efficient Sparse Recovery via Adaptive Non-Convex Regularizers with Oracle Property. </w:t>
       </w:r>
       <w:r>
@@ -2341,6 +2557,7 @@
         <w:rPr>
           <w:rFonts w:ascii="Times New Roman" w:hAnsi="Times New Roman"/>
         </w:rPr>
+        <w:lastRenderedPageBreak/>
         <w:t xml:space="preserve">Ming Lin, Fei Wang, Changshui Zhang.  Large-Scale Eigenvector Approximation via Hilbert Space Embedding Nystrom.  Pattern Recognition (PR), 48(5), </w:t>
       </w:r>
       <w:r>
@@ -2419,17 +2636,8 @@
         <w:rPr>
           <w:rFonts w:ascii="Times New Roman" w:hAnsi="Times New Roman"/>
         </w:rPr>
-        <w:t xml:space="preserve">IEEE Transactions on Neural </w:t>
-      </w:r>
-      <w:r>
-        <w:rPr>
-          <w:rFonts w:ascii="Times New Roman" w:hAnsi="Times New Roman"/>
-        </w:rPr>
-        <w:lastRenderedPageBreak/>
-        <w:t>Networks and Learning Systems (TNNLS), Volume 26, Issue 10, Pages 2464-2476, 2015.</w:t>
-      </w:r>
-      <w:bookmarkStart w:id="0" w:name="_GoBack"/>
-      <w:bookmarkEnd w:id="0"/>
+        <w:t>IEEE Transactions on Neural Networks and Learning Systems (TNNLS), Volume 26, Issue 10, Pages 2464-2476, 2015.</w:t>
+      </w:r>
     </w:p>
     <w:p>
       <w:pPr>
@@ -2495,6 +2703,56 @@
           <w:rFonts w:ascii="Times New Roman" w:hAnsi="Times New Roman"/>
         </w:rPr>
         <w:t>, Pages 227-238, 2016</w:t>
+      </w:r>
+    </w:p>
+    <w:p>
+      <w:pPr>
+        <w:pStyle w:val="ListParagraph"/>
+        <w:numPr>
+          <w:ilvl w:val="0"/>
+          <w:numId w:val="5"/>
+        </w:numPr>
+        <w:rPr>
+          <w:rFonts w:ascii="Times New Roman" w:hAnsi="Times New Roman"/>
+        </w:rPr>
+      </w:pPr>
+      <w:r>
+        <w:rPr>
+          <w:rFonts w:ascii="Times New Roman" w:hAnsi="Times New Roman"/>
+        </w:rPr>
+        <w:t xml:space="preserve">Xiaojun Chang, Zhigang Ma, Ming Lin, Yi Yang, Alexander G. Hauptmann. </w:t>
+      </w:r>
+      <w:r>
+        <w:rPr>
+          <w:rFonts w:ascii="Times New Roman" w:hAnsi="Times New Roman"/>
+        </w:rPr>
+        <w:t>Feature Interaction Augmented Sparse Learning for Fast Kinect Motion Detection</w:t>
+      </w:r>
+      <w:r>
+        <w:rPr>
+          <w:rFonts w:ascii="Times New Roman" w:hAnsi="Times New Roman"/>
+        </w:rPr>
+        <w:t xml:space="preserve">. </w:t>
+      </w:r>
+      <w:r>
+        <w:rPr>
+          <w:rFonts w:ascii="Times New Roman" w:hAnsi="Times New Roman"/>
+        </w:rPr>
+        <w:t>IEEE Transactions on Image Processing</w:t>
+      </w:r>
+      <w:r>
+        <w:rPr>
+          <w:rFonts w:ascii="Times New Roman" w:hAnsi="Times New Roman"/>
+        </w:rPr>
+        <w:t>, Volume 26, Issue 8, Pages 3911-3920.</w:t>
+      </w:r>
+      <w:bookmarkStart w:id="0" w:name="_GoBack"/>
+      <w:bookmarkEnd w:id="0"/>
+      <w:r>
+        <w:rPr>
+          <w:rFonts w:ascii="Times New Roman" w:hAnsi="Times New Roman"/>
+        </w:rPr>
+        <w:t xml:space="preserve"> 2017. </w:t>
       </w:r>
     </w:p>
     <w:p>
@@ -2525,7 +2783,7 @@
 </file>
 
 <file path=word/endnotes.xml><?xml version="1.0" encoding="utf-8"?>
-<w:endnotes xmlns:wpc="http://schemas.microsoft.com/office/word/2010/wordprocessingCanvas" xmlns:cx="http://schemas.microsoft.com/office/drawing/2014/chartex" xmlns:cx1="http://schemas.microsoft.com/office/drawing/2015/9/8/chartex" xmlns:cx2="http://schemas.microsoft.com/office/drawing/2015/10/21/chartex" xmlns:cx3="http://schemas.microsoft.com/office/drawing/2016/5/9/chartex" xmlns:cx4="http://schemas.microsoft.com/office/drawing/2016/5/10/chartex" xmlns:cx5="http://schemas.microsoft.com/office/drawing/2016/5/11/chartex" xmlns:cx6="http://schemas.microsoft.com/office/drawing/2016/5/12/chartex" xmlns:cx7="http://schemas.microsoft.com/office/drawing/2016/5/13/chartex" xmlns:cx8="http://schemas.microsoft.com/office/drawing/2016/5/14/chartex" xmlns:mc="http://schemas.openxmlformats.org/markup-compatibility/2006" xmlns:o="urn:schemas-microsoft-com:office:office" xmlns:r="http://schemas.openxmlformats.org/officeDocument/2006/relationships" xmlns:m="http://schemas.openxmlformats.org/officeDocument/2006/math" xmlns:v="urn:schemas-microsoft-com:vml" xmlns:wp14="http://schemas.microsoft.com/office/word/2010/wordprocessingDrawing" xmlns:wp="http://schemas.openxmlformats.org/drawingml/2006/wordprocessingDrawing" xmlns:w10="urn:schemas-microsoft-com:office:word" xmlns:w="http://schemas.openxmlformats.org/wordprocessingml/2006/main" xmlns:w14="http://schemas.microsoft.com/office/word/2010/wordml" xmlns:w15="http://schemas.microsoft.com/office/word/2012/wordml" xmlns:w16se="http://schemas.microsoft.com/office/word/2015/wordml/symex" xmlns:wpg="http://schemas.microsoft.com/office/word/2010/wordprocessingGroup" xmlns:wpi="http://schemas.microsoft.com/office/word/2010/wordprocessingInk" xmlns:wne="http://schemas.microsoft.com/office/word/2006/wordml" xmlns:wps="http://schemas.microsoft.com/office/word/2010/wordprocessingShape" mc:Ignorable="w14 w15 w16se wp14">
+<w:endnotes xmlns:wpc="http://schemas.microsoft.com/office/word/2010/wordprocessingCanvas" xmlns:cx="http://schemas.microsoft.com/office/drawing/2014/chartex" xmlns:cx1="http://schemas.microsoft.com/office/drawing/2015/9/8/chartex" xmlns:cx2="http://schemas.microsoft.com/office/drawing/2015/10/21/chartex" xmlns:cx3="http://schemas.microsoft.com/office/drawing/2016/5/9/chartex" xmlns:cx4="http://schemas.microsoft.com/office/drawing/2016/5/10/chartex" xmlns:cx5="http://schemas.microsoft.com/office/drawing/2016/5/11/chartex" xmlns:cx6="http://schemas.microsoft.com/office/drawing/2016/5/12/chartex" xmlns:cx7="http://schemas.microsoft.com/office/drawing/2016/5/13/chartex" xmlns:cx8="http://schemas.microsoft.com/office/drawing/2016/5/14/chartex" xmlns:mc="http://schemas.openxmlformats.org/markup-compatibility/2006" xmlns:aink="http://schemas.microsoft.com/office/drawing/2016/ink" xmlns:am3d="http://schemas.microsoft.com/office/drawing/2017/model3d" xmlns:o="urn:schemas-microsoft-com:office:office" xmlns:r="http://schemas.openxmlformats.org/officeDocument/2006/relationships" xmlns:m="http://schemas.openxmlformats.org/officeDocument/2006/math" xmlns:v="urn:schemas-microsoft-com:vml" xmlns:wp14="http://schemas.microsoft.com/office/word/2010/wordprocessingDrawing" xmlns:wp="http://schemas.openxmlformats.org/drawingml/2006/wordprocessingDrawing" xmlns:w10="urn:schemas-microsoft-com:office:word" xmlns:w="http://schemas.openxmlformats.org/wordprocessingml/2006/main" xmlns:w14="http://schemas.microsoft.com/office/word/2010/wordml" xmlns:w15="http://schemas.microsoft.com/office/word/2012/wordml" xmlns:w16se="http://schemas.microsoft.com/office/word/2015/wordml/symex" xmlns:wpg="http://schemas.microsoft.com/office/word/2010/wordprocessingGroup" xmlns:wpi="http://schemas.microsoft.com/office/word/2010/wordprocessingInk" xmlns:wne="http://schemas.microsoft.com/office/word/2006/wordml" xmlns:wps="http://schemas.microsoft.com/office/word/2010/wordprocessingShape" mc:Ignorable="w14 w15 w16se wp14">
   <w:endnote w:type="separator" w:id="-1">
     <w:p>
       <w:r>
@@ -2544,7 +2802,7 @@
 </file>
 
 <file path=word/footnotes.xml><?xml version="1.0" encoding="utf-8"?>
-<w:footnotes xmlns:wpc="http://schemas.microsoft.com/office/word/2010/wordprocessingCanvas" xmlns:cx="http://schemas.microsoft.com/office/drawing/2014/chartex" xmlns:cx1="http://schemas.microsoft.com/office/drawing/2015/9/8/chartex" xmlns:cx2="http://schemas.microsoft.com/office/drawing/2015/10/21/chartex" xmlns:cx3="http://schemas.microsoft.com/office/drawing/2016/5/9/chartex" xmlns:cx4="http://schemas.microsoft.com/office/drawing/2016/5/10/chartex" xmlns:cx5="http://schemas.microsoft.com/office/drawing/2016/5/11/chartex" xmlns:cx6="http://schemas.microsoft.com/office/drawing/2016/5/12/chartex" xmlns:cx7="http://schemas.microsoft.com/office/drawing/2016/5/13/chartex" xmlns:cx8="http://schemas.microsoft.com/office/drawing/2016/5/14/chartex" xmlns:mc="http://schemas.openxmlformats.org/markup-compatibility/2006" xmlns:o="urn:schemas-microsoft-com:office:office" xmlns:r="http://schemas.openxmlformats.org/officeDocument/2006/relationships" xmlns:m="http://schemas.openxmlformats.org/officeDocument/2006/math" xmlns:v="urn:schemas-microsoft-com:vml" xmlns:wp14="http://schemas.microsoft.com/office/word/2010/wordprocessingDrawing" xmlns:wp="http://schemas.openxmlformats.org/drawingml/2006/wordprocessingDrawing" xmlns:w10="urn:schemas-microsoft-com:office:word" xmlns:w="http://schemas.openxmlformats.org/wordprocessingml/2006/main" xmlns:w14="http://schemas.microsoft.com/office/word/2010/wordml" xmlns:w15="http://schemas.microsoft.com/office/word/2012/wordml" xmlns:w16se="http://schemas.microsoft.com/office/word/2015/wordml/symex" xmlns:wpg="http://schemas.microsoft.com/office/word/2010/wordprocessingGroup" xmlns:wpi="http://schemas.microsoft.com/office/word/2010/wordprocessingInk" xmlns:wne="http://schemas.microsoft.com/office/word/2006/wordml" xmlns:wps="http://schemas.microsoft.com/office/word/2010/wordprocessingShape" mc:Ignorable="w14 w15 w16se wp14">
+<w:footnotes xmlns:wpc="http://schemas.microsoft.com/office/word/2010/wordprocessingCanvas" xmlns:cx="http://schemas.microsoft.com/office/drawing/2014/chartex" xmlns:cx1="http://schemas.microsoft.com/office/drawing/2015/9/8/chartex" xmlns:cx2="http://schemas.microsoft.com/office/drawing/2015/10/21/chartex" xmlns:cx3="http://schemas.microsoft.com/office/drawing/2016/5/9/chartex" xmlns:cx4="http://schemas.microsoft.com/office/drawing/2016/5/10/chartex" xmlns:cx5="http://schemas.microsoft.com/office/drawing/2016/5/11/chartex" xmlns:cx6="http://schemas.microsoft.com/office/drawing/2016/5/12/chartex" xmlns:cx7="http://schemas.microsoft.com/office/drawing/2016/5/13/chartex" xmlns:cx8="http://schemas.microsoft.com/office/drawing/2016/5/14/chartex" xmlns:mc="http://schemas.openxmlformats.org/markup-compatibility/2006" xmlns:aink="http://schemas.microsoft.com/office/drawing/2016/ink" xmlns:am3d="http://schemas.microsoft.com/office/drawing/2017/model3d" xmlns:o="urn:schemas-microsoft-com:office:office" xmlns:r="http://schemas.openxmlformats.org/officeDocument/2006/relationships" xmlns:m="http://schemas.openxmlformats.org/officeDocument/2006/math" xmlns:v="urn:schemas-microsoft-com:vml" xmlns:wp14="http://schemas.microsoft.com/office/word/2010/wordprocessingDrawing" xmlns:wp="http://schemas.openxmlformats.org/drawingml/2006/wordprocessingDrawing" xmlns:w10="urn:schemas-microsoft-com:office:word" xmlns:w="http://schemas.openxmlformats.org/wordprocessingml/2006/main" xmlns:w14="http://schemas.microsoft.com/office/word/2010/wordml" xmlns:w15="http://schemas.microsoft.com/office/word/2012/wordml" xmlns:w16se="http://schemas.microsoft.com/office/word/2015/wordml/symex" xmlns:wpg="http://schemas.microsoft.com/office/word/2010/wordprocessingGroup" xmlns:wpi="http://schemas.microsoft.com/office/word/2010/wordprocessingInk" xmlns:wne="http://schemas.microsoft.com/office/word/2006/wordml" xmlns:wps="http://schemas.microsoft.com/office/word/2010/wordprocessingShape" mc:Ignorable="w14 w15 w16se wp14">
   <w:footnote w:type="separator" w:id="-1">
     <w:p>
       <w:r>
@@ -2563,7 +2821,7 @@
 </file>
 
 <file path=word/numbering.xml><?xml version="1.0" encoding="utf-8"?>
-<w:numbering xmlns:wpc="http://schemas.microsoft.com/office/word/2010/wordprocessingCanvas" xmlns:cx="http://schemas.microsoft.com/office/drawing/2014/chartex" xmlns:cx1="http://schemas.microsoft.com/office/drawing/2015/9/8/chartex" xmlns:cx2="http://schemas.microsoft.com/office/drawing/2015/10/21/chartex" xmlns:cx3="http://schemas.microsoft.com/office/drawing/2016/5/9/chartex" xmlns:cx4="http://schemas.microsoft.com/office/drawing/2016/5/10/chartex" xmlns:cx5="http://schemas.microsoft.com/office/drawing/2016/5/11/chartex" xmlns:cx6="http://schemas.microsoft.com/office/drawing/2016/5/12/chartex" xmlns:cx7="http://schemas.microsoft.com/office/drawing/2016/5/13/chartex" xmlns:cx8="http://schemas.microsoft.com/office/drawing/2016/5/14/chartex" xmlns:mc="http://schemas.openxmlformats.org/markup-compatibility/2006" xmlns:o="urn:schemas-microsoft-com:office:office" xmlns:r="http://schemas.openxmlformats.org/officeDocument/2006/relationships" xmlns:m="http://schemas.openxmlformats.org/officeDocument/2006/math" xmlns:v="urn:schemas-microsoft-com:vml" xmlns:wp14="http://schemas.microsoft.com/office/word/2010/wordprocessingDrawing" xmlns:wp="http://schemas.openxmlformats.org/drawingml/2006/wordprocessingDrawing" xmlns:w10="urn:schemas-microsoft-com:office:word" xmlns:w="http://schemas.openxmlformats.org/wordprocessingml/2006/main" xmlns:w14="http://schemas.microsoft.com/office/word/2010/wordml" xmlns:w15="http://schemas.microsoft.com/office/word/2012/wordml" xmlns:w16se="http://schemas.microsoft.com/office/word/2015/wordml/symex" xmlns:wpg="http://schemas.microsoft.com/office/word/2010/wordprocessingGroup" xmlns:wpi="http://schemas.microsoft.com/office/word/2010/wordprocessingInk" xmlns:wne="http://schemas.microsoft.com/office/word/2006/wordml" xmlns:wps="http://schemas.microsoft.com/office/word/2010/wordprocessingShape" mc:Ignorable="w14 w15 w16se wp14">
+<w:numbering xmlns:wpc="http://schemas.microsoft.com/office/word/2010/wordprocessingCanvas" xmlns:cx="http://schemas.microsoft.com/office/drawing/2014/chartex" xmlns:cx1="http://schemas.microsoft.com/office/drawing/2015/9/8/chartex" xmlns:cx2="http://schemas.microsoft.com/office/drawing/2015/10/21/chartex" xmlns:cx3="http://schemas.microsoft.com/office/drawing/2016/5/9/chartex" xmlns:cx4="http://schemas.microsoft.com/office/drawing/2016/5/10/chartex" xmlns:cx5="http://schemas.microsoft.com/office/drawing/2016/5/11/chartex" xmlns:cx6="http://schemas.microsoft.com/office/drawing/2016/5/12/chartex" xmlns:cx7="http://schemas.microsoft.com/office/drawing/2016/5/13/chartex" xmlns:cx8="http://schemas.microsoft.com/office/drawing/2016/5/14/chartex" xmlns:mc="http://schemas.openxmlformats.org/markup-compatibility/2006" xmlns:aink="http://schemas.microsoft.com/office/drawing/2016/ink" xmlns:am3d="http://schemas.microsoft.com/office/drawing/2017/model3d" xmlns:o="urn:schemas-microsoft-com:office:office" xmlns:r="http://schemas.openxmlformats.org/officeDocument/2006/relationships" xmlns:m="http://schemas.openxmlformats.org/officeDocument/2006/math" xmlns:v="urn:schemas-microsoft-com:vml" xmlns:wp14="http://schemas.microsoft.com/office/word/2010/wordprocessingDrawing" xmlns:wp="http://schemas.openxmlformats.org/drawingml/2006/wordprocessingDrawing" xmlns:w10="urn:schemas-microsoft-com:office:word" xmlns:w="http://schemas.openxmlformats.org/wordprocessingml/2006/main" xmlns:w14="http://schemas.microsoft.com/office/word/2010/wordml" xmlns:w15="http://schemas.microsoft.com/office/word/2012/wordml" xmlns:w16se="http://schemas.microsoft.com/office/word/2015/wordml/symex" xmlns:wpg="http://schemas.microsoft.com/office/word/2010/wordprocessingGroup" xmlns:wpi="http://schemas.microsoft.com/office/word/2010/wordprocessingInk" xmlns:wne="http://schemas.microsoft.com/office/word/2006/wordml" xmlns:wps="http://schemas.microsoft.com/office/word/2010/wordprocessingShape" mc:Ignorable="w14 w15 w16se wp14">
   <w:abstractNum w:abstractNumId="0" w15:restartNumberingAfterBreak="0">
     <w:nsid w:val="0F253C22"/>
     <w:multiLevelType w:val="hybridMultilevel"/>
@@ -3415,6 +3673,119 @@
     </w:lvl>
   </w:abstractNum>
   <w:abstractNum w:abstractNumId="8" w15:restartNumberingAfterBreak="0">
+    <w:nsid w:val="43FF42A8"/>
+    <w:multiLevelType w:val="hybridMultilevel"/>
+    <w:tmpl w:val="D9F4F346"/>
+    <w:lvl w:ilvl="0" w:tplc="04090001">
+      <w:start w:val="1"/>
+      <w:numFmt w:val="bullet"/>
+      <w:lvlText w:val=""/>
+      <w:lvlJc w:val="left"/>
+      <w:pPr>
+        <w:ind w:left="420" w:hanging="420"/>
+      </w:pPr>
+      <w:rPr>
+        <w:rFonts w:ascii="Wingdings" w:hAnsi="Wingdings" w:hint="default"/>
+      </w:rPr>
+    </w:lvl>
+    <w:lvl w:ilvl="1" w:tplc="04090003" w:tentative="1">
+      <w:start w:val="1"/>
+      <w:numFmt w:val="bullet"/>
+      <w:lvlText w:val=""/>
+      <w:lvlJc w:val="left"/>
+      <w:pPr>
+        <w:ind w:left="840" w:hanging="420"/>
+      </w:pPr>
+      <w:rPr>
+        <w:rFonts w:ascii="Wingdings" w:hAnsi="Wingdings" w:hint="default"/>
+      </w:rPr>
+    </w:lvl>
+    <w:lvl w:ilvl="2" w:tplc="04090005" w:tentative="1">
+      <w:start w:val="1"/>
+      <w:numFmt w:val="bullet"/>
+      <w:lvlText w:val=""/>
+      <w:lvlJc w:val="left"/>
+      <w:pPr>
+        <w:ind w:left="1260" w:hanging="420"/>
+      </w:pPr>
+      <w:rPr>
+        <w:rFonts w:ascii="Wingdings" w:hAnsi="Wingdings" w:hint="default"/>
+      </w:rPr>
+    </w:lvl>
+    <w:lvl w:ilvl="3" w:tplc="04090001" w:tentative="1">
+      <w:start w:val="1"/>
+      <w:numFmt w:val="bullet"/>
+      <w:lvlText w:val=""/>
+      <w:lvlJc w:val="left"/>
+      <w:pPr>
+        <w:ind w:left="1680" w:hanging="420"/>
+      </w:pPr>
+      <w:rPr>
+        <w:rFonts w:ascii="Wingdings" w:hAnsi="Wingdings" w:hint="default"/>
+      </w:rPr>
+    </w:lvl>
+    <w:lvl w:ilvl="4" w:tplc="04090003" w:tentative="1">
+      <w:start w:val="1"/>
+      <w:numFmt w:val="bullet"/>
+      <w:lvlText w:val=""/>
+      <w:lvlJc w:val="left"/>
+      <w:pPr>
+        <w:ind w:left="2100" w:hanging="420"/>
+      </w:pPr>
+      <w:rPr>
+        <w:rFonts w:ascii="Wingdings" w:hAnsi="Wingdings" w:hint="default"/>
+      </w:rPr>
+    </w:lvl>
+    <w:lvl w:ilvl="5" w:tplc="04090005" w:tentative="1">
+      <w:start w:val="1"/>
+      <w:numFmt w:val="bullet"/>
+      <w:lvlText w:val=""/>
+      <w:lvlJc w:val="left"/>
+      <w:pPr>
+        <w:ind w:left="2520" w:hanging="420"/>
+      </w:pPr>
+      <w:rPr>
+        <w:rFonts w:ascii="Wingdings" w:hAnsi="Wingdings" w:hint="default"/>
+      </w:rPr>
+    </w:lvl>
+    <w:lvl w:ilvl="6" w:tplc="04090001" w:tentative="1">
+      <w:start w:val="1"/>
+      <w:numFmt w:val="bullet"/>
+      <w:lvlText w:val=""/>
+      <w:lvlJc w:val="left"/>
+      <w:pPr>
+        <w:ind w:left="2940" w:hanging="420"/>
+      </w:pPr>
+      <w:rPr>
+        <w:rFonts w:ascii="Wingdings" w:hAnsi="Wingdings" w:hint="default"/>
+      </w:rPr>
+    </w:lvl>
+    <w:lvl w:ilvl="7" w:tplc="04090003" w:tentative="1">
+      <w:start w:val="1"/>
+      <w:numFmt w:val="bullet"/>
+      <w:lvlText w:val=""/>
+      <w:lvlJc w:val="left"/>
+      <w:pPr>
+        <w:ind w:left="3360" w:hanging="420"/>
+      </w:pPr>
+      <w:rPr>
+        <w:rFonts w:ascii="Wingdings" w:hAnsi="Wingdings" w:hint="default"/>
+      </w:rPr>
+    </w:lvl>
+    <w:lvl w:ilvl="8" w:tplc="04090005" w:tentative="1">
+      <w:start w:val="1"/>
+      <w:numFmt w:val="bullet"/>
+      <w:lvlText w:val=""/>
+      <w:lvlJc w:val="left"/>
+      <w:pPr>
+        <w:ind w:left="3780" w:hanging="420"/>
+      </w:pPr>
+      <w:rPr>
+        <w:rFonts w:ascii="Wingdings" w:hAnsi="Wingdings" w:hint="default"/>
+      </w:rPr>
+    </w:lvl>
+  </w:abstractNum>
+  <w:abstractNum w:abstractNumId="9" w15:restartNumberingAfterBreak="0">
     <w:nsid w:val="51A02F3D"/>
     <w:multiLevelType w:val="hybridMultilevel"/>
     <w:tmpl w:val="02E0970A"/>
@@ -3527,7 +3898,7 @@
       </w:rPr>
     </w:lvl>
   </w:abstractNum>
-  <w:abstractNum w:abstractNumId="9" w15:restartNumberingAfterBreak="0">
+  <w:abstractNum w:abstractNumId="10" w15:restartNumberingAfterBreak="0">
     <w:nsid w:val="58B31189"/>
     <w:multiLevelType w:val="hybridMultilevel"/>
     <w:tmpl w:val="EE2EFC10"/>
@@ -3640,7 +4011,7 @@
       </w:rPr>
     </w:lvl>
   </w:abstractNum>
-  <w:abstractNum w:abstractNumId="10" w15:restartNumberingAfterBreak="0">
+  <w:abstractNum w:abstractNumId="11" w15:restartNumberingAfterBreak="0">
     <w:nsid w:val="58F920C6"/>
     <w:multiLevelType w:val="hybridMultilevel"/>
     <w:tmpl w:val="2BF0DE90"/>
@@ -3726,7 +4097,120 @@
       </w:pPr>
     </w:lvl>
   </w:abstractNum>
-  <w:abstractNum w:abstractNumId="11" w15:restartNumberingAfterBreak="0">
+  <w:abstractNum w:abstractNumId="12" w15:restartNumberingAfterBreak="0">
+    <w:nsid w:val="5CA14E5B"/>
+    <w:multiLevelType w:val="hybridMultilevel"/>
+    <w:tmpl w:val="77880B24"/>
+    <w:lvl w:ilvl="0" w:tplc="04090003">
+      <w:start w:val="1"/>
+      <w:numFmt w:val="bullet"/>
+      <w:lvlText w:val="o"/>
+      <w:lvlJc w:val="left"/>
+      <w:pPr>
+        <w:ind w:left="420" w:hanging="420"/>
+      </w:pPr>
+      <w:rPr>
+        <w:rFonts w:ascii="Courier New" w:hAnsi="Courier New" w:cs="Courier New" w:hint="default"/>
+      </w:rPr>
+    </w:lvl>
+    <w:lvl w:ilvl="1" w:tplc="04090003" w:tentative="1">
+      <w:start w:val="1"/>
+      <w:numFmt w:val="bullet"/>
+      <w:lvlText w:val=""/>
+      <w:lvlJc w:val="left"/>
+      <w:pPr>
+        <w:ind w:left="840" w:hanging="420"/>
+      </w:pPr>
+      <w:rPr>
+        <w:rFonts w:ascii="Wingdings" w:hAnsi="Wingdings" w:hint="default"/>
+      </w:rPr>
+    </w:lvl>
+    <w:lvl w:ilvl="2" w:tplc="04090005" w:tentative="1">
+      <w:start w:val="1"/>
+      <w:numFmt w:val="bullet"/>
+      <w:lvlText w:val=""/>
+      <w:lvlJc w:val="left"/>
+      <w:pPr>
+        <w:ind w:left="1260" w:hanging="420"/>
+      </w:pPr>
+      <w:rPr>
+        <w:rFonts w:ascii="Wingdings" w:hAnsi="Wingdings" w:hint="default"/>
+      </w:rPr>
+    </w:lvl>
+    <w:lvl w:ilvl="3" w:tplc="04090001" w:tentative="1">
+      <w:start w:val="1"/>
+      <w:numFmt w:val="bullet"/>
+      <w:lvlText w:val=""/>
+      <w:lvlJc w:val="left"/>
+      <w:pPr>
+        <w:ind w:left="1680" w:hanging="420"/>
+      </w:pPr>
+      <w:rPr>
+        <w:rFonts w:ascii="Wingdings" w:hAnsi="Wingdings" w:hint="default"/>
+      </w:rPr>
+    </w:lvl>
+    <w:lvl w:ilvl="4" w:tplc="04090003" w:tentative="1">
+      <w:start w:val="1"/>
+      <w:numFmt w:val="bullet"/>
+      <w:lvlText w:val=""/>
+      <w:lvlJc w:val="left"/>
+      <w:pPr>
+        <w:ind w:left="2100" w:hanging="420"/>
+      </w:pPr>
+      <w:rPr>
+        <w:rFonts w:ascii="Wingdings" w:hAnsi="Wingdings" w:hint="default"/>
+      </w:rPr>
+    </w:lvl>
+    <w:lvl w:ilvl="5" w:tplc="04090005" w:tentative="1">
+      <w:start w:val="1"/>
+      <w:numFmt w:val="bullet"/>
+      <w:lvlText w:val=""/>
+      <w:lvlJc w:val="left"/>
+      <w:pPr>
+        <w:ind w:left="2520" w:hanging="420"/>
+      </w:pPr>
+      <w:rPr>
+        <w:rFonts w:ascii="Wingdings" w:hAnsi="Wingdings" w:hint="default"/>
+      </w:rPr>
+    </w:lvl>
+    <w:lvl w:ilvl="6" w:tplc="04090001" w:tentative="1">
+      <w:start w:val="1"/>
+      <w:numFmt w:val="bullet"/>
+      <w:lvlText w:val=""/>
+      <w:lvlJc w:val="left"/>
+      <w:pPr>
+        <w:ind w:left="2940" w:hanging="420"/>
+      </w:pPr>
+      <w:rPr>
+        <w:rFonts w:ascii="Wingdings" w:hAnsi="Wingdings" w:hint="default"/>
+      </w:rPr>
+    </w:lvl>
+    <w:lvl w:ilvl="7" w:tplc="04090003" w:tentative="1">
+      <w:start w:val="1"/>
+      <w:numFmt w:val="bullet"/>
+      <w:lvlText w:val=""/>
+      <w:lvlJc w:val="left"/>
+      <w:pPr>
+        <w:ind w:left="3360" w:hanging="420"/>
+      </w:pPr>
+      <w:rPr>
+        <w:rFonts w:ascii="Wingdings" w:hAnsi="Wingdings" w:hint="default"/>
+      </w:rPr>
+    </w:lvl>
+    <w:lvl w:ilvl="8" w:tplc="04090005" w:tentative="1">
+      <w:start w:val="1"/>
+      <w:numFmt w:val="bullet"/>
+      <w:lvlText w:val=""/>
+      <w:lvlJc w:val="left"/>
+      <w:pPr>
+        <w:ind w:left="3780" w:hanging="420"/>
+      </w:pPr>
+      <w:rPr>
+        <w:rFonts w:ascii="Wingdings" w:hAnsi="Wingdings" w:hint="default"/>
+      </w:rPr>
+    </w:lvl>
+  </w:abstractNum>
+  <w:abstractNum w:abstractNumId="13" w15:restartNumberingAfterBreak="0">
     <w:nsid w:val="5EB74F25"/>
     <w:multiLevelType w:val="hybridMultilevel"/>
     <w:tmpl w:val="07D60D7C"/>
@@ -3812,7 +4296,7 @@
       </w:pPr>
     </w:lvl>
   </w:abstractNum>
-  <w:abstractNum w:abstractNumId="12" w15:restartNumberingAfterBreak="0">
+  <w:abstractNum w:abstractNumId="14" w15:restartNumberingAfterBreak="0">
     <w:nsid w:val="74FA59D7"/>
     <w:multiLevelType w:val="hybridMultilevel"/>
     <w:tmpl w:val="BD9EDE20"/>
@@ -3925,7 +4409,7 @@
       </w:rPr>
     </w:lvl>
   </w:abstractNum>
-  <w:abstractNum w:abstractNumId="13" w15:restartNumberingAfterBreak="0">
+  <w:abstractNum w:abstractNumId="15" w15:restartNumberingAfterBreak="0">
     <w:nsid w:val="75E073A8"/>
     <w:multiLevelType w:val="hybridMultilevel"/>
     <w:tmpl w:val="418C0CD6"/>
@@ -4038,7 +4522,7 @@
       </w:rPr>
     </w:lvl>
   </w:abstractNum>
-  <w:abstractNum w:abstractNumId="14" w15:restartNumberingAfterBreak="0">
+  <w:abstractNum w:abstractNumId="16" w15:restartNumberingAfterBreak="0">
     <w:nsid w:val="7A153ECE"/>
     <w:multiLevelType w:val="hybridMultilevel"/>
     <w:tmpl w:val="70BA1A5A"/>
@@ -4125,7 +4609,7 @@
     </w:lvl>
   </w:abstractNum>
   <w:num w:numId="1">
-    <w:abstractNumId w:val="14"/>
+    <w:abstractNumId w:val="16"/>
   </w:num>
   <w:num w:numId="2">
     <w:abstractNumId w:val="7"/>
@@ -4134,16 +4618,16 @@
     <w:abstractNumId w:val="5"/>
   </w:num>
   <w:num w:numId="4">
-    <w:abstractNumId w:val="11"/>
+    <w:abstractNumId w:val="13"/>
   </w:num>
   <w:num w:numId="5">
     <w:abstractNumId w:val="2"/>
   </w:num>
   <w:num w:numId="6">
-    <w:abstractNumId w:val="10"/>
+    <w:abstractNumId w:val="11"/>
   </w:num>
   <w:num w:numId="7">
-    <w:abstractNumId w:val="13"/>
+    <w:abstractNumId w:val="15"/>
   </w:num>
   <w:num w:numId="8">
     <w:abstractNumId w:val="1"/>
@@ -4152,22 +4636,28 @@
     <w:abstractNumId w:val="4"/>
   </w:num>
   <w:num w:numId="10">
-    <w:abstractNumId w:val="8"/>
+    <w:abstractNumId w:val="9"/>
   </w:num>
   <w:num w:numId="11">
-    <w:abstractNumId w:val="9"/>
+    <w:abstractNumId w:val="10"/>
   </w:num>
   <w:num w:numId="12">
     <w:abstractNumId w:val="0"/>
   </w:num>
   <w:num w:numId="13">
-    <w:abstractNumId w:val="12"/>
+    <w:abstractNumId w:val="14"/>
   </w:num>
   <w:num w:numId="14">
     <w:abstractNumId w:val="6"/>
   </w:num>
   <w:num w:numId="15">
     <w:abstractNumId w:val="3"/>
+  </w:num>
+  <w:num w:numId="16">
+    <w:abstractNumId w:val="8"/>
+  </w:num>
+  <w:num w:numId="17">
+    <w:abstractNumId w:val="12"/>
   </w:num>
 </w:numbering>
 </file>
@@ -4185,7 +4675,7 @@
     </w:rPrDefault>
     <w:pPrDefault/>
   </w:docDefaults>
-  <w:latentStyles w:defLockedState="0" w:defUIPriority="99" w:defSemiHidden="0" w:defUnhideWhenUsed="0" w:defQFormat="0" w:count="374">
+  <w:latentStyles w:defLockedState="0" w:defUIPriority="99" w:defSemiHidden="0" w:defUnhideWhenUsed="0" w:defQFormat="0" w:count="375">
     <w:lsdException w:name="Normal" w:uiPriority="0" w:qFormat="1"/>
     <w:lsdException w:name="heading 1" w:uiPriority="9" w:qFormat="1"/>
     <w:lsdException w:name="heading 2" w:semiHidden="1" w:uiPriority="9" w:unhideWhenUsed="1" w:qFormat="1"/>
@@ -4291,7 +4781,6 @@
     <w:lsdException w:name="HTML Sample" w:semiHidden="1" w:unhideWhenUsed="1"/>
     <w:lsdException w:name="HTML Typewriter" w:semiHidden="1" w:unhideWhenUsed="1"/>
     <w:lsdException w:name="HTML Variable" w:semiHidden="1" w:unhideWhenUsed="1"/>
-    <w:lsdException w:name="Normal Table" w:semiHidden="1" w:unhideWhenUsed="1"/>
     <w:lsdException w:name="annotation subject" w:semiHidden="1" w:unhideWhenUsed="1"/>
     <w:lsdException w:name="No List" w:semiHidden="1" w:unhideWhenUsed="1"/>
     <w:lsdException w:name="Outline List 1" w:semiHidden="1" w:unhideWhenUsed="1"/>
@@ -4338,10 +4827,8 @@
     <w:lsdException w:name="Table Subtle 2" w:semiHidden="1" w:unhideWhenUsed="1"/>
     <w:lsdException w:name="Table Web 1" w:semiHidden="1" w:unhideWhenUsed="1"/>
     <w:lsdException w:name="Table Web 2" w:semiHidden="1" w:unhideWhenUsed="1"/>
-    <w:lsdException w:name="Table Web 3" w:semiHidden="1" w:unhideWhenUsed="1"/>
     <w:lsdException w:name="Balloon Text" w:semiHidden="1" w:unhideWhenUsed="1"/>
     <w:lsdException w:name="Table Grid" w:uiPriority="59"/>
-    <w:lsdException w:name="Table Theme" w:semiHidden="1" w:unhideWhenUsed="1"/>
     <w:lsdException w:name="Placeholder Text" w:semiHidden="1"/>
     <w:lsdException w:name="No Spacing" w:uiPriority="1" w:qFormat="1"/>
     <w:lsdException w:name="Light Shading" w:uiPriority="60"/>
@@ -4560,6 +5047,7 @@
     <w:lsdException w:name="Mention" w:semiHidden="1" w:unhideWhenUsed="1"/>
     <w:lsdException w:name="Smart Hyperlink" w:semiHidden="1" w:unhideWhenUsed="1"/>
     <w:lsdException w:name="Hashtag" w:semiHidden="1" w:unhideWhenUsed="1"/>
+    <w:lsdException w:name="Unresolved Mention" w:semiHidden="1" w:unhideWhenUsed="1"/>
   </w:latentStyles>
   <w:style w:type="paragraph" w:default="1" w:styleId="Normal">
     <w:name w:val="Normal"/>
@@ -5558,7 +6046,7 @@
 </file>
 
 <file path=customXml/itemProps1.xml><?xml version="1.0" encoding="utf-8"?>
-<ds:datastoreItem xmlns:ds="http://schemas.openxmlformats.org/officeDocument/2006/customXml" ds:itemID="{CD882D44-3292-420E-A811-A66D6D6A7A5F}">
+<ds:datastoreItem xmlns:ds="http://schemas.openxmlformats.org/officeDocument/2006/customXml" ds:itemID="{C5E2701E-7C36-48C9-AFCC-F156A7CE704F}">
   <ds:schemaRefs>
     <ds:schemaRef ds:uri="http://schemas.openxmlformats.org/officeDocument/2006/bibliography"/>
   </ds:schemaRefs>

--- a/cv/Ming CV_public.docx
+++ b/cv/Ming CV_public.docx
@@ -1,6 +1,6 @@
 
 <file path=word/document.xml><?xml version="1.0" encoding="utf-8"?>
-<w:document xmlns:wpc="http://schemas.microsoft.com/office/word/2010/wordprocessingCanvas" xmlns:cx="http://schemas.microsoft.com/office/drawing/2014/chartex" xmlns:cx1="http://schemas.microsoft.com/office/drawing/2015/9/8/chartex" xmlns:cx2="http://schemas.microsoft.com/office/drawing/2015/10/21/chartex" xmlns:cx3="http://schemas.microsoft.com/office/drawing/2016/5/9/chartex" xmlns:cx4="http://schemas.microsoft.com/office/drawing/2016/5/10/chartex" xmlns:cx5="http://schemas.microsoft.com/office/drawing/2016/5/11/chartex" xmlns:cx6="http://schemas.microsoft.com/office/drawing/2016/5/12/chartex" xmlns:cx7="http://schemas.microsoft.com/office/drawing/2016/5/13/chartex" xmlns:cx8="http://schemas.microsoft.com/office/drawing/2016/5/14/chartex" xmlns:mc="http://schemas.openxmlformats.org/markup-compatibility/2006" xmlns:aink="http://schemas.microsoft.com/office/drawing/2016/ink" xmlns:am3d="http://schemas.microsoft.com/office/drawing/2017/model3d" xmlns:o="urn:schemas-microsoft-com:office:office" xmlns:r="http://schemas.openxmlformats.org/officeDocument/2006/relationships" xmlns:m="http://schemas.openxmlformats.org/officeDocument/2006/math" xmlns:v="urn:schemas-microsoft-com:vml" xmlns:wp14="http://schemas.microsoft.com/office/word/2010/wordprocessingDrawing" xmlns:wp="http://schemas.openxmlformats.org/drawingml/2006/wordprocessingDrawing" xmlns:w10="urn:schemas-microsoft-com:office:word" xmlns:w="http://schemas.openxmlformats.org/wordprocessingml/2006/main" xmlns:w14="http://schemas.microsoft.com/office/word/2010/wordml" xmlns:w15="http://schemas.microsoft.com/office/word/2012/wordml" xmlns:w16se="http://schemas.microsoft.com/office/word/2015/wordml/symex" xmlns:wpg="http://schemas.microsoft.com/office/word/2010/wordprocessingGroup" xmlns:wpi="http://schemas.microsoft.com/office/word/2010/wordprocessingInk" xmlns:wne="http://schemas.microsoft.com/office/word/2006/wordml" xmlns:wps="http://schemas.microsoft.com/office/word/2010/wordprocessingShape" mc:Ignorable="w14 w15 w16se wp14">
+<w:document xmlns:wpc="http://schemas.microsoft.com/office/word/2010/wordprocessingCanvas" xmlns:cx="http://schemas.microsoft.com/office/drawing/2014/chartex" xmlns:cx1="http://schemas.microsoft.com/office/drawing/2015/9/8/chartex" xmlns:cx2="http://schemas.microsoft.com/office/drawing/2015/10/21/chartex" xmlns:cx3="http://schemas.microsoft.com/office/drawing/2016/5/9/chartex" xmlns:cx4="http://schemas.microsoft.com/office/drawing/2016/5/10/chartex" xmlns:cx5="http://schemas.microsoft.com/office/drawing/2016/5/11/chartex" xmlns:cx6="http://schemas.microsoft.com/office/drawing/2016/5/12/chartex" xmlns:cx7="http://schemas.microsoft.com/office/drawing/2016/5/13/chartex" xmlns:cx8="http://schemas.microsoft.com/office/drawing/2016/5/14/chartex" xmlns:mc="http://schemas.openxmlformats.org/markup-compatibility/2006" xmlns:aink="http://schemas.microsoft.com/office/drawing/2016/ink" xmlns:am3d="http://schemas.microsoft.com/office/drawing/2017/model3d" xmlns:o="urn:schemas-microsoft-com:office:office" xmlns:r="http://schemas.openxmlformats.org/officeDocument/2006/relationships" xmlns:m="http://schemas.openxmlformats.org/officeDocument/2006/math" xmlns:v="urn:schemas-microsoft-com:vml" xmlns:wp14="http://schemas.microsoft.com/office/word/2010/wordprocessingDrawing" xmlns:wp="http://schemas.openxmlformats.org/drawingml/2006/wordprocessingDrawing" xmlns:w10="urn:schemas-microsoft-com:office:word" xmlns:w="http://schemas.openxmlformats.org/wordprocessingml/2006/main" xmlns:w14="http://schemas.microsoft.com/office/word/2010/wordml" xmlns:w15="http://schemas.microsoft.com/office/word/2012/wordml" xmlns:w16cid="http://schemas.microsoft.com/office/word/2016/wordml/cid" xmlns:w16se="http://schemas.microsoft.com/office/word/2015/wordml/symex" xmlns:wpg="http://schemas.microsoft.com/office/word/2010/wordprocessingGroup" xmlns:wpi="http://schemas.microsoft.com/office/word/2010/wordprocessingInk" xmlns:wne="http://schemas.microsoft.com/office/word/2006/wordml" xmlns:wps="http://schemas.microsoft.com/office/word/2010/wordprocessingShape" mc:Ignorable="w14 w15 w16se w16cid wp14">
   <w:body>
     <w:tbl>
       <w:tblPr>
@@ -1061,7 +1061,7 @@
     <w:p>
       <w:pPr>
         <w:rPr>
-          <w:rFonts w:ascii="Times New Roman" w:hAnsi="Times New Roman" w:hint="eastAsia"/>
+          <w:rFonts w:ascii="Times New Roman" w:hAnsi="Times New Roman"/>
           <w:b/>
           <w:sz w:val="28"/>
           <w:szCs w:val="28"/>
@@ -1096,7 +1096,7 @@
               <w:spacing w:line="276" w:lineRule="auto"/>
               <w:jc w:val="center"/>
               <w:rPr>
-                <w:rFonts w:ascii="Times New Roman" w:hAnsi="Times New Roman" w:hint="eastAsia"/>
+                <w:rFonts w:ascii="Times New Roman" w:hAnsi="Times New Roman"/>
               </w:rPr>
             </w:pPr>
             <w:r>
@@ -1115,7 +1115,7 @@
             <w:pPr>
               <w:spacing w:line="276" w:lineRule="auto"/>
               <w:rPr>
-                <w:rFonts w:ascii="Times New Roman" w:hAnsi="Times New Roman" w:hint="eastAsia"/>
+                <w:rFonts w:ascii="Times New Roman" w:hAnsi="Times New Roman"/>
                 <w:b/>
                 <w:bCs/>
               </w:rPr>
@@ -1146,7 +1146,7 @@
               </w:numPr>
               <w:spacing w:line="276" w:lineRule="auto"/>
               <w:rPr>
-                <w:rFonts w:ascii="Times New Roman" w:hAnsi="Times New Roman" w:hint="eastAsia"/>
+                <w:rFonts w:ascii="Times New Roman" w:hAnsi="Times New Roman"/>
                 <w:bCs/>
               </w:rPr>
             </w:pPr>
@@ -1252,7 +1252,7 @@
               </w:numPr>
               <w:spacing w:line="276" w:lineRule="auto"/>
               <w:rPr>
-                <w:rFonts w:ascii="Times New Roman" w:hAnsi="Times New Roman" w:hint="eastAsia"/>
+                <w:rFonts w:ascii="Times New Roman" w:hAnsi="Times New Roman"/>
                 <w:bCs/>
               </w:rPr>
             </w:pPr>
@@ -2479,6 +2479,32 @@
     </w:p>
     <w:p>
       <w:pPr>
+        <w:pStyle w:val="ListParagraph"/>
+        <w:numPr>
+          <w:ilvl w:val="0"/>
+          <w:numId w:val="4"/>
+        </w:numPr>
+        <w:rPr>
+          <w:rFonts w:ascii="Times New Roman" w:hAnsi="Times New Roman"/>
+        </w:rPr>
+      </w:pPr>
+      <w:r>
+        <w:rPr>
+          <w:rFonts w:ascii="Times New Roman" w:hAnsi="Times New Roman"/>
+        </w:rPr>
+        <w:t>Xiang Li, Aoxiao Zhong, Ming Lin, Ning Guo, Mu Sun, Arkadiusz Sitek, Jieping Ye, James Thrall, Quanzheng Li. Self-paced Convolutional Neural Network for Computer Aided Detection in Medical Imaging Analysis. In Proceedings of the 8th International Workshop on Machine Learning in Medical Imaging (MLMI), 2017</w:t>
+      </w:r>
+      <w:r>
+        <w:rPr>
+          <w:rFonts w:ascii="Times New Roman" w:hAnsi="Times New Roman"/>
+        </w:rPr>
+        <w:t>.</w:t>
+      </w:r>
+      <w:bookmarkStart w:id="0" w:name="_GoBack"/>
+      <w:bookmarkEnd w:id="0"/>
+    </w:p>
+    <w:p>
+      <w:pPr>
         <w:rPr>
           <w:rFonts w:ascii="Times New Roman" w:hAnsi="Times New Roman"/>
         </w:rPr>
@@ -2521,6 +2547,7 @@
         <w:rPr>
           <w:rFonts w:ascii="Times New Roman" w:hAnsi="Times New Roman"/>
         </w:rPr>
+        <w:lastRenderedPageBreak/>
         <w:t>Shizhun Yang, Ming Lin, Chenping Hou, Changshui Zhang, Yi Wu. A General Framework for Transfer Sparse Subspace Learning. Neural Computing and Applications. Volume 21, Number 7, Pages 1801-1817, August 2012.</w:t>
       </w:r>
     </w:p>
@@ -2557,7 +2584,6 @@
         <w:rPr>
           <w:rFonts w:ascii="Times New Roman" w:hAnsi="Times New Roman"/>
         </w:rPr>
-        <w:lastRenderedPageBreak/>
         <w:t xml:space="preserve">Ming Lin, Fei Wang, Changshui Zhang.  Large-Scale Eigenvector Approximation via Hilbert Space Embedding Nystrom.  Pattern Recognition (PR), 48(5), </w:t>
       </w:r>
       <w:r>
@@ -2744,15 +2770,7 @@
         <w:rPr>
           <w:rFonts w:ascii="Times New Roman" w:hAnsi="Times New Roman"/>
         </w:rPr>
-        <w:t>, Volume 26, Issue 8, Pages 3911-3920.</w:t>
-      </w:r>
-      <w:bookmarkStart w:id="0" w:name="_GoBack"/>
-      <w:bookmarkEnd w:id="0"/>
-      <w:r>
-        <w:rPr>
-          <w:rFonts w:ascii="Times New Roman" w:hAnsi="Times New Roman"/>
-        </w:rPr>
-        <w:t xml:space="preserve"> 2017. </w:t>
+        <w:t xml:space="preserve">, Volume 26, Issue 8, Pages 3911-3920. 2017. </w:t>
       </w:r>
     </w:p>
     <w:p>
@@ -2783,7 +2801,7 @@
 </file>
 
 <file path=word/endnotes.xml><?xml version="1.0" encoding="utf-8"?>
-<w:endnotes xmlns:wpc="http://schemas.microsoft.com/office/word/2010/wordprocessingCanvas" xmlns:cx="http://schemas.microsoft.com/office/drawing/2014/chartex" xmlns:cx1="http://schemas.microsoft.com/office/drawing/2015/9/8/chartex" xmlns:cx2="http://schemas.microsoft.com/office/drawing/2015/10/21/chartex" xmlns:cx3="http://schemas.microsoft.com/office/drawing/2016/5/9/chartex" xmlns:cx4="http://schemas.microsoft.com/office/drawing/2016/5/10/chartex" xmlns:cx5="http://schemas.microsoft.com/office/drawing/2016/5/11/chartex" xmlns:cx6="http://schemas.microsoft.com/office/drawing/2016/5/12/chartex" xmlns:cx7="http://schemas.microsoft.com/office/drawing/2016/5/13/chartex" xmlns:cx8="http://schemas.microsoft.com/office/drawing/2016/5/14/chartex" xmlns:mc="http://schemas.openxmlformats.org/markup-compatibility/2006" xmlns:aink="http://schemas.microsoft.com/office/drawing/2016/ink" xmlns:am3d="http://schemas.microsoft.com/office/drawing/2017/model3d" xmlns:o="urn:schemas-microsoft-com:office:office" xmlns:r="http://schemas.openxmlformats.org/officeDocument/2006/relationships" xmlns:m="http://schemas.openxmlformats.org/officeDocument/2006/math" xmlns:v="urn:schemas-microsoft-com:vml" xmlns:wp14="http://schemas.microsoft.com/office/word/2010/wordprocessingDrawing" xmlns:wp="http://schemas.openxmlformats.org/drawingml/2006/wordprocessingDrawing" xmlns:w10="urn:schemas-microsoft-com:office:word" xmlns:w="http://schemas.openxmlformats.org/wordprocessingml/2006/main" xmlns:w14="http://schemas.microsoft.com/office/word/2010/wordml" xmlns:w15="http://schemas.microsoft.com/office/word/2012/wordml" xmlns:w16se="http://schemas.microsoft.com/office/word/2015/wordml/symex" xmlns:wpg="http://schemas.microsoft.com/office/word/2010/wordprocessingGroup" xmlns:wpi="http://schemas.microsoft.com/office/word/2010/wordprocessingInk" xmlns:wne="http://schemas.microsoft.com/office/word/2006/wordml" xmlns:wps="http://schemas.microsoft.com/office/word/2010/wordprocessingShape" mc:Ignorable="w14 w15 w16se wp14">
+<w:endnotes xmlns:wpc="http://schemas.microsoft.com/office/word/2010/wordprocessingCanvas" xmlns:cx="http://schemas.microsoft.com/office/drawing/2014/chartex" xmlns:cx1="http://schemas.microsoft.com/office/drawing/2015/9/8/chartex" xmlns:cx2="http://schemas.microsoft.com/office/drawing/2015/10/21/chartex" xmlns:cx3="http://schemas.microsoft.com/office/drawing/2016/5/9/chartex" xmlns:cx4="http://schemas.microsoft.com/office/drawing/2016/5/10/chartex" xmlns:cx5="http://schemas.microsoft.com/office/drawing/2016/5/11/chartex" xmlns:cx6="http://schemas.microsoft.com/office/drawing/2016/5/12/chartex" xmlns:cx7="http://schemas.microsoft.com/office/drawing/2016/5/13/chartex" xmlns:cx8="http://schemas.microsoft.com/office/drawing/2016/5/14/chartex" xmlns:mc="http://schemas.openxmlformats.org/markup-compatibility/2006" xmlns:aink="http://schemas.microsoft.com/office/drawing/2016/ink" xmlns:am3d="http://schemas.microsoft.com/office/drawing/2017/model3d" xmlns:o="urn:schemas-microsoft-com:office:office" xmlns:r="http://schemas.openxmlformats.org/officeDocument/2006/relationships" xmlns:m="http://schemas.openxmlformats.org/officeDocument/2006/math" xmlns:v="urn:schemas-microsoft-com:vml" xmlns:wp14="http://schemas.microsoft.com/office/word/2010/wordprocessingDrawing" xmlns:wp="http://schemas.openxmlformats.org/drawingml/2006/wordprocessingDrawing" xmlns:w10="urn:schemas-microsoft-com:office:word" xmlns:w="http://schemas.openxmlformats.org/wordprocessingml/2006/main" xmlns:w14="http://schemas.microsoft.com/office/word/2010/wordml" xmlns:w15="http://schemas.microsoft.com/office/word/2012/wordml" xmlns:w16cid="http://schemas.microsoft.com/office/word/2016/wordml/cid" xmlns:w16se="http://schemas.microsoft.com/office/word/2015/wordml/symex" xmlns:wpg="http://schemas.microsoft.com/office/word/2010/wordprocessingGroup" xmlns:wpi="http://schemas.microsoft.com/office/word/2010/wordprocessingInk" xmlns:wne="http://schemas.microsoft.com/office/word/2006/wordml" xmlns:wps="http://schemas.microsoft.com/office/word/2010/wordprocessingShape" mc:Ignorable="w14 w15 w16se w16cid wp14">
   <w:endnote w:type="separator" w:id="-1">
     <w:p>
       <w:r>
@@ -2802,7 +2820,7 @@
 </file>
 
 <file path=word/footnotes.xml><?xml version="1.0" encoding="utf-8"?>
-<w:footnotes xmlns:wpc="http://schemas.microsoft.com/office/word/2010/wordprocessingCanvas" xmlns:cx="http://schemas.microsoft.com/office/drawing/2014/chartex" xmlns:cx1="http://schemas.microsoft.com/office/drawing/2015/9/8/chartex" xmlns:cx2="http://schemas.microsoft.com/office/drawing/2015/10/21/chartex" xmlns:cx3="http://schemas.microsoft.com/office/drawing/2016/5/9/chartex" xmlns:cx4="http://schemas.microsoft.com/office/drawing/2016/5/10/chartex" xmlns:cx5="http://schemas.microsoft.com/office/drawing/2016/5/11/chartex" xmlns:cx6="http://schemas.microsoft.com/office/drawing/2016/5/12/chartex" xmlns:cx7="http://schemas.microsoft.com/office/drawing/2016/5/13/chartex" xmlns:cx8="http://schemas.microsoft.com/office/drawing/2016/5/14/chartex" xmlns:mc="http://schemas.openxmlformats.org/markup-compatibility/2006" xmlns:aink="http://schemas.microsoft.com/office/drawing/2016/ink" xmlns:am3d="http://schemas.microsoft.com/office/drawing/2017/model3d" xmlns:o="urn:schemas-microsoft-com:office:office" xmlns:r="http://schemas.openxmlformats.org/officeDocument/2006/relationships" xmlns:m="http://schemas.openxmlformats.org/officeDocument/2006/math" xmlns:v="urn:schemas-microsoft-com:vml" xmlns:wp14="http://schemas.microsoft.com/office/word/2010/wordprocessingDrawing" xmlns:wp="http://schemas.openxmlformats.org/drawingml/2006/wordprocessingDrawing" xmlns:w10="urn:schemas-microsoft-com:office:word" xmlns:w="http://schemas.openxmlformats.org/wordprocessingml/2006/main" xmlns:w14="http://schemas.microsoft.com/office/word/2010/wordml" xmlns:w15="http://schemas.microsoft.com/office/word/2012/wordml" xmlns:w16se="http://schemas.microsoft.com/office/word/2015/wordml/symex" xmlns:wpg="http://schemas.microsoft.com/office/word/2010/wordprocessingGroup" xmlns:wpi="http://schemas.microsoft.com/office/word/2010/wordprocessingInk" xmlns:wne="http://schemas.microsoft.com/office/word/2006/wordml" xmlns:wps="http://schemas.microsoft.com/office/word/2010/wordprocessingShape" mc:Ignorable="w14 w15 w16se wp14">
+<w:footnotes xmlns:wpc="http://schemas.microsoft.com/office/word/2010/wordprocessingCanvas" xmlns:cx="http://schemas.microsoft.com/office/drawing/2014/chartex" xmlns:cx1="http://schemas.microsoft.com/office/drawing/2015/9/8/chartex" xmlns:cx2="http://schemas.microsoft.com/office/drawing/2015/10/21/chartex" xmlns:cx3="http://schemas.microsoft.com/office/drawing/2016/5/9/chartex" xmlns:cx4="http://schemas.microsoft.com/office/drawing/2016/5/10/chartex" xmlns:cx5="http://schemas.microsoft.com/office/drawing/2016/5/11/chartex" xmlns:cx6="http://schemas.microsoft.com/office/drawing/2016/5/12/chartex" xmlns:cx7="http://schemas.microsoft.com/office/drawing/2016/5/13/chartex" xmlns:cx8="http://schemas.microsoft.com/office/drawing/2016/5/14/chartex" xmlns:mc="http://schemas.openxmlformats.org/markup-compatibility/2006" xmlns:aink="http://schemas.microsoft.com/office/drawing/2016/ink" xmlns:am3d="http://schemas.microsoft.com/office/drawing/2017/model3d" xmlns:o="urn:schemas-microsoft-com:office:office" xmlns:r="http://schemas.openxmlformats.org/officeDocument/2006/relationships" xmlns:m="http://schemas.openxmlformats.org/officeDocument/2006/math" xmlns:v="urn:schemas-microsoft-com:vml" xmlns:wp14="http://schemas.microsoft.com/office/word/2010/wordprocessingDrawing" xmlns:wp="http://schemas.openxmlformats.org/drawingml/2006/wordprocessingDrawing" xmlns:w10="urn:schemas-microsoft-com:office:word" xmlns:w="http://schemas.openxmlformats.org/wordprocessingml/2006/main" xmlns:w14="http://schemas.microsoft.com/office/word/2010/wordml" xmlns:w15="http://schemas.microsoft.com/office/word/2012/wordml" xmlns:w16cid="http://schemas.microsoft.com/office/word/2016/wordml/cid" xmlns:w16se="http://schemas.microsoft.com/office/word/2015/wordml/symex" xmlns:wpg="http://schemas.microsoft.com/office/word/2010/wordprocessingGroup" xmlns:wpi="http://schemas.microsoft.com/office/word/2010/wordprocessingInk" xmlns:wne="http://schemas.microsoft.com/office/word/2006/wordml" xmlns:wps="http://schemas.microsoft.com/office/word/2010/wordprocessingShape" mc:Ignorable="w14 w15 w16se w16cid wp14">
   <w:footnote w:type="separator" w:id="-1">
     <w:p>
       <w:r>
@@ -2821,7 +2839,7 @@
 </file>
 
 <file path=word/numbering.xml><?xml version="1.0" encoding="utf-8"?>
-<w:numbering xmlns:wpc="http://schemas.microsoft.com/office/word/2010/wordprocessingCanvas" xmlns:cx="http://schemas.microsoft.com/office/drawing/2014/chartex" xmlns:cx1="http://schemas.microsoft.com/office/drawing/2015/9/8/chartex" xmlns:cx2="http://schemas.microsoft.com/office/drawing/2015/10/21/chartex" xmlns:cx3="http://schemas.microsoft.com/office/drawing/2016/5/9/chartex" xmlns:cx4="http://schemas.microsoft.com/office/drawing/2016/5/10/chartex" xmlns:cx5="http://schemas.microsoft.com/office/drawing/2016/5/11/chartex" xmlns:cx6="http://schemas.microsoft.com/office/drawing/2016/5/12/chartex" xmlns:cx7="http://schemas.microsoft.com/office/drawing/2016/5/13/chartex" xmlns:cx8="http://schemas.microsoft.com/office/drawing/2016/5/14/chartex" xmlns:mc="http://schemas.openxmlformats.org/markup-compatibility/2006" xmlns:aink="http://schemas.microsoft.com/office/drawing/2016/ink" xmlns:am3d="http://schemas.microsoft.com/office/drawing/2017/model3d" xmlns:o="urn:schemas-microsoft-com:office:office" xmlns:r="http://schemas.openxmlformats.org/officeDocument/2006/relationships" xmlns:m="http://schemas.openxmlformats.org/officeDocument/2006/math" xmlns:v="urn:schemas-microsoft-com:vml" xmlns:wp14="http://schemas.microsoft.com/office/word/2010/wordprocessingDrawing" xmlns:wp="http://schemas.openxmlformats.org/drawingml/2006/wordprocessingDrawing" xmlns:w10="urn:schemas-microsoft-com:office:word" xmlns:w="http://schemas.openxmlformats.org/wordprocessingml/2006/main" xmlns:w14="http://schemas.microsoft.com/office/word/2010/wordml" xmlns:w15="http://schemas.microsoft.com/office/word/2012/wordml" xmlns:w16se="http://schemas.microsoft.com/office/word/2015/wordml/symex" xmlns:wpg="http://schemas.microsoft.com/office/word/2010/wordprocessingGroup" xmlns:wpi="http://schemas.microsoft.com/office/word/2010/wordprocessingInk" xmlns:wne="http://schemas.microsoft.com/office/word/2006/wordml" xmlns:wps="http://schemas.microsoft.com/office/word/2010/wordprocessingShape" mc:Ignorable="w14 w15 w16se wp14">
+<w:numbering xmlns:wpc="http://schemas.microsoft.com/office/word/2010/wordprocessingCanvas" xmlns:cx="http://schemas.microsoft.com/office/drawing/2014/chartex" xmlns:cx1="http://schemas.microsoft.com/office/drawing/2015/9/8/chartex" xmlns:cx2="http://schemas.microsoft.com/office/drawing/2015/10/21/chartex" xmlns:cx3="http://schemas.microsoft.com/office/drawing/2016/5/9/chartex" xmlns:cx4="http://schemas.microsoft.com/office/drawing/2016/5/10/chartex" xmlns:cx5="http://schemas.microsoft.com/office/drawing/2016/5/11/chartex" xmlns:cx6="http://schemas.microsoft.com/office/drawing/2016/5/12/chartex" xmlns:cx7="http://schemas.microsoft.com/office/drawing/2016/5/13/chartex" xmlns:cx8="http://schemas.microsoft.com/office/drawing/2016/5/14/chartex" xmlns:mc="http://schemas.openxmlformats.org/markup-compatibility/2006" xmlns:aink="http://schemas.microsoft.com/office/drawing/2016/ink" xmlns:am3d="http://schemas.microsoft.com/office/drawing/2017/model3d" xmlns:o="urn:schemas-microsoft-com:office:office" xmlns:r="http://schemas.openxmlformats.org/officeDocument/2006/relationships" xmlns:m="http://schemas.openxmlformats.org/officeDocument/2006/math" xmlns:v="urn:schemas-microsoft-com:vml" xmlns:wp14="http://schemas.microsoft.com/office/word/2010/wordprocessingDrawing" xmlns:wp="http://schemas.openxmlformats.org/drawingml/2006/wordprocessingDrawing" xmlns:w10="urn:schemas-microsoft-com:office:word" xmlns:w="http://schemas.openxmlformats.org/wordprocessingml/2006/main" xmlns:w14="http://schemas.microsoft.com/office/word/2010/wordml" xmlns:w15="http://schemas.microsoft.com/office/word/2012/wordml" xmlns:w16cid="http://schemas.microsoft.com/office/word/2016/wordml/cid" xmlns:w16se="http://schemas.microsoft.com/office/word/2015/wordml/symex" xmlns:wpg="http://schemas.microsoft.com/office/word/2010/wordprocessingGroup" xmlns:wpi="http://schemas.microsoft.com/office/word/2010/wordprocessingInk" xmlns:wne="http://schemas.microsoft.com/office/word/2006/wordml" xmlns:wps="http://schemas.microsoft.com/office/word/2010/wordprocessingShape" mc:Ignorable="w14 w15 w16se w16cid wp14">
   <w:abstractNum w:abstractNumId="0" w15:restartNumberingAfterBreak="0">
     <w:nsid w:val="0F253C22"/>
     <w:multiLevelType w:val="hybridMultilevel"/>
@@ -4663,7 +4681,7 @@
 </file>
 
 <file path=word/styles.xml><?xml version="1.0" encoding="utf-8"?>
-<w:styles xmlns:mc="http://schemas.openxmlformats.org/markup-compatibility/2006" xmlns:r="http://schemas.openxmlformats.org/officeDocument/2006/relationships" xmlns:w="http://schemas.openxmlformats.org/wordprocessingml/2006/main" xmlns:w14="http://schemas.microsoft.com/office/word/2010/wordml" xmlns:w15="http://schemas.microsoft.com/office/word/2012/wordml" xmlns:w16se="http://schemas.microsoft.com/office/word/2015/wordml/symex" mc:Ignorable="w14 w15 w16se">
+<w:styles xmlns:mc="http://schemas.openxmlformats.org/markup-compatibility/2006" xmlns:r="http://schemas.openxmlformats.org/officeDocument/2006/relationships" xmlns:w="http://schemas.openxmlformats.org/wordprocessingml/2006/main" xmlns:w14="http://schemas.microsoft.com/office/word/2010/wordml" xmlns:w15="http://schemas.microsoft.com/office/word/2012/wordml" xmlns:w16cid="http://schemas.microsoft.com/office/word/2016/wordml/cid" xmlns:w16se="http://schemas.microsoft.com/office/word/2015/wordml/symex" mc:Ignorable="w14 w15 w16se w16cid">
   <w:docDefaults>
     <w:rPrDefault>
       <w:rPr>
@@ -4781,6 +4799,7 @@
     <w:lsdException w:name="HTML Sample" w:semiHidden="1" w:unhideWhenUsed="1"/>
     <w:lsdException w:name="HTML Typewriter" w:semiHidden="1" w:unhideWhenUsed="1"/>
     <w:lsdException w:name="HTML Variable" w:semiHidden="1" w:unhideWhenUsed="1"/>
+    <w:lsdException w:name="Normal Table" w:semiHidden="1" w:unhideWhenUsed="1"/>
     <w:lsdException w:name="annotation subject" w:semiHidden="1" w:unhideWhenUsed="1"/>
     <w:lsdException w:name="No List" w:semiHidden="1" w:unhideWhenUsed="1"/>
     <w:lsdException w:name="Outline List 1" w:semiHidden="1" w:unhideWhenUsed="1"/>
@@ -4827,8 +4846,10 @@
     <w:lsdException w:name="Table Subtle 2" w:semiHidden="1" w:unhideWhenUsed="1"/>
     <w:lsdException w:name="Table Web 1" w:semiHidden="1" w:unhideWhenUsed="1"/>
     <w:lsdException w:name="Table Web 2" w:semiHidden="1" w:unhideWhenUsed="1"/>
+    <w:lsdException w:name="Table Web 3" w:semiHidden="1" w:unhideWhenUsed="1"/>
     <w:lsdException w:name="Balloon Text" w:semiHidden="1" w:unhideWhenUsed="1"/>
     <w:lsdException w:name="Table Grid" w:uiPriority="59"/>
+    <w:lsdException w:name="Table Theme" w:semiHidden="1" w:unhideWhenUsed="1"/>
     <w:lsdException w:name="Placeholder Text" w:semiHidden="1"/>
     <w:lsdException w:name="No Spacing" w:uiPriority="1" w:qFormat="1"/>
     <w:lsdException w:name="Light Shading" w:uiPriority="60"/>
@@ -6046,7 +6067,7 @@
 </file>
 
 <file path=customXml/itemProps1.xml><?xml version="1.0" encoding="utf-8"?>
-<ds:datastoreItem xmlns:ds="http://schemas.openxmlformats.org/officeDocument/2006/customXml" ds:itemID="{C5E2701E-7C36-48C9-AFCC-F156A7CE704F}">
+<ds:datastoreItem xmlns:ds="http://schemas.openxmlformats.org/officeDocument/2006/customXml" ds:itemID="{03EC7578-F055-4126-B55E-A5FB4CF52405}">
   <ds:schemaRefs>
     <ds:schemaRef ds:uri="http://schemas.openxmlformats.org/officeDocument/2006/bibliography"/>
   </ds:schemaRefs>

--- a/cv/Ming CV_public.docx
+++ b/cv/Ming CV_public.docx
@@ -2500,8 +2500,24 @@
         </w:rPr>
         <w:t>.</w:t>
       </w:r>
-      <w:bookmarkStart w:id="0" w:name="_GoBack"/>
-      <w:bookmarkEnd w:id="0"/>
+    </w:p>
+    <w:p>
+      <w:pPr>
+        <w:pStyle w:val="ListParagraph"/>
+        <w:numPr>
+          <w:ilvl w:val="0"/>
+          <w:numId w:val="4"/>
+        </w:numPr>
+        <w:rPr>
+          <w:rFonts w:ascii="Times New Roman" w:hAnsi="Times New Roman"/>
+        </w:rPr>
+      </w:pPr>
+      <w:r>
+        <w:rPr>
+          <w:rFonts w:ascii="Times New Roman" w:hAnsi="Times New Roman"/>
+        </w:rPr>
+        <w:t>Tieliang Gong, Guangtao Wang, Jieping Ye, Zongben Xu, Ming Lin. Margin Based PU Learning. The Thirty-Second AAAI Conference on Artificial Intelligence (AAAI), 2018.</w:t>
+      </w:r>
     </w:p>
     <w:p>
       <w:pPr>
@@ -2547,7 +2563,6 @@
         <w:rPr>
           <w:rFonts w:ascii="Times New Roman" w:hAnsi="Times New Roman"/>
         </w:rPr>
-        <w:lastRenderedPageBreak/>
         <w:t>Shizhun Yang, Ming Lin, Chenping Hou, Changshui Zhang, Yi Wu. A General Framework for Transfer Sparse Subspace Learning. Neural Computing and Applications. Volume 21, Number 7, Pages 1801-1817, August 2012.</w:t>
       </w:r>
     </w:p>
@@ -2775,18 +2790,52 @@
     </w:p>
     <w:p>
       <w:pPr>
-        <w:rPr>
-          <w:rFonts w:ascii="Times New Roman" w:hAnsi="Times New Roman"/>
-        </w:rPr>
-      </w:pPr>
+        <w:pStyle w:val="ListParagraph"/>
+        <w:numPr>
+          <w:ilvl w:val="0"/>
+          <w:numId w:val="5"/>
+        </w:numPr>
+        <w:rPr>
+          <w:rFonts w:ascii="Times New Roman" w:hAnsi="Times New Roman"/>
+        </w:rPr>
+      </w:pPr>
+      <w:r>
+        <w:rPr>
+          <w:rFonts w:ascii="Times New Roman" w:hAnsi="Times New Roman"/>
+        </w:rPr>
+        <w:t xml:space="preserve">Daqing Chang, Ming Lin, Changshui Zhang. </w:t>
+      </w:r>
+      <w:r>
+        <w:rPr>
+          <w:rFonts w:ascii="Times New Roman" w:hAnsi="Times New Roman"/>
+        </w:rPr>
+        <w:t>On the generalization ability of online gradient descent algorithm under the quadratic growth condition</w:t>
+      </w:r>
+      <w:r>
+        <w:rPr>
+          <w:rFonts w:ascii="Times New Roman" w:hAnsi="Times New Roman"/>
+        </w:rPr>
+        <w:t xml:space="preserve">. To appear </w:t>
+      </w:r>
+      <w:r>
+        <w:rPr>
+          <w:rFonts w:ascii="Times New Roman" w:hAnsi="Times New Roman"/>
+        </w:rPr>
+        <w:t xml:space="preserve">in </w:t>
+      </w:r>
+      <w:bookmarkStart w:id="0" w:name="_GoBack"/>
+      <w:bookmarkEnd w:id="0"/>
+      <w:r>
+        <w:rPr>
+          <w:rFonts w:ascii="Times New Roman" w:hAnsi="Times New Roman"/>
+        </w:rPr>
+        <w:t>TNNLS 2018.</w:t>
+      </w:r>
     </w:p>
     <w:p>
       <w:pPr>
         <w:rPr>
           <w:rFonts w:ascii="Times New Roman" w:hAnsi="Times New Roman"/>
-          <w:b/>
-          <w:sz w:val="28"/>
-          <w:szCs w:val="28"/>
         </w:rPr>
       </w:pPr>
     </w:p>
@@ -3465,6 +3514,92 @@
     </w:lvl>
   </w:abstractNum>
   <w:abstractNum w:abstractNumId="6" w15:restartNumberingAfterBreak="0">
+    <w:nsid w:val="25A72FF3"/>
+    <w:multiLevelType w:val="hybridMultilevel"/>
+    <w:tmpl w:val="7F406144"/>
+    <w:lvl w:ilvl="0" w:tplc="0409000F">
+      <w:start w:val="1"/>
+      <w:numFmt w:val="decimal"/>
+      <w:lvlText w:val="%1."/>
+      <w:lvlJc w:val="left"/>
+      <w:pPr>
+        <w:ind w:left="720" w:hanging="360"/>
+      </w:pPr>
+    </w:lvl>
+    <w:lvl w:ilvl="1" w:tplc="04090019" w:tentative="1">
+      <w:start w:val="1"/>
+      <w:numFmt w:val="lowerLetter"/>
+      <w:lvlText w:val="%2."/>
+      <w:lvlJc w:val="left"/>
+      <w:pPr>
+        <w:ind w:left="1440" w:hanging="360"/>
+      </w:pPr>
+    </w:lvl>
+    <w:lvl w:ilvl="2" w:tplc="0409001B" w:tentative="1">
+      <w:start w:val="1"/>
+      <w:numFmt w:val="lowerRoman"/>
+      <w:lvlText w:val="%3."/>
+      <w:lvlJc w:val="right"/>
+      <w:pPr>
+        <w:ind w:left="2160" w:hanging="180"/>
+      </w:pPr>
+    </w:lvl>
+    <w:lvl w:ilvl="3" w:tplc="0409000F" w:tentative="1">
+      <w:start w:val="1"/>
+      <w:numFmt w:val="decimal"/>
+      <w:lvlText w:val="%4."/>
+      <w:lvlJc w:val="left"/>
+      <w:pPr>
+        <w:ind w:left="2880" w:hanging="360"/>
+      </w:pPr>
+    </w:lvl>
+    <w:lvl w:ilvl="4" w:tplc="04090019" w:tentative="1">
+      <w:start w:val="1"/>
+      <w:numFmt w:val="lowerLetter"/>
+      <w:lvlText w:val="%5."/>
+      <w:lvlJc w:val="left"/>
+      <w:pPr>
+        <w:ind w:left="3600" w:hanging="360"/>
+      </w:pPr>
+    </w:lvl>
+    <w:lvl w:ilvl="5" w:tplc="0409001B" w:tentative="1">
+      <w:start w:val="1"/>
+      <w:numFmt w:val="lowerRoman"/>
+      <w:lvlText w:val="%6."/>
+      <w:lvlJc w:val="right"/>
+      <w:pPr>
+        <w:ind w:left="4320" w:hanging="180"/>
+      </w:pPr>
+    </w:lvl>
+    <w:lvl w:ilvl="6" w:tplc="0409000F" w:tentative="1">
+      <w:start w:val="1"/>
+      <w:numFmt w:val="decimal"/>
+      <w:lvlText w:val="%7."/>
+      <w:lvlJc w:val="left"/>
+      <w:pPr>
+        <w:ind w:left="5040" w:hanging="360"/>
+      </w:pPr>
+    </w:lvl>
+    <w:lvl w:ilvl="7" w:tplc="04090019" w:tentative="1">
+      <w:start w:val="1"/>
+      <w:numFmt w:val="lowerLetter"/>
+      <w:lvlText w:val="%8."/>
+      <w:lvlJc w:val="left"/>
+      <w:pPr>
+        <w:ind w:left="5760" w:hanging="360"/>
+      </w:pPr>
+    </w:lvl>
+    <w:lvl w:ilvl="8" w:tplc="0409001B" w:tentative="1">
+      <w:start w:val="1"/>
+      <w:numFmt w:val="lowerRoman"/>
+      <w:lvlText w:val="%9."/>
+      <w:lvlJc w:val="right"/>
+      <w:pPr>
+        <w:ind w:left="6480" w:hanging="180"/>
+      </w:pPr>
+    </w:lvl>
+  </w:abstractNum>
+  <w:abstractNum w:abstractNumId="7" w15:restartNumberingAfterBreak="0">
     <w:nsid w:val="322E5722"/>
     <w:multiLevelType w:val="hybridMultilevel"/>
     <w:tmpl w:val="1D4A125A"/>
@@ -3577,7 +3712,7 @@
       </w:rPr>
     </w:lvl>
   </w:abstractNum>
-  <w:abstractNum w:abstractNumId="7" w15:restartNumberingAfterBreak="0">
+  <w:abstractNum w:abstractNumId="8" w15:restartNumberingAfterBreak="0">
     <w:nsid w:val="32510EEC"/>
     <w:multiLevelType w:val="hybridMultilevel"/>
     <w:tmpl w:val="2B106FB8"/>
@@ -3690,7 +3825,7 @@
       </w:rPr>
     </w:lvl>
   </w:abstractNum>
-  <w:abstractNum w:abstractNumId="8" w15:restartNumberingAfterBreak="0">
+  <w:abstractNum w:abstractNumId="9" w15:restartNumberingAfterBreak="0">
     <w:nsid w:val="43FF42A8"/>
     <w:multiLevelType w:val="hybridMultilevel"/>
     <w:tmpl w:val="D9F4F346"/>
@@ -3803,7 +3938,7 @@
       </w:rPr>
     </w:lvl>
   </w:abstractNum>
-  <w:abstractNum w:abstractNumId="9" w15:restartNumberingAfterBreak="0">
+  <w:abstractNum w:abstractNumId="10" w15:restartNumberingAfterBreak="0">
     <w:nsid w:val="51A02F3D"/>
     <w:multiLevelType w:val="hybridMultilevel"/>
     <w:tmpl w:val="02E0970A"/>
@@ -3916,7 +4051,7 @@
       </w:rPr>
     </w:lvl>
   </w:abstractNum>
-  <w:abstractNum w:abstractNumId="10" w15:restartNumberingAfterBreak="0">
+  <w:abstractNum w:abstractNumId="11" w15:restartNumberingAfterBreak="0">
     <w:nsid w:val="58B31189"/>
     <w:multiLevelType w:val="hybridMultilevel"/>
     <w:tmpl w:val="EE2EFC10"/>
@@ -4029,7 +4164,7 @@
       </w:rPr>
     </w:lvl>
   </w:abstractNum>
-  <w:abstractNum w:abstractNumId="11" w15:restartNumberingAfterBreak="0">
+  <w:abstractNum w:abstractNumId="12" w15:restartNumberingAfterBreak="0">
     <w:nsid w:val="58F920C6"/>
     <w:multiLevelType w:val="hybridMultilevel"/>
     <w:tmpl w:val="2BF0DE90"/>
@@ -4115,7 +4250,7 @@
       </w:pPr>
     </w:lvl>
   </w:abstractNum>
-  <w:abstractNum w:abstractNumId="12" w15:restartNumberingAfterBreak="0">
+  <w:abstractNum w:abstractNumId="13" w15:restartNumberingAfterBreak="0">
     <w:nsid w:val="5CA14E5B"/>
     <w:multiLevelType w:val="hybridMultilevel"/>
     <w:tmpl w:val="77880B24"/>
@@ -4228,7 +4363,7 @@
       </w:rPr>
     </w:lvl>
   </w:abstractNum>
-  <w:abstractNum w:abstractNumId="13" w15:restartNumberingAfterBreak="0">
+  <w:abstractNum w:abstractNumId="14" w15:restartNumberingAfterBreak="0">
     <w:nsid w:val="5EB74F25"/>
     <w:multiLevelType w:val="hybridMultilevel"/>
     <w:tmpl w:val="07D60D7C"/>
@@ -4314,7 +4449,7 @@
       </w:pPr>
     </w:lvl>
   </w:abstractNum>
-  <w:abstractNum w:abstractNumId="14" w15:restartNumberingAfterBreak="0">
+  <w:abstractNum w:abstractNumId="15" w15:restartNumberingAfterBreak="0">
     <w:nsid w:val="74FA59D7"/>
     <w:multiLevelType w:val="hybridMultilevel"/>
     <w:tmpl w:val="BD9EDE20"/>
@@ -4427,7 +4562,7 @@
       </w:rPr>
     </w:lvl>
   </w:abstractNum>
-  <w:abstractNum w:abstractNumId="15" w15:restartNumberingAfterBreak="0">
+  <w:abstractNum w:abstractNumId="16" w15:restartNumberingAfterBreak="0">
     <w:nsid w:val="75E073A8"/>
     <w:multiLevelType w:val="hybridMultilevel"/>
     <w:tmpl w:val="418C0CD6"/>
@@ -4540,7 +4675,7 @@
       </w:rPr>
     </w:lvl>
   </w:abstractNum>
-  <w:abstractNum w:abstractNumId="16" w15:restartNumberingAfterBreak="0">
+  <w:abstractNum w:abstractNumId="17" w15:restartNumberingAfterBreak="0">
     <w:nsid w:val="7A153ECE"/>
     <w:multiLevelType w:val="hybridMultilevel"/>
     <w:tmpl w:val="70BA1A5A"/>
@@ -4627,25 +4762,25 @@
     </w:lvl>
   </w:abstractNum>
   <w:num w:numId="1">
-    <w:abstractNumId w:val="16"/>
+    <w:abstractNumId w:val="17"/>
   </w:num>
   <w:num w:numId="2">
-    <w:abstractNumId w:val="7"/>
+    <w:abstractNumId w:val="8"/>
   </w:num>
   <w:num w:numId="3">
     <w:abstractNumId w:val="5"/>
   </w:num>
   <w:num w:numId="4">
-    <w:abstractNumId w:val="13"/>
+    <w:abstractNumId w:val="14"/>
   </w:num>
   <w:num w:numId="5">
     <w:abstractNumId w:val="2"/>
   </w:num>
   <w:num w:numId="6">
-    <w:abstractNumId w:val="11"/>
+    <w:abstractNumId w:val="12"/>
   </w:num>
   <w:num w:numId="7">
-    <w:abstractNumId w:val="15"/>
+    <w:abstractNumId w:val="16"/>
   </w:num>
   <w:num w:numId="8">
     <w:abstractNumId w:val="1"/>
@@ -4654,28 +4789,31 @@
     <w:abstractNumId w:val="4"/>
   </w:num>
   <w:num w:numId="10">
-    <w:abstractNumId w:val="9"/>
+    <w:abstractNumId w:val="10"/>
   </w:num>
   <w:num w:numId="11">
-    <w:abstractNumId w:val="10"/>
+    <w:abstractNumId w:val="11"/>
   </w:num>
   <w:num w:numId="12">
     <w:abstractNumId w:val="0"/>
   </w:num>
   <w:num w:numId="13">
-    <w:abstractNumId w:val="14"/>
+    <w:abstractNumId w:val="15"/>
   </w:num>
   <w:num w:numId="14">
-    <w:abstractNumId w:val="6"/>
+    <w:abstractNumId w:val="7"/>
   </w:num>
   <w:num w:numId="15">
     <w:abstractNumId w:val="3"/>
   </w:num>
   <w:num w:numId="16">
-    <w:abstractNumId w:val="8"/>
+    <w:abstractNumId w:val="9"/>
   </w:num>
   <w:num w:numId="17">
-    <w:abstractNumId w:val="12"/>
+    <w:abstractNumId w:val="13"/>
+  </w:num>
+  <w:num w:numId="18">
+    <w:abstractNumId w:val="6"/>
   </w:num>
 </w:numbering>
 </file>
@@ -6067,7 +6205,7 @@
 </file>
 
 <file path=customXml/itemProps1.xml><?xml version="1.0" encoding="utf-8"?>
-<ds:datastoreItem xmlns:ds="http://schemas.openxmlformats.org/officeDocument/2006/customXml" ds:itemID="{03EC7578-F055-4126-B55E-A5FB4CF52405}">
+<ds:datastoreItem xmlns:ds="http://schemas.openxmlformats.org/officeDocument/2006/customXml" ds:itemID="{24F21998-9F82-412C-83C8-17DDCC021303}">
   <ds:schemaRefs>
     <ds:schemaRef ds:uri="http://schemas.openxmlformats.org/officeDocument/2006/bibliography"/>
   </ds:schemaRefs>

--- a/cv/Ming CV_public.docx
+++ b/cv/Ming CV_public.docx
@@ -2252,7 +2252,15 @@
         <w:rPr>
           <w:rFonts w:ascii="Times New Roman" w:hAnsi="Times New Roman"/>
         </w:rPr>
-        <w:t xml:space="preserve">Ming Lin, Zhenzhong Lang, Alexander G. Hauptmann. Density Corrected Sparse Recovery when R.I.P. Condition is Broken. </w:t>
+        <w:t>Ming Lin, Zhenzhong Lan</w:t>
+      </w:r>
+      <w:bookmarkStart w:id="0" w:name="_GoBack"/>
+      <w:bookmarkEnd w:id="0"/>
+      <w:r>
+        <w:rPr>
+          <w:rFonts w:ascii="Times New Roman" w:hAnsi="Times New Roman"/>
+        </w:rPr>
+        <w:t xml:space="preserve">, Alexander G. Hauptmann. Density Corrected Sparse Recovery when R.I.P. Condition is Broken. </w:t>
       </w:r>
       <w:r>
         <w:rPr>
@@ -2823,8 +2831,6 @@
         </w:rPr>
         <w:t xml:space="preserve">in </w:t>
       </w:r>
-      <w:bookmarkStart w:id="0" w:name="_GoBack"/>
-      <w:bookmarkEnd w:id="0"/>
       <w:r>
         <w:rPr>
           <w:rFonts w:ascii="Times New Roman" w:hAnsi="Times New Roman"/>
@@ -6205,7 +6211,7 @@
 </file>
 
 <file path=customXml/itemProps1.xml><?xml version="1.0" encoding="utf-8"?>
-<ds:datastoreItem xmlns:ds="http://schemas.openxmlformats.org/officeDocument/2006/customXml" ds:itemID="{24F21998-9F82-412C-83C8-17DDCC021303}">
+<ds:datastoreItem xmlns:ds="http://schemas.openxmlformats.org/officeDocument/2006/customXml" ds:itemID="{2722DFDC-93B7-4199-8BAB-FE1A1D42CB47}">
   <ds:schemaRefs>
     <ds:schemaRef ds:uri="http://schemas.openxmlformats.org/officeDocument/2006/bibliography"/>
   </ds:schemaRefs>

--- a/cv/Ming CV_public.docx
+++ b/cv/Ming CV_public.docx
@@ -1191,78 +1191,10 @@
                 <w:rFonts w:ascii="Times New Roman" w:hAnsi="Times New Roman"/>
                 <w:bCs/>
               </w:rPr>
-              <w:t>A</w:t>
-            </w:r>
-            <w:r>
-              <w:rPr>
-                <w:rFonts w:ascii="Times New Roman" w:hAnsi="Times New Roman"/>
-                <w:bCs/>
-              </w:rPr>
-              <w:t>ble to handle optimization problems that cannot be fitted into GPU on-board memory.</w:t>
-            </w:r>
-          </w:p>
-          <w:p>
-            <w:pPr>
-              <w:pStyle w:val="ListParagraph"/>
-              <w:numPr>
-                <w:ilvl w:val="0"/>
-                <w:numId w:val="17"/>
-              </w:numPr>
-              <w:spacing w:line="276" w:lineRule="auto"/>
-              <w:rPr>
-                <w:rFonts w:ascii="Times New Roman" w:hAnsi="Times New Roman"/>
-                <w:bCs/>
-              </w:rPr>
-            </w:pPr>
-            <w:r>
-              <w:rPr>
-                <w:rFonts w:ascii="Times New Roman" w:hAnsi="Times New Roman"/>
-                <w:bCs/>
-              </w:rPr>
-              <w:t xml:space="preserve">Train models on very large </w:t>
-            </w:r>
-            <w:r>
-              <w:rPr>
-                <w:rFonts w:ascii="Times New Roman" w:hAnsi="Times New Roman"/>
-                <w:bCs/>
-              </w:rPr>
-              <w:t>dataset</w:t>
-            </w:r>
-            <w:r>
-              <w:rPr>
-                <w:rFonts w:ascii="Times New Roman" w:hAnsi="Times New Roman"/>
-                <w:bCs/>
-              </w:rPr>
-              <w:t>s using</w:t>
-            </w:r>
-            <w:r>
-              <w:rPr>
-                <w:rFonts w:ascii="Times New Roman" w:hAnsi="Times New Roman"/>
-                <w:bCs/>
-              </w:rPr>
-              <w:t xml:space="preserve"> one single GPU.</w:t>
-            </w:r>
-          </w:p>
-          <w:p>
-            <w:pPr>
-              <w:pStyle w:val="ListParagraph"/>
-              <w:numPr>
-                <w:ilvl w:val="0"/>
-                <w:numId w:val="17"/>
-              </w:numPr>
-              <w:spacing w:line="276" w:lineRule="auto"/>
-              <w:rPr>
-                <w:rFonts w:ascii="Times New Roman" w:hAnsi="Times New Roman"/>
-                <w:bCs/>
-              </w:rPr>
-            </w:pPr>
-            <w:r>
-              <w:rPr>
-                <w:rFonts w:ascii="Times New Roman" w:hAnsi="Times New Roman"/>
-                <w:bCs/>
-              </w:rPr>
-              <w:t>Distributed to multiple GPUs</w:t>
-            </w:r>
+              <w:t>Innovate new optimization methods for deep network training.</w:t>
+            </w:r>
+            <w:bookmarkStart w:id="0" w:name="_GoBack"/>
+            <w:bookmarkEnd w:id="0"/>
           </w:p>
         </w:tc>
       </w:tr>
@@ -2068,6 +2000,7 @@
           <w:rFonts w:ascii="Times New Roman" w:hAnsi="Times New Roman" w:hint="eastAsia"/>
           <w:i/>
         </w:rPr>
+        <w:lastRenderedPageBreak/>
         <w:t xml:space="preserve">Peer-Reviewed </w:t>
       </w:r>
       <w:r>
@@ -2252,15 +2185,7 @@
         <w:rPr>
           <w:rFonts w:ascii="Times New Roman" w:hAnsi="Times New Roman"/>
         </w:rPr>
-        <w:t>Ming Lin, Zhenzhong Lan</w:t>
-      </w:r>
-      <w:bookmarkStart w:id="0" w:name="_GoBack"/>
-      <w:bookmarkEnd w:id="0"/>
-      <w:r>
-        <w:rPr>
-          <w:rFonts w:ascii="Times New Roman" w:hAnsi="Times New Roman"/>
-        </w:rPr>
-        <w:t xml:space="preserve">, Alexander G. Hauptmann. Density Corrected Sparse Recovery when R.I.P. Condition is Broken. </w:t>
+        <w:t xml:space="preserve">Ming Lin, Zhenzhong Lan, Alexander G. Hauptmann. Density Corrected Sparse Recovery when R.I.P. Condition is Broken. </w:t>
       </w:r>
       <w:r>
         <w:rPr>
@@ -2571,6 +2496,7 @@
         <w:rPr>
           <w:rFonts w:ascii="Times New Roman" w:hAnsi="Times New Roman"/>
         </w:rPr>
+        <w:lastRenderedPageBreak/>
         <w:t>Shizhun Yang, Ming Lin, Chenping Hou, Changshui Zhang, Yi Wu. A General Framework for Transfer Sparse Subspace Learning. Neural Computing and Applications. Volume 21, Number 7, Pages 1801-1817, August 2012.</w:t>
       </w:r>
     </w:p>
@@ -6211,7 +6137,7 @@
 </file>
 
 <file path=customXml/itemProps1.xml><?xml version="1.0" encoding="utf-8"?>
-<ds:datastoreItem xmlns:ds="http://schemas.openxmlformats.org/officeDocument/2006/customXml" ds:itemID="{2722DFDC-93B7-4199-8BAB-FE1A1D42CB47}">
+<ds:datastoreItem xmlns:ds="http://schemas.openxmlformats.org/officeDocument/2006/customXml" ds:itemID="{55FADB92-CE8A-41F7-8B8B-4F08C0833516}">
   <ds:schemaRefs>
     <ds:schemaRef ds:uri="http://schemas.openxmlformats.org/officeDocument/2006/bibliography"/>
   </ds:schemaRefs>

--- a/cv/Ming CV_public.docx
+++ b/cv/Ming CV_public.docx
@@ -879,7 +879,25 @@
               <w:rPr>
                 <w:rFonts w:ascii="Times New Roman" w:hAnsi="Times New Roman" w:hint="eastAsia"/>
               </w:rPr>
-              <w:t>9/2015 - Present</w:t>
+              <w:t xml:space="preserve">9/2015 </w:t>
+            </w:r>
+            <w:r>
+              <w:rPr>
+                <w:rFonts w:ascii="Times New Roman" w:hAnsi="Times New Roman"/>
+              </w:rPr>
+              <w:t>-</w:t>
+            </w:r>
+            <w:r>
+              <w:rPr>
+                <w:rFonts w:ascii="Times New Roman" w:hAnsi="Times New Roman" w:hint="eastAsia"/>
+              </w:rPr>
+              <w:t xml:space="preserve"> </w:t>
+            </w:r>
+            <w:r>
+              <w:rPr>
+                <w:rFonts w:ascii="Times New Roman" w:hAnsi="Times New Roman"/>
+              </w:rPr>
+              <w:t>03/2017</w:t>
             </w:r>
           </w:p>
         </w:tc>
@@ -1007,6 +1025,162 @@
               </w:rPr>
               <w:t>Proposed the second order linear model and applied it in various bioinformatic and computational medicine tasks.</w:t>
             </w:r>
+          </w:p>
+        </w:tc>
+      </w:tr>
+      <w:tr>
+        <w:tc>
+          <w:tcPr>
+            <w:tcW w:w="2093" w:type="dxa"/>
+          </w:tcPr>
+          <w:p>
+            <w:pPr>
+              <w:rPr>
+                <w:rFonts w:ascii="Times New Roman" w:hAnsi="Times New Roman"/>
+              </w:rPr>
+            </w:pPr>
+            <w:r>
+              <w:rPr>
+                <w:rFonts w:ascii="Times New Roman" w:hAnsi="Times New Roman"/>
+              </w:rPr>
+              <w:t>04/2017- Present</w:t>
+            </w:r>
+          </w:p>
+        </w:tc>
+        <w:tc>
+          <w:tcPr>
+            <w:tcW w:w="6763" w:type="dxa"/>
+          </w:tcPr>
+          <w:p>
+            <w:pPr>
+              <w:rPr>
+                <w:rFonts w:ascii="Times New Roman" w:hAnsi="Times New Roman"/>
+              </w:rPr>
+            </w:pPr>
+            <w:r>
+              <w:rPr>
+                <w:rFonts w:ascii="Times New Roman" w:hAnsi="Times New Roman"/>
+              </w:rPr>
+              <w:t xml:space="preserve">Research Investigator </w:t>
+            </w:r>
+            <w:r>
+              <w:rPr>
+                <w:rFonts w:ascii="Times New Roman" w:hAnsi="Times New Roman" w:hint="eastAsia"/>
+              </w:rPr>
+              <w:t xml:space="preserve">at </w:t>
+            </w:r>
+            <w:r>
+              <w:rPr>
+                <w:rFonts w:ascii="Times New Roman" w:hAnsi="Times New Roman"/>
+              </w:rPr>
+              <w:t>Department of Computational Medicine and</w:t>
+            </w:r>
+            <w:r>
+              <w:rPr>
+                <w:rFonts w:ascii="Times New Roman" w:hAnsi="Times New Roman" w:hint="eastAsia"/>
+              </w:rPr>
+              <w:t xml:space="preserve"> </w:t>
+            </w:r>
+            <w:r>
+              <w:rPr>
+                <w:rFonts w:ascii="Times New Roman" w:hAnsi="Times New Roman"/>
+              </w:rPr>
+              <w:t>Bioinformatics.</w:t>
+            </w:r>
+            <w:r>
+              <w:rPr>
+                <w:rFonts w:ascii="Times New Roman" w:hAnsi="Times New Roman" w:hint="eastAsia"/>
+              </w:rPr>
+              <w:t xml:space="preserve"> </w:t>
+            </w:r>
+            <w:r>
+              <w:rPr>
+                <w:rFonts w:ascii="Times New Roman" w:hAnsi="Times New Roman"/>
+              </w:rPr>
+              <w:t>University of Michigan</w:t>
+            </w:r>
+            <w:r>
+              <w:rPr>
+                <w:rFonts w:ascii="Times New Roman" w:hAnsi="Times New Roman" w:hint="eastAsia"/>
+              </w:rPr>
+              <w:t xml:space="preserve"> </w:t>
+            </w:r>
+            <w:r>
+              <w:rPr>
+                <w:rFonts w:ascii="Times New Roman" w:hAnsi="Times New Roman"/>
+              </w:rPr>
+              <w:t>Medical School</w:t>
+            </w:r>
+            <w:r>
+              <w:rPr>
+                <w:rFonts w:ascii="Times New Roman" w:hAnsi="Times New Roman"/>
+              </w:rPr>
+              <w:t>, Ann Arbor, Michigan 48109,</w:t>
+            </w:r>
+            <w:r>
+              <w:rPr>
+                <w:rFonts w:ascii="Times New Roman" w:hAnsi="Times New Roman" w:hint="eastAsia"/>
+              </w:rPr>
+              <w:t xml:space="preserve"> </w:t>
+            </w:r>
+            <w:r>
+              <w:rPr>
+                <w:rFonts w:ascii="Times New Roman" w:hAnsi="Times New Roman"/>
+              </w:rPr>
+              <w:t>United States</w:t>
+            </w:r>
+            <w:r>
+              <w:rPr>
+                <w:rFonts w:ascii="Times New Roman" w:hAnsi="Times New Roman" w:hint="eastAsia"/>
+              </w:rPr>
+              <w:t>.</w:t>
+            </w:r>
+          </w:p>
+          <w:p>
+            <w:pPr>
+              <w:pStyle w:val="ListParagraph"/>
+              <w:numPr>
+                <w:ilvl w:val="0"/>
+                <w:numId w:val="15"/>
+              </w:numPr>
+              <w:rPr>
+                <w:rFonts w:ascii="Times New Roman" w:hAnsi="Times New Roman"/>
+              </w:rPr>
+            </w:pPr>
+            <w:r>
+              <w:rPr>
+                <w:rFonts w:ascii="Times New Roman" w:hAnsi="Times New Roman"/>
+              </w:rPr>
+              <w:t xml:space="preserve">Laboratory management, supervise Ph.D. students, proposal </w:t>
+            </w:r>
+            <w:r>
+              <w:rPr>
+                <w:rFonts w:ascii="Times New Roman" w:hAnsi="Times New Roman"/>
+              </w:rPr>
+              <w:lastRenderedPageBreak/>
+              <w:t>writing</w:t>
+            </w:r>
+            <w:r>
+              <w:rPr>
+                <w:rFonts w:ascii="Times New Roman" w:hAnsi="Times New Roman"/>
+              </w:rPr>
+              <w:t>,</w:t>
+            </w:r>
+            <w:r>
+              <w:rPr>
+                <w:rFonts w:ascii="Times New Roman" w:hAnsi="Times New Roman"/>
+              </w:rPr>
+              <w:t xml:space="preserve"> etc.</w:t>
+            </w:r>
+            <w:bookmarkStart w:id="0" w:name="_GoBack"/>
+            <w:bookmarkEnd w:id="0"/>
+          </w:p>
+          <w:p>
+            <w:pPr>
+              <w:rPr>
+                <w:rFonts w:ascii="Times New Roman" w:hAnsi="Times New Roman"/>
+              </w:rPr>
+            </w:pPr>
           </w:p>
         </w:tc>
       </w:tr>
@@ -1155,7 +1329,6 @@
                 <w:rFonts w:ascii="Times New Roman" w:hAnsi="Times New Roman" w:hint="eastAsia"/>
                 <w:bCs/>
               </w:rPr>
-              <w:lastRenderedPageBreak/>
               <w:t>Develop a scalable GPU computing platform for large-scale convex</w:t>
             </w:r>
             <w:r>
@@ -1193,8 +1366,6 @@
               </w:rPr>
               <w:t>Innovate new optimization methods for deep network training.</w:t>
             </w:r>
-            <w:bookmarkStart w:id="0" w:name="_GoBack"/>
-            <w:bookmarkEnd w:id="0"/>
           </w:p>
         </w:tc>
       </w:tr>
@@ -1215,7 +1386,6 @@
               <w:rPr>
                 <w:rFonts w:ascii="Times New Roman" w:hAnsi="Times New Roman" w:hint="eastAsia"/>
               </w:rPr>
-              <w:lastRenderedPageBreak/>
               <w:t>01/2015 -</w:t>
             </w:r>
             <w:r>
@@ -1892,6 +2062,7 @@
         <w:rPr>
           <w:rFonts w:ascii="Times New Roman" w:hAnsi="Times New Roman" w:hint="eastAsia"/>
         </w:rPr>
+        <w:lastRenderedPageBreak/>
         <w:t>Pattern Recognition</w:t>
       </w:r>
     </w:p>
@@ -2000,7 +2171,6 @@
           <w:rFonts w:ascii="Times New Roman" w:hAnsi="Times New Roman" w:hint="eastAsia"/>
           <w:i/>
         </w:rPr>
-        <w:lastRenderedPageBreak/>
         <w:t xml:space="preserve">Peer-Reviewed </w:t>
       </w:r>
       <w:r>
@@ -2425,7 +2595,14 @@
         <w:rPr>
           <w:rFonts w:ascii="Times New Roman" w:hAnsi="Times New Roman"/>
         </w:rPr>
-        <w:t>Xiang Li, Aoxiao Zhong, Ming Lin, Ning Guo, Mu Sun, Arkadiusz Sitek, Jieping Ye, James Thrall, Quanzheng Li. Self-paced Convolutional Neural Network for Computer Aided Detection in Medical Imaging Analysis. In Proceedings of the 8th International Workshop on Machine Learning in Medical Imaging (MLMI), 2017</w:t>
+        <w:t xml:space="preserve">Xiang Li, Aoxiao Zhong, Ming Lin, Ning Guo, Mu Sun, Arkadiusz Sitek, Jieping Ye, James Thrall, Quanzheng Li. Self-paced Convolutional Neural Network for Computer Aided Detection in Medical Imaging Analysis. In Proceedings of the </w:t>
+      </w:r>
+      <w:r>
+        <w:rPr>
+          <w:rFonts w:ascii="Times New Roman" w:hAnsi="Times New Roman"/>
+        </w:rPr>
+        <w:lastRenderedPageBreak/>
+        <w:t>8th International Workshop on Machine Learning in Medical Imaging (MLMI), 2017</w:t>
       </w:r>
       <w:r>
         <w:rPr>
@@ -2496,7 +2673,6 @@
         <w:rPr>
           <w:rFonts w:ascii="Times New Roman" w:hAnsi="Times New Roman"/>
         </w:rPr>
-        <w:lastRenderedPageBreak/>
         <w:t>Shizhun Yang, Ming Lin, Chenping Hou, Changshui Zhang, Yi Wu. A General Framework for Transfer Sparse Subspace Learning. Neural Computing and Applications. Volume 21, Number 7, Pages 1801-1817, August 2012.</w:t>
       </w:r>
     </w:p>
@@ -6137,7 +6313,7 @@
 </file>
 
 <file path=customXml/itemProps1.xml><?xml version="1.0" encoding="utf-8"?>
-<ds:datastoreItem xmlns:ds="http://schemas.openxmlformats.org/officeDocument/2006/customXml" ds:itemID="{55FADB92-CE8A-41F7-8B8B-4F08C0833516}">
+<ds:datastoreItem xmlns:ds="http://schemas.openxmlformats.org/officeDocument/2006/customXml" ds:itemID="{79CC812E-3EAE-4264-A431-58B8383099B0}">
   <ds:schemaRefs>
     <ds:schemaRef ds:uri="http://schemas.openxmlformats.org/officeDocument/2006/bibliography"/>
   </ds:schemaRefs>

--- a/cv/Ming CV_public.docx
+++ b/cv/Ming CV_public.docx
@@ -1172,8 +1172,6 @@
               </w:rPr>
               <w:t xml:space="preserve"> etc.</w:t>
             </w:r>
-            <w:bookmarkStart w:id="0" w:name="_GoBack"/>
-            <w:bookmarkEnd w:id="0"/>
           </w:p>
           <w:p>
             <w:pPr>
@@ -2595,14 +2593,70 @@
         <w:rPr>
           <w:rFonts w:ascii="Times New Roman" w:hAnsi="Times New Roman"/>
         </w:rPr>
-        <w:t xml:space="preserve">Xiang Li, Aoxiao Zhong, Ming Lin, Ning Guo, Mu Sun, Arkadiusz Sitek, Jieping Ye, James Thrall, Quanzheng Li. Self-paced Convolutional Neural Network for Computer Aided Detection in Medical Imaging Analysis. In Proceedings of the </w:t>
-      </w:r>
+        <w:t>Zhenzhong Lan, Shoou-I Yu, Dezhong Yao, Ming Lin, Bhiksha Raj ; Alexander Hauptmann</w:t>
+      </w:r>
+      <w:bookmarkStart w:id="0" w:name="_GoBack"/>
+      <w:bookmarkEnd w:id="0"/>
+      <w:r>
+        <w:rPr>
+          <w:rFonts w:ascii="Times New Roman" w:hAnsi="Times New Roman"/>
+        </w:rPr>
+        <w:t xml:space="preserve">. </w:t>
+      </w:r>
+      <w:r>
+        <w:rPr>
+          <w:rFonts w:ascii="Times New Roman" w:hAnsi="Times New Roman"/>
+        </w:rPr>
+        <w:t>The Best of BothWorlds: Combining Data-Independent and Data-Driven Approaches for Action Recognition</w:t>
+      </w:r>
+      <w:r>
+        <w:rPr>
+          <w:rFonts w:ascii="Times New Roman" w:hAnsi="Times New Roman"/>
+        </w:rPr>
+        <w:t xml:space="preserve">. </w:t>
+      </w:r>
+      <w:r>
+        <w:rPr>
+          <w:rFonts w:ascii="Times New Roman" w:hAnsi="Times New Roman"/>
+        </w:rPr>
+        <w:t>IEEE Conference on Computer Vision and Pattern Recognition Workshops (CVPRW)</w:t>
+      </w:r>
+      <w:r>
+        <w:rPr>
+          <w:rFonts w:ascii="Times New Roman" w:hAnsi="Times New Roman"/>
+        </w:rPr>
+        <w:t xml:space="preserve">. Pages </w:t>
+      </w:r>
+      <w:r>
+        <w:rPr>
+          <w:rFonts w:ascii="Times New Roman" w:hAnsi="Times New Roman"/>
+        </w:rPr>
+        <w:t>1196-1205</w:t>
+      </w:r>
+      <w:r>
+        <w:rPr>
+          <w:rFonts w:ascii="Times New Roman" w:hAnsi="Times New Roman"/>
+        </w:rPr>
+        <w:t>, 2016.</w:t>
+      </w:r>
+    </w:p>
+    <w:p>
+      <w:pPr>
+        <w:pStyle w:val="ListParagraph"/>
+        <w:numPr>
+          <w:ilvl w:val="0"/>
+          <w:numId w:val="4"/>
+        </w:numPr>
+        <w:rPr>
+          <w:rFonts w:ascii="Times New Roman" w:hAnsi="Times New Roman"/>
+        </w:rPr>
+      </w:pPr>
       <w:r>
         <w:rPr>
           <w:rFonts w:ascii="Times New Roman" w:hAnsi="Times New Roman"/>
         </w:rPr>
         <w:lastRenderedPageBreak/>
-        <w:t>8th International Workshop on Machine Learning in Medical Imaging (MLMI), 2017</w:t>
+        <w:t>Xiang Li, Aoxiao Zhong, Ming Lin, Ning Guo, Mu Sun, Arkadiusz Sitek, Jieping Ye, James Thrall, Quanzheng Li. Self-paced Convolutional Neural Network for Computer Aided Detection in Medical Imaging Analysis. In Proceedings of the 8th International Workshop on Machine Learning in Medical Imaging (MLMI), 2017</w:t>
       </w:r>
       <w:r>
         <w:rPr>
@@ -6313,7 +6367,7 @@
 </file>
 
 <file path=customXml/itemProps1.xml><?xml version="1.0" encoding="utf-8"?>
-<ds:datastoreItem xmlns:ds="http://schemas.openxmlformats.org/officeDocument/2006/customXml" ds:itemID="{79CC812E-3EAE-4264-A431-58B8383099B0}">
+<ds:datastoreItem xmlns:ds="http://schemas.openxmlformats.org/officeDocument/2006/customXml" ds:itemID="{38A62211-A2D2-4451-880F-2DE6FC422F5C}">
   <ds:schemaRefs>
     <ds:schemaRef ds:uri="http://schemas.openxmlformats.org/officeDocument/2006/bibliography"/>
   </ds:schemaRefs>

--- a/cv/Ming CV_public.docx
+++ b/cv/Ming CV_public.docx
@@ -2595,8 +2595,6 @@
         </w:rPr>
         <w:t>Zhenzhong Lan, Shoou-I Yu, Dezhong Yao, Ming Lin, Bhiksha Raj ; Alexander Hauptmann</w:t>
       </w:r>
-      <w:bookmarkStart w:id="0" w:name="_GoBack"/>
-      <w:bookmarkEnd w:id="0"/>
       <w:r>
         <w:rPr>
           <w:rFonts w:ascii="Times New Roman" w:hAnsi="Times New Roman"/>
@@ -2992,6 +2990,50 @@
           <w:rFonts w:ascii="Times New Roman" w:hAnsi="Times New Roman"/>
         </w:rPr>
         <w:t>TNNLS 2018.</w:t>
+      </w:r>
+    </w:p>
+    <w:p>
+      <w:pPr>
+        <w:pStyle w:val="ListParagraph"/>
+        <w:numPr>
+          <w:ilvl w:val="0"/>
+          <w:numId w:val="5"/>
+        </w:numPr>
+        <w:rPr>
+          <w:rFonts w:ascii="Times New Roman" w:hAnsi="Times New Roman"/>
+        </w:rPr>
+      </w:pPr>
+      <w:r>
+        <w:rPr>
+          <w:rFonts w:ascii="Times New Roman" w:hAnsi="Times New Roman"/>
+        </w:rPr>
+        <w:t xml:space="preserve">Ming Lin, Pinghua Gong, Tao Yang, Jieping Ye, Roger L. Albin, Hiroko H. Dodge. </w:t>
+      </w:r>
+      <w:r>
+        <w:rPr>
+          <w:rFonts w:ascii="Times New Roman" w:hAnsi="Times New Roman"/>
+        </w:rPr>
+        <w:t>Big Data Analytical Approaches to the NACC Dataset: Aiding Preclinical Trial Enrichment</w:t>
+      </w:r>
+      <w:r>
+        <w:rPr>
+          <w:rFonts w:ascii="Times New Roman" w:hAnsi="Times New Roman"/>
+        </w:rPr>
+        <w:t>, Volume 32, Issue1, Pages 18-27, Jan</w:t>
+      </w:r>
+      <w:r>
+        <w:rPr>
+          <w:rFonts w:ascii="Times New Roman" w:hAnsi="Times New Roman"/>
+        </w:rPr>
+        <w:t>uary</w:t>
+      </w:r>
+      <w:bookmarkStart w:id="0" w:name="_GoBack"/>
+      <w:bookmarkEnd w:id="0"/>
+      <w:r>
+        <w:rPr>
+          <w:rFonts w:ascii="Times New Roman" w:hAnsi="Times New Roman"/>
+        </w:rPr>
+        <w:t>-March 2018.</w:t>
       </w:r>
     </w:p>
     <w:p>
@@ -6367,7 +6409,7 @@
 </file>
 
 <file path=customXml/itemProps1.xml><?xml version="1.0" encoding="utf-8"?>
-<ds:datastoreItem xmlns:ds="http://schemas.openxmlformats.org/officeDocument/2006/customXml" ds:itemID="{38A62211-A2D2-4451-880F-2DE6FC422F5C}">
+<ds:datastoreItem xmlns:ds="http://schemas.openxmlformats.org/officeDocument/2006/customXml" ds:itemID="{16E398C4-061C-4999-B3EA-9690F2BF9809}">
   <ds:schemaRefs>
     <ds:schemaRef ds:uri="http://schemas.openxmlformats.org/officeDocument/2006/bibliography"/>
   </ds:schemaRefs>

--- a/cv/Ming CV_public.docx
+++ b/cv/Ming CV_public.docx
@@ -3003,6 +3003,9 @@
           <w:rFonts w:ascii="Times New Roman" w:hAnsi="Times New Roman"/>
         </w:rPr>
       </w:pPr>
+      <w:bookmarkStart w:id="0" w:name="OLE_LINK1"/>
+      <w:bookmarkStart w:id="1" w:name="OLE_LINK2"/>
+      <w:bookmarkStart w:id="2" w:name="_GoBack"/>
       <w:r>
         <w:rPr>
           <w:rFonts w:ascii="Times New Roman" w:hAnsi="Times New Roman"/>
@@ -3027,8 +3030,6 @@
         </w:rPr>
         <w:t>uary</w:t>
       </w:r>
-      <w:bookmarkStart w:id="0" w:name="_GoBack"/>
-      <w:bookmarkEnd w:id="0"/>
       <w:r>
         <w:rPr>
           <w:rFonts w:ascii="Times New Roman" w:hAnsi="Times New Roman"/>
@@ -3036,6 +3037,9 @@
         <w:t>-March 2018.</w:t>
       </w:r>
     </w:p>
+    <w:bookmarkEnd w:id="0"/>
+    <w:bookmarkEnd w:id="1"/>
+    <w:bookmarkEnd w:id="2"/>
     <w:p>
       <w:pPr>
         <w:rPr>
@@ -6409,7 +6413,7 @@
 </file>
 
 <file path=customXml/itemProps1.xml><?xml version="1.0" encoding="utf-8"?>
-<ds:datastoreItem xmlns:ds="http://schemas.openxmlformats.org/officeDocument/2006/customXml" ds:itemID="{16E398C4-061C-4999-B3EA-9690F2BF9809}">
+<ds:datastoreItem xmlns:ds="http://schemas.openxmlformats.org/officeDocument/2006/customXml" ds:itemID="{4A5E7A35-7D2C-4461-B91D-87937A103FA6}">
   <ds:schemaRefs>
     <ds:schemaRef ds:uri="http://schemas.openxmlformats.org/officeDocument/2006/bibliography"/>
   </ds:schemaRefs>
